--- a/docs/architecture/05_BrokerVerse_Shared_Service_Components.docx
+++ b/docs/architecture/05_BrokerVerse_Shared_Service_Components.docx
@@ -92,7 +92,7 @@
                 <w:color w:val="FFFFFF"/>
                 <w:sz w:val="80"/>
               </w:rPr>
-              <w:t>BrokerVerse</w:t>
+              <w:t>BrokerVerse OOTB</w:t>
             </w:r>
           </w:p>
           <w:p>
@@ -107,7 +107,7 @@
                 <w:color w:val="EAF6FD"/>
                 <w:sz w:val="26"/>
               </w:rPr>
-              <w:t>Out-of-the-box insurance broking platform</w:t>
+              <w:t>Insurance broking platform by iorta TechNXT</w:t>
             </w:r>
           </w:p>
           <w:p>
@@ -233,7 +233,7 @@
                 <w:rFonts w:eastAsia="Nunito" w:cs="Nunito"/>
                 <w:sz w:val="19"/>
               </w:rPr>
-              <w:t>BrokerVerse</w:t>
+              <w:t>BrokerVerse OOTB</w:t>
             </w:r>
           </w:p>
         </w:tc>
@@ -357,7 +357,7 @@
                 <w:rFonts w:eastAsia="Nunito" w:cs="Nunito"/>
                 <w:sz w:val="19"/>
               </w:rPr>
-              <w:t>1.0</w:t>
+              <w:t>1.1</w:t>
             </w:r>
           </w:p>
         </w:tc>
@@ -671,7 +671,7 @@
                 <w:rFonts w:eastAsia="Nunito" w:cs="Nunito"/>
                 <w:sz w:val="19"/>
               </w:rPr>
-              <w:t>BrokerVerse Solution Architecture: 05 Shared Service Components</w:t>
+              <w:t>BrokerVerse OOTB Solution Architecture: 05 Shared Service Components</w:t>
             </w:r>
           </w:p>
         </w:tc>
@@ -795,7 +795,7 @@
                 <w:rFonts w:eastAsia="Nunito" w:cs="Nunito"/>
                 <w:sz w:val="19"/>
               </w:rPr>
-              <w:t>1.0</w:t>
+              <w:t>1.1</w:t>
             </w:r>
           </w:p>
         </w:tc>
@@ -1043,7 +1043,7 @@
                 <w:rFonts w:eastAsia="Nunito" w:cs="Nunito"/>
                 <w:sz w:val="19"/>
               </w:rPr>
-              <w:t>BrokerVerse source repository, branch brokerverse-platform (backend/, brokerverse/, docker-compose.yml, render.yaml, docs/)</w:t>
+              <w:t>BrokerVerse source repository, branch brokerverse-platform (backend/, brokerverse/, deploy/, docker-compose.yml, .github/workflows, docs/)</w:t>
             </w:r>
           </w:p>
         </w:tc>
@@ -1300,6 +1300,111 @@
                 <w:sz w:val="18"/>
               </w:rPr>
               <w:t>Initial issue</w:t>
+            </w:r>
+          </w:p>
+        </w:tc>
+      </w:tr>
+      <w:tr>
+        <w:trPr>
+          <w:cantSplit w:val="true"/>
+        </w:trPr>
+        <w:tc>
+          <w:tcPr>
+            <w:tcW w:w="1156" w:type="dxa"/>
+            <w:tcBorders>
+              <w:top w:val="single" w:sz="4" w:space="0" w:color="C9D6E3"/>
+              <w:left w:val="single" w:sz="4" w:space="0" w:color="C9D6E3"/>
+              <w:bottom w:val="single" w:sz="4" w:space="0" w:color="C9D6E3"/>
+              <w:right w:val="single" w:sz="4" w:space="0" w:color="C9D6E3"/>
+            </w:tcBorders>
+            <w:shd w:color="auto" w:fill="F3F9FE" w:val="clear"/>
+          </w:tcPr>
+          <w:p>
+            <w:pPr>
+              <w:pStyle w:val="TableText"/>
+              <w:rPr/>
+            </w:pPr>
+            <w:r>
+              <w:rPr>
+                <w:rFonts w:eastAsia="Nunito" w:cs="Nunito"/>
+                <w:sz w:val="18"/>
+              </w:rPr>
+              <w:t>1.1</w:t>
+            </w:r>
+          </w:p>
+        </w:tc>
+        <w:tc>
+          <w:tcPr>
+            <w:tcW w:w="1734" w:type="dxa"/>
+            <w:tcBorders>
+              <w:top w:val="single" w:sz="4" w:space="0" w:color="C9D6E3"/>
+              <w:left w:val="single" w:sz="4" w:space="0" w:color="C9D6E3"/>
+              <w:bottom w:val="single" w:sz="4" w:space="0" w:color="C9D6E3"/>
+              <w:right w:val="single" w:sz="4" w:space="0" w:color="C9D6E3"/>
+            </w:tcBorders>
+            <w:shd w:color="auto" w:fill="F3F9FE" w:val="clear"/>
+          </w:tcPr>
+          <w:p>
+            <w:pPr>
+              <w:pStyle w:val="TableText"/>
+              <w:rPr/>
+            </w:pPr>
+            <w:r>
+              <w:rPr>
+                <w:rFonts w:eastAsia="Nunito" w:cs="Nunito"/>
+                <w:sz w:val="18"/>
+              </w:rPr>
+              <w:t>29 September 2026</w:t>
+            </w:r>
+          </w:p>
+        </w:tc>
+        <w:tc>
+          <w:tcPr>
+            <w:tcW w:w="1927" w:type="dxa"/>
+            <w:tcBorders>
+              <w:top w:val="single" w:sz="4" w:space="0" w:color="C9D6E3"/>
+              <w:left w:val="single" w:sz="4" w:space="0" w:color="C9D6E3"/>
+              <w:bottom w:val="single" w:sz="4" w:space="0" w:color="C9D6E3"/>
+              <w:right w:val="single" w:sz="4" w:space="0" w:color="C9D6E3"/>
+            </w:tcBorders>
+            <w:shd w:color="auto" w:fill="F3F9FE" w:val="clear"/>
+          </w:tcPr>
+          <w:p>
+            <w:pPr>
+              <w:pStyle w:val="TableText"/>
+              <w:rPr/>
+            </w:pPr>
+            <w:r>
+              <w:rPr>
+                <w:rFonts w:eastAsia="Nunito" w:cs="Nunito"/>
+                <w:sz w:val="18"/>
+              </w:rPr>
+              <w:t>iorta TechNXT</w:t>
+            </w:r>
+          </w:p>
+        </w:tc>
+        <w:tc>
+          <w:tcPr>
+            <w:tcW w:w="4819" w:type="dxa"/>
+            <w:tcBorders>
+              <w:top w:val="single" w:sz="4" w:space="0" w:color="C9D6E3"/>
+              <w:left w:val="single" w:sz="4" w:space="0" w:color="C9D6E3"/>
+              <w:bottom w:val="single" w:sz="4" w:space="0" w:color="C9D6E3"/>
+              <w:right w:val="single" w:sz="4" w:space="0" w:color="C9D6E3"/>
+            </w:tcBorders>
+            <w:shd w:color="auto" w:fill="F3F9FE" w:val="clear"/>
+          </w:tcPr>
+          <w:p>
+            <w:pPr>
+              <w:pStyle w:val="TableText"/>
+              <w:rPr/>
+            </w:pPr>
+            <w:r>
+              <w:rPr>
+                <w:rFonts w:eastAsia="Nunito" w:cs="Nunito"/>
+                <w:sz w:val="18"/>
+              </w:rPr>
+              <w:t>Updated to the current system: placement journey, co-insurance, posting rules, period end and BIR tax, bank reconciliation, document numbering, commission rate matrix, single PDF engine, uploads and go-live imports, housekeeping, business time zone, broker roles, deployment on the BrokerVerse URL</w:t>
             </w:r>
           </w:p>
         </w:tc>
@@ -2005,7 +2110,7 @@
             </w:rPr>
             <w:fldChar w:fldCharType="separate"/>
           </w:r>
-          <w:hyperlink w:anchor="__RefHeading___Toc12699_3826153650">
+          <w:hyperlink w:anchor="__RefHeading___Toc9296_4084622315">
             <w:r>
               <w:rPr>
                 <w:webHidden/>
@@ -2026,7 +2131,7 @@
             </w:tabs>
             <w:rPr/>
           </w:pPr>
-          <w:hyperlink w:anchor="__RefHeading___Toc12701_3826153650">
+          <w:hyperlink w:anchor="__RefHeading___Toc9298_4084622315">
             <w:r>
               <w:rPr>
                 <w:webHidden/>
@@ -2047,7 +2152,7 @@
             </w:tabs>
             <w:rPr/>
           </w:pPr>
-          <w:hyperlink w:anchor="__RefHeading___Toc12703_3826153650">
+          <w:hyperlink w:anchor="__RefHeading___Toc9300_4084622315">
             <w:r>
               <w:rPr>
                 <w:webHidden/>
@@ -2068,7 +2173,7 @@
             </w:tabs>
             <w:rPr/>
           </w:pPr>
-          <w:hyperlink w:anchor="__RefHeading___Toc12705_3826153650">
+          <w:hyperlink w:anchor="__RefHeading___Toc9302_4084622315">
             <w:r>
               <w:rPr>
                 <w:webHidden/>
@@ -2089,7 +2194,7 @@
             </w:tabs>
             <w:rPr/>
           </w:pPr>
-          <w:hyperlink w:anchor="__RefHeading___Toc12707_3826153650">
+          <w:hyperlink w:anchor="__RefHeading___Toc9304_4084622315">
             <w:r>
               <w:rPr>
                 <w:webHidden/>
@@ -2097,7 +2202,7 @@
               </w:rPr>
               <w:t>2.2 Configuration (src/config.js)</w:t>
               <w:tab/>
-              <w:t>6</w:t>
+              <w:t>7</w:t>
             </w:r>
           </w:hyperlink>
         </w:p>
@@ -2110,7 +2215,7 @@
             </w:tabs>
             <w:rPr/>
           </w:pPr>
-          <w:hyperlink w:anchor="__RefHeading___Toc12709_3826153650">
+          <w:hyperlink w:anchor="__RefHeading___Toc9306_4084622315">
             <w:r>
               <w:rPr>
                 <w:webHidden/>
@@ -2131,7 +2236,7 @@
             </w:tabs>
             <w:rPr/>
           </w:pPr>
-          <w:hyperlink w:anchor="__RefHeading___Toc12711_3826153650">
+          <w:hyperlink w:anchor="__RefHeading___Toc9308_4084622315">
             <w:r>
               <w:rPr>
                 <w:webHidden/>
@@ -2152,7 +2257,7 @@
             </w:tabs>
             <w:rPr/>
           </w:pPr>
-          <w:hyperlink w:anchor="__RefHeading___Toc12713_3826153650">
+          <w:hyperlink w:anchor="__RefHeading___Toc9310_4084622315">
             <w:r>
               <w:rPr>
                 <w:webHidden/>
@@ -2160,7 +2265,7 @@
               </w:rPr>
               <w:t>2.5 Record scope (lib/scope.js)</w:t>
               <w:tab/>
-              <w:t>7</w:t>
+              <w:t>8</w:t>
             </w:r>
           </w:hyperlink>
         </w:p>
@@ -2173,7 +2278,7 @@
             </w:tabs>
             <w:rPr/>
           </w:pPr>
-          <w:hyperlink w:anchor="__RefHeading___Toc12715_3826153650">
+          <w:hyperlink w:anchor="__RefHeading___Toc9312_4084622315">
             <w:r>
               <w:rPr>
                 <w:webHidden/>
@@ -2194,13 +2299,13 @@
             </w:tabs>
             <w:rPr/>
           </w:pPr>
-          <w:hyperlink w:anchor="__RefHeading___Toc12717_3826153650">
+          <w:hyperlink w:anchor="__RefHeading___Toc9314_4084622315">
             <w:r>
               <w:rPr>
                 <w:webHidden/>
                 <w:rStyle w:val="IndexLink"/>
               </w:rPr>
-              <w:t>2.7 Numbering</w:t>
+              <w:t>2.7 Document numbering (lib/numbering.js)</w:t>
               <w:tab/>
               <w:t>8</w:t>
             </w:r>
@@ -2215,13 +2320,13 @@
             </w:tabs>
             <w:rPr/>
           </w:pPr>
-          <w:hyperlink w:anchor="__RefHeading___Toc12719_3826153650">
+          <w:hyperlink w:anchor="__RefHeading___Toc9316_4084622315">
             <w:r>
               <w:rPr>
                 <w:webHidden/>
                 <w:rStyle w:val="IndexLink"/>
               </w:rPr>
-              <w:t>2.8 Audit (lib/audit.js)</w:t>
+              <w:t>2.8 Posting engine (modules/accounting/lib)</w:t>
               <w:tab/>
               <w:t>8</w:t>
             </w:r>
@@ -2236,15 +2341,15 @@
             </w:tabs>
             <w:rPr/>
           </w:pPr>
-          <w:hyperlink w:anchor="__RefHeading___Toc12721_3826153650">
+          <w:hyperlink w:anchor="__RefHeading___Toc9318_4084622315">
             <w:r>
               <w:rPr>
                 <w:webHidden/>
                 <w:rStyle w:val="IndexLink"/>
               </w:rPr>
-              <w:t>2.9 Notifications and audience</w:t>
+              <w:t>2.9 Maker-checker and audit</w:t>
               <w:tab/>
-              <w:t>8</w:t>
+              <w:t>9</w:t>
             </w:r>
           </w:hyperlink>
         </w:p>
@@ -2257,15 +2362,15 @@
             </w:tabs>
             <w:rPr/>
           </w:pPr>
-          <w:hyperlink w:anchor="__RefHeading___Toc12723_3826153650">
+          <w:hyperlink w:anchor="__RefHeading___Toc9320_4084622315">
             <w:r>
               <w:rPr>
                 <w:webHidden/>
                 <w:rStyle w:val="IndexLink"/>
               </w:rPr>
-              <w:t>2.10 E-mail outbox (lib/mailer.js)</w:t>
+              <w:t>2.10 Notifications and audience</w:t>
               <w:tab/>
-              <w:t>8</w:t>
+              <w:t>9</w:t>
             </w:r>
           </w:hyperlink>
         </w:p>
@@ -2278,13 +2383,13 @@
             </w:tabs>
             <w:rPr/>
           </w:pPr>
-          <w:hyperlink w:anchor="__RefHeading___Toc12725_3826153650">
+          <w:hyperlink w:anchor="__RefHeading___Toc9322_4084622315">
             <w:r>
               <w:rPr>
                 <w:webHidden/>
                 <w:rStyle w:val="IndexLink"/>
               </w:rPr>
-              <w:t>2.11 Documents (PDF, XLSX, CSV)</w:t>
+              <w:t>2.11 E-mail outbox (lib/mailer.js)</w:t>
               <w:tab/>
               <w:t>9</w:t>
             </w:r>
@@ -2299,13 +2404,13 @@
             </w:tabs>
             <w:rPr/>
           </w:pPr>
-          <w:hyperlink w:anchor="__RefHeading___Toc12727_3826153650">
+          <w:hyperlink w:anchor="__RefHeading___Toc9324_4084622315">
             <w:r>
               <w:rPr>
                 <w:webHidden/>
                 <w:rStyle w:val="IndexLink"/>
               </w:rPr>
-              <w:t>2.12 Reports engine (modules/reports)</w:t>
+              <w:t>2.12 PDF engine and letterhead (lib/pdf, lib/letterhead.js)</w:t>
               <w:tab/>
               <w:t>9</w:t>
             </w:r>
@@ -2320,15 +2425,15 @@
             </w:tabs>
             <w:rPr/>
           </w:pPr>
-          <w:hyperlink w:anchor="__RefHeading___Toc12729_3826153650">
+          <w:hyperlink w:anchor="__RefHeading___Toc9326_4084622315">
             <w:r>
               <w:rPr>
                 <w:webHidden/>
                 <w:rStyle w:val="IndexLink"/>
               </w:rPr>
-              <w:t>2.13 File storage and signed links</w:t>
+              <w:t>2.13 Spreadsheets, CSV and upload templates</w:t>
               <w:tab/>
-              <w:t>9</w:t>
+              <w:t>10</w:t>
             </w:r>
           </w:hyperlink>
         </w:p>
@@ -2341,13 +2446,13 @@
             </w:tabs>
             <w:rPr/>
           </w:pPr>
-          <w:hyperlink w:anchor="__RefHeading___Toc12731_3826153650">
+          <w:hyperlink w:anchor="__RefHeading___Toc9328_4084622315">
             <w:r>
               <w:rPr>
                 <w:webHidden/>
                 <w:rStyle w:val="IndexLink"/>
               </w:rPr>
-              <w:t>2.14 Scheduler (jobs/scheduler.js)</w:t>
+              <w:t>2.14 Reports engine (modules/reports)</w:t>
               <w:tab/>
               <w:t>10</w:t>
             </w:r>
@@ -2362,13 +2467,13 @@
             </w:tabs>
             <w:rPr/>
           </w:pPr>
-          <w:hyperlink w:anchor="__RefHeading___Toc12733_3826153650">
+          <w:hyperlink w:anchor="__RefHeading___Toc9330_4084622315">
             <w:r>
               <w:rPr>
                 <w:webHidden/>
                 <w:rStyle w:val="IndexLink"/>
               </w:rPr>
-              <w:t>2.15 Rate limiting and upload limits</w:t>
+              <w:t>2.15 File storage and signed links</w:t>
               <w:tab/>
               <w:t>10</w:t>
             </w:r>
@@ -2383,15 +2488,57 @@
             </w:tabs>
             <w:rPr/>
           </w:pPr>
-          <w:hyperlink w:anchor="__RefHeading___Toc12735_3826153650">
+          <w:hyperlink w:anchor="__RefHeading___Toc9332_4084622315">
             <w:r>
               <w:rPr>
                 <w:webHidden/>
                 <w:rStyle w:val="IndexLink"/>
               </w:rPr>
-              <w:t>2.16 Dates, money and validation</w:t>
+              <w:t>2.16 Scheduler and housekeeping (jobs/)</w:t>
               <w:tab/>
               <w:t>10</w:t>
+            </w:r>
+          </w:hyperlink>
+        </w:p>
+        <w:p>
+          <w:pPr>
+            <w:pStyle w:val="TOC2"/>
+            <w:tabs>
+              <w:tab w:val="clear" w:pos="9355"/>
+              <w:tab w:val="right" w:pos="9637" w:leader="dot"/>
+            </w:tabs>
+            <w:rPr/>
+          </w:pPr>
+          <w:hyperlink w:anchor="__RefHeading___Toc9334_4084622315">
+            <w:r>
+              <w:rPr>
+                <w:webHidden/>
+                <w:rStyle w:val="IndexLink"/>
+              </w:rPr>
+              <w:t>2.17 Rate limiting and upload limits</w:t>
+              <w:tab/>
+              <w:t>11</w:t>
+            </w:r>
+          </w:hyperlink>
+        </w:p>
+        <w:p>
+          <w:pPr>
+            <w:pStyle w:val="TOC2"/>
+            <w:tabs>
+              <w:tab w:val="clear" w:pos="9355"/>
+              <w:tab w:val="right" w:pos="9637" w:leader="dot"/>
+            </w:tabs>
+            <w:rPr/>
+          </w:pPr>
+          <w:hyperlink w:anchor="__RefHeading___Toc9336_4084622315">
+            <w:r>
+              <w:rPr>
+                <w:webHidden/>
+                <w:rStyle w:val="IndexLink"/>
+              </w:rPr>
+              <w:t>2.18 Dates, money and validation</w:t>
+              <w:tab/>
+              <w:t>11</w:t>
             </w:r>
           </w:hyperlink>
         </w:p>
@@ -2404,7 +2551,7 @@
             </w:tabs>
             <w:rPr/>
           </w:pPr>
-          <w:hyperlink w:anchor="__RefHeading___Toc12737_3826153650">
+          <w:hyperlink w:anchor="__RefHeading___Toc9338_4084622315">
             <w:r>
               <w:rPr>
                 <w:webHidden/>
@@ -2425,7 +2572,7 @@
             </w:tabs>
             <w:rPr/>
           </w:pPr>
-          <w:hyperlink w:anchor="__RefHeading___Toc12739_3826153650">
+          <w:hyperlink w:anchor="__RefHeading___Toc9340_4084622315">
             <w:r>
               <w:rPr>
                 <w:webHidden/>
@@ -2446,7 +2593,7 @@
             </w:tabs>
             <w:rPr/>
           </w:pPr>
-          <w:hyperlink w:anchor="__RefHeading___Toc12741_3826153650">
+          <w:hyperlink w:anchor="__RefHeading___Toc9342_4084622315">
             <w:r>
               <w:rPr>
                 <w:webHidden/>
@@ -2477,7 +2624,7 @@
       <w:r>
         <w:br w:type="page"/>
       </w:r>
-      <w:bookmarkStart w:id="0" w:name="__RefHeading___Toc12699_3826153650"/>
+      <w:bookmarkStart w:id="0" w:name="__RefHeading___Toc9296_4084622315"/>
       <w:bookmarkEnd w:id="0"/>
       <w:r>
         <w:rPr>
@@ -2491,7 +2638,7 @@
         <w:pStyle w:val="Heading2"/>
         <w:rPr/>
       </w:pPr>
-      <w:bookmarkStart w:id="1" w:name="__RefHeading___Toc12701_3826153650"/>
+      <w:bookmarkStart w:id="1" w:name="__RefHeading___Toc9298_4084622315"/>
       <w:bookmarkEnd w:id="1"/>
       <w:r>
         <w:rPr>
@@ -2525,7 +2672,7 @@
         <w:rPr>
           <w:rFonts w:eastAsia="Nunito" w:cs="Nunito"/>
         </w:rPr>
-        <w:t xml:space="preserve">This document describes the shared service components of BrokerVerse: the backend services in </w:t>
+        <w:t xml:space="preserve">This document describes the shared service components of BrokerVerse OOTB: the backend services in </w:t>
       </w:r>
       <w:r>
         <w:rPr>
@@ -2539,7 +2686,7 @@
         <w:rPr>
           <w:rFonts w:eastAsia="Nunito" w:cs="Nunito"/>
         </w:rPr>
-        <w:t xml:space="preserve">, </w:t>
+        <w:t xml:space="preserve"> and </w:t>
       </w:r>
       <w:r>
         <w:rPr>
@@ -2553,7 +2700,7 @@
         <w:rPr>
           <w:rFonts w:eastAsia="Nunito" w:cs="Nunito"/>
         </w:rPr>
-        <w:t xml:space="preserve"> and </w:t>
+        <w:t xml:space="preserve"> that every business module uses, the shared engines inside the larger modules (posting rules, reports), and the shared front-end components and utilities in </w:t>
       </w:r>
       <w:r>
         <w:rPr>
@@ -2561,27 +2708,13 @@
           <w:color w:val="0B3D7A"/>
           <w:sz w:val="18"/>
         </w:rPr>
-        <w:t>backend/src/tools</w:t>
+        <w:t>brokerverse/src</w:t>
       </w:r>
       <w:r>
         <w:rPr>
           <w:rFonts w:eastAsia="Nunito" w:cs="Nunito"/>
         </w:rPr>
-        <w:t xml:space="preserve"> that every business module uses, and the shared front-end components and utilities in </w:t>
-      </w:r>
-      <w:r>
-        <w:rPr>
-          <w:rFonts w:eastAsia="Liberation Mono" w:cs="Liberation Mono" w:ascii="Liberation Mono" w:hAnsi="Liberation Mono"/>
-          <w:color w:val="0B3D7A"/>
-          <w:sz w:val="18"/>
-        </w:rPr>
-        <w:t>brokerverse/src</w:t>
-      </w:r>
-      <w:r>
-        <w:rPr>
-          <w:rFonts w:eastAsia="Nunito" w:cs="Nunito"/>
-        </w:rPr>
-        <w:t>. For each component it gives the responsibility, the main interface, the configuration it reads and the points to observe when extending or operating it. New modules should use these components rather than re-implementing them.</w:t>
+        <w:t>. For each component it gives the responsibility, the main interface, the configuration it reads and the points to observe when extending or operating it. New modules use these components and do not re-implement them; a backend test fails if a second copy of the date, amount, CSV, template or maker-checker helpers appears.</w:t>
       </w:r>
     </w:p>
     <w:p>
@@ -2596,7 +2729,7 @@
         <w:rPr/>
         <w:drawing>
           <wp:inline distT="0" distB="0" distL="0" distR="0">
-            <wp:extent cx="8238490" cy="4736465"/>
+            <wp:extent cx="7514590" cy="4319905"/>
             <wp:effectExtent l="0" t="0" r="0" b="0"/>
             <wp:docPr id="2" name="Picture 2" descr=""/>
             <wp:cNvGraphicFramePr>
@@ -2620,7 +2753,7 @@
                   <pic:spPr bwMode="auto">
                     <a:xfrm>
                       <a:off x="0" y="0"/>
-                      <a:ext cx="8238490" cy="4736465"/>
+                      <a:ext cx="7514590" cy="4319905"/>
                     </a:xfrm>
                     <a:prstGeom prst="rect">
                       <a:avLst/>
@@ -2681,7 +2814,7 @@
         </w:pBdr>
         <w:rPr/>
       </w:pPr>
-      <w:bookmarkStart w:id="2" w:name="__RefHeading___Toc12703_3826153650"/>
+      <w:bookmarkStart w:id="2" w:name="__RefHeading___Toc9300_4084622315"/>
       <w:bookmarkEnd w:id="2"/>
       <w:r>
         <w:rPr>
@@ -2695,7 +2828,7 @@
         <w:pStyle w:val="Heading2"/>
         <w:rPr/>
       </w:pPr>
-      <w:bookmarkStart w:id="3" w:name="__RefHeading___Toc12705_3826153650"/>
+      <w:bookmarkStart w:id="3" w:name="__RefHeading___Toc9302_4084622315"/>
       <w:bookmarkEnd w:id="3"/>
       <w:r>
         <w:rPr>
@@ -2720,8 +2853,8 @@
       </w:tblPr>
       <w:tblGrid>
         <w:gridCol w:w="2312"/>
-        <w:gridCol w:w="2506"/>
-        <w:gridCol w:w="4819"/>
+        <w:gridCol w:w="2699"/>
+        <w:gridCol w:w="4626"/>
       </w:tblGrid>
       <w:tr>
         <w:trPr>
@@ -2758,7 +2891,7 @@
         </w:tc>
         <w:tc>
           <w:tcPr>
-            <w:tcW w:w="2506" w:type="dxa"/>
+            <w:tcW w:w="2699" w:type="dxa"/>
             <w:tcBorders>
               <w:top w:val="single" w:sz="4" w:space="0" w:color="C9D6E3"/>
               <w:left w:val="single" w:sz="4" w:space="0" w:color="C9D6E3"/>
@@ -2786,7 +2919,7 @@
         </w:tc>
         <w:tc>
           <w:tcPr>
-            <w:tcW w:w="4819" w:type="dxa"/>
+            <w:tcW w:w="4626" w:type="dxa"/>
             <w:tcBorders>
               <w:top w:val="single" w:sz="4" w:space="0" w:color="C9D6E3"/>
               <w:left w:val="single" w:sz="4" w:space="0" w:color="C9D6E3"/>
@@ -2843,7 +2976,7 @@
         </w:tc>
         <w:tc>
           <w:tcPr>
-            <w:tcW w:w="2506" w:type="dxa"/>
+            <w:tcW w:w="2699" w:type="dxa"/>
             <w:tcBorders>
               <w:top w:val="single" w:sz="4" w:space="0" w:color="C9D6E3"/>
               <w:left w:val="single" w:sz="4" w:space="0" w:color="C9D6E3"/>
@@ -2868,7 +3001,7 @@
         </w:tc>
         <w:tc>
           <w:tcPr>
-            <w:tcW w:w="4819" w:type="dxa"/>
+            <w:tcW w:w="4626" w:type="dxa"/>
             <w:tcBorders>
               <w:top w:val="single" w:sz="4" w:space="0" w:color="C9D6E3"/>
               <w:left w:val="single" w:sz="4" w:space="0" w:color="C9D6E3"/>
@@ -2922,7 +3055,7 @@
         </w:tc>
         <w:tc>
           <w:tcPr>
-            <w:tcW w:w="2506" w:type="dxa"/>
+            <w:tcW w:w="2699" w:type="dxa"/>
             <w:tcBorders>
               <w:top w:val="single" w:sz="4" w:space="0" w:color="C9D6E3"/>
               <w:left w:val="single" w:sz="4" w:space="0" w:color="C9D6E3"/>
@@ -2948,7 +3081,7 @@
         </w:tc>
         <w:tc>
           <w:tcPr>
-            <w:tcW w:w="4819" w:type="dxa"/>
+            <w:tcW w:w="4626" w:type="dxa"/>
             <w:tcBorders>
               <w:top w:val="single" w:sz="4" w:space="0" w:color="C9D6E3"/>
               <w:left w:val="single" w:sz="4" w:space="0" w:color="C9D6E3"/>
@@ -2967,7 +3100,7 @@
                 <w:rFonts w:eastAsia="Nunito" w:cs="Nunito"/>
                 <w:sz w:val="17"/>
               </w:rPr>
-              <w:t>Declares every endpoint, enforces sign-in, records roles / permissions for documentation</w:t>
+              <w:t>Declares every endpoint, enforces sign-in, records roles, permissions and the screen for the API documentation</w:t>
             </w:r>
           </w:p>
         </w:tc>
@@ -3002,7 +3135,7 @@
         </w:tc>
         <w:tc>
           <w:tcPr>
-            <w:tcW w:w="2506" w:type="dxa"/>
+            <w:tcW w:w="2699" w:type="dxa"/>
             <w:tcBorders>
               <w:top w:val="single" w:sz="4" w:space="0" w:color="C9D6E3"/>
               <w:left w:val="single" w:sz="4" w:space="0" w:color="C9D6E3"/>
@@ -3072,25 +3205,25 @@
         </w:tc>
         <w:tc>
           <w:tcPr>
-            <w:tcW w:w="4819" w:type="dxa"/>
-            <w:tcBorders>
-              <w:top w:val="single" w:sz="4" w:space="0" w:color="C9D6E3"/>
-              <w:left w:val="single" w:sz="4" w:space="0" w:color="C9D6E3"/>
-              <w:bottom w:val="single" w:sz="4" w:space="0" w:color="C9D6E3"/>
-              <w:right w:val="single" w:sz="4" w:space="0" w:color="C9D6E3"/>
-            </w:tcBorders>
-          </w:tcPr>
-          <w:p>
-            <w:pPr>
-              <w:pStyle w:val="TableText"/>
-              <w:rPr/>
-            </w:pPr>
-            <w:r>
-              <w:rPr>
-                <w:rFonts w:eastAsia="Nunito" w:cs="Nunito"/>
-                <w:sz w:val="17"/>
-              </w:rPr>
-              <w:t>Tokens, session revocation, roles and permissions, password policy, two-factor, sign-in log</w:t>
+            <w:tcW w:w="4626" w:type="dxa"/>
+            <w:tcBorders>
+              <w:top w:val="single" w:sz="4" w:space="0" w:color="C9D6E3"/>
+              <w:left w:val="single" w:sz="4" w:space="0" w:color="C9D6E3"/>
+              <w:bottom w:val="single" w:sz="4" w:space="0" w:color="C9D6E3"/>
+              <w:right w:val="single" w:sz="4" w:space="0" w:color="C9D6E3"/>
+            </w:tcBorders>
+          </w:tcPr>
+          <w:p>
+            <w:pPr>
+              <w:pStyle w:val="TableText"/>
+              <w:rPr/>
+            </w:pPr>
+            <w:r>
+              <w:rPr>
+                <w:rFonts w:eastAsia="Nunito" w:cs="Nunito"/>
+                <w:sz w:val="17"/>
+              </w:rPr>
+              <w:t>Tokens, session revocation, roles with inheritance, permissions, password policy, two-factor, sign-in log</w:t>
             </w:r>
           </w:p>
         </w:tc>
@@ -3126,7 +3259,7 @@
         </w:tc>
         <w:tc>
           <w:tcPr>
-            <w:tcW w:w="2506" w:type="dxa"/>
+            <w:tcW w:w="2699" w:type="dxa"/>
             <w:tcBorders>
               <w:top w:val="single" w:sz="4" w:space="0" w:color="C9D6E3"/>
               <w:left w:val="single" w:sz="4" w:space="0" w:color="C9D6E3"/>
@@ -3152,7 +3285,7 @@
         </w:tc>
         <w:tc>
           <w:tcPr>
-            <w:tcW w:w="4819" w:type="dxa"/>
+            <w:tcW w:w="4626" w:type="dxa"/>
             <w:tcBorders>
               <w:top w:val="single" w:sz="4" w:space="0" w:color="C9D6E3"/>
               <w:left w:val="single" w:sz="4" w:space="0" w:color="C9D6E3"/>
@@ -3171,7 +3304,22 @@
                 <w:rFonts w:eastAsia="Nunito" w:cs="Nunito"/>
                 <w:sz w:val="17"/>
               </w:rPr>
-              <w:t>Agents see only their own book</w:t>
+              <w:t xml:space="preserve">Own-book scoping for roles listed in </w:t>
+            </w:r>
+            <w:r>
+              <w:rPr>
+                <w:rFonts w:eastAsia="Liberation Mono" w:cs="Liberation Mono" w:ascii="Liberation Mono" w:hAnsi="Liberation Mono"/>
+                <w:color w:val="0B3D7A"/>
+                <w:sz w:val="15"/>
+              </w:rPr>
+              <w:t>security.scoped_roles</w:t>
+            </w:r>
+            <w:r>
+              <w:rPr>
+                <w:rFonts w:eastAsia="Nunito" w:cs="Nunito"/>
+                <w:sz w:val="17"/>
+              </w:rPr>
+              <w:t xml:space="preserve"> (none by default)</w:t>
             </w:r>
           </w:p>
         </w:tc>
@@ -3206,7 +3354,7 @@
         </w:tc>
         <w:tc>
           <w:tcPr>
-            <w:tcW w:w="2506" w:type="dxa"/>
+            <w:tcW w:w="2699" w:type="dxa"/>
             <w:tcBorders>
               <w:top w:val="single" w:sz="4" w:space="0" w:color="C9D6E3"/>
               <w:left w:val="single" w:sz="4" w:space="0" w:color="C9D6E3"/>
@@ -3231,25 +3379,25 @@
         </w:tc>
         <w:tc>
           <w:tcPr>
-            <w:tcW w:w="4819" w:type="dxa"/>
-            <w:tcBorders>
-              <w:top w:val="single" w:sz="4" w:space="0" w:color="C9D6E3"/>
-              <w:left w:val="single" w:sz="4" w:space="0" w:color="C9D6E3"/>
-              <w:bottom w:val="single" w:sz="4" w:space="0" w:color="C9D6E3"/>
-              <w:right w:val="single" w:sz="4" w:space="0" w:color="C9D6E3"/>
-            </w:tcBorders>
-          </w:tcPr>
-          <w:p>
-            <w:pPr>
-              <w:pStyle w:val="TableText"/>
-              <w:rPr/>
-            </w:pPr>
-            <w:r>
-              <w:rPr>
-                <w:rFonts w:eastAsia="Nunito" w:cs="Nunito"/>
-                <w:sz w:val="17"/>
-              </w:rPr>
-              <w:t xml:space="preserve">Configuration-driven behaviour from </w:t>
+            <w:tcW w:w="4626" w:type="dxa"/>
+            <w:tcBorders>
+              <w:top w:val="single" w:sz="4" w:space="0" w:color="C9D6E3"/>
+              <w:left w:val="single" w:sz="4" w:space="0" w:color="C9D6E3"/>
+              <w:bottom w:val="single" w:sz="4" w:space="0" w:color="C9D6E3"/>
+              <w:right w:val="single" w:sz="4" w:space="0" w:color="C9D6E3"/>
+            </w:tcBorders>
+          </w:tcPr>
+          <w:p>
+            <w:pPr>
+              <w:pStyle w:val="TableText"/>
+              <w:rPr/>
+            </w:pPr>
+            <w:r>
+              <w:rPr>
+                <w:rFonts w:eastAsia="Nunito" w:cs="Nunito"/>
+                <w:sz w:val="17"/>
+              </w:rPr>
+              <w:t xml:space="preserve">Configuration from </w:t>
             </w:r>
             <w:r>
               <w:rPr>
@@ -3264,7 +3412,7 @@
                 <w:rFonts w:eastAsia="Nunito" w:cs="Nunito"/>
                 <w:sz w:val="17"/>
               </w:rPr>
-              <w:t xml:space="preserve"> with an in-process cache</w:t>
+              <w:t xml:space="preserve"> with a cache that follows changes on every instance</w:t>
             </w:r>
           </w:p>
         </w:tc>
@@ -3294,13 +3442,13 @@
                 <w:rFonts w:eastAsia="Nunito" w:cs="Nunito"/>
                 <w:sz w:val="17"/>
               </w:rPr>
-              <w:t>Numbering</w:t>
-            </w:r>
-          </w:p>
-        </w:tc>
-        <w:tc>
-          <w:tcPr>
-            <w:tcW w:w="2506" w:type="dxa"/>
+              <w:t>Document numbering</w:t>
+            </w:r>
+          </w:p>
+        </w:tc>
+        <w:tc>
+          <w:tcPr>
+            <w:tcW w:w="2699" w:type="dxa"/>
             <w:tcBorders>
               <w:top w:val="single" w:sz="4" w:space="0" w:color="C9D6E3"/>
               <w:left w:val="single" w:sz="4" w:space="0" w:color="C9D6E3"/>
@@ -3314,33 +3462,34 @@
               <w:pStyle w:val="TableText"/>
               <w:rPr/>
             </w:pPr>
-            <w:r>
-              <w:rPr>
-                <w:rFonts w:eastAsia="Nunito" w:cs="Nunito"/>
-                <w:sz w:val="17"/>
-              </w:rPr>
-              <w:t xml:space="preserve">SQL </w:t>
-            </w:r>
             <w:r>
               <w:rPr>
                 <w:rFonts w:eastAsia="Liberation Mono" w:cs="Liberation Mono" w:ascii="Liberation Mono" w:hAnsi="Liberation Mono"/>
                 <w:color w:val="0B3D7A"/>
                 <w:sz w:val="15"/>
               </w:rPr>
-              <w:t>next_number()</w:t>
-            </w:r>
-            <w:r>
-              <w:rPr>
-                <w:rFonts w:eastAsia="Nunito" w:cs="Nunito"/>
-                <w:sz w:val="17"/>
-              </w:rPr>
-              <w:t xml:space="preserve"> and helpers</w:t>
-            </w:r>
-          </w:p>
-        </w:tc>
-        <w:tc>
-          <w:tcPr>
-            <w:tcW w:w="4819" w:type="dxa"/>
+              <w:t>lib/numbering.js</w:t>
+            </w:r>
+            <w:r>
+              <w:rPr>
+                <w:rFonts w:eastAsia="Nunito" w:cs="Nunito"/>
+                <w:sz w:val="17"/>
+              </w:rPr>
+              <w:t xml:space="preserve">, SQL </w:t>
+            </w:r>
+            <w:r>
+              <w:rPr>
+                <w:rFonts w:eastAsia="Liberation Mono" w:cs="Liberation Mono" w:ascii="Liberation Mono" w:hAnsi="Liberation Mono"/>
+                <w:color w:val="0B3D7A"/>
+                <w:sz w:val="15"/>
+              </w:rPr>
+              <w:t>next_document_number()</w:t>
+            </w:r>
+          </w:p>
+        </w:tc>
+        <w:tc>
+          <w:tcPr>
+            <w:tcW w:w="4626" w:type="dxa"/>
             <w:tcBorders>
               <w:top w:val="single" w:sz="4" w:space="0" w:color="C9D6E3"/>
               <w:left w:val="single" w:sz="4" w:space="0" w:color="C9D6E3"/>
@@ -3359,7 +3508,7 @@
                 <w:rFonts w:eastAsia="Nunito" w:cs="Nunito"/>
                 <w:sz w:val="17"/>
               </w:rPr>
-              <w:t>Yearly document numbers with configurable prefixes</w:t>
+              <w:t>Numbers of every document series from the Document Numbering master</w:t>
             </w:r>
           </w:p>
         </w:tc>
@@ -3388,13 +3537,13 @@
                 <w:rFonts w:eastAsia="Nunito" w:cs="Nunito"/>
                 <w:sz w:val="17"/>
               </w:rPr>
-              <w:t>Audit</w:t>
-            </w:r>
-          </w:p>
-        </w:tc>
-        <w:tc>
-          <w:tcPr>
-            <w:tcW w:w="2506" w:type="dxa"/>
+              <w:t>Posting engine</w:t>
+            </w:r>
+          </w:p>
+        </w:tc>
+        <w:tc>
+          <w:tcPr>
+            <w:tcW w:w="2699" w:type="dxa"/>
             <w:tcBorders>
               <w:top w:val="single" w:sz="4" w:space="0" w:color="C9D6E3"/>
               <w:left w:val="single" w:sz="4" w:space="0" w:color="C9D6E3"/>
@@ -3413,31 +3562,61 @@
                 <w:color w:val="0B3D7A"/>
                 <w:sz w:val="15"/>
               </w:rPr>
-              <w:t>lib/audit.js</w:t>
-            </w:r>
-          </w:p>
-        </w:tc>
-        <w:tc>
-          <w:tcPr>
-            <w:tcW w:w="4819" w:type="dxa"/>
-            <w:tcBorders>
-              <w:top w:val="single" w:sz="4" w:space="0" w:color="C9D6E3"/>
-              <w:left w:val="single" w:sz="4" w:space="0" w:color="C9D6E3"/>
-              <w:bottom w:val="single" w:sz="4" w:space="0" w:color="C9D6E3"/>
-              <w:right w:val="single" w:sz="4" w:space="0" w:color="C9D6E3"/>
-            </w:tcBorders>
-          </w:tcPr>
-          <w:p>
-            <w:pPr>
-              <w:pStyle w:val="TableText"/>
-              <w:rPr/>
-            </w:pPr>
-            <w:r>
-              <w:rPr>
-                <w:rFonts w:eastAsia="Nunito" w:cs="Nunito"/>
-                <w:sz w:val="17"/>
-              </w:rPr>
-              <w:t>Audit log of every change</w:t>
+              <w:t>modules/accounting/lib/posting.js</w:t>
+            </w:r>
+            <w:r>
+              <w:rPr>
+                <w:rFonts w:eastAsia="Nunito" w:cs="Nunito"/>
+                <w:sz w:val="17"/>
+              </w:rPr>
+              <w:t xml:space="preserve">, </w:t>
+            </w:r>
+            <w:r>
+              <w:rPr>
+                <w:rFonts w:eastAsia="Liberation Mono" w:cs="Liberation Mono" w:ascii="Liberation Mono" w:hAnsi="Liberation Mono"/>
+                <w:color w:val="0B3D7A"/>
+                <w:sz w:val="15"/>
+              </w:rPr>
+              <w:t>ledger.js</w:t>
+            </w:r>
+            <w:r>
+              <w:rPr>
+                <w:rFonts w:eastAsia="Nunito" w:cs="Nunito"/>
+                <w:sz w:val="17"/>
+              </w:rPr>
+              <w:t xml:space="preserve">, </w:t>
+            </w:r>
+            <w:r>
+              <w:rPr>
+                <w:rFonts w:eastAsia="Liberation Mono" w:cs="Liberation Mono" w:ascii="Liberation Mono" w:hAnsi="Liberation Mono"/>
+                <w:color w:val="0B3D7A"/>
+                <w:sz w:val="15"/>
+              </w:rPr>
+              <w:t>coinsurance.js</w:t>
+            </w:r>
+          </w:p>
+        </w:tc>
+        <w:tc>
+          <w:tcPr>
+            <w:tcW w:w="4626" w:type="dxa"/>
+            <w:tcBorders>
+              <w:top w:val="single" w:sz="4" w:space="0" w:color="C9D6E3"/>
+              <w:left w:val="single" w:sz="4" w:space="0" w:color="C9D6E3"/>
+              <w:bottom w:val="single" w:sz="4" w:space="0" w:color="C9D6E3"/>
+              <w:right w:val="single" w:sz="4" w:space="0" w:color="C9D6E3"/>
+            </w:tcBorders>
+          </w:tcPr>
+          <w:p>
+            <w:pPr>
+              <w:pStyle w:val="TableText"/>
+              <w:rPr/>
+            </w:pPr>
+            <w:r>
+              <w:rPr>
+                <w:rFonts w:eastAsia="Nunito" w:cs="Nunito"/>
+                <w:sz w:val="17"/>
+              </w:rPr>
+              <w:t>Journals from posting rules and account roles; co-insurance split; period checks</w:t>
             </w:r>
           </w:p>
         </w:tc>
@@ -3467,13 +3646,13 @@
                 <w:rFonts w:eastAsia="Nunito" w:cs="Nunito"/>
                 <w:sz w:val="17"/>
               </w:rPr>
-              <w:t>Notifications</w:t>
-            </w:r>
-          </w:p>
-        </w:tc>
-        <w:tc>
-          <w:tcPr>
-            <w:tcW w:w="2506" w:type="dxa"/>
+              <w:t>Maker-checker</w:t>
+            </w:r>
+          </w:p>
+        </w:tc>
+        <w:tc>
+          <w:tcPr>
+            <w:tcW w:w="2699" w:type="dxa"/>
             <w:tcBorders>
               <w:top w:val="single" w:sz="4" w:space="0" w:color="C9D6E3"/>
               <w:left w:val="single" w:sz="4" w:space="0" w:color="C9D6E3"/>
@@ -3493,28 +3672,13 @@
                 <w:color w:val="0B3D7A"/>
                 <w:sz w:val="15"/>
               </w:rPr>
-              <w:t>modules/notifications/router.js</w:t>
-            </w:r>
-            <w:r>
-              <w:rPr>
-                <w:rFonts w:eastAsia="Nunito" w:cs="Nunito"/>
-                <w:sz w:val="17"/>
-              </w:rPr>
-              <w:t xml:space="preserve"> </w:t>
-            </w:r>
-            <w:r>
-              <w:rPr>
-                <w:rFonts w:eastAsia="Liberation Mono" w:cs="Liberation Mono" w:ascii="Liberation Mono" w:hAnsi="Liberation Mono"/>
-                <w:color w:val="0B3D7A"/>
-                <w:sz w:val="15"/>
-              </w:rPr>
-              <w:t>notify()</w:t>
-            </w:r>
-          </w:p>
-        </w:tc>
-        <w:tc>
-          <w:tcPr>
-            <w:tcW w:w="4819" w:type="dxa"/>
+              <w:t>lib/makerChecker.js</w:t>
+            </w:r>
+          </w:p>
+        </w:tc>
+        <w:tc>
+          <w:tcPr>
+            <w:tcW w:w="4626" w:type="dxa"/>
             <w:tcBorders>
               <w:top w:val="single" w:sz="4" w:space="0" w:color="C9D6E3"/>
               <w:left w:val="single" w:sz="4" w:space="0" w:color="C9D6E3"/>
@@ -3533,7 +3697,7 @@
                 <w:rFonts w:eastAsia="Nunito" w:cs="Nunito"/>
                 <w:sz w:val="17"/>
               </w:rPr>
-              <w:t>In-app notifications to a user or to a permission audience</w:t>
+              <w:t>The approver must differ from the maker</w:t>
             </w:r>
           </w:p>
         </w:tc>
@@ -3562,13 +3726,13 @@
                 <w:rFonts w:eastAsia="Nunito" w:cs="Nunito"/>
                 <w:sz w:val="17"/>
               </w:rPr>
-              <w:t>E-mail outbox</w:t>
-            </w:r>
-          </w:p>
-        </w:tc>
-        <w:tc>
-          <w:tcPr>
-            <w:tcW w:w="2506" w:type="dxa"/>
+              <w:t>Audit</w:t>
+            </w:r>
+          </w:p>
+        </w:tc>
+        <w:tc>
+          <w:tcPr>
+            <w:tcW w:w="2699" w:type="dxa"/>
             <w:tcBorders>
               <w:top w:val="single" w:sz="4" w:space="0" w:color="C9D6E3"/>
               <w:left w:val="single" w:sz="4" w:space="0" w:color="C9D6E3"/>
@@ -3587,31 +3751,31 @@
                 <w:color w:val="0B3D7A"/>
                 <w:sz w:val="15"/>
               </w:rPr>
-              <w:t>lib/mailer.js</w:t>
-            </w:r>
-          </w:p>
-        </w:tc>
-        <w:tc>
-          <w:tcPr>
-            <w:tcW w:w="4819" w:type="dxa"/>
-            <w:tcBorders>
-              <w:top w:val="single" w:sz="4" w:space="0" w:color="C9D6E3"/>
-              <w:left w:val="single" w:sz="4" w:space="0" w:color="C9D6E3"/>
-              <w:bottom w:val="single" w:sz="4" w:space="0" w:color="C9D6E3"/>
-              <w:right w:val="single" w:sz="4" w:space="0" w:color="C9D6E3"/>
-            </w:tcBorders>
-          </w:tcPr>
-          <w:p>
-            <w:pPr>
-              <w:pStyle w:val="TableText"/>
-              <w:rPr/>
-            </w:pPr>
-            <w:r>
-              <w:rPr>
-                <w:rFonts w:eastAsia="Nunito" w:cs="Nunito"/>
-                <w:sz w:val="17"/>
-              </w:rPr>
-              <w:t>Queue and deliver e-mail</w:t>
+              <w:t>lib/audit.js</w:t>
+            </w:r>
+          </w:p>
+        </w:tc>
+        <w:tc>
+          <w:tcPr>
+            <w:tcW w:w="4626" w:type="dxa"/>
+            <w:tcBorders>
+              <w:top w:val="single" w:sz="4" w:space="0" w:color="C9D6E3"/>
+              <w:left w:val="single" w:sz="4" w:space="0" w:color="C9D6E3"/>
+              <w:bottom w:val="single" w:sz="4" w:space="0" w:color="C9D6E3"/>
+              <w:right w:val="single" w:sz="4" w:space="0" w:color="C9D6E3"/>
+            </w:tcBorders>
+          </w:tcPr>
+          <w:p>
+            <w:pPr>
+              <w:pStyle w:val="TableText"/>
+              <w:rPr/>
+            </w:pPr>
+            <w:r>
+              <w:rPr>
+                <w:rFonts w:eastAsia="Nunito" w:cs="Nunito"/>
+                <w:sz w:val="17"/>
+              </w:rPr>
+              <w:t>Audit log of every change</w:t>
             </w:r>
           </w:p>
         </w:tc>
@@ -3641,13 +3805,13 @@
                 <w:rFonts w:eastAsia="Nunito" w:cs="Nunito"/>
                 <w:sz w:val="17"/>
               </w:rPr>
-              <w:t>Documents</w:t>
-            </w:r>
-          </w:p>
-        </w:tc>
-        <w:tc>
-          <w:tcPr>
-            <w:tcW w:w="2506" w:type="dxa"/>
+              <w:t>Notifications</w:t>
+            </w:r>
+          </w:p>
+        </w:tc>
+        <w:tc>
+          <w:tcPr>
+            <w:tcW w:w="2699" w:type="dxa"/>
             <w:tcBorders>
               <w:top w:val="single" w:sz="4" w:space="0" w:color="C9D6E3"/>
               <w:left w:val="single" w:sz="4" w:space="0" w:color="C9D6E3"/>
@@ -3667,14 +3831,14 @@
                 <w:color w:val="0B3D7A"/>
                 <w:sz w:val="15"/>
               </w:rPr>
-              <w:t>modules/documents</w:t>
-            </w:r>
-            <w:r>
-              <w:rPr>
-                <w:rFonts w:eastAsia="Nunito" w:cs="Nunito"/>
-                <w:sz w:val="17"/>
-              </w:rPr>
-              <w:t xml:space="preserve">, </w:t>
+              <w:t>modules/notifications/service.js</w:t>
+            </w:r>
+            <w:r>
+              <w:rPr>
+                <w:rFonts w:eastAsia="Nunito" w:cs="Nunito"/>
+                <w:sz w:val="17"/>
+              </w:rPr>
+              <w:t xml:space="preserve"> </w:t>
             </w:r>
             <w:r>
               <w:rPr>
@@ -3682,58 +3846,13 @@
                 <w:color w:val="0B3D7A"/>
                 <w:sz w:val="15"/>
               </w:rPr>
-              <w:t>tools/pdf.js</w:t>
-            </w:r>
-            <w:r>
-              <w:rPr>
-                <w:rFonts w:eastAsia="Nunito" w:cs="Nunito"/>
-                <w:sz w:val="17"/>
-              </w:rPr>
-              <w:t xml:space="preserve">, </w:t>
-            </w:r>
-            <w:r>
-              <w:rPr>
-                <w:rFonts w:eastAsia="Liberation Mono" w:cs="Liberation Mono" w:ascii="Liberation Mono" w:hAnsi="Liberation Mono"/>
-                <w:color w:val="0B3D7A"/>
-                <w:sz w:val="15"/>
-              </w:rPr>
-              <w:t>tools/xlsx.js</w:t>
-            </w:r>
-            <w:r>
-              <w:rPr>
-                <w:rFonts w:eastAsia="Nunito" w:cs="Nunito"/>
-                <w:sz w:val="17"/>
-              </w:rPr>
-              <w:t xml:space="preserve">, </w:t>
-            </w:r>
-            <w:r>
-              <w:rPr>
-                <w:rFonts w:eastAsia="Liberation Mono" w:cs="Liberation Mono" w:ascii="Liberation Mono" w:hAnsi="Liberation Mono"/>
-                <w:color w:val="0B3D7A"/>
-                <w:sz w:val="15"/>
-              </w:rPr>
-              <w:t>tools/csv.js</w:t>
-            </w:r>
-            <w:r>
-              <w:rPr>
-                <w:rFonts w:eastAsia="Nunito" w:cs="Nunito"/>
-                <w:sz w:val="17"/>
-              </w:rPr>
-              <w:t xml:space="preserve">, </w:t>
-            </w:r>
-            <w:r>
-              <w:rPr>
-                <w:rFonts w:eastAsia="Liberation Mono" w:cs="Liberation Mono" w:ascii="Liberation Mono" w:hAnsi="Liberation Mono"/>
-                <w:color w:val="0B3D7A"/>
-                <w:sz w:val="15"/>
-              </w:rPr>
-              <w:t>tools/zip.js</w:t>
-            </w:r>
-          </w:p>
-        </w:tc>
-        <w:tc>
-          <w:tcPr>
-            <w:tcW w:w="4819" w:type="dxa"/>
+              <w:t>notify()</w:t>
+            </w:r>
+          </w:p>
+        </w:tc>
+        <w:tc>
+          <w:tcPr>
+            <w:tcW w:w="4626" w:type="dxa"/>
             <w:tcBorders>
               <w:top w:val="single" w:sz="4" w:space="0" w:color="C9D6E3"/>
               <w:left w:val="single" w:sz="4" w:space="0" w:color="C9D6E3"/>
@@ -3752,7 +3871,7 @@
                 <w:rFonts w:eastAsia="Nunito" w:cs="Nunito"/>
                 <w:sz w:val="17"/>
               </w:rPr>
-              <w:t>PDF, XLSX and CSV generation</w:t>
+              <w:t>In-app notifications to a user or to a permission audience</w:t>
             </w:r>
           </w:p>
         </w:tc>
@@ -3781,13 +3900,13 @@
                 <w:rFonts w:eastAsia="Nunito" w:cs="Nunito"/>
                 <w:sz w:val="17"/>
               </w:rPr>
-              <w:t>Reports engine</w:t>
-            </w:r>
-          </w:p>
-        </w:tc>
-        <w:tc>
-          <w:tcPr>
-            <w:tcW w:w="2506" w:type="dxa"/>
+              <w:t>E-mail outbox</w:t>
+            </w:r>
+          </w:p>
+        </w:tc>
+        <w:tc>
+          <w:tcPr>
+            <w:tcW w:w="2699" w:type="dxa"/>
             <w:tcBorders>
               <w:top w:val="single" w:sz="4" w:space="0" w:color="C9D6E3"/>
               <w:left w:val="single" w:sz="4" w:space="0" w:color="C9D6E3"/>
@@ -3806,7 +3925,7 @@
                 <w:color w:val="0B3D7A"/>
                 <w:sz w:val="15"/>
               </w:rPr>
-              <w:t>modules/reports/engine.js</w:t>
+              <w:t>lib/mailer.js</w:t>
             </w:r>
             <w:r>
               <w:rPr>
@@ -3821,46 +3940,31 @@
                 <w:color w:val="0B3D7A"/>
                 <w:sz w:val="15"/>
               </w:rPr>
-              <w:t>queries.js</w:t>
-            </w:r>
-            <w:r>
-              <w:rPr>
-                <w:rFonts w:eastAsia="Nunito" w:cs="Nunito"/>
-                <w:sz w:val="17"/>
-              </w:rPr>
-              <w:t xml:space="preserve">, </w:t>
-            </w:r>
-            <w:r>
-              <w:rPr>
-                <w:rFonts w:eastAsia="Liberation Mono" w:cs="Liberation Mono" w:ascii="Liberation Mono" w:hAnsi="Liberation Mono"/>
-                <w:color w:val="0B3D7A"/>
-                <w:sz w:val="15"/>
-              </w:rPr>
-              <w:t>service.js</w:t>
-            </w:r>
-          </w:p>
-        </w:tc>
-        <w:tc>
-          <w:tcPr>
-            <w:tcW w:w="4819" w:type="dxa"/>
-            <w:tcBorders>
-              <w:top w:val="single" w:sz="4" w:space="0" w:color="C9D6E3"/>
-              <w:left w:val="single" w:sz="4" w:space="0" w:color="C9D6E3"/>
-              <w:bottom w:val="single" w:sz="4" w:space="0" w:color="C9D6E3"/>
-              <w:right w:val="single" w:sz="4" w:space="0" w:color="C9D6E3"/>
-            </w:tcBorders>
-          </w:tcPr>
-          <w:p>
-            <w:pPr>
-              <w:pStyle w:val="TableText"/>
-              <w:rPr/>
-            </w:pPr>
-            <w:r>
-              <w:rPr>
-                <w:rFonts w:eastAsia="Nunito" w:cs="Nunito"/>
-                <w:sz w:val="17"/>
-              </w:rPr>
-              <w:t>Parameterised report SQL, on-screen runs, files, schedules</w:t>
+              <w:t>lib/template.js</w:t>
+            </w:r>
+          </w:p>
+        </w:tc>
+        <w:tc>
+          <w:tcPr>
+            <w:tcW w:w="4626" w:type="dxa"/>
+            <w:tcBorders>
+              <w:top w:val="single" w:sz="4" w:space="0" w:color="C9D6E3"/>
+              <w:left w:val="single" w:sz="4" w:space="0" w:color="C9D6E3"/>
+              <w:bottom w:val="single" w:sz="4" w:space="0" w:color="C9D6E3"/>
+              <w:right w:val="single" w:sz="4" w:space="0" w:color="C9D6E3"/>
+            </w:tcBorders>
+          </w:tcPr>
+          <w:p>
+            <w:pPr>
+              <w:pStyle w:val="TableText"/>
+              <w:rPr/>
+            </w:pPr>
+            <w:r>
+              <w:rPr>
+                <w:rFonts w:eastAsia="Nunito" w:cs="Nunito"/>
+                <w:sz w:val="17"/>
+              </w:rPr>
+              <w:t>Queue, render and deliver e-mail</w:t>
             </w:r>
           </w:p>
         </w:tc>
@@ -3890,13 +3994,13 @@
                 <w:rFonts w:eastAsia="Nunito" w:cs="Nunito"/>
                 <w:sz w:val="17"/>
               </w:rPr>
-              <w:t>File storage and signed links</w:t>
-            </w:r>
-          </w:p>
-        </w:tc>
-        <w:tc>
-          <w:tcPr>
-            <w:tcW w:w="2506" w:type="dxa"/>
+              <w:t>PDF engine and letterhead</w:t>
+            </w:r>
+          </w:p>
+        </w:tc>
+        <w:tc>
+          <w:tcPr>
+            <w:tcW w:w="2699" w:type="dxa"/>
             <w:tcBorders>
               <w:top w:val="single" w:sz="4" w:space="0" w:color="C9D6E3"/>
               <w:left w:val="single" w:sz="4" w:space="0" w:color="C9D6E3"/>
@@ -3916,7 +4020,7 @@
                 <w:color w:val="0B3D7A"/>
                 <w:sz w:val="15"/>
               </w:rPr>
-              <w:t>modules/uploads/storage.js</w:t>
+              <w:t>lib/pdf</w:t>
             </w:r>
             <w:r>
               <w:rPr>
@@ -3931,7 +4035,7 @@
                 <w:color w:val="0B3D7A"/>
                 <w:sz w:val="15"/>
               </w:rPr>
-              <w:t>fileTypes.js</w:t>
+              <w:t>lib/letterhead.js</w:t>
             </w:r>
             <w:r>
               <w:rPr>
@@ -3946,28 +4050,13 @@
                 <w:color w:val="0B3D7A"/>
                 <w:sz w:val="15"/>
               </w:rPr>
-              <w:t>lib/fileLinks.js</w:t>
-            </w:r>
-            <w:r>
-              <w:rPr>
-                <w:rFonts w:eastAsia="Nunito" w:cs="Nunito"/>
-                <w:sz w:val="17"/>
-              </w:rPr>
-              <w:t xml:space="preserve">, </w:t>
-            </w:r>
-            <w:r>
-              <w:rPr>
-                <w:rFonts w:eastAsia="Liberation Mono" w:cs="Liberation Mono" w:ascii="Liberation Mono" w:hAnsi="Liberation Mono"/>
-                <w:color w:val="0B3D7A"/>
-                <w:sz w:val="15"/>
-              </w:rPr>
-              <w:t>lib/secrets.js</w:t>
-            </w:r>
-          </w:p>
-        </w:tc>
-        <w:tc>
-          <w:tcPr>
-            <w:tcW w:w="4819" w:type="dxa"/>
+              <w:t>modules/documents/templates.js</w:t>
+            </w:r>
+          </w:p>
+        </w:tc>
+        <w:tc>
+          <w:tcPr>
+            <w:tcW w:w="4626" w:type="dxa"/>
             <w:tcBorders>
               <w:top w:val="single" w:sz="4" w:space="0" w:color="C9D6E3"/>
               <w:left w:val="single" w:sz="4" w:space="0" w:color="C9D6E3"/>
@@ -3986,7 +4075,7 @@
                 <w:rFonts w:eastAsia="Nunito" w:cs="Nunito"/>
                 <w:sz w:val="17"/>
               </w:rPr>
-              <w:t>S3-style key space on disk, type checking, signed expiring URLs</w:t>
+              <w:t>Every document and report PDF, with the Company master letterhead</w:t>
             </w:r>
           </w:p>
         </w:tc>
@@ -4015,13 +4104,13 @@
                 <w:rFonts w:eastAsia="Nunito" w:cs="Nunito"/>
                 <w:sz w:val="17"/>
               </w:rPr>
-              <w:t>Scheduler</w:t>
-            </w:r>
-          </w:p>
-        </w:tc>
-        <w:tc>
-          <w:tcPr>
-            <w:tcW w:w="2506" w:type="dxa"/>
+              <w:t>Spreadsheets and files</w:t>
+            </w:r>
+          </w:p>
+        </w:tc>
+        <w:tc>
+          <w:tcPr>
+            <w:tcW w:w="2699" w:type="dxa"/>
             <w:tcBorders>
               <w:top w:val="single" w:sz="4" w:space="0" w:color="C9D6E3"/>
               <w:left w:val="single" w:sz="4" w:space="0" w:color="C9D6E3"/>
@@ -4040,7 +4129,7 @@
                 <w:color w:val="0B3D7A"/>
                 <w:sz w:val="15"/>
               </w:rPr>
-              <w:t>jobs/scheduler.js</w:t>
+              <w:t>lib/xlsx.js</w:t>
             </w:r>
             <w:r>
               <w:rPr>
@@ -4055,31 +4144,61 @@
                 <w:color w:val="0B3D7A"/>
                 <w:sz w:val="15"/>
               </w:rPr>
-              <w:t>jobs/handlers.js</w:t>
-            </w:r>
-          </w:p>
-        </w:tc>
-        <w:tc>
-          <w:tcPr>
-            <w:tcW w:w="4819" w:type="dxa"/>
-            <w:tcBorders>
-              <w:top w:val="single" w:sz="4" w:space="0" w:color="C9D6E3"/>
-              <w:left w:val="single" w:sz="4" w:space="0" w:color="C9D6E3"/>
-              <w:bottom w:val="single" w:sz="4" w:space="0" w:color="C9D6E3"/>
-              <w:right w:val="single" w:sz="4" w:space="0" w:color="C9D6E3"/>
-            </w:tcBorders>
-          </w:tcPr>
-          <w:p>
-            <w:pPr>
-              <w:pStyle w:val="TableText"/>
-              <w:rPr/>
-            </w:pPr>
-            <w:r>
-              <w:rPr>
-                <w:rFonts w:eastAsia="Nunito" w:cs="Nunito"/>
-                <w:sz w:val="17"/>
-              </w:rPr>
-              <w:t>Cron jobs with PostgreSQL advisory locks and run history</w:t>
+              <w:t>lib/csv.js</w:t>
+            </w:r>
+            <w:r>
+              <w:rPr>
+                <w:rFonts w:eastAsia="Nunito" w:cs="Nunito"/>
+                <w:sz w:val="17"/>
+              </w:rPr>
+              <w:t xml:space="preserve">, </w:t>
+            </w:r>
+            <w:r>
+              <w:rPr>
+                <w:rFonts w:eastAsia="Liberation Mono" w:cs="Liberation Mono" w:ascii="Liberation Mono" w:hAnsi="Liberation Mono"/>
+                <w:color w:val="0B3D7A"/>
+                <w:sz w:val="15"/>
+              </w:rPr>
+              <w:t>lib/zip.js</w:t>
+            </w:r>
+            <w:r>
+              <w:rPr>
+                <w:rFonts w:eastAsia="Nunito" w:cs="Nunito"/>
+                <w:sz w:val="17"/>
+              </w:rPr>
+              <w:t xml:space="preserve">, </w:t>
+            </w:r>
+            <w:r>
+              <w:rPr>
+                <w:rFonts w:eastAsia="Liberation Mono" w:cs="Liberation Mono" w:ascii="Liberation Mono" w:hAnsi="Liberation Mono"/>
+                <w:color w:val="0B3D7A"/>
+                <w:sz w:val="15"/>
+              </w:rPr>
+              <w:t>modules/documents/uploadTemplates.js</w:t>
+            </w:r>
+          </w:p>
+        </w:tc>
+        <w:tc>
+          <w:tcPr>
+            <w:tcW w:w="4626" w:type="dxa"/>
+            <w:tcBorders>
+              <w:top w:val="single" w:sz="4" w:space="0" w:color="C9D6E3"/>
+              <w:left w:val="single" w:sz="4" w:space="0" w:color="C9D6E3"/>
+              <w:bottom w:val="single" w:sz="4" w:space="0" w:color="C9D6E3"/>
+              <w:right w:val="single" w:sz="4" w:space="0" w:color="C9D6E3"/>
+            </w:tcBorders>
+          </w:tcPr>
+          <w:p>
+            <w:pPr>
+              <w:pStyle w:val="TableText"/>
+              <w:rPr/>
+            </w:pPr>
+            <w:r>
+              <w:rPr>
+                <w:rFonts w:eastAsia="Nunito" w:cs="Nunito"/>
+                <w:sz w:val="17"/>
+              </w:rPr>
+              <w:t>XLSX and CSV output, upload templates</w:t>
             </w:r>
           </w:p>
         </w:tc>
@@ -4109,13 +4228,13 @@
                 <w:rFonts w:eastAsia="Nunito" w:cs="Nunito"/>
                 <w:sz w:val="17"/>
               </w:rPr>
-              <w:t>Rate limiting and upload limits</w:t>
-            </w:r>
-          </w:p>
-        </w:tc>
-        <w:tc>
-          <w:tcPr>
-            <w:tcW w:w="2506" w:type="dxa"/>
+              <w:t>Reports engine</w:t>
+            </w:r>
+          </w:p>
+        </w:tc>
+        <w:tc>
+          <w:tcPr>
+            <w:tcW w:w="2699" w:type="dxa"/>
             <w:tcBorders>
               <w:top w:val="single" w:sz="4" w:space="0" w:color="C9D6E3"/>
               <w:left w:val="single" w:sz="4" w:space="0" w:color="C9D6E3"/>
@@ -4135,7 +4254,7 @@
                 <w:color w:val="0B3D7A"/>
                 <w:sz w:val="15"/>
               </w:rPr>
-              <w:t>lib/rateLimit.js</w:t>
+              <w:t>modules/reports/engine.js</w:t>
             </w:r>
             <w:r>
               <w:rPr>
@@ -4150,13 +4269,28 @@
                 <w:color w:val="0B3D7A"/>
                 <w:sz w:val="15"/>
               </w:rPr>
-              <w:t>lib/uploadLimits.js</w:t>
-            </w:r>
-          </w:p>
-        </w:tc>
-        <w:tc>
-          <w:tcPr>
-            <w:tcW w:w="4819" w:type="dxa"/>
+              <w:t>queries.js</w:t>
+            </w:r>
+            <w:r>
+              <w:rPr>
+                <w:rFonts w:eastAsia="Nunito" w:cs="Nunito"/>
+                <w:sz w:val="17"/>
+              </w:rPr>
+              <w:t xml:space="preserve">, </w:t>
+            </w:r>
+            <w:r>
+              <w:rPr>
+                <w:rFonts w:eastAsia="Liberation Mono" w:cs="Liberation Mono" w:ascii="Liberation Mono" w:hAnsi="Liberation Mono"/>
+                <w:color w:val="0B3D7A"/>
+                <w:sz w:val="15"/>
+              </w:rPr>
+              <w:t>service.js</w:t>
+            </w:r>
+          </w:p>
+        </w:tc>
+        <w:tc>
+          <w:tcPr>
+            <w:tcW w:w="4626" w:type="dxa"/>
             <w:tcBorders>
               <w:top w:val="single" w:sz="4" w:space="0" w:color="C9D6E3"/>
               <w:left w:val="single" w:sz="4" w:space="0" w:color="C9D6E3"/>
@@ -4175,7 +4309,7 @@
                 <w:rFonts w:eastAsia="Nunito" w:cs="Nunito"/>
                 <w:sz w:val="17"/>
               </w:rPr>
-              <w:t>Sign-in and global API limits; multipart and import limits</w:t>
+              <w:t>Parameterised report SQL, on-screen runs, files, schedules</w:t>
             </w:r>
           </w:p>
         </w:tc>
@@ -4204,13 +4338,13 @@
                 <w:rFonts w:eastAsia="Nunito" w:cs="Nunito"/>
                 <w:sz w:val="17"/>
               </w:rPr>
-              <w:t>Dates and money</w:t>
-            </w:r>
-          </w:p>
-        </w:tc>
-        <w:tc>
-          <w:tcPr>
-            <w:tcW w:w="2506" w:type="dxa"/>
+              <w:t>File storage and signed links</w:t>
+            </w:r>
+          </w:p>
+        </w:tc>
+        <w:tc>
+          <w:tcPr>
+            <w:tcW w:w="2699" w:type="dxa"/>
             <w:tcBorders>
               <w:top w:val="single" w:sz="4" w:space="0" w:color="C9D6E3"/>
               <w:left w:val="single" w:sz="4" w:space="0" w:color="C9D6E3"/>
@@ -4229,7 +4363,7 @@
                 <w:color w:val="0B3D7A"/>
                 <w:sz w:val="15"/>
               </w:rPr>
-              <w:t>lib/dates.js</w:t>
+              <w:t>modules/uploads/storage.js</w:t>
             </w:r>
             <w:r>
               <w:rPr>
@@ -4244,7 +4378,7 @@
                 <w:color w:val="0B3D7A"/>
                 <w:sz w:val="15"/>
               </w:rPr>
-              <w:t>lib/money.js</w:t>
+              <w:t>fileTypes.js</w:t>
             </w:r>
             <w:r>
               <w:rPr>
@@ -4259,31 +4393,46 @@
                 <w:color w:val="0B3D7A"/>
                 <w:sz w:val="15"/>
               </w:rPr>
-              <w:t>lib/birthDate.js</w:t>
-            </w:r>
-          </w:p>
-        </w:tc>
-        <w:tc>
-          <w:tcPr>
-            <w:tcW w:w="4819" w:type="dxa"/>
-            <w:tcBorders>
-              <w:top w:val="single" w:sz="4" w:space="0" w:color="C9D6E3"/>
-              <w:left w:val="single" w:sz="4" w:space="0" w:color="C9D6E3"/>
-              <w:bottom w:val="single" w:sz="4" w:space="0" w:color="C9D6E3"/>
-              <w:right w:val="single" w:sz="4" w:space="0" w:color="C9D6E3"/>
-            </w:tcBorders>
-          </w:tcPr>
-          <w:p>
-            <w:pPr>
-              <w:pStyle w:val="TableText"/>
-              <w:rPr/>
-            </w:pPr>
-            <w:r>
-              <w:rPr>
-                <w:rFonts w:eastAsia="Nunito" w:cs="Nunito"/>
-                <w:sz w:val="17"/>
-              </w:rPr>
-              <w:t>Business dates in the configured time zone; rounding and formatting</w:t>
+              <w:t>lib/fileLinks.js</w:t>
+            </w:r>
+            <w:r>
+              <w:rPr>
+                <w:rFonts w:eastAsia="Nunito" w:cs="Nunito"/>
+                <w:sz w:val="17"/>
+              </w:rPr>
+              <w:t xml:space="preserve">, </w:t>
+            </w:r>
+            <w:r>
+              <w:rPr>
+                <w:rFonts w:eastAsia="Liberation Mono" w:cs="Liberation Mono" w:ascii="Liberation Mono" w:hAnsi="Liberation Mono"/>
+                <w:color w:val="0B3D7A"/>
+                <w:sz w:val="15"/>
+              </w:rPr>
+              <w:t>lib/secrets.js</w:t>
+            </w:r>
+          </w:p>
+        </w:tc>
+        <w:tc>
+          <w:tcPr>
+            <w:tcW w:w="4626" w:type="dxa"/>
+            <w:tcBorders>
+              <w:top w:val="single" w:sz="4" w:space="0" w:color="C9D6E3"/>
+              <w:left w:val="single" w:sz="4" w:space="0" w:color="C9D6E3"/>
+              <w:bottom w:val="single" w:sz="4" w:space="0" w:color="C9D6E3"/>
+              <w:right w:val="single" w:sz="4" w:space="0" w:color="C9D6E3"/>
+            </w:tcBorders>
+          </w:tcPr>
+          <w:p>
+            <w:pPr>
+              <w:pStyle w:val="TableText"/>
+              <w:rPr/>
+            </w:pPr>
+            <w:r>
+              <w:rPr>
+                <w:rFonts w:eastAsia="Nunito" w:cs="Nunito"/>
+                <w:sz w:val="17"/>
+              </w:rPr>
+              <w:t>S3-style key space on disk, type checking, signed expiring URLs</w:t>
             </w:r>
           </w:p>
         </w:tc>
@@ -4313,13 +4462,13 @@
                 <w:rFonts w:eastAsia="Nunito" w:cs="Nunito"/>
                 <w:sz w:val="17"/>
               </w:rPr>
-              <w:t>Validation, errors and responses</w:t>
-            </w:r>
-          </w:p>
-        </w:tc>
-        <w:tc>
-          <w:tcPr>
-            <w:tcW w:w="2506" w:type="dxa"/>
+              <w:t>Scheduler and housekeeping</w:t>
+            </w:r>
+          </w:p>
+        </w:tc>
+        <w:tc>
+          <w:tcPr>
+            <w:tcW w:w="2699" w:type="dxa"/>
             <w:tcBorders>
               <w:top w:val="single" w:sz="4" w:space="0" w:color="C9D6E3"/>
               <w:left w:val="single" w:sz="4" w:space="0" w:color="C9D6E3"/>
@@ -4339,7 +4488,7 @@
                 <w:color w:val="0B3D7A"/>
                 <w:sz w:val="15"/>
               </w:rPr>
-              <w:t>lib/validate.js</w:t>
+              <w:t>jobs/scheduler.js</w:t>
             </w:r>
             <w:r>
               <w:rPr>
@@ -4354,7 +4503,7 @@
                 <w:color w:val="0B3D7A"/>
                 <w:sz w:val="15"/>
               </w:rPr>
-              <w:t>lib/errors.js</w:t>
+              <w:t>jobs/handlers.js</w:t>
             </w:r>
             <w:r>
               <w:rPr>
@@ -4369,13 +4518,13 @@
                 <w:color w:val="0B3D7A"/>
                 <w:sz w:val="15"/>
               </w:rPr>
-              <w:t>lib/respond.js</w:t>
-            </w:r>
-          </w:p>
-        </w:tc>
-        <w:tc>
-          <w:tcPr>
-            <w:tcW w:w="4819" w:type="dxa"/>
+              <w:t>jobs/housekeeping.js</w:t>
+            </w:r>
+          </w:p>
+        </w:tc>
+        <w:tc>
+          <w:tcPr>
+            <w:tcW w:w="4626" w:type="dxa"/>
             <w:tcBorders>
               <w:top w:val="single" w:sz="4" w:space="0" w:color="C9D6E3"/>
               <w:left w:val="single" w:sz="4" w:space="0" w:color="C9D6E3"/>
@@ -4394,7 +4543,7 @@
                 <w:rFonts w:eastAsia="Nunito" w:cs="Nunito"/>
                 <w:sz w:val="17"/>
               </w:rPr>
-              <w:t>zod validation, error envelope, success envelope and paging</w:t>
+              <w:t>Cron jobs in the business time zone with advisory locks and run history; retention purge</w:t>
             </w:r>
           </w:p>
         </w:tc>
@@ -4423,13 +4572,13 @@
                 <w:rFonts w:eastAsia="Nunito" w:cs="Nunito"/>
                 <w:sz w:val="17"/>
               </w:rPr>
-              <w:t>Health</w:t>
-            </w:r>
-          </w:p>
-        </w:tc>
-        <w:tc>
-          <w:tcPr>
-            <w:tcW w:w="2506" w:type="dxa"/>
+              <w:t>Rate limiting and upload limits</w:t>
+            </w:r>
+          </w:p>
+        </w:tc>
+        <w:tc>
+          <w:tcPr>
+            <w:tcW w:w="2699" w:type="dxa"/>
             <w:tcBorders>
               <w:top w:val="single" w:sz="4" w:space="0" w:color="C9D6E3"/>
               <w:left w:val="single" w:sz="4" w:space="0" w:color="C9D6E3"/>
@@ -4448,7 +4597,7 @@
                 <w:color w:val="0B3D7A"/>
                 <w:sz w:val="15"/>
               </w:rPr>
-              <w:t>lib/health.js</w:t>
+              <w:t>lib/rateLimit.js</w:t>
             </w:r>
             <w:r>
               <w:rPr>
@@ -4463,31 +4612,31 @@
                 <w:color w:val="0B3D7A"/>
                 <w:sz w:val="15"/>
               </w:rPr>
-              <w:t>modules/system</w:t>
-            </w:r>
-          </w:p>
-        </w:tc>
-        <w:tc>
-          <w:tcPr>
-            <w:tcW w:w="4819" w:type="dxa"/>
-            <w:tcBorders>
-              <w:top w:val="single" w:sz="4" w:space="0" w:color="C9D6E3"/>
-              <w:left w:val="single" w:sz="4" w:space="0" w:color="C9D6E3"/>
-              <w:bottom w:val="single" w:sz="4" w:space="0" w:color="C9D6E3"/>
-              <w:right w:val="single" w:sz="4" w:space="0" w:color="C9D6E3"/>
-            </w:tcBorders>
-          </w:tcPr>
-          <w:p>
-            <w:pPr>
-              <w:pStyle w:val="TableText"/>
-              <w:rPr/>
-            </w:pPr>
-            <w:r>
-              <w:rPr>
-                <w:rFonts w:eastAsia="Nunito" w:cs="Nunito"/>
-                <w:sz w:val="17"/>
-              </w:rPr>
-              <w:t>Readiness, liveness, version</w:t>
+              <w:t>lib/uploadLimits.js</w:t>
+            </w:r>
+          </w:p>
+        </w:tc>
+        <w:tc>
+          <w:tcPr>
+            <w:tcW w:w="4626" w:type="dxa"/>
+            <w:tcBorders>
+              <w:top w:val="single" w:sz="4" w:space="0" w:color="C9D6E3"/>
+              <w:left w:val="single" w:sz="4" w:space="0" w:color="C9D6E3"/>
+              <w:bottom w:val="single" w:sz="4" w:space="0" w:color="C9D6E3"/>
+              <w:right w:val="single" w:sz="4" w:space="0" w:color="C9D6E3"/>
+            </w:tcBorders>
+          </w:tcPr>
+          <w:p>
+            <w:pPr>
+              <w:pStyle w:val="TableText"/>
+              <w:rPr/>
+            </w:pPr>
+            <w:r>
+              <w:rPr>
+                <w:rFonts w:eastAsia="Nunito" w:cs="Nunito"/>
+                <w:sz w:val="17"/>
+              </w:rPr>
+              <w:t>Sign-in and global API limits; multipart and import limits</w:t>
             </w:r>
           </w:p>
         </w:tc>
@@ -4517,13 +4666,13 @@
                 <w:rFonts w:eastAsia="Nunito" w:cs="Nunito"/>
                 <w:sz w:val="17"/>
               </w:rPr>
-              <w:t>Database access</w:t>
-            </w:r>
-          </w:p>
-        </w:tc>
-        <w:tc>
-          <w:tcPr>
-            <w:tcW w:w="2506" w:type="dxa"/>
+              <w:t>Dates and money</w:t>
+            </w:r>
+          </w:p>
+        </w:tc>
+        <w:tc>
+          <w:tcPr>
+            <w:tcW w:w="2699" w:type="dxa"/>
             <w:tcBorders>
               <w:top w:val="single" w:sz="4" w:space="0" w:color="C9D6E3"/>
               <w:left w:val="single" w:sz="4" w:space="0" w:color="C9D6E3"/>
@@ -4543,32 +4692,14 @@
                 <w:color w:val="0B3D7A"/>
                 <w:sz w:val="15"/>
               </w:rPr>
-              <w:t>db/pool.js</w:t>
-            </w:r>
-          </w:p>
-        </w:tc>
-        <w:tc>
-          <w:tcPr>
-            <w:tcW w:w="4819" w:type="dxa"/>
-            <w:tcBorders>
-              <w:top w:val="single" w:sz="4" w:space="0" w:color="C9D6E3"/>
-              <w:left w:val="single" w:sz="4" w:space="0" w:color="C9D6E3"/>
-              <w:bottom w:val="single" w:sz="4" w:space="0" w:color="C9D6E3"/>
-              <w:right w:val="single" w:sz="4" w:space="0" w:color="C9D6E3"/>
-            </w:tcBorders>
-            <w:shd w:color="auto" w:fill="F3F9FE" w:val="clear"/>
-          </w:tcPr>
-          <w:p>
-            <w:pPr>
-              <w:pStyle w:val="TableText"/>
-              <w:rPr/>
-            </w:pPr>
-            <w:r>
-              <w:rPr>
-                <w:rFonts w:eastAsia="Nunito" w:cs="Nunito"/>
-                <w:sz w:val="17"/>
-              </w:rPr>
-              <w:t xml:space="preserve">Pool, </w:t>
+              <w:t>lib/dates.js</w:t>
+            </w:r>
+            <w:r>
+              <w:rPr>
+                <w:rFonts w:eastAsia="Nunito" w:cs="Nunito"/>
+                <w:sz w:val="17"/>
+              </w:rPr>
+              <w:t xml:space="preserve">, </w:t>
             </w:r>
             <w:r>
               <w:rPr>
@@ -4576,7 +4707,7 @@
                 <w:color w:val="0B3D7A"/>
                 <w:sz w:val="15"/>
               </w:rPr>
-              <w:t>query</w:t>
+              <w:t>lib/money.js</w:t>
             </w:r>
             <w:r>
               <w:rPr>
@@ -4591,22 +4722,86 @@
                 <w:color w:val="0B3D7A"/>
                 <w:sz w:val="15"/>
               </w:rPr>
-              <w:t>one</w:t>
-            </w:r>
-            <w:r>
-              <w:rPr>
-                <w:rFonts w:eastAsia="Nunito" w:cs="Nunito"/>
-                <w:sz w:val="17"/>
-              </w:rPr>
-              <w:t xml:space="preserve">, </w:t>
-            </w:r>
+              <w:t>lib/birthDate.js</w:t>
+            </w:r>
+          </w:p>
+        </w:tc>
+        <w:tc>
+          <w:tcPr>
+            <w:tcW w:w="4626" w:type="dxa"/>
+            <w:tcBorders>
+              <w:top w:val="single" w:sz="4" w:space="0" w:color="C9D6E3"/>
+              <w:left w:val="single" w:sz="4" w:space="0" w:color="C9D6E3"/>
+              <w:bottom w:val="single" w:sz="4" w:space="0" w:color="C9D6E3"/>
+              <w:right w:val="single" w:sz="4" w:space="0" w:color="C9D6E3"/>
+            </w:tcBorders>
+            <w:shd w:color="auto" w:fill="F3F9FE" w:val="clear"/>
+          </w:tcPr>
+          <w:p>
+            <w:pPr>
+              <w:pStyle w:val="TableText"/>
+              <w:rPr/>
+            </w:pPr>
+            <w:r>
+              <w:rPr>
+                <w:rFonts w:eastAsia="Nunito" w:cs="Nunito"/>
+                <w:sz w:val="17"/>
+              </w:rPr>
+              <w:t>Business dates in the configured time zone; rounding and formatting</w:t>
+            </w:r>
+          </w:p>
+        </w:tc>
+      </w:tr>
+      <w:tr>
+        <w:trPr>
+          <w:cantSplit w:val="true"/>
+        </w:trPr>
+        <w:tc>
+          <w:tcPr>
+            <w:tcW w:w="2312" w:type="dxa"/>
+            <w:tcBorders>
+              <w:top w:val="single" w:sz="4" w:space="0" w:color="C9D6E3"/>
+              <w:left w:val="single" w:sz="4" w:space="0" w:color="C9D6E3"/>
+              <w:bottom w:val="single" w:sz="4" w:space="0" w:color="C9D6E3"/>
+              <w:right w:val="single" w:sz="4" w:space="0" w:color="C9D6E3"/>
+            </w:tcBorders>
+          </w:tcPr>
+          <w:p>
+            <w:pPr>
+              <w:pStyle w:val="TableText"/>
+              <w:rPr/>
+            </w:pPr>
+            <w:r>
+              <w:rPr>
+                <w:rFonts w:eastAsia="Nunito" w:cs="Nunito"/>
+                <w:sz w:val="17"/>
+              </w:rPr>
+              <w:t>Validation, errors and responses</w:t>
+            </w:r>
+          </w:p>
+        </w:tc>
+        <w:tc>
+          <w:tcPr>
+            <w:tcW w:w="2699" w:type="dxa"/>
+            <w:tcBorders>
+              <w:top w:val="single" w:sz="4" w:space="0" w:color="C9D6E3"/>
+              <w:left w:val="single" w:sz="4" w:space="0" w:color="C9D6E3"/>
+              <w:bottom w:val="single" w:sz="4" w:space="0" w:color="C9D6E3"/>
+              <w:right w:val="single" w:sz="4" w:space="0" w:color="C9D6E3"/>
+            </w:tcBorders>
+          </w:tcPr>
+          <w:p>
+            <w:pPr>
+              <w:pStyle w:val="TableText"/>
+              <w:rPr/>
+            </w:pPr>
             <w:r>
               <w:rPr>
                 <w:rFonts w:eastAsia="Liberation Mono" w:cs="Liberation Mono" w:ascii="Liberation Mono" w:hAnsi="Liberation Mono"/>
                 <w:color w:val="0B3D7A"/>
                 <w:sz w:val="15"/>
               </w:rPr>
-              <w:t>many</w:t>
+              <w:t>lib/validate.js</w:t>
             </w:r>
             <w:r>
               <w:rPr>
@@ -4621,7 +4816,391 @@
                 <w:color w:val="0B3D7A"/>
                 <w:sz w:val="15"/>
               </w:rPr>
+              <w:t>lib/errors.js</w:t>
+            </w:r>
+            <w:r>
+              <w:rPr>
+                <w:rFonts w:eastAsia="Nunito" w:cs="Nunito"/>
+                <w:sz w:val="17"/>
+              </w:rPr>
+              <w:t xml:space="preserve">, </w:t>
+            </w:r>
+            <w:r>
+              <w:rPr>
+                <w:rFonts w:eastAsia="Liberation Mono" w:cs="Liberation Mono" w:ascii="Liberation Mono" w:hAnsi="Liberation Mono"/>
+                <w:color w:val="0B3D7A"/>
+                <w:sz w:val="15"/>
+              </w:rPr>
+              <w:t>lib/respond.js</w:t>
+            </w:r>
+          </w:p>
+        </w:tc>
+        <w:tc>
+          <w:tcPr>
+            <w:tcW w:w="4626" w:type="dxa"/>
+            <w:tcBorders>
+              <w:top w:val="single" w:sz="4" w:space="0" w:color="C9D6E3"/>
+              <w:left w:val="single" w:sz="4" w:space="0" w:color="C9D6E3"/>
+              <w:bottom w:val="single" w:sz="4" w:space="0" w:color="C9D6E3"/>
+              <w:right w:val="single" w:sz="4" w:space="0" w:color="C9D6E3"/>
+            </w:tcBorders>
+          </w:tcPr>
+          <w:p>
+            <w:pPr>
+              <w:pStyle w:val="TableText"/>
+              <w:rPr/>
+            </w:pPr>
+            <w:r>
+              <w:rPr>
+                <w:rFonts w:eastAsia="Nunito" w:cs="Nunito"/>
+                <w:sz w:val="17"/>
+              </w:rPr>
+              <w:t>zod validation, error envelope, success envelope and paging</w:t>
+            </w:r>
+          </w:p>
+        </w:tc>
+      </w:tr>
+      <w:tr>
+        <w:trPr>
+          <w:cantSplit w:val="true"/>
+        </w:trPr>
+        <w:tc>
+          <w:tcPr>
+            <w:tcW w:w="2312" w:type="dxa"/>
+            <w:tcBorders>
+              <w:top w:val="single" w:sz="4" w:space="0" w:color="C9D6E3"/>
+              <w:left w:val="single" w:sz="4" w:space="0" w:color="C9D6E3"/>
+              <w:bottom w:val="single" w:sz="4" w:space="0" w:color="C9D6E3"/>
+              <w:right w:val="single" w:sz="4" w:space="0" w:color="C9D6E3"/>
+            </w:tcBorders>
+            <w:shd w:color="auto" w:fill="F3F9FE" w:val="clear"/>
+          </w:tcPr>
+          <w:p>
+            <w:pPr>
+              <w:pStyle w:val="TableText"/>
+              <w:rPr/>
+            </w:pPr>
+            <w:r>
+              <w:rPr>
+                <w:rFonts w:eastAsia="Nunito" w:cs="Nunito"/>
+                <w:sz w:val="17"/>
+              </w:rPr>
+              <w:t>Request context and logging</w:t>
+            </w:r>
+          </w:p>
+        </w:tc>
+        <w:tc>
+          <w:tcPr>
+            <w:tcW w:w="2699" w:type="dxa"/>
+            <w:tcBorders>
+              <w:top w:val="single" w:sz="4" w:space="0" w:color="C9D6E3"/>
+              <w:left w:val="single" w:sz="4" w:space="0" w:color="C9D6E3"/>
+              <w:bottom w:val="single" w:sz="4" w:space="0" w:color="C9D6E3"/>
+              <w:right w:val="single" w:sz="4" w:space="0" w:color="C9D6E3"/>
+            </w:tcBorders>
+            <w:shd w:color="auto" w:fill="F3F9FE" w:val="clear"/>
+          </w:tcPr>
+          <w:p>
+            <w:pPr>
+              <w:pStyle w:val="TableText"/>
+              <w:rPr/>
+            </w:pPr>
+            <w:r>
+              <w:rPr>
+                <w:rFonts w:eastAsia="Liberation Mono" w:cs="Liberation Mono" w:ascii="Liberation Mono" w:hAnsi="Liberation Mono"/>
+                <w:color w:val="0B3D7A"/>
+                <w:sz w:val="15"/>
+              </w:rPr>
+              <w:t>lib/requestContext.js</w:t>
+            </w:r>
+            <w:r>
+              <w:rPr>
+                <w:rFonts w:eastAsia="Nunito" w:cs="Nunito"/>
+                <w:sz w:val="17"/>
+              </w:rPr>
+              <w:t xml:space="preserve">, </w:t>
+            </w:r>
+            <w:r>
+              <w:rPr>
+                <w:rFonts w:eastAsia="Liberation Mono" w:cs="Liberation Mono" w:ascii="Liberation Mono" w:hAnsi="Liberation Mono"/>
+                <w:color w:val="0B3D7A"/>
+                <w:sz w:val="15"/>
+              </w:rPr>
+              <w:t>lib/logger.js</w:t>
+            </w:r>
+          </w:p>
+        </w:tc>
+        <w:tc>
+          <w:tcPr>
+            <w:tcW w:w="4626" w:type="dxa"/>
+            <w:tcBorders>
+              <w:top w:val="single" w:sz="4" w:space="0" w:color="C9D6E3"/>
+              <w:left w:val="single" w:sz="4" w:space="0" w:color="C9D6E3"/>
+              <w:bottom w:val="single" w:sz="4" w:space="0" w:color="C9D6E3"/>
+              <w:right w:val="single" w:sz="4" w:space="0" w:color="C9D6E3"/>
+            </w:tcBorders>
+            <w:shd w:color="auto" w:fill="F3F9FE" w:val="clear"/>
+          </w:tcPr>
+          <w:p>
+            <w:pPr>
+              <w:pStyle w:val="TableText"/>
+              <w:rPr/>
+            </w:pPr>
+            <w:r>
+              <w:rPr>
+                <w:rFonts w:eastAsia="Nunito" w:cs="Nunito"/>
+                <w:sz w:val="17"/>
+              </w:rPr>
+              <w:t>The signed-in user deep inside a request; pino logger with redaction</w:t>
+            </w:r>
+          </w:p>
+        </w:tc>
+      </w:tr>
+      <w:tr>
+        <w:trPr>
+          <w:cantSplit w:val="true"/>
+        </w:trPr>
+        <w:tc>
+          <w:tcPr>
+            <w:tcW w:w="2312" w:type="dxa"/>
+            <w:tcBorders>
+              <w:top w:val="single" w:sz="4" w:space="0" w:color="C9D6E3"/>
+              <w:left w:val="single" w:sz="4" w:space="0" w:color="C9D6E3"/>
+              <w:bottom w:val="single" w:sz="4" w:space="0" w:color="C9D6E3"/>
+              <w:right w:val="single" w:sz="4" w:space="0" w:color="C9D6E3"/>
+            </w:tcBorders>
+          </w:tcPr>
+          <w:p>
+            <w:pPr>
+              <w:pStyle w:val="TableText"/>
+              <w:rPr/>
+            </w:pPr>
+            <w:r>
+              <w:rPr>
+                <w:rFonts w:eastAsia="Nunito" w:cs="Nunito"/>
+                <w:sz w:val="17"/>
+              </w:rPr>
+              <w:t>Health</w:t>
+            </w:r>
+          </w:p>
+        </w:tc>
+        <w:tc>
+          <w:tcPr>
+            <w:tcW w:w="2699" w:type="dxa"/>
+            <w:tcBorders>
+              <w:top w:val="single" w:sz="4" w:space="0" w:color="C9D6E3"/>
+              <w:left w:val="single" w:sz="4" w:space="0" w:color="C9D6E3"/>
+              <w:bottom w:val="single" w:sz="4" w:space="0" w:color="C9D6E3"/>
+              <w:right w:val="single" w:sz="4" w:space="0" w:color="C9D6E3"/>
+            </w:tcBorders>
+          </w:tcPr>
+          <w:p>
+            <w:pPr>
+              <w:pStyle w:val="TableText"/>
+              <w:rPr/>
+            </w:pPr>
+            <w:r>
+              <w:rPr>
+                <w:rFonts w:eastAsia="Liberation Mono" w:cs="Liberation Mono" w:ascii="Liberation Mono" w:hAnsi="Liberation Mono"/>
+                <w:color w:val="0B3D7A"/>
+                <w:sz w:val="15"/>
+              </w:rPr>
+              <w:t>lib/health.js</w:t>
+            </w:r>
+            <w:r>
+              <w:rPr>
+                <w:rFonts w:eastAsia="Nunito" w:cs="Nunito"/>
+                <w:sz w:val="17"/>
+              </w:rPr>
+              <w:t xml:space="preserve">, </w:t>
+            </w:r>
+            <w:r>
+              <w:rPr>
+                <w:rFonts w:eastAsia="Liberation Mono" w:cs="Liberation Mono" w:ascii="Liberation Mono" w:hAnsi="Liberation Mono"/>
+                <w:color w:val="0B3D7A"/>
+                <w:sz w:val="15"/>
+              </w:rPr>
+              <w:t>modules/system</w:t>
+            </w:r>
+          </w:p>
+        </w:tc>
+        <w:tc>
+          <w:tcPr>
+            <w:tcW w:w="4626" w:type="dxa"/>
+            <w:tcBorders>
+              <w:top w:val="single" w:sz="4" w:space="0" w:color="C9D6E3"/>
+              <w:left w:val="single" w:sz="4" w:space="0" w:color="C9D6E3"/>
+              <w:bottom w:val="single" w:sz="4" w:space="0" w:color="C9D6E3"/>
+              <w:right w:val="single" w:sz="4" w:space="0" w:color="C9D6E3"/>
+            </w:tcBorders>
+          </w:tcPr>
+          <w:p>
+            <w:pPr>
+              <w:pStyle w:val="TableText"/>
+              <w:rPr/>
+            </w:pPr>
+            <w:r>
+              <w:rPr>
+                <w:rFonts w:eastAsia="Nunito" w:cs="Nunito"/>
+                <w:sz w:val="17"/>
+              </w:rPr>
+              <w:t>Readiness, liveness, version</w:t>
+            </w:r>
+          </w:p>
+        </w:tc>
+      </w:tr>
+      <w:tr>
+        <w:trPr>
+          <w:cantSplit w:val="true"/>
+        </w:trPr>
+        <w:tc>
+          <w:tcPr>
+            <w:tcW w:w="2312" w:type="dxa"/>
+            <w:tcBorders>
+              <w:top w:val="single" w:sz="4" w:space="0" w:color="C9D6E3"/>
+              <w:left w:val="single" w:sz="4" w:space="0" w:color="C9D6E3"/>
+              <w:bottom w:val="single" w:sz="4" w:space="0" w:color="C9D6E3"/>
+              <w:right w:val="single" w:sz="4" w:space="0" w:color="C9D6E3"/>
+            </w:tcBorders>
+            <w:shd w:color="auto" w:fill="F3F9FE" w:val="clear"/>
+          </w:tcPr>
+          <w:p>
+            <w:pPr>
+              <w:pStyle w:val="TableText"/>
+              <w:rPr/>
+            </w:pPr>
+            <w:r>
+              <w:rPr>
+                <w:rFonts w:eastAsia="Nunito" w:cs="Nunito"/>
+                <w:sz w:val="17"/>
+              </w:rPr>
+              <w:t>Database access</w:t>
+            </w:r>
+          </w:p>
+        </w:tc>
+        <w:tc>
+          <w:tcPr>
+            <w:tcW w:w="2699" w:type="dxa"/>
+            <w:tcBorders>
+              <w:top w:val="single" w:sz="4" w:space="0" w:color="C9D6E3"/>
+              <w:left w:val="single" w:sz="4" w:space="0" w:color="C9D6E3"/>
+              <w:bottom w:val="single" w:sz="4" w:space="0" w:color="C9D6E3"/>
+              <w:right w:val="single" w:sz="4" w:space="0" w:color="C9D6E3"/>
+            </w:tcBorders>
+            <w:shd w:color="auto" w:fill="F3F9FE" w:val="clear"/>
+          </w:tcPr>
+          <w:p>
+            <w:pPr>
+              <w:pStyle w:val="TableText"/>
+              <w:rPr/>
+            </w:pPr>
+            <w:r>
+              <w:rPr>
+                <w:rFonts w:eastAsia="Liberation Mono" w:cs="Liberation Mono" w:ascii="Liberation Mono" w:hAnsi="Liberation Mono"/>
+                <w:color w:val="0B3D7A"/>
+                <w:sz w:val="15"/>
+              </w:rPr>
+              <w:t>db/pool.js</w:t>
+            </w:r>
+            <w:r>
+              <w:rPr>
+                <w:rFonts w:eastAsia="Nunito" w:cs="Nunito"/>
+                <w:sz w:val="17"/>
+              </w:rPr>
+              <w:t xml:space="preserve">, </w:t>
+            </w:r>
+            <w:r>
+              <w:rPr>
+                <w:rFonts w:eastAsia="Liberation Mono" w:cs="Liberation Mono" w:ascii="Liberation Mono" w:hAnsi="Liberation Mono"/>
+                <w:color w:val="0B3D7A"/>
+                <w:sz w:val="15"/>
+              </w:rPr>
+              <w:t>db/migrate.js</w:t>
+            </w:r>
+          </w:p>
+        </w:tc>
+        <w:tc>
+          <w:tcPr>
+            <w:tcW w:w="4626" w:type="dxa"/>
+            <w:tcBorders>
+              <w:top w:val="single" w:sz="4" w:space="0" w:color="C9D6E3"/>
+              <w:left w:val="single" w:sz="4" w:space="0" w:color="C9D6E3"/>
+              <w:bottom w:val="single" w:sz="4" w:space="0" w:color="C9D6E3"/>
+              <w:right w:val="single" w:sz="4" w:space="0" w:color="C9D6E3"/>
+            </w:tcBorders>
+            <w:shd w:color="auto" w:fill="F3F9FE" w:val="clear"/>
+          </w:tcPr>
+          <w:p>
+            <w:pPr>
+              <w:pStyle w:val="TableText"/>
+              <w:rPr/>
+            </w:pPr>
+            <w:r>
+              <w:rPr>
+                <w:rFonts w:eastAsia="Nunito" w:cs="Nunito"/>
+                <w:sz w:val="17"/>
+              </w:rPr>
+              <w:t xml:space="preserve">Pool, </w:t>
+            </w:r>
+            <w:r>
+              <w:rPr>
+                <w:rFonts w:eastAsia="Liberation Mono" w:cs="Liberation Mono" w:ascii="Liberation Mono" w:hAnsi="Liberation Mono"/>
+                <w:color w:val="0B3D7A"/>
+                <w:sz w:val="15"/>
+              </w:rPr>
+              <w:t>query</w:t>
+            </w:r>
+            <w:r>
+              <w:rPr>
+                <w:rFonts w:eastAsia="Nunito" w:cs="Nunito"/>
+                <w:sz w:val="17"/>
+              </w:rPr>
+              <w:t xml:space="preserve">, </w:t>
+            </w:r>
+            <w:r>
+              <w:rPr>
+                <w:rFonts w:eastAsia="Liberation Mono" w:cs="Liberation Mono" w:ascii="Liberation Mono" w:hAnsi="Liberation Mono"/>
+                <w:color w:val="0B3D7A"/>
+                <w:sz w:val="15"/>
+              </w:rPr>
+              <w:t>one</w:t>
+            </w:r>
+            <w:r>
+              <w:rPr>
+                <w:rFonts w:eastAsia="Nunito" w:cs="Nunito"/>
+                <w:sz w:val="17"/>
+              </w:rPr>
+              <w:t xml:space="preserve">, </w:t>
+            </w:r>
+            <w:r>
+              <w:rPr>
+                <w:rFonts w:eastAsia="Liberation Mono" w:cs="Liberation Mono" w:ascii="Liberation Mono" w:hAnsi="Liberation Mono"/>
+                <w:color w:val="0B3D7A"/>
+                <w:sz w:val="15"/>
+              </w:rPr>
+              <w:t>many</w:t>
+            </w:r>
+            <w:r>
+              <w:rPr>
+                <w:rFonts w:eastAsia="Nunito" w:cs="Nunito"/>
+                <w:sz w:val="17"/>
+              </w:rPr>
+              <w:t xml:space="preserve">, </w:t>
+            </w:r>
+            <w:r>
+              <w:rPr>
+                <w:rFonts w:eastAsia="Liberation Mono" w:cs="Liberation Mono" w:ascii="Liberation Mono" w:hAnsi="Liberation Mono"/>
+                <w:color w:val="0B3D7A"/>
+                <w:sz w:val="15"/>
+              </w:rPr>
               <w:t>withTransaction</w:t>
+            </w:r>
+            <w:r>
+              <w:rPr>
+                <w:rFonts w:eastAsia="Nunito" w:cs="Nunito"/>
+                <w:sz w:val="17"/>
+              </w:rPr>
+              <w:t>; migrations under an advisory lock</w:t>
             </w:r>
           </w:p>
         </w:tc>
@@ -4642,7 +5221,7 @@
         <w:pStyle w:val="Heading2"/>
         <w:rPr/>
       </w:pPr>
-      <w:bookmarkStart w:id="4" w:name="__RefHeading___Toc12707_3826153650"/>
+      <w:bookmarkStart w:id="4" w:name="__RefHeading___Toc9304_4084622315"/>
       <w:bookmarkEnd w:id="4"/>
       <w:r>
         <w:rPr>
@@ -4934,7 +5513,7 @@
         <w:rPr>
           <w:rFonts w:eastAsia="Nunito" w:cs="Nunito"/>
         </w:rPr>
-        <w:t xml:space="preserve"> (20,000). Other variables read directly: </w:t>
+        <w:t xml:space="preserve"> (20,000). Operational variables are read where they are used: </w:t>
       </w:r>
       <w:r>
         <w:rPr>
@@ -4970,13 +5549,13 @@
           <w:color w:val="0B3D7A"/>
           <w:sz w:val="18"/>
         </w:rPr>
-        <w:t>ADMIN_PASSWORD</w:t>
+        <w:t>SCHEDULER_RELOAD_SECONDS</w:t>
       </w:r>
       <w:r>
         <w:rPr>
           <w:rFonts w:eastAsia="Nunito" w:cs="Nunito"/>
         </w:rPr>
-        <w:t xml:space="preserve">, </w:t>
+        <w:t xml:space="preserve"> (30), </w:t>
       </w:r>
       <w:r>
         <w:rPr>
@@ -4984,13 +5563,13 @@
           <w:color w:val="0B3D7A"/>
           <w:sz w:val="18"/>
         </w:rPr>
-        <w:t>HEALTH_DB_TIMEOUT_MS</w:t>
+        <w:t>SETTINGS_CHECK_MS</w:t>
       </w:r>
       <w:r>
         <w:rPr>
           <w:rFonts w:eastAsia="Nunito" w:cs="Nunito"/>
         </w:rPr>
-        <w:t xml:space="preserve"> (2,000), </w:t>
+        <w:t xml:space="preserve"> (5,000), </w:t>
       </w:r>
       <w:r>
         <w:rPr>
@@ -4998,13 +5577,13 @@
           <w:color w:val="0B3D7A"/>
           <w:sz w:val="18"/>
         </w:rPr>
-        <w:t>SHUTDOWN_TIMEOUT_MS</w:t>
+        <w:t>SETTINGS_CACHE_TTL_MS</w:t>
       </w:r>
       <w:r>
         <w:rPr>
           <w:rFonts w:eastAsia="Nunito" w:cs="Nunito"/>
         </w:rPr>
-        <w:t xml:space="preserve"> (25,000), </w:t>
+        <w:t xml:space="preserve"> (60,000), </w:t>
       </w:r>
       <w:r>
         <w:rPr>
@@ -5012,13 +5591,13 @@
           <w:color w:val="0B3D7A"/>
           <w:sz w:val="18"/>
         </w:rPr>
-        <w:t>GIT_COMMIT</w:t>
+        <w:t>MIGRATION_LOCK_TIMEOUT_MS</w:t>
       </w:r>
       <w:r>
         <w:rPr>
           <w:rFonts w:eastAsia="Nunito" w:cs="Nunito"/>
         </w:rPr>
-        <w:t xml:space="preserve">. With </w:t>
+        <w:t xml:space="preserve"> (600,000), </w:t>
       </w:r>
       <w:r>
         <w:rPr>
@@ -5026,7 +5605,7 @@
           <w:color w:val="0B3D7A"/>
           <w:sz w:val="18"/>
         </w:rPr>
-        <w:t>NODE_ENV=production</w:t>
+        <w:t>ADMIN_PASSWORD</w:t>
       </w:r>
       <w:r>
         <w:rPr>
@@ -5040,13 +5619,13 @@
           <w:color w:val="0B3D7A"/>
           <w:sz w:val="18"/>
         </w:rPr>
-        <w:t>assertProductionConfig()</w:t>
+        <w:t>HEALTH_DB_TIMEOUT_MS</w:t>
       </w:r>
       <w:r>
         <w:rPr>
           <w:rFonts w:eastAsia="Nunito" w:cs="Nunito"/>
         </w:rPr>
-        <w:t xml:space="preserve"> stops the process when a secret is missing, a placeholder, shorter than 32 characters or reused, when </w:t>
+        <w:t xml:space="preserve"> (2,000), </w:t>
       </w:r>
       <w:r>
         <w:rPr>
@@ -5054,13 +5633,13 @@
           <w:color w:val="0B3D7A"/>
           <w:sz w:val="18"/>
         </w:rPr>
-        <w:t>CORS_ORIGINS</w:t>
+        <w:t>SHUTDOWN_TIMEOUT_MS</w:t>
       </w:r>
       <w:r>
         <w:rPr>
           <w:rFonts w:eastAsia="Nunito" w:cs="Nunito"/>
         </w:rPr>
-        <w:t xml:space="preserve"> is </w:t>
+        <w:t xml:space="preserve"> (25,000) and </w:t>
       </w:r>
       <w:r>
         <w:rPr>
@@ -5068,13 +5647,13 @@
           <w:color w:val="0B3D7A"/>
           <w:sz w:val="18"/>
         </w:rPr>
-        <w:t>*</w:t>
+        <w:t>GIT_COMMIT</w:t>
       </w:r>
       <w:r>
         <w:rPr>
           <w:rFonts w:eastAsia="Nunito" w:cs="Nunito"/>
         </w:rPr>
-        <w:t xml:space="preserve">, or when </w:t>
+        <w:t xml:space="preserve">. With </w:t>
       </w:r>
       <w:r>
         <w:rPr>
@@ -5082,13 +5661,97 @@
           <w:color w:val="0B3D7A"/>
           <w:sz w:val="18"/>
         </w:rPr>
+        <w:t>NODE_ENV=production</w:t>
+      </w:r>
+      <w:r>
+        <w:rPr>
+          <w:rFonts w:eastAsia="Nunito" w:cs="Nunito"/>
+        </w:rPr>
+        <w:t xml:space="preserve">, </w:t>
+      </w:r>
+      <w:r>
+        <w:rPr>
+          <w:rFonts w:eastAsia="Liberation Mono" w:cs="Liberation Mono" w:ascii="Liberation Mono" w:hAnsi="Liberation Mono"/>
+          <w:color w:val="0B3D7A"/>
+          <w:sz w:val="18"/>
+        </w:rPr>
+        <w:t>assertProductionConfig()</w:t>
+      </w:r>
+      <w:r>
+        <w:rPr>
+          <w:rFonts w:eastAsia="Nunito" w:cs="Nunito"/>
+        </w:rPr>
+        <w:t xml:space="preserve"> stops the process when a secret is missing, a placeholder, shorter than 32 characters or reused, when </w:t>
+      </w:r>
+      <w:r>
+        <w:rPr>
+          <w:rFonts w:eastAsia="Liberation Mono" w:cs="Liberation Mono" w:ascii="Liberation Mono" w:hAnsi="Liberation Mono"/>
+          <w:color w:val="0B3D7A"/>
+          <w:sz w:val="18"/>
+        </w:rPr>
+        <w:t>CORS_ORIGINS</w:t>
+      </w:r>
+      <w:r>
+        <w:rPr>
+          <w:rFonts w:eastAsia="Nunito" w:cs="Nunito"/>
+        </w:rPr>
+        <w:t xml:space="preserve"> is </w:t>
+      </w:r>
+      <w:r>
+        <w:rPr>
+          <w:rFonts w:eastAsia="Liberation Mono" w:cs="Liberation Mono" w:ascii="Liberation Mono" w:hAnsi="Liberation Mono"/>
+          <w:color w:val="0B3D7A"/>
+          <w:sz w:val="18"/>
+        </w:rPr>
+        <w:t>*</w:t>
+      </w:r>
+      <w:r>
+        <w:rPr>
+          <w:rFonts w:eastAsia="Nunito" w:cs="Nunito"/>
+        </w:rPr>
+        <w:t xml:space="preserve">, or when </w:t>
+      </w:r>
+      <w:r>
+        <w:rPr>
+          <w:rFonts w:eastAsia="Liberation Mono" w:cs="Liberation Mono" w:ascii="Liberation Mono" w:hAnsi="Liberation Mono"/>
+          <w:color w:val="0B3D7A"/>
+          <w:sz w:val="18"/>
+        </w:rPr>
         <w:t>PUBLIC_BASE_URL</w:t>
       </w:r>
       <w:r>
         <w:rPr>
           <w:rFonts w:eastAsia="Nunito" w:cs="Nunito"/>
         </w:rPr>
-        <w:t xml:space="preserve"> is missing or local.</w:t>
+        <w:t xml:space="preserve"> is missing or local. The full list with comments is </w:t>
+      </w:r>
+      <w:r>
+        <w:rPr>
+          <w:rFonts w:eastAsia="Liberation Mono" w:cs="Liberation Mono" w:ascii="Liberation Mono" w:hAnsi="Liberation Mono"/>
+          <w:color w:val="0B3D7A"/>
+          <w:sz w:val="18"/>
+        </w:rPr>
+        <w:t>backend/.env.example</w:t>
+      </w:r>
+      <w:r>
+        <w:rPr>
+          <w:rFonts w:eastAsia="Nunito" w:cs="Nunito"/>
+        </w:rPr>
+        <w:t xml:space="preserve">; the production template is </w:t>
+      </w:r>
+      <w:r>
+        <w:rPr>
+          <w:rFonts w:eastAsia="Liberation Mono" w:cs="Liberation Mono" w:ascii="Liberation Mono" w:hAnsi="Liberation Mono"/>
+          <w:color w:val="0B3D7A"/>
+          <w:sz w:val="18"/>
+        </w:rPr>
+        <w:t>deploy/backend.env.example</w:t>
+      </w:r>
+      <w:r>
+        <w:rPr>
+          <w:rFonts w:eastAsia="Nunito" w:cs="Nunito"/>
+        </w:rPr>
+        <w:t>.</w:t>
       </w:r>
     </w:p>
     <w:p>
@@ -5096,7 +5759,7 @@
         <w:pStyle w:val="Heading2"/>
         <w:rPr/>
       </w:pPr>
-      <w:bookmarkStart w:id="5" w:name="__RefHeading___Toc12709_3826153650"/>
+      <w:bookmarkStart w:id="5" w:name="__RefHeading___Toc9306_4084622315"/>
       <w:bookmarkEnd w:id="5"/>
       <w:r>
         <w:rPr>
@@ -5200,7 +5863,7 @@
         <w:rPr>
           <w:rFonts w:eastAsia="Nunito" w:cs="Nunito"/>
         </w:rPr>
-        <w:t>, so no route can be left unauthenticated by omission;</w:t>
+        <w:t>, so no route can be left unauthenticated by mistake;</w:t>
       </w:r>
     </w:p>
     <w:p>
@@ -5232,7 +5895,7 @@
         <w:rPr>
           <w:rFonts w:eastAsia="Nunito" w:cs="Nunito"/>
         </w:rPr>
-        <w:t xml:space="preserve">records the route, the roles and permissions required by its middleware, the front-end screen and example payloads in </w:t>
+        <w:t xml:space="preserve">records the route, the roles and permissions of its middleware, the front-end screen and example payloads in </w:t>
       </w:r>
       <w:r>
         <w:rPr>
@@ -5246,7 +5909,7 @@
         <w:rPr>
           <w:rFonts w:eastAsia="Nunito" w:cs="Nunito"/>
         </w:rPr>
-        <w:t xml:space="preserve">, from which </w:t>
+        <w:t xml:space="preserve">. </w:t>
       </w:r>
       <w:r>
         <w:rPr>
@@ -5260,7 +5923,7 @@
         <w:rPr>
           <w:rFonts w:eastAsia="Nunito" w:cs="Nunito"/>
         </w:rPr>
-        <w:t xml:space="preserve"> generates the OpenAPI document, the Postman collection and the Excel / CSV touchpoint list.</w:t>
+        <w:t xml:space="preserve"> turns them into the OpenAPI document, the Postman collection and the Excel and CSV touchpoint list, whose "By Screen" sheet leads support from a screen to its API calls.</w:t>
       </w:r>
     </w:p>
     <w:p>
@@ -5268,7 +5931,7 @@
         <w:pStyle w:val="Heading2"/>
         <w:rPr/>
       </w:pPr>
-      <w:bookmarkStart w:id="6" w:name="__RefHeading___Toc12711_3826153650"/>
+      <w:bookmarkStart w:id="6" w:name="__RefHeading___Toc9308_4084622315"/>
       <w:bookmarkEnd w:id="6"/>
       <w:r>
         <w:rPr>
@@ -5406,7 +6069,7 @@
                 <w:rFonts w:eastAsia="Nunito" w:cs="Nunito"/>
                 <w:sz w:val="17"/>
               </w:rPr>
-              <w:t>HS256 access token with roles, permissions and token version; restricted tokens for two-factor enrolment or a forced password change</w:t>
+              <w:t>HS256 access token with the effective roles, permissions and token version; restricted tokens for two-factor enrolment or a forced password change</w:t>
             </w:r>
           </w:p>
         </w:tc>
@@ -5492,7 +6155,7 @@
                 <w:rFonts w:eastAsia="Nunito" w:cs="Nunito"/>
                 <w:sz w:val="17"/>
               </w:rPr>
-              <w:t xml:space="preserve">); other short-lived tokens (two-factor challenge, quotation approval, report download) with a distinct </w:t>
+              <w:t xml:space="preserve">); other short-lived tokens (two-factor challenge, quotation approval, report download) with their own </w:t>
             </w:r>
             <w:r>
               <w:rPr>
@@ -5632,7 +6295,7 @@
                 <w:rFonts w:eastAsia="Nunito" w:cs="Nunito"/>
                 <w:sz w:val="17"/>
               </w:rPr>
-              <w:t>Token type, user active and unchanged token version; restricted tokens only on their allowed paths</w:t>
+              <w:t>Token type, active user and unchanged token version; restricted tokens only on their allowed paths</w:t>
             </w:r>
           </w:p>
         </w:tc>
@@ -5662,7 +6325,7 @@
                 <w:color w:val="0B3D7A"/>
                 <w:sz w:val="15"/>
               </w:rPr>
-              <w:t>revokeSessions(userId, { refresh })</w:t>
+              <w:t>loadUser()</w:t>
             </w:r>
           </w:p>
         </w:tc>
@@ -5686,7 +6349,7 @@
                 <w:rFonts w:eastAsia="Nunito" w:cs="Nunito"/>
                 <w:sz w:val="17"/>
               </w:rPr>
-              <w:t xml:space="preserve">Raises </w:t>
+              <w:t xml:space="preserve">Reads the user with the effective roles of </w:t>
             </w:r>
             <w:r>
               <w:rPr>
@@ -5694,14 +6357,14 @@
                 <w:color w:val="0B3D7A"/>
                 <w:sz w:val="15"/>
               </w:rPr>
-              <w:t>token_version</w:t>
-            </w:r>
-            <w:r>
-              <w:rPr>
-                <w:rFonts w:eastAsia="Nunito" w:cs="Nunito"/>
-                <w:sz w:val="17"/>
-              </w:rPr>
-              <w:t>; optionally revokes all refresh tokens</w:t>
+              <w:t>user_effective_roles()</w:t>
+            </w:r>
+            <w:r>
+              <w:rPr>
+                <w:rFonts w:eastAsia="Nunito" w:cs="Nunito"/>
+                <w:sz w:val="17"/>
+              </w:rPr>
+              <w:t>: assigned roles plus inherited ones (Accounting Manager inherits Accounting)</w:t>
             </w:r>
           </w:p>
         </w:tc>
@@ -5732,14 +6395,32 @@
                 <w:color w:val="0B3D7A"/>
                 <w:sz w:val="15"/>
               </w:rPr>
-              <w:t>requirePermission(...codes)</w:t>
-            </w:r>
-            <w:r>
-              <w:rPr>
-                <w:rFonts w:eastAsia="Nunito" w:cs="Nunito"/>
-                <w:sz w:val="17"/>
-              </w:rPr>
-              <w:t xml:space="preserve">, </w:t>
+              <w:t>revokeSessions(userId, { refresh })</w:t>
+            </w:r>
+          </w:p>
+        </w:tc>
+        <w:tc>
+          <w:tcPr>
+            <w:tcW w:w="6938" w:type="dxa"/>
+            <w:tcBorders>
+              <w:top w:val="single" w:sz="4" w:space="0" w:color="C9D6E3"/>
+              <w:left w:val="single" w:sz="4" w:space="0" w:color="C9D6E3"/>
+              <w:bottom w:val="single" w:sz="4" w:space="0" w:color="C9D6E3"/>
+              <w:right w:val="single" w:sz="4" w:space="0" w:color="C9D6E3"/>
+            </w:tcBorders>
+            <w:shd w:color="auto" w:fill="F3F9FE" w:val="clear"/>
+          </w:tcPr>
+          <w:p>
+            <w:pPr>
+              <w:pStyle w:val="TableText"/>
+              <w:rPr/>
+            </w:pPr>
+            <w:r>
+              <w:rPr>
+                <w:rFonts w:eastAsia="Nunito" w:cs="Nunito"/>
+                <w:sz w:val="17"/>
+              </w:rPr>
+              <w:t xml:space="preserve">Raises </w:t>
             </w:r>
             <w:r>
               <w:rPr>
@@ -5747,92 +6428,14 @@
                 <w:color w:val="0B3D7A"/>
                 <w:sz w:val="15"/>
               </w:rPr>
-              <w:t>requireRole(...roles)</w:t>
-            </w:r>
-            <w:r>
-              <w:rPr>
-                <w:rFonts w:eastAsia="Nunito" w:cs="Nunito"/>
-                <w:sz w:val="17"/>
-              </w:rPr>
-              <w:t xml:space="preserve">, </w:t>
-            </w:r>
-            <w:r>
-              <w:rPr>
-                <w:rFonts w:eastAsia="Liberation Mono" w:cs="Liberation Mono" w:ascii="Liberation Mono" w:hAnsi="Liberation Mono"/>
-                <w:color w:val="0B3D7A"/>
-                <w:sz w:val="15"/>
-              </w:rPr>
-              <w:t>isAdmin()</w:t>
-            </w:r>
-            <w:r>
-              <w:rPr>
-                <w:rFonts w:eastAsia="Nunito" w:cs="Nunito"/>
-                <w:sz w:val="17"/>
-              </w:rPr>
-              <w:t xml:space="preserve">, </w:t>
-            </w:r>
-            <w:r>
-              <w:rPr>
-                <w:rFonts w:eastAsia="Liberation Mono" w:cs="Liberation Mono" w:ascii="Liberation Mono" w:hAnsi="Liberation Mono"/>
-                <w:color w:val="0B3D7A"/>
-                <w:sz w:val="15"/>
-              </w:rPr>
-              <w:t>hasPermission()</w:t>
-            </w:r>
-          </w:p>
-        </w:tc>
-        <w:tc>
-          <w:tcPr>
-            <w:tcW w:w="6938" w:type="dxa"/>
-            <w:tcBorders>
-              <w:top w:val="single" w:sz="4" w:space="0" w:color="C9D6E3"/>
-              <w:left w:val="single" w:sz="4" w:space="0" w:color="C9D6E3"/>
-              <w:bottom w:val="single" w:sz="4" w:space="0" w:color="C9D6E3"/>
-              <w:right w:val="single" w:sz="4" w:space="0" w:color="C9D6E3"/>
-            </w:tcBorders>
-            <w:shd w:color="auto" w:fill="F3F9FE" w:val="clear"/>
-          </w:tcPr>
-          <w:p>
-            <w:pPr>
-              <w:pStyle w:val="TableText"/>
-              <w:rPr/>
-            </w:pPr>
-            <w:r>
-              <w:rPr>
-                <w:rFonts w:eastAsia="Nunito" w:cs="Nunito"/>
-                <w:sz w:val="17"/>
-              </w:rPr>
-              <w:t xml:space="preserve">Authorisation middleware; </w:t>
-            </w:r>
-            <w:r>
-              <w:rPr>
-                <w:rFonts w:eastAsia="Liberation Mono" w:cs="Liberation Mono" w:ascii="Liberation Mono" w:hAnsi="Liberation Mono"/>
-                <w:color w:val="0B3D7A"/>
-                <w:sz w:val="15"/>
-              </w:rPr>
-              <w:t>it-admin</w:t>
-            </w:r>
-            <w:r>
-              <w:rPr>
-                <w:rFonts w:eastAsia="Nunito" w:cs="Nunito"/>
-                <w:sz w:val="17"/>
-              </w:rPr>
-              <w:t xml:space="preserve"> and </w:t>
-            </w:r>
-            <w:r>
-              <w:rPr>
-                <w:rFonts w:eastAsia="Liberation Mono" w:cs="Liberation Mono" w:ascii="Liberation Mono" w:hAnsi="Liberation Mono"/>
-                <w:color w:val="0B3D7A"/>
-                <w:sz w:val="15"/>
-              </w:rPr>
-              <w:t>ba</w:t>
-            </w:r>
-            <w:r>
-              <w:rPr>
-                <w:rFonts w:eastAsia="Nunito" w:cs="Nunito"/>
-                <w:sz w:val="17"/>
-              </w:rPr>
-              <w:t xml:space="preserve"> pass every check</w:t>
+              <w:t>token_version</w:t>
+            </w:r>
+            <w:r>
+              <w:rPr>
+                <w:rFonts w:eastAsia="Nunito" w:cs="Nunito"/>
+                <w:sz w:val="17"/>
+              </w:rPr>
+              <w:t>; optionally revokes all refresh tokens</w:t>
             </w:r>
           </w:p>
         </w:tc>
@@ -5862,31 +6465,14 @@
                 <w:color w:val="0B3D7A"/>
                 <w:sz w:val="15"/>
               </w:rPr>
-              <w:t>lib/password.js</w:t>
-            </w:r>
-          </w:p>
-        </w:tc>
-        <w:tc>
-          <w:tcPr>
-            <w:tcW w:w="6938" w:type="dxa"/>
-            <w:tcBorders>
-              <w:top w:val="single" w:sz="4" w:space="0" w:color="C9D6E3"/>
-              <w:left w:val="single" w:sz="4" w:space="0" w:color="C9D6E3"/>
-              <w:bottom w:val="single" w:sz="4" w:space="0" w:color="C9D6E3"/>
-              <w:right w:val="single" w:sz="4" w:space="0" w:color="C9D6E3"/>
-            </w:tcBorders>
-          </w:tcPr>
-          <w:p>
-            <w:pPr>
-              <w:pStyle w:val="TableText"/>
-              <w:rPr/>
-            </w:pPr>
-            <w:r>
-              <w:rPr>
-                <w:rFonts w:eastAsia="Nunito" w:cs="Nunito"/>
-                <w:sz w:val="17"/>
-              </w:rPr>
-              <w:t xml:space="preserve">Policy from </w:t>
+              <w:t>requirePermission(...codes)</w:t>
+            </w:r>
+            <w:r>
+              <w:rPr>
+                <w:rFonts w:eastAsia="Nunito" w:cs="Nunito"/>
+                <w:sz w:val="17"/>
+              </w:rPr>
+              <w:t xml:space="preserve">, </w:t>
             </w:r>
             <w:r>
               <w:rPr>
@@ -5894,14 +6480,14 @@
                 <w:color w:val="0B3D7A"/>
                 <w:sz w:val="15"/>
               </w:rPr>
-              <w:t>security.password_*</w:t>
-            </w:r>
-            <w:r>
-              <w:rPr>
-                <w:rFonts w:eastAsia="Nunito" w:cs="Nunito"/>
-                <w:sz w:val="17"/>
-              </w:rPr>
-              <w:t xml:space="preserve">; history of the last N hashes; expiry after </w:t>
+              <w:t>requireRole(...roles)</w:t>
+            </w:r>
+            <w:r>
+              <w:rPr>
+                <w:rFonts w:eastAsia="Nunito" w:cs="Nunito"/>
+                <w:sz w:val="17"/>
+              </w:rPr>
+              <w:t xml:space="preserve">, </w:t>
             </w:r>
             <w:r>
               <w:rPr>
@@ -5909,7 +6495,61 @@
                 <w:color w:val="0B3D7A"/>
                 <w:sz w:val="15"/>
               </w:rPr>
-              <w:t>security.password_max_age_days</w:t>
+              <w:t>isAdmin()</w:t>
+            </w:r>
+            <w:r>
+              <w:rPr>
+                <w:rFonts w:eastAsia="Nunito" w:cs="Nunito"/>
+                <w:sz w:val="17"/>
+              </w:rPr>
+              <w:t xml:space="preserve">, </w:t>
+            </w:r>
+            <w:r>
+              <w:rPr>
+                <w:rFonts w:eastAsia="Liberation Mono" w:cs="Liberation Mono" w:ascii="Liberation Mono" w:hAnsi="Liberation Mono"/>
+                <w:color w:val="0B3D7A"/>
+                <w:sz w:val="15"/>
+              </w:rPr>
+              <w:t>hasPermission()</w:t>
+            </w:r>
+          </w:p>
+        </w:tc>
+        <w:tc>
+          <w:tcPr>
+            <w:tcW w:w="6938" w:type="dxa"/>
+            <w:tcBorders>
+              <w:top w:val="single" w:sz="4" w:space="0" w:color="C9D6E3"/>
+              <w:left w:val="single" w:sz="4" w:space="0" w:color="C9D6E3"/>
+              <w:bottom w:val="single" w:sz="4" w:space="0" w:color="C9D6E3"/>
+              <w:right w:val="single" w:sz="4" w:space="0" w:color="C9D6E3"/>
+            </w:tcBorders>
+          </w:tcPr>
+          <w:p>
+            <w:pPr>
+              <w:pStyle w:val="TableText"/>
+              <w:rPr/>
+            </w:pPr>
+            <w:r>
+              <w:rPr>
+                <w:rFonts w:eastAsia="Nunito" w:cs="Nunito"/>
+                <w:sz w:val="17"/>
+              </w:rPr>
+              <w:t>Authorisation middleware; the administrator role is named once (</w:t>
+            </w:r>
+            <w:r>
+              <w:rPr>
+                <w:rFonts w:eastAsia="Liberation Mono" w:cs="Liberation Mono" w:ascii="Liberation Mono" w:hAnsi="Liberation Mono"/>
+                <w:color w:val="0B3D7A"/>
+                <w:sz w:val="15"/>
+              </w:rPr>
+              <w:t>ADMIN_ROLE = 'system-admin'</w:t>
+            </w:r>
+            <w:r>
+              <w:rPr>
+                <w:rFonts w:eastAsia="Nunito" w:cs="Nunito"/>
+                <w:sz w:val="17"/>
+              </w:rPr>
+              <w:t>) and passes every check</w:t>
             </w:r>
           </w:p>
         </w:tc>
@@ -5940,14 +6580,32 @@
                 <w:color w:val="0B3D7A"/>
                 <w:sz w:val="15"/>
               </w:rPr>
-              <w:t>lib/totp.js</w:t>
-            </w:r>
-            <w:r>
-              <w:rPr>
-                <w:rFonts w:eastAsia="Nunito" w:cs="Nunito"/>
-                <w:sz w:val="17"/>
-              </w:rPr>
-              <w:t xml:space="preserve">, </w:t>
+              <w:t>lib/password.js</w:t>
+            </w:r>
+          </w:p>
+        </w:tc>
+        <w:tc>
+          <w:tcPr>
+            <w:tcW w:w="6938" w:type="dxa"/>
+            <w:tcBorders>
+              <w:top w:val="single" w:sz="4" w:space="0" w:color="C9D6E3"/>
+              <w:left w:val="single" w:sz="4" w:space="0" w:color="C9D6E3"/>
+              <w:bottom w:val="single" w:sz="4" w:space="0" w:color="C9D6E3"/>
+              <w:right w:val="single" w:sz="4" w:space="0" w:color="C9D6E3"/>
+            </w:tcBorders>
+            <w:shd w:color="auto" w:fill="F3F9FE" w:val="clear"/>
+          </w:tcPr>
+          <w:p>
+            <w:pPr>
+              <w:pStyle w:val="TableText"/>
+              <w:rPr/>
+            </w:pPr>
+            <w:r>
+              <w:rPr>
+                <w:rFonts w:eastAsia="Nunito" w:cs="Nunito"/>
+                <w:sz w:val="17"/>
+              </w:rPr>
+              <w:t xml:space="preserve">Policy from </w:t>
             </w:r>
             <w:r>
               <w:rPr>
@@ -5955,32 +6613,22 @@
                 <w:color w:val="0B3D7A"/>
                 <w:sz w:val="15"/>
               </w:rPr>
-              <w:t>lib/secrets.js</w:t>
-            </w:r>
-          </w:p>
-        </w:tc>
-        <w:tc>
-          <w:tcPr>
-            <w:tcW w:w="6938" w:type="dxa"/>
-            <w:tcBorders>
-              <w:top w:val="single" w:sz="4" w:space="0" w:color="C9D6E3"/>
-              <w:left w:val="single" w:sz="4" w:space="0" w:color="C9D6E3"/>
-              <w:bottom w:val="single" w:sz="4" w:space="0" w:color="C9D6E3"/>
-              <w:right w:val="single" w:sz="4" w:space="0" w:color="C9D6E3"/>
-            </w:tcBorders>
-            <w:shd w:color="auto" w:fill="F3F9FE" w:val="clear"/>
-          </w:tcPr>
-          <w:p>
-            <w:pPr>
-              <w:pStyle w:val="TableText"/>
-              <w:rPr/>
-            </w:pPr>
-            <w:r>
-              <w:rPr>
-                <w:rFonts w:eastAsia="Nunito" w:cs="Nunito"/>
-                <w:sz w:val="17"/>
-              </w:rPr>
-              <w:t>RFC 6238 TOTP (any authenticator app); AES-256-GCM encryption of the TOTP secret; HMAC-hashed reset codes</w:t>
+              <w:t>security.password_*</w:t>
+            </w:r>
+            <w:r>
+              <w:rPr>
+                <w:rFonts w:eastAsia="Nunito" w:cs="Nunito"/>
+                <w:sz w:val="17"/>
+              </w:rPr>
+              <w:t xml:space="preserve">; history of the last N hashes; expiry after </w:t>
+            </w:r>
+            <w:r>
+              <w:rPr>
+                <w:rFonts w:eastAsia="Liberation Mono" w:cs="Liberation Mono" w:ascii="Liberation Mono" w:hAnsi="Liberation Mono"/>
+                <w:color w:val="0B3D7A"/>
+                <w:sz w:val="15"/>
+              </w:rPr>
+              <w:t>security.password_max_age_days</w:t>
             </w:r>
           </w:p>
         </w:tc>
@@ -6010,6 +6658,76 @@
                 <w:color w:val="0B3D7A"/>
                 <w:sz w:val="15"/>
               </w:rPr>
+              <w:t>lib/totp.js</w:t>
+            </w:r>
+            <w:r>
+              <w:rPr>
+                <w:rFonts w:eastAsia="Nunito" w:cs="Nunito"/>
+                <w:sz w:val="17"/>
+              </w:rPr>
+              <w:t xml:space="preserve">, </w:t>
+            </w:r>
+            <w:r>
+              <w:rPr>
+                <w:rFonts w:eastAsia="Liberation Mono" w:cs="Liberation Mono" w:ascii="Liberation Mono" w:hAnsi="Liberation Mono"/>
+                <w:color w:val="0B3D7A"/>
+                <w:sz w:val="15"/>
+              </w:rPr>
+              <w:t>lib/secrets.js</w:t>
+            </w:r>
+          </w:p>
+        </w:tc>
+        <w:tc>
+          <w:tcPr>
+            <w:tcW w:w="6938" w:type="dxa"/>
+            <w:tcBorders>
+              <w:top w:val="single" w:sz="4" w:space="0" w:color="C9D6E3"/>
+              <w:left w:val="single" w:sz="4" w:space="0" w:color="C9D6E3"/>
+              <w:bottom w:val="single" w:sz="4" w:space="0" w:color="C9D6E3"/>
+              <w:right w:val="single" w:sz="4" w:space="0" w:color="C9D6E3"/>
+            </w:tcBorders>
+          </w:tcPr>
+          <w:p>
+            <w:pPr>
+              <w:pStyle w:val="TableText"/>
+              <w:rPr/>
+            </w:pPr>
+            <w:r>
+              <w:rPr>
+                <w:rFonts w:eastAsia="Nunito" w:cs="Nunito"/>
+                <w:sz w:val="17"/>
+              </w:rPr>
+              <w:t>RFC 6238 TOTP (any authenticator app); AES-256-GCM encryption of the TOTP secret; HMAC-hashed reset codes</w:t>
+            </w:r>
+          </w:p>
+        </w:tc>
+      </w:tr>
+      <w:tr>
+        <w:trPr>
+          <w:cantSplit w:val="true"/>
+        </w:trPr>
+        <w:tc>
+          <w:tcPr>
+            <w:tcW w:w="2698" w:type="dxa"/>
+            <w:tcBorders>
+              <w:top w:val="single" w:sz="4" w:space="0" w:color="C9D6E3"/>
+              <w:left w:val="single" w:sz="4" w:space="0" w:color="C9D6E3"/>
+              <w:bottom w:val="single" w:sz="4" w:space="0" w:color="C9D6E3"/>
+              <w:right w:val="single" w:sz="4" w:space="0" w:color="C9D6E3"/>
+            </w:tcBorders>
+            <w:shd w:color="auto" w:fill="F3F9FE" w:val="clear"/>
+          </w:tcPr>
+          <w:p>
+            <w:pPr>
+              <w:pStyle w:val="TableText"/>
+              <w:rPr/>
+            </w:pPr>
+            <w:r>
+              <w:rPr>
+                <w:rFonts w:eastAsia="Liberation Mono" w:cs="Liberation Mono" w:ascii="Liberation Mono" w:hAnsi="Liberation Mono"/>
+                <w:color w:val="0B3D7A"/>
+                <w:sz w:val="15"/>
+              </w:rPr>
               <w:t>lib/loginHistory.js</w:t>
             </w:r>
           </w:p>
@@ -6023,6 +6741,7 @@
               <w:bottom w:val="single" w:sz="4" w:space="0" w:color="C9D6E3"/>
               <w:right w:val="single" w:sz="4" w:space="0" w:color="C9D6E3"/>
             </w:tcBorders>
+            <w:shd w:color="auto" w:fill="F3F9FE" w:val="clear"/>
           </w:tcPr>
           <w:p>
             <w:pPr>
@@ -6048,6 +6767,940 @@
       </w:pPr>
       <w:r>
         <w:rPr/>
+      </w:r>
+    </w:p>
+    <w:p>
+      <w:pPr>
+        <w:pStyle w:val="Heading2"/>
+        <w:rPr/>
+      </w:pPr>
+      <w:bookmarkStart w:id="7" w:name="__RefHeading___Toc9310_4084622315"/>
+      <w:bookmarkEnd w:id="7"/>
+      <w:r>
+        <w:rPr>
+          <w:rFonts w:eastAsia="Nunito" w:cs="Nunito" w:ascii="Nunito" w:hAnsi="Nunito"/>
+        </w:rPr>
+        <w:t>2.5  Record scope (lib/scope.js)</w:t>
+      </w:r>
+    </w:p>
+    <w:p>
+      <w:pPr>
+        <w:pStyle w:val="Normal"/>
+        <w:rPr/>
+      </w:pPr>
+      <w:r>
+        <w:rPr>
+          <w:rFonts w:eastAsia="Nunito" w:cs="Nunito"/>
+        </w:rPr>
+        <w:t xml:space="preserve">A user is scoped when every role they hold is listed in </w:t>
+      </w:r>
+      <w:r>
+        <w:rPr>
+          <w:rFonts w:eastAsia="Liberation Mono" w:cs="Liberation Mono" w:ascii="Liberation Mono" w:hAnsi="Liberation Mono"/>
+          <w:color w:val="0B3D7A"/>
+          <w:sz w:val="18"/>
+        </w:rPr>
+        <w:t>security.scoped_roles</w:t>
+      </w:r>
+      <w:r>
+        <w:rPr>
+          <w:rFonts w:eastAsia="Nunito" w:cs="Nunito"/>
+        </w:rPr>
+        <w:t xml:space="preserve">. The setting is empty in the seed (the agent sign-in was withdrawn), so today no user is scoped. The mechanism stays for a broker who wants account executives to see only their own book: list services add </w:t>
+      </w:r>
+      <w:r>
+        <w:rPr>
+          <w:rFonts w:eastAsia="Liberation Mono" w:cs="Liberation Mono" w:ascii="Liberation Mono" w:hAnsi="Liberation Mono"/>
+          <w:color w:val="0B3D7A"/>
+          <w:sz w:val="18"/>
+        </w:rPr>
+        <w:t>scopeSql(scope, entity, alias, params)</w:t>
+      </w:r>
+      <w:r>
+        <w:rPr>
+          <w:rFonts w:eastAsia="Nunito" w:cs="Nunito"/>
+        </w:rPr>
+        <w:t xml:space="preserve"> to their WHERE clause; detail and action routes use the </w:t>
+      </w:r>
+      <w:r>
+        <w:rPr>
+          <w:rFonts w:eastAsia="Liberation Mono" w:cs="Liberation Mono" w:ascii="Liberation Mono" w:hAnsi="Liberation Mono"/>
+          <w:color w:val="0B3D7A"/>
+          <w:sz w:val="18"/>
+        </w:rPr>
+        <w:t>ownRecord(entity)</w:t>
+      </w:r>
+      <w:r>
+        <w:rPr>
+          <w:rFonts w:eastAsia="Nunito" w:cs="Nunito"/>
+        </w:rPr>
+        <w:t xml:space="preserve"> middleware, which answers 404 for a record the user may not see.</w:t>
+      </w:r>
+    </w:p>
+    <w:p>
+      <w:pPr>
+        <w:pStyle w:val="Heading2"/>
+        <w:rPr/>
+      </w:pPr>
+      <w:bookmarkStart w:id="8" w:name="__RefHeading___Toc9312_4084622315"/>
+      <w:bookmarkEnd w:id="8"/>
+      <w:r>
+        <w:rPr>
+          <w:rFonts w:eastAsia="Nunito" w:cs="Nunito" w:ascii="Nunito" w:hAnsi="Nunito"/>
+        </w:rPr>
+        <w:t>2.6  Settings (lib/settings.js)</w:t>
+      </w:r>
+    </w:p>
+    <w:p>
+      <w:pPr>
+        <w:pStyle w:val="Normal"/>
+        <w:rPr/>
+      </w:pPr>
+      <w:r>
+        <w:rPr>
+          <w:rFonts w:eastAsia="Liberation Mono" w:cs="Liberation Mono" w:ascii="Liberation Mono" w:hAnsi="Liberation Mono"/>
+          <w:color w:val="0B3D7A"/>
+          <w:sz w:val="18"/>
+        </w:rPr>
+        <w:t>getSetting(key, fallback)</w:t>
+      </w:r>
+      <w:r>
+        <w:rPr>
+          <w:rFonts w:eastAsia="Nunito" w:cs="Nunito"/>
+        </w:rPr>
+        <w:t xml:space="preserve"> reads </w:t>
+      </w:r>
+      <w:r>
+        <w:rPr>
+          <w:rFonts w:eastAsia="Liberation Mono" w:cs="Liberation Mono" w:ascii="Liberation Mono" w:hAnsi="Liberation Mono"/>
+          <w:color w:val="0B3D7A"/>
+          <w:sz w:val="18"/>
+        </w:rPr>
+        <w:t>app_settings.value</w:t>
+      </w:r>
+      <w:r>
+        <w:rPr>
+          <w:rFonts w:eastAsia="Nunito" w:cs="Nunito"/>
+        </w:rPr>
+        <w:t xml:space="preserve"> (JSONB) and caches it in the process. </w:t>
+      </w:r>
+      <w:r>
+        <w:rPr>
+          <w:rFonts w:eastAsia="Liberation Mono" w:cs="Liberation Mono" w:ascii="Liberation Mono" w:hAnsi="Liberation Mono"/>
+          <w:color w:val="0B3D7A"/>
+          <w:sz w:val="18"/>
+        </w:rPr>
+        <w:t>getSettings(group)</w:t>
+      </w:r>
+      <w:r>
+        <w:rPr>
+          <w:rFonts w:eastAsia="Nunito" w:cs="Nunito"/>
+        </w:rPr>
+        <w:t xml:space="preserve"> lists a group; </w:t>
+      </w:r>
+      <w:r>
+        <w:rPr>
+          <w:rFonts w:eastAsia="Liberation Mono" w:cs="Liberation Mono" w:ascii="Liberation Mono" w:hAnsi="Liberation Mono"/>
+          <w:color w:val="0B3D7A"/>
+          <w:sz w:val="18"/>
+        </w:rPr>
+        <w:t>setSetting()</w:t>
+      </w:r>
+      <w:r>
+        <w:rPr>
+          <w:rFonts w:eastAsia="Nunito" w:cs="Nunito"/>
+        </w:rPr>
+        <w:t xml:space="preserve"> updates the row, stamps </w:t>
+      </w:r>
+      <w:r>
+        <w:rPr>
+          <w:rFonts w:eastAsia="Liberation Mono" w:cs="Liberation Mono" w:ascii="Liberation Mono" w:hAnsi="Liberation Mono"/>
+          <w:color w:val="0B3D7A"/>
+          <w:sz w:val="18"/>
+        </w:rPr>
+        <w:t>updated_by</w:t>
+      </w:r>
+      <w:r>
+        <w:rPr>
+          <w:rFonts w:eastAsia="Nunito" w:cs="Nunito"/>
+        </w:rPr>
+        <w:t xml:space="preserve"> and </w:t>
+      </w:r>
+      <w:r>
+        <w:rPr>
+          <w:rFonts w:eastAsia="Liberation Mono" w:cs="Liberation Mono" w:ascii="Liberation Mono" w:hAnsi="Liberation Mono"/>
+          <w:color w:val="0B3D7A"/>
+          <w:sz w:val="18"/>
+        </w:rPr>
+        <w:t>updated_at</w:t>
+      </w:r>
+      <w:r>
+        <w:rPr>
+          <w:rFonts w:eastAsia="Nunito" w:cs="Nunito"/>
+        </w:rPr>
+        <w:t xml:space="preserve"> and drops the key from the local cache. Every business parameter is read this way; the code fallback must equal the seeded value (tested).</w:t>
+      </w:r>
+    </w:p>
+    <w:p>
+      <w:pPr>
+        <w:pStyle w:val="Normal"/>
+        <w:rPr/>
+      </w:pPr>
+      <w:r>
+        <w:rPr>
+          <w:rFonts w:eastAsia="Nunito" w:cs="Nunito"/>
+        </w:rPr>
+        <w:t xml:space="preserve">The cache follows changes made through any instance. At most every </w:t>
+      </w:r>
+      <w:r>
+        <w:rPr>
+          <w:rFonts w:eastAsia="Liberation Mono" w:cs="Liberation Mono" w:ascii="Liberation Mono" w:hAnsi="Liberation Mono"/>
+          <w:color w:val="0B3D7A"/>
+          <w:sz w:val="18"/>
+        </w:rPr>
+        <w:t>SETTINGS_CHECK_MS</w:t>
+      </w:r>
+      <w:r>
+        <w:rPr>
+          <w:rFonts w:eastAsia="Nunito" w:cs="Nunito"/>
+        </w:rPr>
+        <w:t xml:space="preserve"> (5 seconds) a read compares the table version (row count and latest </w:t>
+      </w:r>
+      <w:r>
+        <w:rPr>
+          <w:rFonts w:eastAsia="Liberation Mono" w:cs="Liberation Mono" w:ascii="Liberation Mono" w:hAnsi="Liberation Mono"/>
+          <w:color w:val="0B3D7A"/>
+          <w:sz w:val="18"/>
+        </w:rPr>
+        <w:t>updated_at</w:t>
+      </w:r>
+      <w:r>
+        <w:rPr>
+          <w:rFonts w:eastAsia="Nunito" w:cs="Nunito"/>
+        </w:rPr>
+        <w:t xml:space="preserve">) with the one it saw last and drops the whole cache when it moved. Each entry also expires after </w:t>
+      </w:r>
+      <w:r>
+        <w:rPr>
+          <w:rFonts w:eastAsia="Liberation Mono" w:cs="Liberation Mono" w:ascii="Liberation Mono" w:hAnsi="Liberation Mono"/>
+          <w:color w:val="0B3D7A"/>
+          <w:sz w:val="18"/>
+        </w:rPr>
+        <w:t>SETTINGS_CACHE_TTL_MS</w:t>
+      </w:r>
+      <w:r>
+        <w:rPr>
+          <w:rFonts w:eastAsia="Nunito" w:cs="Nunito"/>
+        </w:rPr>
+        <w:t xml:space="preserve"> (60 seconds), which covers changes made outside the API. No restart is needed after a configuration change.</w:t>
+      </w:r>
+    </w:p>
+    <w:p>
+      <w:pPr>
+        <w:pStyle w:val="Heading2"/>
+        <w:rPr/>
+      </w:pPr>
+      <w:bookmarkStart w:id="9" w:name="__RefHeading___Toc9314_4084622315"/>
+      <w:bookmarkEnd w:id="9"/>
+      <w:r>
+        <w:rPr>
+          <w:rFonts w:eastAsia="Nunito" w:cs="Nunito" w:ascii="Nunito" w:hAnsi="Nunito"/>
+        </w:rPr>
+        <w:t>2.7  Document numbering (lib/numbering.js)</w:t>
+      </w:r>
+    </w:p>
+    <w:p>
+      <w:pPr>
+        <w:pStyle w:val="Normal"/>
+        <w:rPr/>
+      </w:pPr>
+      <w:r>
+        <w:rPr>
+          <w:rFonts w:eastAsia="Liberation Mono" w:cs="Liberation Mono" w:ascii="Liberation Mono" w:hAnsi="Liberation Mono"/>
+          <w:color w:val="0B3D7A"/>
+          <w:sz w:val="18"/>
+        </w:rPr>
+        <w:t>nextDocumentNumber(code, { db, branch, lob, date, unique })</w:t>
+      </w:r>
+      <w:r>
+        <w:rPr>
+          <w:rFonts w:eastAsia="Nunito" w:cs="Nunito"/>
+        </w:rPr>
+        <w:t xml:space="preserve"> returns the next number of a series of the Document Numbering master, for example </w:t>
+      </w:r>
+      <w:r>
+        <w:rPr>
+          <w:rFonts w:eastAsia="Liberation Mono" w:cs="Liberation Mono" w:ascii="Liberation Mono" w:hAnsi="Liberation Mono"/>
+          <w:color w:val="0B3D7A"/>
+          <w:sz w:val="18"/>
+        </w:rPr>
+        <w:t>POL-2026-00001</w:t>
+      </w:r>
+      <w:r>
+        <w:rPr>
+          <w:rFonts w:eastAsia="Nunito" w:cs="Nunito"/>
+        </w:rPr>
+        <w:t>. Called with the caller's transaction (</w:t>
+      </w:r>
+      <w:r>
+        <w:rPr>
+          <w:rFonts w:eastAsia="Liberation Mono" w:cs="Liberation Mono" w:ascii="Liberation Mono" w:hAnsi="Liberation Mono"/>
+          <w:color w:val="0B3D7A"/>
+          <w:sz w:val="18"/>
+        </w:rPr>
+        <w:t>db</w:t>
+      </w:r>
+      <w:r>
+        <w:rPr>
+          <w:rFonts w:eastAsia="Nunito" w:cs="Nunito"/>
+        </w:rPr>
+        <w:t xml:space="preserve">), the counter row stays locked until the transaction ends and a rollback gives the number back. The date defaults to today in </w:t>
+      </w:r>
+      <w:r>
+        <w:rPr>
+          <w:rFonts w:eastAsia="Liberation Mono" w:cs="Liberation Mono" w:ascii="Liberation Mono" w:hAnsi="Liberation Mono"/>
+          <w:color w:val="0B3D7A"/>
+          <w:sz w:val="18"/>
+        </w:rPr>
+        <w:t>general.timezone</w:t>
+      </w:r>
+      <w:r>
+        <w:rPr>
+          <w:rFonts w:eastAsia="Nunito" w:cs="Nunito"/>
+        </w:rPr>
+        <w:t xml:space="preserve">. With </w:t>
+      </w:r>
+      <w:r>
+        <w:rPr>
+          <w:rFonts w:eastAsia="Liberation Mono" w:cs="Liberation Mono" w:ascii="Liberation Mono" w:hAnsi="Liberation Mono"/>
+          <w:color w:val="0B3D7A"/>
+          <w:sz w:val="18"/>
+        </w:rPr>
+        <w:t>unique: { table, column }</w:t>
+      </w:r>
+      <w:r>
+        <w:rPr>
+          <w:rFonts w:eastAsia="Nunito" w:cs="Nunito"/>
+        </w:rPr>
+        <w:t xml:space="preserve"> a number already present in the target column (entered by hand or imported) is skipped. Series, patterns and reset rules are described in document 02; </w:t>
+      </w:r>
+      <w:r>
+        <w:rPr>
+          <w:rFonts w:eastAsia="Liberation Mono" w:cs="Liberation Mono" w:ascii="Liberation Mono" w:hAnsi="Liberation Mono"/>
+          <w:color w:val="0B3D7A"/>
+          <w:sz w:val="18"/>
+        </w:rPr>
+        <w:t>src/modules/document-numbering/README.md</w:t>
+      </w:r>
+      <w:r>
+        <w:rPr>
+          <w:rFonts w:eastAsia="Nunito" w:cs="Nunito"/>
+        </w:rPr>
+        <w:t xml:space="preserve"> has the support notes.</w:t>
+      </w:r>
+    </w:p>
+    <w:p>
+      <w:pPr>
+        <w:pStyle w:val="Heading2"/>
+        <w:rPr/>
+      </w:pPr>
+      <w:bookmarkStart w:id="10" w:name="__RefHeading___Toc9316_4084622315"/>
+      <w:bookmarkEnd w:id="10"/>
+      <w:r>
+        <w:rPr>
+          <w:rFonts w:eastAsia="Nunito" w:cs="Nunito" w:ascii="Nunito" w:hAnsi="Nunito"/>
+        </w:rPr>
+        <w:t>2.8  Posting engine (modules/accounting/lib)</w:t>
+      </w:r>
+    </w:p>
+    <w:p>
+      <w:pPr>
+        <w:pStyle w:val="Normal"/>
+        <w:rPr/>
+      </w:pPr>
+      <w:r>
+        <w:rPr>
+          <w:rFonts w:eastAsia="Liberation Mono" w:cs="Liberation Mono" w:ascii="Liberation Mono" w:hAnsi="Liberation Mono"/>
+          <w:color w:val="0B3D7A"/>
+          <w:sz w:val="18"/>
+        </w:rPr>
+        <w:t>postEvent(eventCode, context, { db, user })</w:t>
+      </w:r>
+      <w:r>
+        <w:rPr>
+          <w:rFonts w:eastAsia="Nunito" w:cs="Nunito"/>
+        </w:rPr>
+        <w:t xml:space="preserve"> turns a business event into a journal. It loads the posting rule version in force on the posting date, resolves every line to a GL account (a fixed account, the account role in </w:t>
+      </w:r>
+      <w:r>
+        <w:rPr>
+          <w:rFonts w:eastAsia="Liberation Mono" w:cs="Liberation Mono" w:ascii="Liberation Mono" w:hAnsi="Liberation Mono"/>
+          <w:color w:val="0B3D7A"/>
+          <w:sz w:val="18"/>
+        </w:rPr>
+        <w:t>accounting.account.&lt;role&gt;</w:t>
+      </w:r>
+      <w:r>
+        <w:rPr>
+          <w:rFonts w:eastAsia="Nunito" w:cs="Nunito"/>
+        </w:rPr>
+        <w:t xml:space="preserve">, a resolver, or an account the caller passes) and calls </w:t>
+      </w:r>
+      <w:r>
+        <w:rPr>
+          <w:rFonts w:eastAsia="Liberation Mono" w:cs="Liberation Mono" w:ascii="Liberation Mono" w:hAnsi="Liberation Mono"/>
+          <w:color w:val="0B3D7A"/>
+          <w:sz w:val="18"/>
+        </w:rPr>
+        <w:t>createJournal</w:t>
+      </w:r>
+      <w:r>
+        <w:rPr>
+          <w:rFonts w:eastAsia="Nunito" w:cs="Nunito"/>
+        </w:rPr>
+        <w:t>, which numbers the journal, checks that debits equal credits, that the accounts are active and that the period accepts the posting (</w:t>
+      </w:r>
+      <w:r>
+        <w:rPr>
+          <w:rFonts w:eastAsia="Liberation Mono" w:cs="Liberation Mono" w:ascii="Liberation Mono" w:hAnsi="Liberation Mono"/>
+          <w:color w:val="0B3D7A"/>
+          <w:sz w:val="18"/>
+        </w:rPr>
+        <w:t>assertPostingAllowed</w:t>
+      </w:r>
+      <w:r>
+        <w:rPr>
+          <w:rFonts w:eastAsia="Nunito" w:cs="Nunito"/>
+        </w:rPr>
+        <w:t xml:space="preserve"> of the period-end module), and posts it. Lines marked per participant are split across co-insurers by share (</w:t>
+      </w:r>
+      <w:r>
+        <w:rPr>
+          <w:rFonts w:eastAsia="Liberation Mono" w:cs="Liberation Mono" w:ascii="Liberation Mono" w:hAnsi="Liberation Mono"/>
+          <w:color w:val="0B3D7A"/>
+          <w:sz w:val="18"/>
+        </w:rPr>
+        <w:t>coinsurance.js</w:t>
+      </w:r>
+      <w:r>
+        <w:rPr>
+          <w:rFonts w:eastAsia="Nunito" w:cs="Nunito"/>
+        </w:rPr>
+        <w:t xml:space="preserve">, remainder on the lead). Posting rules are edited on Master &gt; Finance &gt; Posting Rules, which has a Simulate button; the list of events is </w:t>
+      </w:r>
+      <w:r>
+        <w:rPr>
+          <w:rFonts w:eastAsia="Liberation Mono" w:cs="Liberation Mono" w:ascii="Liberation Mono" w:hAnsi="Liberation Mono"/>
+          <w:color w:val="0B3D7A"/>
+          <w:sz w:val="18"/>
+        </w:rPr>
+        <w:t>EVENTS</w:t>
+      </w:r>
+      <w:r>
+        <w:rPr>
+          <w:rFonts w:eastAsia="Nunito" w:cs="Nunito"/>
+        </w:rPr>
+        <w:t xml:space="preserve"> in </w:t>
+      </w:r>
+      <w:r>
+        <w:rPr>
+          <w:rFonts w:eastAsia="Liberation Mono" w:cs="Liberation Mono" w:ascii="Liberation Mono" w:hAnsi="Liberation Mono"/>
+          <w:color w:val="0B3D7A"/>
+          <w:sz w:val="18"/>
+        </w:rPr>
+        <w:t>posting.js</w:t>
+      </w:r>
+      <w:r>
+        <w:rPr>
+          <w:rFonts w:eastAsia="Nunito" w:cs="Nunito"/>
+        </w:rPr>
+        <w:t xml:space="preserve">, and </w:t>
+      </w:r>
+      <w:r>
+        <w:rPr>
+          <w:rFonts w:eastAsia="Liberation Mono" w:cs="Liberation Mono" w:ascii="Liberation Mono" w:hAnsi="Liberation Mono"/>
+          <w:color w:val="0B3D7A"/>
+          <w:sz w:val="18"/>
+        </w:rPr>
+        <w:t>test/posting-rules.test.js</w:t>
+      </w:r>
+      <w:r>
+        <w:rPr>
+          <w:rFonts w:eastAsia="Nunito" w:cs="Nunito"/>
+        </w:rPr>
+        <w:t xml:space="preserve"> checks that every event balances on its sample.</w:t>
+      </w:r>
+    </w:p>
+    <w:p>
+      <w:pPr>
+        <w:pStyle w:val="Heading2"/>
+        <w:rPr/>
+      </w:pPr>
+      <w:bookmarkStart w:id="11" w:name="__RefHeading___Toc9318_4084622315"/>
+      <w:bookmarkEnd w:id="11"/>
+      <w:r>
+        <w:rPr>
+          <w:rFonts w:eastAsia="Nunito" w:cs="Nunito" w:ascii="Nunito" w:hAnsi="Nunito"/>
+        </w:rPr>
+        <w:t>2.9  Maker-checker and audit</w:t>
+      </w:r>
+    </w:p>
+    <w:p>
+      <w:pPr>
+        <w:pStyle w:val="Normal"/>
+        <w:rPr/>
+      </w:pPr>
+      <w:r>
+        <w:rPr>
+          <w:rFonts w:eastAsia="Liberation Mono" w:cs="Liberation Mono" w:ascii="Liberation Mono" w:hAnsi="Liberation Mono"/>
+          <w:color w:val="0B3D7A"/>
+          <w:sz w:val="18"/>
+        </w:rPr>
+        <w:t>assertChecker(user, makerId, what)</w:t>
+      </w:r>
+      <w:r>
+        <w:rPr>
+          <w:rFonts w:eastAsia="Nunito" w:cs="Nunito"/>
+        </w:rPr>
+        <w:t xml:space="preserve"> refuses an approval by the user who created or submitted the record. The switch </w:t>
+      </w:r>
+      <w:r>
+        <w:rPr>
+          <w:rFonts w:eastAsia="Liberation Mono" w:cs="Liberation Mono" w:ascii="Liberation Mono" w:hAnsi="Liberation Mono"/>
+          <w:color w:val="0B3D7A"/>
+          <w:sz w:val="18"/>
+        </w:rPr>
+        <w:t>finance.maker_checker_enabled</w:t>
+      </w:r>
+      <w:r>
+        <w:rPr>
+          <w:rFonts w:eastAsia="Nunito" w:cs="Nunito"/>
+        </w:rPr>
+        <w:t xml:space="preserve"> turns it off for a small office with one accounting user; reinsurance treaties and cessions keep the rule always, and the period close and bank reconciliation check the approver themselves.</w:t>
+      </w:r>
+    </w:p>
+    <w:p>
+      <w:pPr>
+        <w:pStyle w:val="Normal"/>
+        <w:rPr/>
+      </w:pPr>
+      <w:r>
+        <w:rPr>
+          <w:rFonts w:eastAsia="Liberation Mono" w:cs="Liberation Mono" w:ascii="Liberation Mono" w:hAnsi="Liberation Mono"/>
+          <w:color w:val="0B3D7A"/>
+          <w:sz w:val="18"/>
+        </w:rPr>
+        <w:t>audit(req, { entity, entityId, action, before, after })</w:t>
+      </w:r>
+      <w:r>
+        <w:rPr>
+          <w:rFonts w:eastAsia="Nunito" w:cs="Nunito"/>
+        </w:rPr>
+        <w:t xml:space="preserve"> inserts into </w:t>
+      </w:r>
+      <w:r>
+        <w:rPr>
+          <w:rFonts w:eastAsia="Liberation Mono" w:cs="Liberation Mono" w:ascii="Liberation Mono" w:hAnsi="Liberation Mono"/>
+          <w:color w:val="0B3D7A"/>
+          <w:sz w:val="18"/>
+        </w:rPr>
+        <w:t>audit_log</w:t>
+      </w:r>
+      <w:r>
+        <w:rPr>
+          <w:rFonts w:eastAsia="Nunito" w:cs="Nunito"/>
+        </w:rPr>
+        <w:t xml:space="preserve"> the user id and name, entity, id, action, before and after JSON and the client IP. Mutating handlers call it after the change; it runs as its own statement, not inside the business transaction. Reviews: Master &gt; Audit Trail (</w:t>
+      </w:r>
+      <w:r>
+        <w:rPr>
+          <w:rFonts w:eastAsia="Liberation Mono" w:cs="Liberation Mono" w:ascii="Liberation Mono" w:hAnsi="Liberation Mono"/>
+          <w:color w:val="0B3D7A"/>
+          <w:sz w:val="18"/>
+        </w:rPr>
+        <w:t>GET /api/settings/audit</w:t>
+      </w:r>
+      <w:r>
+        <w:rPr>
+          <w:rFonts w:eastAsia="Nunito" w:cs="Nunito"/>
+        </w:rPr>
+        <w:t xml:space="preserve">, permission </w:t>
+      </w:r>
+      <w:r>
+        <w:rPr>
+          <w:rFonts w:eastAsia="Liberation Mono" w:cs="Liberation Mono" w:ascii="Liberation Mono" w:hAnsi="Liberation Mono"/>
+          <w:color w:val="0B3D7A"/>
+          <w:sz w:val="18"/>
+        </w:rPr>
+        <w:t>read:audit</w:t>
+      </w:r>
+      <w:r>
+        <w:rPr>
+          <w:rFonts w:eastAsia="Nunito" w:cs="Nunito"/>
+        </w:rPr>
+        <w:t>, filters entity, entity id, username and a from / to business-date range; newest 200, at most 1,000).</w:t>
+      </w:r>
+    </w:p>
+    <w:p>
+      <w:pPr>
+        <w:pStyle w:val="Heading2"/>
+        <w:rPr/>
+      </w:pPr>
+      <w:bookmarkStart w:id="12" w:name="__RefHeading___Toc9320_4084622315"/>
+      <w:bookmarkEnd w:id="12"/>
+      <w:r>
+        <w:rPr>
+          <w:rFonts w:eastAsia="Nunito" w:cs="Nunito" w:ascii="Nunito" w:hAnsi="Nunito"/>
+        </w:rPr>
+        <w:t>2.10  Notifications and audience</w:t>
+      </w:r>
+    </w:p>
+    <w:p>
+      <w:pPr>
+        <w:pStyle w:val="Normal"/>
+        <w:rPr/>
+      </w:pPr>
+      <w:r>
+        <w:rPr>
+          <w:rFonts w:eastAsia="Liberation Mono" w:cs="Liberation Mono" w:ascii="Liberation Mono" w:hAnsi="Liberation Mono"/>
+          <w:color w:val="0B3D7A"/>
+          <w:sz w:val="18"/>
+        </w:rPr>
+        <w:t>notify({ userId, type, priority, title, message, link, entity, entityId, audience })</w:t>
+      </w:r>
+      <w:r>
+        <w:rPr>
+          <w:rFonts w:eastAsia="Nunito" w:cs="Nunito"/>
+        </w:rPr>
+        <w:t xml:space="preserve"> inserts a row in </w:t>
+      </w:r>
+      <w:r>
+        <w:rPr>
+          <w:rFonts w:eastAsia="Liberation Mono" w:cs="Liberation Mono" w:ascii="Liberation Mono" w:hAnsi="Liberation Mono"/>
+          <w:color w:val="0B3D7A"/>
+          <w:sz w:val="18"/>
+        </w:rPr>
+        <w:t>notifications</w:t>
+      </w:r>
+      <w:r>
+        <w:rPr>
+          <w:rFonts w:eastAsia="Nunito" w:cs="Nunito"/>
+        </w:rPr>
+        <w:t xml:space="preserve">. A notification goes to one user or, without a user, to everyone who holds the permission in </w:t>
+      </w:r>
+      <w:r>
+        <w:rPr>
+          <w:rFonts w:eastAsia="Liberation Mono" w:cs="Liberation Mono" w:ascii="Liberation Mono" w:hAnsi="Liberation Mono"/>
+          <w:color w:val="0B3D7A"/>
+          <w:sz w:val="18"/>
+        </w:rPr>
+        <w:t>audience</w:t>
+      </w:r>
+      <w:r>
+        <w:rPr>
+          <w:rFonts w:eastAsia="Nunito" w:cs="Nunito"/>
+        </w:rPr>
+        <w:t xml:space="preserve"> (for example </w:t>
+      </w:r>
+      <w:r>
+        <w:rPr>
+          <w:rFonts w:eastAsia="Liberation Mono" w:cs="Liberation Mono" w:ascii="Liberation Mono" w:hAnsi="Liberation Mono"/>
+          <w:color w:val="0B3D7A"/>
+          <w:sz w:val="18"/>
+        </w:rPr>
+        <w:t>write:journal-vouchers</w:t>
+      </w:r>
+      <w:r>
+        <w:rPr>
+          <w:rFonts w:eastAsia="Nunito" w:cs="Nunito"/>
+        </w:rPr>
+        <w:t xml:space="preserve"> for journal vouchers awaiting approval). The front end polls the unread count every 30 seconds while signed in. Switches: </w:t>
+      </w:r>
+      <w:r>
+        <w:rPr>
+          <w:rFonts w:eastAsia="Liberation Mono" w:cs="Liberation Mono" w:ascii="Liberation Mono" w:hAnsi="Liberation Mono"/>
+          <w:color w:val="0B3D7A"/>
+          <w:sz w:val="18"/>
+        </w:rPr>
+        <w:t>notification.approval_requests</w:t>
+      </w:r>
+      <w:r>
+        <w:rPr>
+          <w:rFonts w:eastAsia="Nunito" w:cs="Nunito"/>
+        </w:rPr>
+        <w:t xml:space="preserve">, </w:t>
+      </w:r>
+      <w:r>
+        <w:rPr>
+          <w:rFonts w:eastAsia="Liberation Mono" w:cs="Liberation Mono" w:ascii="Liberation Mono" w:hAnsi="Liberation Mono"/>
+          <w:color w:val="0B3D7A"/>
+          <w:sz w:val="18"/>
+        </w:rPr>
+        <w:t>notification.claim_status</w:t>
+      </w:r>
+      <w:r>
+        <w:rPr>
+          <w:rFonts w:eastAsia="Nunito" w:cs="Nunito"/>
+        </w:rPr>
+        <w:t xml:space="preserve">, </w:t>
+      </w:r>
+      <w:r>
+        <w:rPr>
+          <w:rFonts w:eastAsia="Liberation Mono" w:cs="Liberation Mono" w:ascii="Liberation Mono" w:hAnsi="Liberation Mono"/>
+          <w:color w:val="0B3D7A"/>
+          <w:sz w:val="18"/>
+        </w:rPr>
+        <w:t>notification.renewal_reminder</w:t>
+      </w:r>
+      <w:r>
+        <w:rPr>
+          <w:rFonts w:eastAsia="Nunito" w:cs="Nunito"/>
+        </w:rPr>
+        <w:t>.</w:t>
+      </w:r>
+    </w:p>
+    <w:p>
+      <w:pPr>
+        <w:pStyle w:val="Heading2"/>
+        <w:rPr/>
+      </w:pPr>
+      <w:bookmarkStart w:id="13" w:name="__RefHeading___Toc9322_4084622315"/>
+      <w:bookmarkEnd w:id="13"/>
+      <w:r>
+        <w:rPr>
+          <w:rFonts w:eastAsia="Nunito" w:cs="Nunito" w:ascii="Nunito" w:hAnsi="Nunito"/>
+        </w:rPr>
+        <w:t>2.11  E-mail outbox (lib/mailer.js)</w:t>
+      </w:r>
+    </w:p>
+    <w:p>
+      <w:pPr>
+        <w:pStyle w:val="Normal"/>
+        <w:rPr/>
+      </w:pPr>
+      <w:r>
+        <w:rPr>
+          <w:rFonts w:eastAsia="Liberation Mono" w:cs="Liberation Mono" w:ascii="Liberation Mono" w:hAnsi="Liberation Mono"/>
+          <w:color w:val="0B3D7A"/>
+          <w:sz w:val="18"/>
+        </w:rPr>
+        <w:t>queueEmail({ to, cc, subject, html, template, entity, entityId })</w:t>
+      </w:r>
+      <w:r>
+        <w:rPr>
+          <w:rFonts w:eastAsia="Nunito" w:cs="Nunito"/>
+        </w:rPr>
+        <w:t xml:space="preserve"> inserts into </w:t>
+      </w:r>
+      <w:r>
+        <w:rPr>
+          <w:rFonts w:eastAsia="Liberation Mono" w:cs="Liberation Mono" w:ascii="Liberation Mono" w:hAnsi="Liberation Mono"/>
+          <w:color w:val="0B3D7A"/>
+          <w:sz w:val="18"/>
+        </w:rPr>
+        <w:t>email_outbox</w:t>
+      </w:r>
+      <w:r>
+        <w:rPr>
+          <w:rFonts w:eastAsia="Nunito" w:cs="Nunito"/>
+        </w:rPr>
+        <w:t xml:space="preserve">; nothing is sent in the request. The </w:t>
+      </w:r>
+      <w:r>
+        <w:rPr>
+          <w:rFonts w:eastAsia="Liberation Mono" w:cs="Liberation Mono" w:ascii="Liberation Mono" w:hAnsi="Liberation Mono"/>
+          <w:color w:val="0B3D7A"/>
+          <w:sz w:val="18"/>
+        </w:rPr>
+        <w:t>email-outbox</w:t>
+      </w:r>
+      <w:r>
+        <w:rPr>
+          <w:rFonts w:eastAsia="Nunito" w:cs="Nunito"/>
+        </w:rPr>
+        <w:t xml:space="preserve"> job calls </w:t>
+      </w:r>
+      <w:r>
+        <w:rPr>
+          <w:rFonts w:eastAsia="Liberation Mono" w:cs="Liberation Mono" w:ascii="Liberation Mono" w:hAnsi="Liberation Mono"/>
+          <w:color w:val="0B3D7A"/>
+          <w:sz w:val="18"/>
+        </w:rPr>
+        <w:t>sendQueuedEmails()</w:t>
+      </w:r>
+      <w:r>
+        <w:rPr>
+          <w:rFonts w:eastAsia="Nunito" w:cs="Nunito"/>
+        </w:rPr>
+        <w:t xml:space="preserve"> every 5 minutes. When </w:t>
+      </w:r>
+      <w:r>
+        <w:rPr>
+          <w:rFonts w:eastAsia="Liberation Mono" w:cs="Liberation Mono" w:ascii="Liberation Mono" w:hAnsi="Liberation Mono"/>
+          <w:color w:val="0B3D7A"/>
+          <w:sz w:val="18"/>
+        </w:rPr>
+        <w:t>notification.email_enabled</w:t>
+      </w:r>
+      <w:r>
+        <w:rPr>
+          <w:rFonts w:eastAsia="Nunito" w:cs="Nunito"/>
+        </w:rPr>
+        <w:t xml:space="preserve"> is true and </w:t>
+      </w:r>
+      <w:r>
+        <w:rPr>
+          <w:rFonts w:eastAsia="Liberation Mono" w:cs="Liberation Mono" w:ascii="Liberation Mono" w:hAnsi="Liberation Mono"/>
+          <w:color w:val="0B3D7A"/>
+          <w:sz w:val="18"/>
+        </w:rPr>
+        <w:t>SMTP_URL</w:t>
+      </w:r>
+      <w:r>
+        <w:rPr>
+          <w:rFonts w:eastAsia="Nunito" w:cs="Nunito"/>
+        </w:rPr>
+        <w:t xml:space="preserve"> is set, it sends up to 50 queued messages (oldest first) from </w:t>
+      </w:r>
+      <w:r>
+        <w:rPr>
+          <w:rFonts w:eastAsia="Liberation Mono" w:cs="Liberation Mono" w:ascii="Liberation Mono" w:hAnsi="Liberation Mono"/>
+          <w:color w:val="0B3D7A"/>
+          <w:sz w:val="18"/>
+        </w:rPr>
+        <w:t>notification.from_address</w:t>
+      </w:r>
+      <w:r>
+        <w:rPr>
+          <w:rFonts w:eastAsia="Nunito" w:cs="Nunito"/>
+        </w:rPr>
+        <w:t xml:space="preserve">, marks them </w:t>
+      </w:r>
+      <w:r>
+        <w:rPr>
+          <w:rFonts w:eastAsia="Liberation Mono" w:cs="Liberation Mono" w:ascii="Liberation Mono" w:hAnsi="Liberation Mono"/>
+          <w:color w:val="0B3D7A"/>
+          <w:sz w:val="18"/>
+        </w:rPr>
+        <w:t>sent</w:t>
+      </w:r>
+      <w:r>
+        <w:rPr>
+          <w:rFonts w:eastAsia="Nunito" w:cs="Nunito"/>
+        </w:rPr>
+        <w:t xml:space="preserve">, or increments </w:t>
+      </w:r>
+      <w:r>
+        <w:rPr>
+          <w:rFonts w:eastAsia="Liberation Mono" w:cs="Liberation Mono" w:ascii="Liberation Mono" w:hAnsi="Liberation Mono"/>
+          <w:color w:val="0B3D7A"/>
+          <w:sz w:val="18"/>
+        </w:rPr>
+        <w:t>attempts</w:t>
+      </w:r>
+      <w:r>
+        <w:rPr>
+          <w:rFonts w:eastAsia="Nunito" w:cs="Nunito"/>
+        </w:rPr>
+        <w:t xml:space="preserve"> and stores the error; after 5 failed attempts the message is </w:t>
+      </w:r>
+      <w:r>
+        <w:rPr>
+          <w:rFonts w:eastAsia="Liberation Mono" w:cs="Liberation Mono" w:ascii="Liberation Mono" w:hAnsi="Liberation Mono"/>
+          <w:color w:val="0B3D7A"/>
+          <w:sz w:val="18"/>
+        </w:rPr>
+        <w:t>failed</w:t>
+      </w:r>
+      <w:r>
+        <w:rPr>
+          <w:rFonts w:eastAsia="Nunito" w:cs="Nunito"/>
+        </w:rPr>
+        <w:t>. Templates are settings (</w:t>
+      </w:r>
+      <w:r>
+        <w:rPr>
+          <w:rFonts w:eastAsia="Liberation Mono" w:cs="Liberation Mono" w:ascii="Liberation Mono" w:hAnsi="Liberation Mono"/>
+          <w:color w:val="0B3D7A"/>
+          <w:sz w:val="18"/>
+        </w:rPr>
+        <w:t>email.template.*</w:t>
+      </w:r>
+      <w:r>
+        <w:rPr>
+          <w:rFonts w:eastAsia="Nunito" w:cs="Nunito"/>
+        </w:rPr>
+        <w:t xml:space="preserve">, </w:t>
+      </w:r>
+      <w:r>
+        <w:rPr>
+          <w:rFonts w:eastAsia="Liberation Mono" w:cs="Liberation Mono" w:ascii="Liberation Mono" w:hAnsi="Liberation Mono"/>
+          <w:color w:val="0B3D7A"/>
+          <w:sz w:val="18"/>
+        </w:rPr>
+        <w:t>security.reset_email_*</w:t>
+      </w:r>
+      <w:r>
+        <w:rPr>
+          <w:rFonts w:eastAsia="Nunito" w:cs="Nunito"/>
+        </w:rPr>
+        <w:t xml:space="preserve">, </w:t>
+      </w:r>
+      <w:r>
+        <w:rPr>
+          <w:rFonts w:eastAsia="Liberation Mono" w:cs="Liberation Mono" w:ascii="Liberation Mono" w:hAnsi="Liberation Mono"/>
+          <w:color w:val="0B3D7A"/>
+          <w:sz w:val="18"/>
+        </w:rPr>
+        <w:t>reports.email_*</w:t>
+      </w:r>
+      <w:r>
+        <w:rPr>
+          <w:rFonts w:eastAsia="Nunito" w:cs="Nunito"/>
+        </w:rPr>
+        <w:t xml:space="preserve">, </w:t>
+      </w:r>
+      <w:r>
+        <w:rPr>
+          <w:rFonts w:eastAsia="Liberation Mono" w:cs="Liberation Mono" w:ascii="Liberation Mono" w:hAnsi="Liberation Mono"/>
+          <w:color w:val="0B3D7A"/>
+          <w:sz w:val="18"/>
+        </w:rPr>
+        <w:t>remittance.*_email_*</w:t>
+      </w:r>
+      <w:r>
+        <w:rPr>
+          <w:rFonts w:eastAsia="Nunito" w:cs="Nunito"/>
+        </w:rPr>
+        <w:t xml:space="preserve">) rendered by </w:t>
+      </w:r>
+      <w:r>
+        <w:rPr>
+          <w:rFonts w:eastAsia="Liberation Mono" w:cs="Liberation Mono" w:ascii="Liberation Mono" w:hAnsi="Liberation Mono"/>
+          <w:color w:val="0B3D7A"/>
+          <w:sz w:val="18"/>
+        </w:rPr>
+        <w:t>renderTemplate()</w:t>
+      </w:r>
+      <w:r>
+        <w:rPr>
+          <w:rFonts w:eastAsia="Nunito" w:cs="Nunito"/>
+        </w:rPr>
+        <w:t xml:space="preserve"> with </w:t>
+      </w:r>
+      <w:r>
+        <w:rPr>
+          <w:rFonts w:eastAsia="Liberation Mono" w:cs="Liberation Mono" w:ascii="Liberation Mono" w:hAnsi="Liberation Mono"/>
+          <w:color w:val="0B3D7A"/>
+          <w:sz w:val="18"/>
+        </w:rPr>
+        <w:t>{{placeholder}}</w:t>
+      </w:r>
+      <w:r>
+        <w:rPr>
+          <w:rFonts w:eastAsia="Nunito" w:cs="Nunito"/>
+        </w:rPr>
+        <w:t xml:space="preserve"> substitution; the body is HTML-escaped and the subject is plain text.</w:t>
       </w:r>
     </w:p>
     <w:tbl>
@@ -6096,7 +7749,7 @@
                 <w:rFonts w:eastAsia="Nunito" w:cs="Nunito"/>
                 <w:sz w:val="18"/>
               </w:rPr>
-              <w:t xml:space="preserve"> The list of administrator roles (</w:t>
+              <w:t xml:space="preserve"> E-mail is off in the seed (</w:t>
             </w:r>
             <w:r>
               <w:rPr>
@@ -6104,14 +7757,14 @@
                 <w:color w:val="0B3D7A"/>
                 <w:sz w:val="16"/>
               </w:rPr>
-              <w:t>it-admin</w:t>
+              <w:t>notification.email_enabled = false</w:t>
             </w:r>
             <w:r>
               <w:rPr>
                 <w:rFonts w:eastAsia="Nunito" w:cs="Nunito"/>
                 <w:sz w:val="18"/>
               </w:rPr>
-              <w:t xml:space="preserve">, </w:t>
+              <w:t xml:space="preserve">). Until it is switched on, messages wait in the outbox with status </w:t>
             </w:r>
             <w:r>
               <w:rPr>
@@ -6119,14 +7772,44 @@
                 <w:color w:val="0B3D7A"/>
                 <w:sz w:val="16"/>
               </w:rPr>
-              <w:t>ba</w:t>
+              <w:t>queued</w:t>
             </w:r>
             <w:r>
               <w:rPr>
                 <w:rFonts w:eastAsia="Nunito" w:cs="Nunito"/>
                 <w:sz w:val="18"/>
               </w:rPr>
-              <w:t>) is repeated in several places in the code (code review item 22). Changing which roles are administrators requires a code change.</w:t>
+              <w:t xml:space="preserve"> and are sent afterwards. Throughput is 50 messages per run, 600 per hour; bulk renewal notices use their own queue job (</w:t>
+            </w:r>
+            <w:r>
+              <w:rPr>
+                <w:rFonts w:eastAsia="Liberation Mono" w:cs="Liberation Mono" w:ascii="Liberation Mono" w:hAnsi="Liberation Mono"/>
+                <w:color w:val="0B3D7A"/>
+                <w:sz w:val="16"/>
+              </w:rPr>
+              <w:t>renewal-queue</w:t>
+            </w:r>
+            <w:r>
+              <w:rPr>
+                <w:rFonts w:eastAsia="Nunito" w:cs="Nunito"/>
+                <w:sz w:val="18"/>
+              </w:rPr>
+              <w:t xml:space="preserve">, every minute). The sender must be the Office 365 mailbox of </w:t>
+            </w:r>
+            <w:r>
+              <w:rPr>
+                <w:rFonts w:eastAsia="Liberation Mono" w:cs="Liberation Mono" w:ascii="Liberation Mono" w:hAnsi="Liberation Mono"/>
+                <w:color w:val="0B3D7A"/>
+                <w:sz w:val="16"/>
+              </w:rPr>
+              <w:t>SMTP_URL</w:t>
+            </w:r>
+            <w:r>
+              <w:rPr>
+                <w:rFonts w:eastAsia="Nunito" w:cs="Nunito"/>
+                <w:sz w:val="18"/>
+              </w:rPr>
+              <w:t>, otherwise Office 365 refuses the message.</w:t>
             </w:r>
           </w:p>
         </w:tc>
@@ -6147,13 +7830,13 @@
         <w:pStyle w:val="Heading2"/>
         <w:rPr/>
       </w:pPr>
-      <w:bookmarkStart w:id="7" w:name="__RefHeading___Toc12713_3826153650"/>
-      <w:bookmarkEnd w:id="7"/>
+      <w:bookmarkStart w:id="14" w:name="__RefHeading___Toc9324_4084622315"/>
+      <w:bookmarkEnd w:id="14"/>
       <w:r>
         <w:rPr>
           <w:rFonts w:eastAsia="Nunito" w:cs="Nunito" w:ascii="Nunito" w:hAnsi="Nunito"/>
         </w:rPr>
-        <w:t>2.5  Record scope (lib/scope.js)</w:t>
+        <w:t>2.12  PDF engine and letterhead (lib/pdf, lib/letterhead.js)</w:t>
       </w:r>
     </w:p>
     <w:p>
@@ -6165,7 +7848,7 @@
         <w:rPr>
           <w:rFonts w:eastAsia="Nunito" w:cs="Nunito"/>
         </w:rPr>
-        <w:t xml:space="preserve">A user is scoped when every role they hold is listed in </w:t>
+        <w:t xml:space="preserve">One PDF engine, with no third-party dependency, produces every document and report: quotations, policy schedules, broker slips, placement slips, billing statements, official receipts, vouchers, debit notes, claim letters, reconciliation statements and report listings. </w:t>
       </w:r>
       <w:r>
         <w:rPr>
@@ -6173,13 +7856,13 @@
           <w:color w:val="0B3D7A"/>
           <w:sz w:val="18"/>
         </w:rPr>
-        <w:t>security.scoped_roles</w:t>
+        <w:t>renderPdf(spec)</w:t>
       </w:r>
       <w:r>
         <w:rPr>
           <w:rFonts w:eastAsia="Nunito" w:cs="Nunito"/>
         </w:rPr>
-        <w:t xml:space="preserve"> (default </w:t>
+        <w:t xml:space="preserve"> fills in the letterhead, formats and user and builds the file; </w:t>
       </w:r>
       <w:r>
         <w:rPr>
@@ -6187,13 +7870,13 @@
           <w:color w:val="0B3D7A"/>
           <w:sz w:val="18"/>
         </w:rPr>
-        <w:t>["agent"]</w:t>
+        <w:t>renderPdfBatch()</w:t>
       </w:r>
       <w:r>
         <w:rPr>
           <w:rFonts w:eastAsia="Nunito" w:cs="Nunito"/>
         </w:rPr>
-        <w:t xml:space="preserve">). </w:t>
+        <w:t xml:space="preserve"> puts several documents in one file (bulk receipt and voucher prints); </w:t>
       </w:r>
       <w:r>
         <w:rPr>
@@ -6201,13 +7884,13 @@
           <w:color w:val="0B3D7A"/>
           <w:sz w:val="18"/>
         </w:rPr>
-        <w:t>scopeOf(req)</w:t>
+        <w:t>renderReportPdf()</w:t>
       </w:r>
       <w:r>
         <w:rPr>
           <w:rFonts w:eastAsia="Nunito" w:cs="Nunito"/>
         </w:rPr>
-        <w:t xml:space="preserve"> returns the scope; list services add </w:t>
+        <w:t xml:space="preserve"> lays out a report with its parameters, columns and summary figures. Every page carries the letterhead of the primary active company of the Company master (</w:t>
       </w:r>
       <w:r>
         <w:rPr>
@@ -6215,13 +7898,13 @@
           <w:color w:val="0B3D7A"/>
           <w:sz w:val="18"/>
         </w:rPr>
-        <w:t>scopeSql(scope, entity, alias, params)</w:t>
+        <w:t>master_records</w:t>
       </w:r>
       <w:r>
         <w:rPr>
           <w:rFonts w:eastAsia="Nunito" w:cs="Nunito"/>
         </w:rPr>
-        <w:t xml:space="preserve"> to their WHERE clause; detail and action routes use the </w:t>
+        <w:t xml:space="preserve"> of type </w:t>
       </w:r>
       <w:r>
         <w:rPr>
@@ -6229,13 +7912,83 @@
           <w:color w:val="0B3D7A"/>
           <w:sz w:val="18"/>
         </w:rPr>
-        <w:t>ownRecord(entity)</w:t>
+        <w:t>company</w:t>
       </w:r>
       <w:r>
         <w:rPr>
           <w:rFonts w:eastAsia="Nunito" w:cs="Nunito"/>
         </w:rPr>
-        <w:t xml:space="preserve"> middleware, which answers 404 for a record the user may not see. Scoped entities: lead, client, quotation, policy, endorsement, claim, renewal, receipt, commission and referrer, matched on the owner, agent or creator columns and on ownership of the client.</w:t>
+        <w:t xml:space="preserve"> flagged as the letterhead company) and a footer with the company, "Generated &lt;date time&gt; by &lt;user&gt;" and "Page X of Y". The logo comes from the company record, else from </w:t>
+      </w:r>
+      <w:r>
+        <w:rPr>
+          <w:rFonts w:eastAsia="Liberation Mono" w:cs="Liberation Mono" w:ascii="Liberation Mono" w:hAnsi="Liberation Mono"/>
+          <w:color w:val="0B3D7A"/>
+          <w:sz w:val="18"/>
+        </w:rPr>
+        <w:t>documents.default_logo_path</w:t>
+      </w:r>
+      <w:r>
+        <w:rPr>
+          <w:rFonts w:eastAsia="Nunito" w:cs="Nunito"/>
+        </w:rPr>
+        <w:t xml:space="preserve">. Dates follow </w:t>
+      </w:r>
+      <w:r>
+        <w:rPr>
+          <w:rFonts w:eastAsia="Liberation Mono" w:cs="Liberation Mono" w:ascii="Liberation Mono" w:hAnsi="Liberation Mono"/>
+          <w:color w:val="0B3D7A"/>
+          <w:sz w:val="18"/>
+        </w:rPr>
+        <w:t>general.date_format</w:t>
+      </w:r>
+      <w:r>
+        <w:rPr>
+          <w:rFonts w:eastAsia="Nunito" w:cs="Nunito"/>
+        </w:rPr>
+        <w:t xml:space="preserve">, amounts </w:t>
+      </w:r>
+      <w:r>
+        <w:rPr>
+          <w:rFonts w:eastAsia="Liberation Mono" w:cs="Liberation Mono" w:ascii="Liberation Mono" w:hAnsi="Liberation Mono"/>
+          <w:color w:val="0B3D7A"/>
+          <w:sz w:val="18"/>
+        </w:rPr>
+        <w:t>currency.decimals</w:t>
+      </w:r>
+      <w:r>
+        <w:rPr>
+          <w:rFonts w:eastAsia="Nunito" w:cs="Nunito"/>
+        </w:rPr>
+        <w:t xml:space="preserve">, times </w:t>
+      </w:r>
+      <w:r>
+        <w:rPr>
+          <w:rFonts w:eastAsia="Liberation Mono" w:cs="Liberation Mono" w:ascii="Liberation Mono" w:hAnsi="Liberation Mono"/>
+          <w:color w:val="0B3D7A"/>
+          <w:sz w:val="18"/>
+        </w:rPr>
+        <w:t>general.timezone</w:t>
+      </w:r>
+      <w:r>
+        <w:rPr>
+          <w:rFonts w:eastAsia="Nunito" w:cs="Nunito"/>
+        </w:rPr>
+        <w:t xml:space="preserve">. Text uses the PDF base fonts (Helvetica, WinAnsi); the peso sign prints as "PHP". The letterhead is cached for 30 seconds and cleared when the Company master changes. Document layouts are in </w:t>
+      </w:r>
+      <w:r>
+        <w:rPr>
+          <w:rFonts w:eastAsia="Liberation Mono" w:cs="Liberation Mono" w:ascii="Liberation Mono" w:hAnsi="Liberation Mono"/>
+          <w:color w:val="0B3D7A"/>
+          <w:sz w:val="18"/>
+        </w:rPr>
+        <w:t>modules/documents/templates.js</w:t>
+      </w:r>
+      <w:r>
+        <w:rPr>
+          <w:rFonts w:eastAsia="Nunito" w:cs="Nunito"/>
+        </w:rPr>
+        <w:t>.</w:t>
       </w:r>
     </w:p>
     <w:p>
@@ -6243,928 +7996,13 @@
         <w:pStyle w:val="Heading2"/>
         <w:rPr/>
       </w:pPr>
-      <w:bookmarkStart w:id="8" w:name="__RefHeading___Toc12715_3826153650"/>
-      <w:bookmarkEnd w:id="8"/>
+      <w:bookmarkStart w:id="15" w:name="__RefHeading___Toc9326_4084622315"/>
+      <w:bookmarkEnd w:id="15"/>
       <w:r>
         <w:rPr>
           <w:rFonts w:eastAsia="Nunito" w:cs="Nunito" w:ascii="Nunito" w:hAnsi="Nunito"/>
         </w:rPr>
-        <w:t>2.6  Settings (lib/settings.js)</w:t>
-      </w:r>
-    </w:p>
-    <w:p>
-      <w:pPr>
-        <w:pStyle w:val="Normal"/>
-        <w:rPr/>
-      </w:pPr>
-      <w:r>
-        <w:rPr>
-          <w:rFonts w:eastAsia="Liberation Mono" w:cs="Liberation Mono" w:ascii="Liberation Mono" w:hAnsi="Liberation Mono"/>
-          <w:color w:val="0B3D7A"/>
-          <w:sz w:val="18"/>
-        </w:rPr>
-        <w:t>getSetting(key, fallback)</w:t>
-      </w:r>
-      <w:r>
-        <w:rPr>
-          <w:rFonts w:eastAsia="Nunito" w:cs="Nunito"/>
-        </w:rPr>
-        <w:t xml:space="preserve"> reads </w:t>
-      </w:r>
-      <w:r>
-        <w:rPr>
-          <w:rFonts w:eastAsia="Liberation Mono" w:cs="Liberation Mono" w:ascii="Liberation Mono" w:hAnsi="Liberation Mono"/>
-          <w:color w:val="0B3D7A"/>
-          <w:sz w:val="18"/>
-        </w:rPr>
-        <w:t>app_settings.value</w:t>
-      </w:r>
-      <w:r>
-        <w:rPr>
-          <w:rFonts w:eastAsia="Nunito" w:cs="Nunito"/>
-        </w:rPr>
-        <w:t xml:space="preserve"> (JSONB) and caches it in a process-level map; </w:t>
-      </w:r>
-      <w:r>
-        <w:rPr>
-          <w:rFonts w:eastAsia="Liberation Mono" w:cs="Liberation Mono" w:ascii="Liberation Mono" w:hAnsi="Liberation Mono"/>
-          <w:color w:val="0B3D7A"/>
-          <w:sz w:val="18"/>
-        </w:rPr>
-        <w:t>getSettings(group)</w:t>
-      </w:r>
-      <w:r>
-        <w:rPr>
-          <w:rFonts w:eastAsia="Nunito" w:cs="Nunito"/>
-        </w:rPr>
-        <w:t xml:space="preserve"> lists a group; </w:t>
-      </w:r>
-      <w:r>
-        <w:rPr>
-          <w:rFonts w:eastAsia="Liberation Mono" w:cs="Liberation Mono" w:ascii="Liberation Mono" w:hAnsi="Liberation Mono"/>
-          <w:color w:val="0B3D7A"/>
-          <w:sz w:val="18"/>
-        </w:rPr>
-        <w:t>setSetting()</w:t>
-      </w:r>
-      <w:r>
-        <w:rPr>
-          <w:rFonts w:eastAsia="Nunito" w:cs="Nunito"/>
-        </w:rPr>
-        <w:t xml:space="preserve"> updates the row, stamps </w:t>
-      </w:r>
-      <w:r>
-        <w:rPr>
-          <w:rFonts w:eastAsia="Liberation Mono" w:cs="Liberation Mono" w:ascii="Liberation Mono" w:hAnsi="Liberation Mono"/>
-          <w:color w:val="0B3D7A"/>
-          <w:sz w:val="18"/>
-        </w:rPr>
-        <w:t>updated_by</w:t>
-      </w:r>
-      <w:r>
-        <w:rPr>
-          <w:rFonts w:eastAsia="Nunito" w:cs="Nunito"/>
-        </w:rPr>
-        <w:t xml:space="preserve"> / </w:t>
-      </w:r>
-      <w:r>
-        <w:rPr>
-          <w:rFonts w:eastAsia="Liberation Mono" w:cs="Liberation Mono" w:ascii="Liberation Mono" w:hAnsi="Liberation Mono"/>
-          <w:color w:val="0B3D7A"/>
-          <w:sz w:val="18"/>
-        </w:rPr>
-        <w:t>updated_at</w:t>
-      </w:r>
-      <w:r>
-        <w:rPr>
-          <w:rFonts w:eastAsia="Nunito" w:cs="Nunito"/>
-        </w:rPr>
-        <w:t xml:space="preserve"> and removes the key from the local cache. All business parameters (tax rates, prefixes, limits, templates, e-mail texts, security policy, report options) are read this way; the code review found all setting keys seeded and read through </w:t>
-      </w:r>
-      <w:r>
-        <w:rPr>
-          <w:rFonts w:eastAsia="Liberation Mono" w:cs="Liberation Mono" w:ascii="Liberation Mono" w:hAnsi="Liberation Mono"/>
-          <w:color w:val="0B3D7A"/>
-          <w:sz w:val="18"/>
-        </w:rPr>
-        <w:t>getSetting</w:t>
-      </w:r>
-      <w:r>
-        <w:rPr>
-          <w:rFonts w:eastAsia="Nunito" w:cs="Nunito"/>
-        </w:rPr>
-        <w:t>.</w:t>
-      </w:r>
-    </w:p>
-    <w:tbl>
-      <w:tblPr>
-        <w:tblW w:w="9637" w:type="dxa"/>
-        <w:jc w:val="left"/>
-        <w:tblInd w:w="42" w:type="dxa"/>
-        <w:tblLayout w:type="fixed"/>
-        <w:tblCellMar>
-          <w:top w:w="80" w:type="dxa"/>
-          <w:left w:w="150" w:type="dxa"/>
-          <w:bottom w:w="80" w:type="dxa"/>
-          <w:right w:w="130" w:type="dxa"/>
-        </w:tblCellMar>
-        <w:tblLook w:val="04a0" w:noHBand="0" w:noVBand="1" w:firstColumn="1" w:lastRow="0" w:lastColumn="0" w:firstRow="1"/>
-      </w:tblPr>
-      <w:tblGrid>
-        <w:gridCol w:w="9637"/>
-      </w:tblGrid>
-      <w:tr>
-        <w:trPr/>
-        <w:tc>
-          <w:tcPr>
-            <w:tcW w:w="9637" w:type="dxa"/>
-            <w:tcBorders>
-              <w:left w:val="single" w:sz="24" w:space="0" w:color="E0B23A"/>
-            </w:tcBorders>
-            <w:shd w:color="auto" w:fill="FFF6DD" w:val="clear"/>
-          </w:tcPr>
-          <w:p>
-            <w:pPr>
-              <w:pStyle w:val="Normal"/>
-              <w:spacing w:before="0" w:after="40"/>
-              <w:rPr/>
-            </w:pPr>
-            <w:r>
-              <w:rPr>
-                <w:rFonts w:eastAsia="Nunito" w:cs="Nunito"/>
-                <w:b/>
-                <w:sz w:val="18"/>
-              </w:rPr>
-              <w:t>Gap:</w:t>
-            </w:r>
-            <w:r>
-              <w:rPr>
-                <w:rFonts w:eastAsia="Nunito" w:cs="Nunito"/>
-                <w:sz w:val="18"/>
-              </w:rPr>
-              <w:t xml:space="preserve"> The settings cache has no expiry and is cleared only in the process that saved the change. With two or more API instances, a change made in Master &gt; Configuration reaches the other instances only when they restart; until then they apply the old value (for example a tax rate, a numbering prefix or a rate limit). Recommended: a short time-to-live (for example 30 to 60 seconds) or a PostgreSQL </w:t>
-            </w:r>
-            <w:r>
-              <w:rPr>
-                <w:rFonts w:eastAsia="Liberation Mono" w:cs="Liberation Mono" w:ascii="Liberation Mono" w:hAnsi="Liberation Mono"/>
-                <w:color w:val="0B3D7A"/>
-                <w:sz w:val="16"/>
-              </w:rPr>
-              <w:t>LISTEN / NOTIFY</w:t>
-            </w:r>
-            <w:r>
-              <w:rPr>
-                <w:rFonts w:eastAsia="Nunito" w:cs="Nunito"/>
-                <w:sz w:val="18"/>
-              </w:rPr>
-              <w:t xml:space="preserve"> invalidation; until then restart all instances after configuration changes.</w:t>
-            </w:r>
-          </w:p>
-        </w:tc>
-      </w:tr>
-    </w:tbl>
-    <w:p>
-      <w:pPr>
-        <w:pStyle w:val="Normal"/>
-        <w:spacing w:before="0" w:after="0"/>
-        <w:rPr/>
-      </w:pPr>
-      <w:r>
-        <w:rPr/>
-      </w:r>
-    </w:p>
-    <w:p>
-      <w:pPr>
-        <w:pStyle w:val="Heading2"/>
-        <w:rPr/>
-      </w:pPr>
-      <w:bookmarkStart w:id="9" w:name="__RefHeading___Toc12717_3826153650"/>
-      <w:bookmarkEnd w:id="9"/>
-      <w:r>
-        <w:rPr>
-          <w:rFonts w:eastAsia="Nunito" w:cs="Nunito" w:ascii="Nunito" w:hAnsi="Nunito"/>
-        </w:rPr>
-        <w:t>2.7  Numbering</w:t>
-      </w:r>
-    </w:p>
-    <w:p>
-      <w:pPr>
-        <w:pStyle w:val="Normal"/>
-        <w:rPr/>
-      </w:pPr>
-      <w:r>
-        <w:rPr>
-          <w:rFonts w:eastAsia="Liberation Mono" w:cs="Liberation Mono" w:ascii="Liberation Mono" w:hAnsi="Liberation Mono"/>
-          <w:color w:val="0B3D7A"/>
-          <w:sz w:val="18"/>
-        </w:rPr>
-        <w:t>next_number(name, prefix)</w:t>
-      </w:r>
-      <w:r>
-        <w:rPr>
-          <w:rFonts w:eastAsia="Nunito" w:cs="Nunito"/>
-        </w:rPr>
-        <w:t xml:space="preserve"> in SQL returns </w:t>
-      </w:r>
-      <w:r>
-        <w:rPr>
-          <w:rFonts w:eastAsia="Liberation Mono" w:cs="Liberation Mono" w:ascii="Liberation Mono" w:hAnsi="Liberation Mono"/>
-          <w:color w:val="0B3D7A"/>
-          <w:sz w:val="18"/>
-        </w:rPr>
-        <w:t>&lt;prefix&gt;-&lt;year&gt;-&lt;5 digits&gt;</w:t>
-      </w:r>
-      <w:r>
-        <w:rPr>
-          <w:rFonts w:eastAsia="Nunito" w:cs="Nunito"/>
-        </w:rPr>
-        <w:t xml:space="preserve"> from the counter table </w:t>
-      </w:r>
-      <w:r>
-        <w:rPr>
-          <w:rFonts w:eastAsia="Liberation Mono" w:cs="Liberation Mono" w:ascii="Liberation Mono" w:hAnsi="Liberation Mono"/>
-          <w:color w:val="0B3D7A"/>
-          <w:sz w:val="18"/>
-        </w:rPr>
-        <w:t>sequences</w:t>
-      </w:r>
-      <w:r>
-        <w:rPr>
-          <w:rFonts w:eastAsia="Nunito" w:cs="Nunito"/>
-        </w:rPr>
-        <w:t xml:space="preserve">; the prefix is </w:t>
-      </w:r>
-      <w:r>
-        <w:rPr>
-          <w:rFonts w:eastAsia="Liberation Mono" w:cs="Liberation Mono" w:ascii="Liberation Mono" w:hAnsi="Liberation Mono"/>
-          <w:color w:val="0B3D7A"/>
-          <w:sz w:val="18"/>
-        </w:rPr>
-        <w:t>numbering.&lt;entity&gt;.prefix</w:t>
-      </w:r>
-      <w:r>
-        <w:rPr>
-          <w:rFonts w:eastAsia="Nunito" w:cs="Nunito"/>
-        </w:rPr>
-        <w:t xml:space="preserve"> (43 keys). Helpers: </w:t>
-      </w:r>
-      <w:r>
-        <w:rPr>
-          <w:rFonts w:eastAsia="Liberation Mono" w:cs="Liberation Mono" w:ascii="Liberation Mono" w:hAnsi="Liberation Mono"/>
-          <w:color w:val="0B3D7A"/>
-          <w:sz w:val="18"/>
-        </w:rPr>
-        <w:t>nextNumber()</w:t>
-      </w:r>
-      <w:r>
-        <w:rPr>
-          <w:rFonts w:eastAsia="Nunito" w:cs="Nunito"/>
-        </w:rPr>
-        <w:t xml:space="preserve"> in </w:t>
-      </w:r>
-      <w:r>
-        <w:rPr>
-          <w:rFonts w:eastAsia="Liberation Mono" w:cs="Liberation Mono" w:ascii="Liberation Mono" w:hAnsi="Liberation Mono"/>
-          <w:color w:val="0B3D7A"/>
-          <w:sz w:val="18"/>
-        </w:rPr>
-        <w:t>modules/documents/common.js</w:t>
-      </w:r>
-      <w:r>
-        <w:rPr>
-          <w:rFonts w:eastAsia="Nunito" w:cs="Nunito"/>
-        </w:rPr>
-        <w:t xml:space="preserve"> (quotations, policies, endorsements), </w:t>
-      </w:r>
-      <w:r>
-        <w:rPr>
-          <w:rFonts w:eastAsia="Liberation Mono" w:cs="Liberation Mono" w:ascii="Liberation Mono" w:hAnsi="Liberation Mono"/>
-          <w:color w:val="0B3D7A"/>
-          <w:sz w:val="18"/>
-        </w:rPr>
-        <w:t>modules/claims/util.js</w:t>
-      </w:r>
-      <w:r>
-        <w:rPr>
-          <w:rFonts w:eastAsia="Nunito" w:cs="Nunito"/>
-        </w:rPr>
-        <w:t xml:space="preserve"> (claims, renewals, campaigns; re-checks uniqueness), </w:t>
-      </w:r>
-      <w:r>
-        <w:rPr>
-          <w:rFonts w:eastAsia="Liberation Mono" w:cs="Liberation Mono" w:ascii="Liberation Mono" w:hAnsi="Liberation Mono"/>
-          <w:color w:val="0B3D7A"/>
-          <w:sz w:val="18"/>
-        </w:rPr>
-        <w:t>modules/masters/helpers.js</w:t>
-      </w:r>
-      <w:r>
-        <w:rPr>
-          <w:rFonts w:eastAsia="Nunito" w:cs="Nunito"/>
-        </w:rPr>
-        <w:t xml:space="preserve"> (incentive, reinsurance, remittance items) and </w:t>
-      </w:r>
-      <w:r>
-        <w:rPr>
-          <w:rFonts w:eastAsia="Liberation Mono" w:cs="Liberation Mono" w:ascii="Liberation Mono" w:hAnsi="Liberation Mono"/>
-          <w:color w:val="0B3D7A"/>
-          <w:sz w:val="18"/>
-        </w:rPr>
-        <w:t>nextNo()</w:t>
-      </w:r>
-      <w:r>
-        <w:rPr>
-          <w:rFonts w:eastAsia="Nunito" w:cs="Nunito"/>
-        </w:rPr>
-        <w:t xml:space="preserve"> in disbursements. Details and the year / time-zone gap: document 02.</w:t>
-      </w:r>
-    </w:p>
-    <w:p>
-      <w:pPr>
-        <w:pStyle w:val="Heading2"/>
-        <w:rPr/>
-      </w:pPr>
-      <w:bookmarkStart w:id="10" w:name="__RefHeading___Toc12719_3826153650"/>
-      <w:bookmarkEnd w:id="10"/>
-      <w:r>
-        <w:rPr>
-          <w:rFonts w:eastAsia="Nunito" w:cs="Nunito" w:ascii="Nunito" w:hAnsi="Nunito"/>
-        </w:rPr>
-        <w:t>2.8  Audit (lib/audit.js)</w:t>
-      </w:r>
-    </w:p>
-    <w:p>
-      <w:pPr>
-        <w:pStyle w:val="Normal"/>
-        <w:rPr/>
-      </w:pPr>
-      <w:r>
-        <w:rPr>
-          <w:rFonts w:eastAsia="Liberation Mono" w:cs="Liberation Mono" w:ascii="Liberation Mono" w:hAnsi="Liberation Mono"/>
-          <w:color w:val="0B3D7A"/>
-          <w:sz w:val="18"/>
-        </w:rPr>
-        <w:t>audit(req, { entity, entityId, action, before, after })</w:t>
-      </w:r>
-      <w:r>
-        <w:rPr>
-          <w:rFonts w:eastAsia="Nunito" w:cs="Nunito"/>
-        </w:rPr>
-        <w:t xml:space="preserve"> inserts into </w:t>
-      </w:r>
-      <w:r>
-        <w:rPr>
-          <w:rFonts w:eastAsia="Liberation Mono" w:cs="Liberation Mono" w:ascii="Liberation Mono" w:hAnsi="Liberation Mono"/>
-          <w:color w:val="0B3D7A"/>
-          <w:sz w:val="18"/>
-        </w:rPr>
-        <w:t>audit_log</w:t>
-      </w:r>
-      <w:r>
-        <w:rPr>
-          <w:rFonts w:eastAsia="Nunito" w:cs="Nunito"/>
-        </w:rPr>
-        <w:t xml:space="preserve"> the user id and name, entity, id, action, before / after JSON and the client IP. It is called by mutating handlers after the change (it runs as a separate statement, not inside the business transaction). Reviews: Master &gt; Audit trail (</w:t>
-      </w:r>
-      <w:r>
-        <w:rPr>
-          <w:rFonts w:eastAsia="Liberation Mono" w:cs="Liberation Mono" w:ascii="Liberation Mono" w:hAnsi="Liberation Mono"/>
-          <w:color w:val="0B3D7A"/>
-          <w:sz w:val="18"/>
-        </w:rPr>
-        <w:t>GET /api/settings/audit</w:t>
-      </w:r>
-      <w:r>
-        <w:rPr>
-          <w:rFonts w:eastAsia="Nunito" w:cs="Nunito"/>
-        </w:rPr>
-        <w:t xml:space="preserve">, permission </w:t>
-      </w:r>
-      <w:r>
-        <w:rPr>
-          <w:rFonts w:eastAsia="Liberation Mono" w:cs="Liberation Mono" w:ascii="Liberation Mono" w:hAnsi="Liberation Mono"/>
-          <w:color w:val="0B3D7A"/>
-          <w:sz w:val="18"/>
-        </w:rPr>
-        <w:t>read:audit</w:t>
-      </w:r>
-      <w:r>
-        <w:rPr>
-          <w:rFonts w:eastAsia="Nunito" w:cs="Nunito"/>
-        </w:rPr>
-        <w:t>, filters entity, entity id, username; newest 200, at most 1,000).</w:t>
-      </w:r>
-    </w:p>
-    <w:p>
-      <w:pPr>
-        <w:pStyle w:val="Heading2"/>
-        <w:rPr/>
-      </w:pPr>
-      <w:bookmarkStart w:id="11" w:name="__RefHeading___Toc12721_3826153650"/>
-      <w:bookmarkEnd w:id="11"/>
-      <w:r>
-        <w:rPr>
-          <w:rFonts w:eastAsia="Nunito" w:cs="Nunito" w:ascii="Nunito" w:hAnsi="Nunito"/>
-        </w:rPr>
-        <w:t>2.9  Notifications and audience</w:t>
-      </w:r>
-    </w:p>
-    <w:p>
-      <w:pPr>
-        <w:pStyle w:val="Normal"/>
-        <w:rPr/>
-      </w:pPr>
-      <w:r>
-        <w:rPr>
-          <w:rFonts w:eastAsia="Liberation Mono" w:cs="Liberation Mono" w:ascii="Liberation Mono" w:hAnsi="Liberation Mono"/>
-          <w:color w:val="0B3D7A"/>
-          <w:sz w:val="18"/>
-        </w:rPr>
-        <w:t>notify({ userId, type, priority, title, message, link, entity, entityId, audience })</w:t>
-      </w:r>
-      <w:r>
-        <w:rPr>
-          <w:rFonts w:eastAsia="Nunito" w:cs="Nunito"/>
-        </w:rPr>
-        <w:t xml:space="preserve"> inserts a row in </w:t>
-      </w:r>
-      <w:r>
-        <w:rPr>
-          <w:rFonts w:eastAsia="Liberation Mono" w:cs="Liberation Mono" w:ascii="Liberation Mono" w:hAnsi="Liberation Mono"/>
-          <w:color w:val="0B3D7A"/>
-          <w:sz w:val="18"/>
-        </w:rPr>
-        <w:t>notifications</w:t>
-      </w:r>
-      <w:r>
-        <w:rPr>
-          <w:rFonts w:eastAsia="Nunito" w:cs="Nunito"/>
-        </w:rPr>
-        <w:t xml:space="preserve">. A notification is addressed to one user or, without a user, to everyone who holds the permission in </w:t>
-      </w:r>
-      <w:r>
-        <w:rPr>
-          <w:rFonts w:eastAsia="Liberation Mono" w:cs="Liberation Mono" w:ascii="Liberation Mono" w:hAnsi="Liberation Mono"/>
-          <w:color w:val="0B3D7A"/>
-          <w:sz w:val="18"/>
-        </w:rPr>
-        <w:t>audience</w:t>
-      </w:r>
-      <w:r>
-        <w:rPr>
-          <w:rFonts w:eastAsia="Nunito" w:cs="Nunito"/>
-        </w:rPr>
-        <w:t xml:space="preserve"> (for example </w:t>
-      </w:r>
-      <w:r>
-        <w:rPr>
-          <w:rFonts w:eastAsia="Liberation Mono" w:cs="Liberation Mono" w:ascii="Liberation Mono" w:hAnsi="Liberation Mono"/>
-          <w:color w:val="0B3D7A"/>
-          <w:sz w:val="18"/>
-        </w:rPr>
-        <w:t>write:journal-vouchers</w:t>
-      </w:r>
-      <w:r>
-        <w:rPr>
-          <w:rFonts w:eastAsia="Nunito" w:cs="Nunito"/>
-        </w:rPr>
-        <w:t xml:space="preserve"> for journal vouchers awaiting approval); administrators see all audiences. The front end polls the unread count every 30 seconds while signed in (</w:t>
-      </w:r>
-      <w:r>
-        <w:rPr>
-          <w:rFonts w:eastAsia="Liberation Mono" w:cs="Liberation Mono" w:ascii="Liberation Mono" w:hAnsi="Liberation Mono"/>
-          <w:color w:val="0B3D7A"/>
-          <w:sz w:val="18"/>
-        </w:rPr>
-        <w:t>context/NotificationContext.js</w:t>
-      </w:r>
-      <w:r>
-        <w:rPr>
-          <w:rFonts w:eastAsia="Nunito" w:cs="Nunito"/>
-        </w:rPr>
-        <w:t xml:space="preserve">). Notification switches: </w:t>
-      </w:r>
-      <w:r>
-        <w:rPr>
-          <w:rFonts w:eastAsia="Liberation Mono" w:cs="Liberation Mono" w:ascii="Liberation Mono" w:hAnsi="Liberation Mono"/>
-          <w:color w:val="0B3D7A"/>
-          <w:sz w:val="18"/>
-        </w:rPr>
-        <w:t>notification.approval_requests</w:t>
-      </w:r>
-      <w:r>
-        <w:rPr>
-          <w:rFonts w:eastAsia="Nunito" w:cs="Nunito"/>
-        </w:rPr>
-        <w:t xml:space="preserve">, </w:t>
-      </w:r>
-      <w:r>
-        <w:rPr>
-          <w:rFonts w:eastAsia="Liberation Mono" w:cs="Liberation Mono" w:ascii="Liberation Mono" w:hAnsi="Liberation Mono"/>
-          <w:color w:val="0B3D7A"/>
-          <w:sz w:val="18"/>
-        </w:rPr>
-        <w:t>notification.claim_status</w:t>
-      </w:r>
-      <w:r>
-        <w:rPr>
-          <w:rFonts w:eastAsia="Nunito" w:cs="Nunito"/>
-        </w:rPr>
-        <w:t xml:space="preserve">, </w:t>
-      </w:r>
-      <w:r>
-        <w:rPr>
-          <w:rFonts w:eastAsia="Liberation Mono" w:cs="Liberation Mono" w:ascii="Liberation Mono" w:hAnsi="Liberation Mono"/>
-          <w:color w:val="0B3D7A"/>
-          <w:sz w:val="18"/>
-        </w:rPr>
-        <w:t>notification.renewal_reminder</w:t>
-      </w:r>
-      <w:r>
-        <w:rPr>
-          <w:rFonts w:eastAsia="Nunito" w:cs="Nunito"/>
-        </w:rPr>
-        <w:t>.</w:t>
-      </w:r>
-    </w:p>
-    <w:p>
-      <w:pPr>
-        <w:pStyle w:val="Heading2"/>
-        <w:rPr/>
-      </w:pPr>
-      <w:bookmarkStart w:id="12" w:name="__RefHeading___Toc12723_3826153650"/>
-      <w:bookmarkEnd w:id="12"/>
-      <w:r>
-        <w:rPr>
-          <w:rFonts w:eastAsia="Nunito" w:cs="Nunito" w:ascii="Nunito" w:hAnsi="Nunito"/>
-        </w:rPr>
-        <w:t>2.10  E-mail outbox (lib/mailer.js)</w:t>
-      </w:r>
-    </w:p>
-    <w:p>
-      <w:pPr>
-        <w:pStyle w:val="Normal"/>
-        <w:rPr/>
-      </w:pPr>
-      <w:r>
-        <w:rPr>
-          <w:rFonts w:eastAsia="Liberation Mono" w:cs="Liberation Mono" w:ascii="Liberation Mono" w:hAnsi="Liberation Mono"/>
-          <w:color w:val="0B3D7A"/>
-          <w:sz w:val="18"/>
-        </w:rPr>
-        <w:t>queueEmail({ to, cc, subject, html, template, entity, entityId })</w:t>
-      </w:r>
-      <w:r>
-        <w:rPr>
-          <w:rFonts w:eastAsia="Nunito" w:cs="Nunito"/>
-        </w:rPr>
-        <w:t xml:space="preserve"> inserts into </w:t>
-      </w:r>
-      <w:r>
-        <w:rPr>
-          <w:rFonts w:eastAsia="Liberation Mono" w:cs="Liberation Mono" w:ascii="Liberation Mono" w:hAnsi="Liberation Mono"/>
-          <w:color w:val="0B3D7A"/>
-          <w:sz w:val="18"/>
-        </w:rPr>
-        <w:t>email_outbox</w:t>
-      </w:r>
-      <w:r>
-        <w:rPr>
-          <w:rFonts w:eastAsia="Nunito" w:cs="Nunito"/>
-        </w:rPr>
-        <w:t xml:space="preserve">; nothing is sent in the request. The </w:t>
-      </w:r>
-      <w:r>
-        <w:rPr>
-          <w:rFonts w:eastAsia="Liberation Mono" w:cs="Liberation Mono" w:ascii="Liberation Mono" w:hAnsi="Liberation Mono"/>
-          <w:color w:val="0B3D7A"/>
-          <w:sz w:val="18"/>
-        </w:rPr>
-        <w:t>email-outbox</w:t>
-      </w:r>
-      <w:r>
-        <w:rPr>
-          <w:rFonts w:eastAsia="Nunito" w:cs="Nunito"/>
-        </w:rPr>
-        <w:t xml:space="preserve"> job calls </w:t>
-      </w:r>
-      <w:r>
-        <w:rPr>
-          <w:rFonts w:eastAsia="Liberation Mono" w:cs="Liberation Mono" w:ascii="Liberation Mono" w:hAnsi="Liberation Mono"/>
-          <w:color w:val="0B3D7A"/>
-          <w:sz w:val="18"/>
-        </w:rPr>
-        <w:t>sendQueuedEmails()</w:t>
-      </w:r>
-      <w:r>
-        <w:rPr>
-          <w:rFonts w:eastAsia="Nunito" w:cs="Nunito"/>
-        </w:rPr>
-        <w:t xml:space="preserve"> every 5 minutes: when </w:t>
-      </w:r>
-      <w:r>
-        <w:rPr>
-          <w:rFonts w:eastAsia="Liberation Mono" w:cs="Liberation Mono" w:ascii="Liberation Mono" w:hAnsi="Liberation Mono"/>
-          <w:color w:val="0B3D7A"/>
-          <w:sz w:val="18"/>
-        </w:rPr>
-        <w:t>notification.email_enabled</w:t>
-      </w:r>
-      <w:r>
-        <w:rPr>
-          <w:rFonts w:eastAsia="Nunito" w:cs="Nunito"/>
-        </w:rPr>
-        <w:t xml:space="preserve"> is true and </w:t>
-      </w:r>
-      <w:r>
-        <w:rPr>
-          <w:rFonts w:eastAsia="Liberation Mono" w:cs="Liberation Mono" w:ascii="Liberation Mono" w:hAnsi="Liberation Mono"/>
-          <w:color w:val="0B3D7A"/>
-          <w:sz w:val="18"/>
-        </w:rPr>
-        <w:t>SMTP_URL</w:t>
-      </w:r>
-      <w:r>
-        <w:rPr>
-          <w:rFonts w:eastAsia="Nunito" w:cs="Nunito"/>
-        </w:rPr>
-        <w:t xml:space="preserve"> is set, it sends up to 50 queued messages (oldest first) from </w:t>
-      </w:r>
-      <w:r>
-        <w:rPr>
-          <w:rFonts w:eastAsia="Liberation Mono" w:cs="Liberation Mono" w:ascii="Liberation Mono" w:hAnsi="Liberation Mono"/>
-          <w:color w:val="0B3D7A"/>
-          <w:sz w:val="18"/>
-        </w:rPr>
-        <w:t>notification.from_address</w:t>
-      </w:r>
-      <w:r>
-        <w:rPr>
-          <w:rFonts w:eastAsia="Nunito" w:cs="Nunito"/>
-        </w:rPr>
-        <w:t xml:space="preserve">, marks them </w:t>
-      </w:r>
-      <w:r>
-        <w:rPr>
-          <w:rFonts w:eastAsia="Liberation Mono" w:cs="Liberation Mono" w:ascii="Liberation Mono" w:hAnsi="Liberation Mono"/>
-          <w:color w:val="0B3D7A"/>
-          <w:sz w:val="18"/>
-        </w:rPr>
-        <w:t>sent</w:t>
-      </w:r>
-      <w:r>
-        <w:rPr>
-          <w:rFonts w:eastAsia="Nunito" w:cs="Nunito"/>
-        </w:rPr>
-        <w:t xml:space="preserve">, or increments </w:t>
-      </w:r>
-      <w:r>
-        <w:rPr>
-          <w:rFonts w:eastAsia="Liberation Mono" w:cs="Liberation Mono" w:ascii="Liberation Mono" w:hAnsi="Liberation Mono"/>
-          <w:color w:val="0B3D7A"/>
-          <w:sz w:val="18"/>
-        </w:rPr>
-        <w:t>attempts</w:t>
-      </w:r>
-      <w:r>
-        <w:rPr>
-          <w:rFonts w:eastAsia="Nunito" w:cs="Nunito"/>
-        </w:rPr>
-        <w:t xml:space="preserve"> and stores the error; after 5 failed attempts the message is </w:t>
-      </w:r>
-      <w:r>
-        <w:rPr>
-          <w:rFonts w:eastAsia="Liberation Mono" w:cs="Liberation Mono" w:ascii="Liberation Mono" w:hAnsi="Liberation Mono"/>
-          <w:color w:val="0B3D7A"/>
-          <w:sz w:val="18"/>
-        </w:rPr>
-        <w:t>failed</w:t>
-      </w:r>
-      <w:r>
-        <w:rPr>
-          <w:rFonts w:eastAsia="Nunito" w:cs="Nunito"/>
-        </w:rPr>
-        <w:t>. Templates are settings (</w:t>
-      </w:r>
-      <w:r>
-        <w:rPr>
-          <w:rFonts w:eastAsia="Liberation Mono" w:cs="Liberation Mono" w:ascii="Liberation Mono" w:hAnsi="Liberation Mono"/>
-          <w:color w:val="0B3D7A"/>
-          <w:sz w:val="18"/>
-        </w:rPr>
-        <w:t>email.template.*</w:t>
-      </w:r>
-      <w:r>
-        <w:rPr>
-          <w:rFonts w:eastAsia="Nunito" w:cs="Nunito"/>
-        </w:rPr>
-        <w:t xml:space="preserve">, </w:t>
-      </w:r>
-      <w:r>
-        <w:rPr>
-          <w:rFonts w:eastAsia="Liberation Mono" w:cs="Liberation Mono" w:ascii="Liberation Mono" w:hAnsi="Liberation Mono"/>
-          <w:color w:val="0B3D7A"/>
-          <w:sz w:val="18"/>
-        </w:rPr>
-        <w:t>security.reset_email_*</w:t>
-      </w:r>
-      <w:r>
-        <w:rPr>
-          <w:rFonts w:eastAsia="Nunito" w:cs="Nunito"/>
-        </w:rPr>
-        <w:t xml:space="preserve">, </w:t>
-      </w:r>
-      <w:r>
-        <w:rPr>
-          <w:rFonts w:eastAsia="Liberation Mono" w:cs="Liberation Mono" w:ascii="Liberation Mono" w:hAnsi="Liberation Mono"/>
-          <w:color w:val="0B3D7A"/>
-          <w:sz w:val="18"/>
-        </w:rPr>
-        <w:t>reports.email_*</w:t>
-      </w:r>
-      <w:r>
-        <w:rPr>
-          <w:rFonts w:eastAsia="Nunito" w:cs="Nunito"/>
-        </w:rPr>
-        <w:t xml:space="preserve">, </w:t>
-      </w:r>
-      <w:r>
-        <w:rPr>
-          <w:rFonts w:eastAsia="Liberation Mono" w:cs="Liberation Mono" w:ascii="Liberation Mono" w:hAnsi="Liberation Mono"/>
-          <w:color w:val="0B3D7A"/>
-          <w:sz w:val="18"/>
-        </w:rPr>
-        <w:t>remittance.*_email_*</w:t>
-      </w:r>
-      <w:r>
-        <w:rPr>
-          <w:rFonts w:eastAsia="Nunito" w:cs="Nunito"/>
-        </w:rPr>
-        <w:t xml:space="preserve">) with </w:t>
-      </w:r>
-      <w:r>
-        <w:rPr>
-          <w:rFonts w:eastAsia="Liberation Mono" w:cs="Liberation Mono" w:ascii="Liberation Mono" w:hAnsi="Liberation Mono"/>
-          <w:color w:val="0B3D7A"/>
-          <w:sz w:val="18"/>
-        </w:rPr>
-        <w:t>{{placeholder}}</w:t>
-      </w:r>
-      <w:r>
-        <w:rPr>
-          <w:rFonts w:eastAsia="Nunito" w:cs="Nunito"/>
-        </w:rPr>
-        <w:t xml:space="preserve"> substitution and HTML escaping (</w:t>
-      </w:r>
-      <w:r>
-        <w:rPr>
-          <w:rFonts w:eastAsia="Liberation Mono" w:cs="Liberation Mono" w:ascii="Liberation Mono" w:hAnsi="Liberation Mono"/>
-          <w:color w:val="0B3D7A"/>
-          <w:sz w:val="18"/>
-        </w:rPr>
-        <w:t>renderTemplate()</w:t>
-      </w:r>
-      <w:r>
-        <w:rPr>
-          <w:rFonts w:eastAsia="Nunito" w:cs="Nunito"/>
-        </w:rPr>
-        <w:t>).</w:t>
-      </w:r>
-    </w:p>
-    <w:tbl>
-      <w:tblPr>
-        <w:tblW w:w="9637" w:type="dxa"/>
-        <w:jc w:val="left"/>
-        <w:tblInd w:w="42" w:type="dxa"/>
-        <w:tblLayout w:type="fixed"/>
-        <w:tblCellMar>
-          <w:top w:w="80" w:type="dxa"/>
-          <w:left w:w="150" w:type="dxa"/>
-          <w:bottom w:w="80" w:type="dxa"/>
-          <w:right w:w="130" w:type="dxa"/>
-        </w:tblCellMar>
-        <w:tblLook w:val="04a0" w:noHBand="0" w:noVBand="1" w:firstColumn="1" w:lastRow="0" w:lastColumn="0" w:firstRow="1"/>
-      </w:tblPr>
-      <w:tblGrid>
-        <w:gridCol w:w="9637"/>
-      </w:tblGrid>
-      <w:tr>
-        <w:trPr/>
-        <w:tc>
-          <w:tcPr>
-            <w:tcW w:w="9637" w:type="dxa"/>
-            <w:tcBorders>
-              <w:left w:val="single" w:sz="24" w:space="0" w:color="00ACF1"/>
-            </w:tcBorders>
-            <w:shd w:color="auto" w:fill="EAF6FD" w:val="clear"/>
-          </w:tcPr>
-          <w:p>
-            <w:pPr>
-              <w:pStyle w:val="Normal"/>
-              <w:spacing w:before="0" w:after="40"/>
-              <w:rPr/>
-            </w:pPr>
-            <w:r>
-              <w:rPr>
-                <w:rFonts w:eastAsia="Nunito" w:cs="Nunito"/>
-                <w:b/>
-                <w:sz w:val="18"/>
-              </w:rPr>
-              <w:t>Note:</w:t>
-            </w:r>
-            <w:r>
-              <w:rPr>
-                <w:rFonts w:eastAsia="Nunito" w:cs="Nunito"/>
-                <w:sz w:val="18"/>
-              </w:rPr>
-              <w:t xml:space="preserve"> With e-mail disabled (the seeded default </w:t>
-            </w:r>
-            <w:r>
-              <w:rPr>
-                <w:rFonts w:eastAsia="Liberation Mono" w:cs="Liberation Mono" w:ascii="Liberation Mono" w:hAnsi="Liberation Mono"/>
-                <w:color w:val="0B3D7A"/>
-                <w:sz w:val="16"/>
-              </w:rPr>
-              <w:t>notification.email_enabled = false</w:t>
-            </w:r>
-            <w:r>
-              <w:rPr>
-                <w:rFonts w:eastAsia="Nunito" w:cs="Nunito"/>
-                <w:sz w:val="18"/>
-              </w:rPr>
-              <w:t xml:space="preserve">) or without </w:t>
-            </w:r>
-            <w:r>
-              <w:rPr>
-                <w:rFonts w:eastAsia="Liberation Mono" w:cs="Liberation Mono" w:ascii="Liberation Mono" w:hAnsi="Liberation Mono"/>
-                <w:color w:val="0B3D7A"/>
-                <w:sz w:val="16"/>
-              </w:rPr>
-              <w:t>SMTP_URL</w:t>
-            </w:r>
-            <w:r>
-              <w:rPr>
-                <w:rFonts w:eastAsia="Nunito" w:cs="Nunito"/>
-                <w:sz w:val="18"/>
-              </w:rPr>
-              <w:t xml:space="preserve">, messages accumulate in the outbox with status </w:t>
-            </w:r>
-            <w:r>
-              <w:rPr>
-                <w:rFonts w:eastAsia="Liberation Mono" w:cs="Liberation Mono" w:ascii="Liberation Mono" w:hAnsi="Liberation Mono"/>
-                <w:color w:val="0B3D7A"/>
-                <w:sz w:val="16"/>
-              </w:rPr>
-              <w:t>queued</w:t>
-            </w:r>
-            <w:r>
-              <w:rPr>
-                <w:rFonts w:eastAsia="Nunito" w:cs="Nunito"/>
-                <w:sz w:val="18"/>
-              </w:rPr>
-              <w:t>; they are sent once e-mail is enabled. Throughput is at most 50 messages per 5 minutes (600 per hour) per run; bulk renewal notices use their own queue job (</w:t>
-            </w:r>
-            <w:r>
-              <w:rPr>
-                <w:rFonts w:eastAsia="Liberation Mono" w:cs="Liberation Mono" w:ascii="Liberation Mono" w:hAnsi="Liberation Mono"/>
-                <w:color w:val="0B3D7A"/>
-                <w:sz w:val="16"/>
-              </w:rPr>
-              <w:t>renewal-queue</w:t>
-            </w:r>
-            <w:r>
-              <w:rPr>
-                <w:rFonts w:eastAsia="Nunito" w:cs="Nunito"/>
-                <w:sz w:val="18"/>
-              </w:rPr>
-              <w:t>, every minute).</w:t>
-            </w:r>
-          </w:p>
-        </w:tc>
-      </w:tr>
-    </w:tbl>
-    <w:p>
-      <w:pPr>
-        <w:pStyle w:val="Normal"/>
-        <w:spacing w:before="0" w:after="0"/>
-        <w:rPr/>
-      </w:pPr>
-      <w:r>
-        <w:rPr/>
-      </w:r>
-    </w:p>
-    <w:p>
-      <w:pPr>
-        <w:pStyle w:val="Heading2"/>
-        <w:rPr/>
-      </w:pPr>
-      <w:bookmarkStart w:id="13" w:name="__RefHeading___Toc12725_3826153650"/>
-      <w:bookmarkEnd w:id="13"/>
-      <w:r>
-        <w:rPr>
-          <w:rFonts w:eastAsia="Nunito" w:cs="Nunito" w:ascii="Nunito" w:hAnsi="Nunito"/>
-        </w:rPr>
-        <w:t>2.11  Documents (PDF, XLSX, CSV)</w:t>
+        <w:t>2.13  Spreadsheets, CSV and upload templates</w:t>
       </w:r>
     </w:p>
     <w:tbl>
@@ -7272,7 +8110,22 @@
                 <w:color w:val="0B3D7A"/>
                 <w:sz w:val="15"/>
               </w:rPr>
-              <w:t>modules/documents/pdf.js</w:t>
+              <w:t>lib/xlsx.js</w:t>
+            </w:r>
+            <w:r>
+              <w:rPr>
+                <w:rFonts w:eastAsia="Nunito" w:cs="Nunito"/>
+                <w:sz w:val="17"/>
+              </w:rPr>
+              <w:t xml:space="preserve"> with </w:t>
+            </w:r>
+            <w:r>
+              <w:rPr>
+                <w:rFonts w:eastAsia="Liberation Mono" w:cs="Liberation Mono" w:ascii="Liberation Mono" w:hAnsi="Liberation Mono"/>
+                <w:color w:val="0B3D7A"/>
+                <w:sz w:val="15"/>
+              </w:rPr>
+              <w:t>lib/zip.js</w:t>
             </w:r>
           </w:p>
         </w:tc>
@@ -7296,7 +8149,7 @@
                 <w:rFonts w:eastAsia="Nunito" w:cs="Nunito"/>
                 <w:sz w:val="17"/>
               </w:rPr>
-              <w:t>A4 documents (title, key-value blocks, tables, paragraphs, automatic page breaks) for quotations, policy schedules, receipts, billing statements, claim letters and slips; Helvetica with WinAnsi text (the peso sign is written as PHP)</w:t>
+              <w:t>Multi-sheet XLSX with styled frozen header, auto-filter and typed cells (money, date, integer)</w:t>
             </w:r>
           </w:p>
         </w:tc>
@@ -7327,7 +8180,7 @@
                 <w:color w:val="0B3D7A"/>
                 <w:sz w:val="15"/>
               </w:rPr>
-              <w:t>tools/pdf.js</w:t>
+              <w:t>lib/csv.js</w:t>
             </w:r>
           </w:p>
         </w:tc>
@@ -7352,7 +8205,67 @@
                 <w:rFonts w:eastAsia="Nunito" w:cs="Nunito"/>
                 <w:sz w:val="17"/>
               </w:rPr>
-              <w:t>Landscape tabular report PDFs (repeated header row, zebra rows, totals, page numbers)</w:t>
+              <w:t xml:space="preserve">RFC 4180 CSV with UTF-8 BOM; every cell starting with </w:t>
+            </w:r>
+            <w:r>
+              <w:rPr>
+                <w:rFonts w:eastAsia="Liberation Mono" w:cs="Liberation Mono" w:ascii="Liberation Mono" w:hAnsi="Liberation Mono"/>
+                <w:color w:val="0B3D7A"/>
+                <w:sz w:val="15"/>
+              </w:rPr>
+              <w:t>=</w:t>
+            </w:r>
+            <w:r>
+              <w:rPr>
+                <w:rFonts w:eastAsia="Nunito" w:cs="Nunito"/>
+                <w:sz w:val="17"/>
+              </w:rPr>
+              <w:t xml:space="preserve">, </w:t>
+            </w:r>
+            <w:r>
+              <w:rPr>
+                <w:rFonts w:eastAsia="Liberation Mono" w:cs="Liberation Mono" w:ascii="Liberation Mono" w:hAnsi="Liberation Mono"/>
+                <w:color w:val="0B3D7A"/>
+                <w:sz w:val="15"/>
+              </w:rPr>
+              <w:t>+</w:t>
+            </w:r>
+            <w:r>
+              <w:rPr>
+                <w:rFonts w:eastAsia="Nunito" w:cs="Nunito"/>
+                <w:sz w:val="17"/>
+              </w:rPr>
+              <w:t xml:space="preserve">, </w:t>
+            </w:r>
+            <w:r>
+              <w:rPr>
+                <w:rFonts w:eastAsia="Liberation Mono" w:cs="Liberation Mono" w:ascii="Liberation Mono" w:hAnsi="Liberation Mono"/>
+                <w:color w:val="0B3D7A"/>
+                <w:sz w:val="15"/>
+              </w:rPr>
+              <w:t>-</w:t>
+            </w:r>
+            <w:r>
+              <w:rPr>
+                <w:rFonts w:eastAsia="Nunito" w:cs="Nunito"/>
+                <w:sz w:val="17"/>
+              </w:rPr>
+              <w:t xml:space="preserve"> or </w:t>
+            </w:r>
+            <w:r>
+              <w:rPr>
+                <w:rFonts w:eastAsia="Liberation Mono" w:cs="Liberation Mono" w:ascii="Liberation Mono" w:hAnsi="Liberation Mono"/>
+                <w:color w:val="0B3D7A"/>
+                <w:sz w:val="15"/>
+              </w:rPr>
+              <w:t>@</w:t>
+            </w:r>
+            <w:r>
+              <w:rPr>
+                <w:rFonts w:eastAsia="Nunito" w:cs="Nunito"/>
+                <w:sz w:val="17"/>
+              </w:rPr>
+              <w:t xml:space="preserve"> is guarded against spreadsheet formulas</w:t>
             </w:r>
           </w:p>
         </w:tc>
@@ -7382,14 +8295,14 @@
                 <w:color w:val="0B3D7A"/>
                 <w:sz w:val="15"/>
               </w:rPr>
-              <w:t>tools/xlsx.js</w:t>
-            </w:r>
-            <w:r>
-              <w:rPr>
-                <w:rFonts w:eastAsia="Nunito" w:cs="Nunito"/>
-                <w:sz w:val="17"/>
-              </w:rPr>
-              <w:t xml:space="preserve"> + </w:t>
+              <w:t>modules/documents/uploadTemplates.js</w:t>
+            </w:r>
+            <w:r>
+              <w:rPr>
+                <w:rFonts w:eastAsia="Nunito" w:cs="Nunito"/>
+                <w:sz w:val="17"/>
+              </w:rPr>
+              <w:t xml:space="preserve">, </w:t>
             </w:r>
             <w:r>
               <w:rPr>
@@ -7397,7 +8310,7 @@
                 <w:color w:val="0B3D7A"/>
                 <w:sz w:val="15"/>
               </w:rPr>
-              <w:t>tools/zip.js</w:t>
+              <w:t>scripts/build-upload-templates.js</w:t>
             </w:r>
           </w:p>
         </w:tc>
@@ -7421,63 +8334,15 @@
                 <w:rFonts w:eastAsia="Nunito" w:cs="Nunito"/>
                 <w:sz w:val="17"/>
               </w:rPr>
-              <w:t>Multi-sheet XLSX with styled frozen header, auto-filter, typed cells (money, date, integer)</w:t>
-            </w:r>
-          </w:p>
-        </w:tc>
-      </w:tr>
-      <w:tr>
-        <w:trPr>
-          <w:cantSplit w:val="true"/>
-        </w:trPr>
-        <w:tc>
-          <w:tcPr>
-            <w:tcW w:w="2698" w:type="dxa"/>
-            <w:tcBorders>
-              <w:top w:val="single" w:sz="4" w:space="0" w:color="C9D6E3"/>
-              <w:left w:val="single" w:sz="4" w:space="0" w:color="C9D6E3"/>
-              <w:bottom w:val="single" w:sz="4" w:space="0" w:color="C9D6E3"/>
-              <w:right w:val="single" w:sz="4" w:space="0" w:color="C9D6E3"/>
-            </w:tcBorders>
-            <w:shd w:color="auto" w:fill="F3F9FE" w:val="clear"/>
-          </w:tcPr>
-          <w:p>
-            <w:pPr>
-              <w:pStyle w:val="TableText"/>
-              <w:rPr/>
-            </w:pPr>
+              <w:t xml:space="preserve">The upload templates (Data, Columns and Instructions sheets) built from each importer's own column list; the same workbooks are downloadable on the screens with an Upload button and published in </w:t>
+            </w:r>
             <w:r>
               <w:rPr>
                 <w:rFonts w:eastAsia="Liberation Mono" w:cs="Liberation Mono" w:ascii="Liberation Mono" w:hAnsi="Liberation Mono"/>
                 <w:color w:val="0B3D7A"/>
                 <w:sz w:val="15"/>
               </w:rPr>
-              <w:t>tools/csv.js</w:t>
-            </w:r>
-          </w:p>
-        </w:tc>
-        <w:tc>
-          <w:tcPr>
-            <w:tcW w:w="6938" w:type="dxa"/>
-            <w:tcBorders>
-              <w:top w:val="single" w:sz="4" w:space="0" w:color="C9D6E3"/>
-              <w:left w:val="single" w:sz="4" w:space="0" w:color="C9D6E3"/>
-              <w:bottom w:val="single" w:sz="4" w:space="0" w:color="C9D6E3"/>
-              <w:right w:val="single" w:sz="4" w:space="0" w:color="C9D6E3"/>
-            </w:tcBorders>
-            <w:shd w:color="auto" w:fill="F3F9FE" w:val="clear"/>
-          </w:tcPr>
-          <w:p>
-            <w:pPr>
-              <w:pStyle w:val="TableText"/>
-              <w:rPr/>
-            </w:pPr>
-            <w:r>
-              <w:rPr>
-                <w:rFonts w:eastAsia="Nunito" w:cs="Nunito"/>
-                <w:sz w:val="17"/>
-              </w:rPr>
-              <w:t>RFC 4180 CSV with UTF-8 BOM and formula-injection guarding</w:t>
+              <w:t>docs/templates</w:t>
             </w:r>
           </w:p>
         </w:tc>
@@ -7498,13 +8363,13 @@
         <w:pStyle w:val="Heading2"/>
         <w:rPr/>
       </w:pPr>
-      <w:bookmarkStart w:id="14" w:name="__RefHeading___Toc12727_3826153650"/>
-      <w:bookmarkEnd w:id="14"/>
+      <w:bookmarkStart w:id="16" w:name="__RefHeading___Toc9328_4084622315"/>
+      <w:bookmarkEnd w:id="16"/>
       <w:r>
         <w:rPr>
           <w:rFonts w:eastAsia="Nunito" w:cs="Nunito" w:ascii="Nunito" w:hAnsi="Nunito"/>
         </w:rPr>
-        <w:t>2.12  Reports engine (modules/reports)</w:t>
+        <w:t>2.14  Reports engine (modules/reports)</w:t>
       </w:r>
     </w:p>
     <w:p>
@@ -7530,7 +8395,7 @@
         <w:rPr>
           <w:rFonts w:eastAsia="Nunito" w:cs="Nunito"/>
         </w:rPr>
-        <w:t xml:space="preserve">, 19 reports) defines parameters, base query name, default columns, roles and permission. </w:t>
+        <w:t xml:space="preserve">, 39 reports, including financial statements, BIR reports, placement pipeline, market response, co-insurance and bank reconciliation reports) defines the parameters, the base query name, default columns, roles and permission. </w:t>
       </w:r>
       <w:r>
         <w:rPr>
@@ -7544,7 +8409,7 @@
         <w:rPr>
           <w:rFonts w:eastAsia="Nunito" w:cs="Nunito"/>
         </w:rPr>
-        <w:t xml:space="preserve"> normalises the screen parameters (dates in the business time zone, agent, insurer, branch, client filters), wraps the base query from </w:t>
+        <w:t xml:space="preserve"> normalises the screen parameters (dates in the business time zone, account executive, insurer, branch and client filters), wraps the base query from </w:t>
       </w:r>
       <w:r>
         <w:rPr>
@@ -7664,13 +8529,13 @@
         <w:pStyle w:val="Heading2"/>
         <w:rPr/>
       </w:pPr>
-      <w:bookmarkStart w:id="15" w:name="__RefHeading___Toc12729_3826153650"/>
-      <w:bookmarkEnd w:id="15"/>
+      <w:bookmarkStart w:id="17" w:name="__RefHeading___Toc9330_4084622315"/>
+      <w:bookmarkEnd w:id="17"/>
       <w:r>
         <w:rPr>
           <w:rFonts w:eastAsia="Nunito" w:cs="Nunito" w:ascii="Nunito" w:hAnsi="Nunito"/>
         </w:rPr>
-        <w:t>2.13  File storage and signed links</w:t>
+        <w:t>2.15  File storage and signed links</w:t>
       </w:r>
     </w:p>
     <w:tbl>
@@ -7886,7 +8751,7 @@
                 <w:color w:val="0B3D7A"/>
                 <w:sz w:val="15"/>
               </w:rPr>
-              <w:t>reserveKey()</w:t>
+              <w:t>newKey()</w:t>
             </w:r>
             <w:r>
               <w:rPr>
@@ -7901,32 +8766,14 @@
                 <w:color w:val="0B3D7A"/>
                 <w:sz w:val="15"/>
               </w:rPr>
-              <w:t>writeObject()</w:t>
-            </w:r>
-          </w:p>
-        </w:tc>
-        <w:tc>
-          <w:tcPr>
-            <w:tcW w:w="6938" w:type="dxa"/>
-            <w:tcBorders>
-              <w:top w:val="single" w:sz="4" w:space="0" w:color="C9D6E3"/>
-              <w:left w:val="single" w:sz="4" w:space="0" w:color="C9D6E3"/>
-              <w:bottom w:val="single" w:sz="4" w:space="0" w:color="C9D6E3"/>
-              <w:right w:val="single" w:sz="4" w:space="0" w:color="C9D6E3"/>
-            </w:tcBorders>
-            <w:shd w:color="auto" w:fill="F3F9FE" w:val="clear"/>
-          </w:tcPr>
-          <w:p>
-            <w:pPr>
-              <w:pStyle w:val="TableText"/>
-              <w:rPr/>
-            </w:pPr>
-            <w:r>
-              <w:rPr>
-                <w:rFonts w:eastAsia="Nunito" w:cs="Nunito"/>
-                <w:sz w:val="17"/>
-              </w:rPr>
-              <w:t>Two-step upload used by the presigned-URL endpoints (</w:t>
+              <w:t>reserveKey()</w:t>
+            </w:r>
+            <w:r>
+              <w:rPr>
+                <w:rFonts w:eastAsia="Nunito" w:cs="Nunito"/>
+                <w:sz w:val="17"/>
+              </w:rPr>
+              <w:t xml:space="preserve">, </w:t>
             </w:r>
             <w:r>
               <w:rPr>
@@ -7934,29 +8781,32 @@
                 <w:color w:val="0B3D7A"/>
                 <w:sz w:val="15"/>
               </w:rPr>
-              <w:t>/s3/presigned-upload-url</w:t>
-            </w:r>
-            <w:r>
-              <w:rPr>
-                <w:rFonts w:eastAsia="Nunito" w:cs="Nunito"/>
-                <w:sz w:val="17"/>
-              </w:rPr>
-              <w:t xml:space="preserve">, </w:t>
-            </w:r>
-            <w:r>
-              <w:rPr>
-                <w:rFonts w:eastAsia="Liberation Mono" w:cs="Liberation Mono" w:ascii="Liberation Mono" w:hAnsi="Liberation Mono"/>
-                <w:color w:val="0B3D7A"/>
-                <w:sz w:val="15"/>
-              </w:rPr>
-              <w:t>PUT /s3/put/*</w:t>
-            </w:r>
-            <w:r>
-              <w:rPr>
-                <w:rFonts w:eastAsia="Nunito" w:cs="Nunito"/>
-                <w:sz w:val="17"/>
-              </w:rPr>
-              <w:t>)</w:t>
+              <w:t>writeObject()</w:t>
+            </w:r>
+          </w:p>
+        </w:tc>
+        <w:tc>
+          <w:tcPr>
+            <w:tcW w:w="6938" w:type="dxa"/>
+            <w:tcBorders>
+              <w:top w:val="single" w:sz="4" w:space="0" w:color="C9D6E3"/>
+              <w:left w:val="single" w:sz="4" w:space="0" w:color="C9D6E3"/>
+              <w:bottom w:val="single" w:sz="4" w:space="0" w:color="C9D6E3"/>
+              <w:right w:val="single" w:sz="4" w:space="0" w:color="C9D6E3"/>
+            </w:tcBorders>
+            <w:shd w:color="auto" w:fill="F3F9FE" w:val="clear"/>
+          </w:tcPr>
+          <w:p>
+            <w:pPr>
+              <w:pStyle w:val="TableText"/>
+              <w:rPr/>
+            </w:pPr>
+            <w:r>
+              <w:rPr>
+                <w:rFonts w:eastAsia="Nunito" w:cs="Nunito"/>
+                <w:sz w:val="17"/>
+              </w:rPr>
+              <w:t>One key generator for every upload and generated file; the two-step upload used by the presigned-URL endpoints</w:t>
             </w:r>
           </w:p>
         </w:tc>
@@ -8056,7 +8906,7 @@
                 <w:rFonts w:eastAsia="Nunito" w:cs="Nunito"/>
                 <w:sz w:val="17"/>
               </w:rPr>
-              <w:t xml:space="preserve"> / </w:t>
+              <w:t xml:space="preserve">, </w:t>
             </w:r>
             <w:r>
               <w:rPr>
@@ -8089,7 +8939,7 @@
                 <w:rFonts w:eastAsia="Nunito" w:cs="Nunito"/>
                 <w:sz w:val="17"/>
               </w:rPr>
-              <w:t xml:space="preserve">Canonical URL stored in records / signed URL with </w:t>
+              <w:t xml:space="preserve">Canonical URL stored in records; signed URL with </w:t>
             </w:r>
             <w:r>
               <w:rPr>
@@ -8166,7 +9016,7 @@
                 <w:rFonts w:eastAsia="Nunito" w:cs="Nunito"/>
                 <w:sz w:val="17"/>
               </w:rPr>
-              <w:t>Middleware that signs every object URL in JSON responses (one expiry per response), so records keep unsigned URLs and links copied out of the application expire</w:t>
+              <w:t>Middleware that signs every object URL in JSON responses, so records keep unsigned URLs and links copied out of the application expire</w:t>
             </w:r>
           </w:p>
         </w:tc>
@@ -8237,7 +9087,7 @@
                 <w:rFonts w:eastAsia="Nunito" w:cs="Nunito"/>
                 <w:sz w:val="17"/>
               </w:rPr>
-              <w:t>, sandbox CSP (PDF excepted), attachment disposition for non-image / non-PDF</w:t>
+              <w:t>, sandbox CSP (PDF excepted), attachment disposition for anything other than images and PDF</w:t>
             </w:r>
           </w:p>
         </w:tc>
@@ -8266,7 +9116,7 @@
                 <w:rFonts w:eastAsia="Nunito" w:cs="Nunito"/>
                 <w:sz w:val="17"/>
               </w:rPr>
-              <w:t>Delete / overwrite</w:t>
+              <w:t>Delete, overwrite</w:t>
             </w:r>
           </w:p>
         </w:tc>
@@ -8315,105 +9165,7 @@
         <w:rPr>
           <w:rFonts w:eastAsia="Nunito" w:cs="Nunito"/>
         </w:rPr>
-        <w:t>The storage functions keep an S3-like key space so the implementation can be replaced by Amazon S3 (</w:t>
-      </w:r>
-      <w:r>
-        <w:rPr>
-          <w:rFonts w:eastAsia="Liberation Mono" w:cs="Liberation Mono" w:ascii="Liberation Mono" w:hAnsi="Liberation Mono"/>
-          <w:color w:val="0B3D7A"/>
-          <w:sz w:val="18"/>
-        </w:rPr>
-        <w:t>storage.js</w:t>
-      </w:r>
-      <w:r>
-        <w:rPr>
-          <w:rFonts w:eastAsia="Nunito" w:cs="Nunito"/>
-        </w:rPr>
-        <w:t xml:space="preserve">: "swap for S3 by replacing these functions"). Some modules write generated files directly under </w:t>
-      </w:r>
-      <w:r>
-        <w:rPr>
-          <w:rFonts w:eastAsia="Liberation Mono" w:cs="Liberation Mono" w:ascii="Liberation Mono" w:hAnsi="Liberation Mono"/>
-          <w:color w:val="0B3D7A"/>
-          <w:sz w:val="18"/>
-        </w:rPr>
-        <w:t>UPLOAD_DIR</w:t>
-      </w:r>
-      <w:r>
-        <w:rPr>
-          <w:rFonts w:eastAsia="Nunito" w:cs="Nunito"/>
-        </w:rPr>
-        <w:t xml:space="preserve"> and register them in </w:t>
-      </w:r>
-      <w:r>
-        <w:rPr>
-          <w:rFonts w:eastAsia="Liberation Mono" w:cs="Liberation Mono" w:ascii="Liberation Mono" w:hAnsi="Liberation Mono"/>
-          <w:color w:val="0B3D7A"/>
-          <w:sz w:val="18"/>
-        </w:rPr>
-        <w:t>documents</w:t>
-      </w:r>
-      <w:r>
-        <w:rPr>
-          <w:rFonts w:eastAsia="Nunito" w:cs="Nunito"/>
-        </w:rPr>
-        <w:t xml:space="preserve"> (</w:t>
-      </w:r>
-      <w:r>
-        <w:rPr>
-          <w:rFonts w:eastAsia="Liberation Mono" w:cs="Liberation Mono" w:ascii="Liberation Mono" w:hAnsi="Liberation Mono"/>
-          <w:color w:val="0B3D7A"/>
-          <w:sz w:val="18"/>
-        </w:rPr>
-        <w:t>claims/util.js</w:t>
-      </w:r>
-      <w:r>
-        <w:rPr>
-          <w:rFonts w:eastAsia="Nunito" w:cs="Nunito"/>
-        </w:rPr>
-        <w:t xml:space="preserve">, </w:t>
-      </w:r>
-      <w:r>
-        <w:rPr>
-          <w:rFonts w:eastAsia="Liberation Mono" w:cs="Liberation Mono" w:ascii="Liberation Mono" w:hAnsi="Liberation Mono"/>
-          <w:color w:val="0B3D7A"/>
-          <w:sz w:val="18"/>
-        </w:rPr>
-        <w:t>accounting/lib/files.js</w:t>
-      </w:r>
-      <w:r>
-        <w:rPr>
-          <w:rFonts w:eastAsia="Nunito" w:cs="Nunito"/>
-        </w:rPr>
-        <w:t xml:space="preserve">, </w:t>
-      </w:r>
-      <w:r>
-        <w:rPr>
-          <w:rFonts w:eastAsia="Liberation Mono" w:cs="Liberation Mono" w:ascii="Liberation Mono" w:hAnsi="Liberation Mono"/>
-          <w:color w:val="0B3D7A"/>
-          <w:sz w:val="18"/>
-        </w:rPr>
-        <w:t>masters/helpers.js saveFile</w:t>
-      </w:r>
-      <w:r>
-        <w:rPr>
-          <w:rFonts w:eastAsia="Nunito" w:cs="Nunito"/>
-        </w:rPr>
-        <w:t xml:space="preserve">) or in </w:t>
-      </w:r>
-      <w:r>
-        <w:rPr>
-          <w:rFonts w:eastAsia="Liberation Mono" w:cs="Liberation Mono" w:ascii="Liberation Mono" w:hAnsi="Liberation Mono"/>
-          <w:color w:val="0B3D7A"/>
-          <w:sz w:val="18"/>
-        </w:rPr>
-        <w:t>generated_reports</w:t>
-      </w:r>
-      <w:r>
-        <w:rPr>
-          <w:rFonts w:eastAsia="Nunito" w:cs="Nunito"/>
-        </w:rPr>
-        <w:t xml:space="preserve"> (reports).</w:t>
+        <w:t>The storage functions keep an S3-like key space, so they can later be replaced by Amazon S3 without changing the modules.</w:t>
       </w:r>
     </w:p>
     <w:p>
@@ -8421,13 +9173,13 @@
         <w:pStyle w:val="Heading2"/>
         <w:rPr/>
       </w:pPr>
-      <w:bookmarkStart w:id="16" w:name="__RefHeading___Toc12731_3826153650"/>
-      <w:bookmarkEnd w:id="16"/>
+      <w:bookmarkStart w:id="18" w:name="__RefHeading___Toc9332_4084622315"/>
+      <w:bookmarkEnd w:id="18"/>
       <w:r>
         <w:rPr>
           <w:rFonts w:eastAsia="Nunito" w:cs="Nunito" w:ascii="Nunito" w:hAnsi="Nunito"/>
         </w:rPr>
-        <w:t>2.14  Scheduler (jobs/scheduler.js)</w:t>
+        <w:t>2.16  Scheduler and housekeeping (jobs/)</w:t>
       </w:r>
     </w:p>
     <w:tbl>
@@ -8596,7 +9348,22 @@
                 <w:rFonts w:eastAsia="Nunito" w:cs="Nunito"/>
                 <w:sz w:val="17"/>
               </w:rPr>
-              <w:t xml:space="preserve"> with node-cron; invalid cron expressions are skipped with a warning; editing a job or a report schedule reloads the schedule on the instance that handled the change</w:t>
+              <w:t xml:space="preserve"> with node-cron in the time zone </w:t>
+            </w:r>
+            <w:r>
+              <w:rPr>
+                <w:rFonts w:eastAsia="Liberation Mono" w:cs="Liberation Mono" w:ascii="Liberation Mono" w:hAnsi="Liberation Mono"/>
+                <w:color w:val="0B3D7A"/>
+                <w:sz w:val="15"/>
+              </w:rPr>
+              <w:t>general.timezone</w:t>
+            </w:r>
+            <w:r>
+              <w:rPr>
+                <w:rFonts w:eastAsia="Nunito" w:cs="Nunito"/>
+                <w:sz w:val="17"/>
+              </w:rPr>
+              <w:t>; invalid cron expressions are skipped with a warning</w:t>
             </w:r>
           </w:p>
         </w:tc>
@@ -8626,7 +9393,7 @@
                 <w:rFonts w:eastAsia="Nunito" w:cs="Nunito"/>
                 <w:sz w:val="17"/>
               </w:rPr>
-              <w:t>Single execution</w:t>
+              <w:t>Changes</w:t>
             </w:r>
           </w:p>
         </w:tc>
@@ -8646,35 +9413,27 @@
               <w:pStyle w:val="TableText"/>
               <w:rPr/>
             </w:pPr>
+            <w:r>
+              <w:rPr>
+                <w:rFonts w:eastAsia="Nunito" w:cs="Nunito"/>
+                <w:sz w:val="17"/>
+              </w:rPr>
+              <w:t xml:space="preserve">Every </w:t>
+            </w:r>
             <w:r>
               <w:rPr>
                 <w:rFonts w:eastAsia="Liberation Mono" w:cs="Liberation Mono" w:ascii="Liberation Mono" w:hAnsi="Liberation Mono"/>
                 <w:color w:val="0B3D7A"/>
                 <w:sz w:val="15"/>
               </w:rPr>
-              <w:t>runJob()</w:t>
-            </w:r>
-            <w:r>
-              <w:rPr>
-                <w:rFonts w:eastAsia="Nunito" w:cs="Nunito"/>
-                <w:sz w:val="17"/>
-              </w:rPr>
-              <w:t xml:space="preserve"> takes </w:t>
-            </w:r>
-            <w:r>
-              <w:rPr>
-                <w:rFonts w:eastAsia="Liberation Mono" w:cs="Liberation Mono" w:ascii="Liberation Mono" w:hAnsi="Liberation Mono"/>
-                <w:color w:val="0B3D7A"/>
-                <w:sz w:val="15"/>
-              </w:rPr>
-              <w:t>pg_try_advisory_lock(hashtext('brokerverse.scheduled_job'), hashtext(code))</w:t>
-            </w:r>
-            <w:r>
-              <w:rPr>
-                <w:rFonts w:eastAsia="Nunito" w:cs="Nunito"/>
-                <w:sz w:val="17"/>
-              </w:rPr>
-              <w:t xml:space="preserve"> on a dedicated connection; if another instance holds it the run is skipped. A scheduled run is also skipped when a scheduled run of the same job already started in the same minute (clock skew between instances)</w:t>
+              <w:t>SCHEDULER_RELOAD_SECONDS</w:t>
+            </w:r>
+            <w:r>
+              <w:rPr>
+                <w:rFonts w:eastAsia="Nunito" w:cs="Nunito"/>
+                <w:sz w:val="17"/>
+              </w:rPr>
+              <w:t xml:space="preserve"> (30) each instance compares a signature of the jobs table and the time zone with the one it loaded and reloads when it differs, so a schedule edited through one instance reaches all of them</w:t>
             </w:r>
           </w:p>
         </w:tc>
@@ -8703,7 +9462,7 @@
                 <w:rFonts w:eastAsia="Nunito" w:cs="Nunito"/>
                 <w:sz w:val="17"/>
               </w:rPr>
-              <w:t>Recording</w:t>
+              <w:t>Single execution</w:t>
             </w:r>
           </w:p>
         </w:tc>
@@ -8722,27 +9481,20 @@
               <w:pStyle w:val="TableText"/>
               <w:rPr/>
             </w:pPr>
-            <w:r>
-              <w:rPr>
-                <w:rFonts w:eastAsia="Nunito" w:cs="Nunito"/>
-                <w:sz w:val="17"/>
-              </w:rPr>
-              <w:t xml:space="preserve">Each executed run inserts </w:t>
-            </w:r>
             <w:r>
               <w:rPr>
                 <w:rFonts w:eastAsia="Liberation Mono" w:cs="Liberation Mono" w:ascii="Liberation Mono" w:hAnsi="Liberation Mono"/>
                 <w:color w:val="0B3D7A"/>
                 <w:sz w:val="15"/>
               </w:rPr>
-              <w:t>job_runs</w:t>
-            </w:r>
-            <w:r>
-              <w:rPr>
-                <w:rFonts w:eastAsia="Nunito" w:cs="Nunito"/>
-                <w:sz w:val="17"/>
-              </w:rPr>
-              <w:t xml:space="preserve"> (triggered by </w:t>
+              <w:t>runJob()</w:t>
+            </w:r>
+            <w:r>
+              <w:rPr>
+                <w:rFonts w:eastAsia="Nunito" w:cs="Nunito"/>
+                <w:sz w:val="17"/>
+              </w:rPr>
+              <w:t xml:space="preserve"> takes </w:t>
             </w:r>
             <w:r>
               <w:rPr>
@@ -8750,44 +9502,14 @@
                 <w:color w:val="0B3D7A"/>
                 <w:sz w:val="15"/>
               </w:rPr>
-              <w:t>schedule</w:t>
-            </w:r>
-            <w:r>
-              <w:rPr>
-                <w:rFonts w:eastAsia="Nunito" w:cs="Nunito"/>
-                <w:sz w:val="17"/>
-              </w:rPr>
-              <w:t xml:space="preserve"> or the user name) and updates </w:t>
-            </w:r>
-            <w:r>
-              <w:rPr>
-                <w:rFonts w:eastAsia="Liberation Mono" w:cs="Liberation Mono" w:ascii="Liberation Mono" w:hAnsi="Liberation Mono"/>
-                <w:color w:val="0B3D7A"/>
-                <w:sz w:val="15"/>
-              </w:rPr>
-              <w:t>scheduled_jobs.last_run_at</w:t>
-            </w:r>
-            <w:r>
-              <w:rPr>
-                <w:rFonts w:eastAsia="Nunito" w:cs="Nunito"/>
-                <w:sz w:val="17"/>
-              </w:rPr>
-              <w:t xml:space="preserve"> / </w:t>
-            </w:r>
-            <w:r>
-              <w:rPr>
-                <w:rFonts w:eastAsia="Liberation Mono" w:cs="Liberation Mono" w:ascii="Liberation Mono" w:hAnsi="Liberation Mono"/>
-                <w:color w:val="0B3D7A"/>
-                <w:sz w:val="15"/>
-              </w:rPr>
-              <w:t>last_status</w:t>
-            </w:r>
-            <w:r>
-              <w:rPr>
-                <w:rFonts w:eastAsia="Nunito" w:cs="Nunito"/>
-                <w:sz w:val="17"/>
-              </w:rPr>
-              <w:t>; the handler output (JSON) or error message is stored</w:t>
+              <w:t>pg_try_advisory_lock(hashtext('brokerverse.scheduled_job'), hashtext(code))</w:t>
+            </w:r>
+            <w:r>
+              <w:rPr>
+                <w:rFonts w:eastAsia="Nunito" w:cs="Nunito"/>
+                <w:sz w:val="17"/>
+              </w:rPr>
+              <w:t xml:space="preserve"> on a dedicated connection; if another instance holds it the run is skipped. A scheduled run is also skipped when a scheduled run of the same job already started in the same minute (clock skew between instances)</w:t>
             </w:r>
           </w:p>
         </w:tc>
@@ -8817,7 +9539,7 @@
                 <w:rFonts w:eastAsia="Nunito" w:cs="Nunito"/>
                 <w:sz w:val="17"/>
               </w:rPr>
-              <w:t>Manual run</w:t>
+              <w:t>Recording</w:t>
             </w:r>
           </w:p>
         </w:tc>
@@ -8842,7 +9564,7 @@
                 <w:rFonts w:eastAsia="Nunito" w:cs="Nunito"/>
                 <w:sz w:val="17"/>
               </w:rPr>
-              <w:t>Master &gt; Schedules &gt; Run now (</w:t>
+              <w:t xml:space="preserve">Each executed run inserts </w:t>
             </w:r>
             <w:r>
               <w:rPr>
@@ -8850,14 +9572,59 @@
                 <w:color w:val="0B3D7A"/>
                 <w:sz w:val="15"/>
               </w:rPr>
-              <w:t>POST /api/schedules/{code}/run</w:t>
-            </w:r>
-            <w:r>
-              <w:rPr>
-                <w:rFonts w:eastAsia="Nunito" w:cs="Nunito"/>
-                <w:sz w:val="17"/>
-              </w:rPr>
-              <w:t>, administrators)</w:t>
+              <w:t>job_runs</w:t>
+            </w:r>
+            <w:r>
+              <w:rPr>
+                <w:rFonts w:eastAsia="Nunito" w:cs="Nunito"/>
+                <w:sz w:val="17"/>
+              </w:rPr>
+              <w:t xml:space="preserve"> (triggered by </w:t>
+            </w:r>
+            <w:r>
+              <w:rPr>
+                <w:rFonts w:eastAsia="Liberation Mono" w:cs="Liberation Mono" w:ascii="Liberation Mono" w:hAnsi="Liberation Mono"/>
+                <w:color w:val="0B3D7A"/>
+                <w:sz w:val="15"/>
+              </w:rPr>
+              <w:t>schedule</w:t>
+            </w:r>
+            <w:r>
+              <w:rPr>
+                <w:rFonts w:eastAsia="Nunito" w:cs="Nunito"/>
+                <w:sz w:val="17"/>
+              </w:rPr>
+              <w:t xml:space="preserve"> or the user name) and updates </w:t>
+            </w:r>
+            <w:r>
+              <w:rPr>
+                <w:rFonts w:eastAsia="Liberation Mono" w:cs="Liberation Mono" w:ascii="Liberation Mono" w:hAnsi="Liberation Mono"/>
+                <w:color w:val="0B3D7A"/>
+                <w:sz w:val="15"/>
+              </w:rPr>
+              <w:t>scheduled_jobs.last_run_at</w:t>
+            </w:r>
+            <w:r>
+              <w:rPr>
+                <w:rFonts w:eastAsia="Nunito" w:cs="Nunito"/>
+                <w:sz w:val="17"/>
+              </w:rPr>
+              <w:t xml:space="preserve"> and </w:t>
+            </w:r>
+            <w:r>
+              <w:rPr>
+                <w:rFonts w:eastAsia="Liberation Mono" w:cs="Liberation Mono" w:ascii="Liberation Mono" w:hAnsi="Liberation Mono"/>
+                <w:color w:val="0B3D7A"/>
+                <w:sz w:val="15"/>
+              </w:rPr>
+              <w:t>last_status</w:t>
+            </w:r>
+            <w:r>
+              <w:rPr>
+                <w:rFonts w:eastAsia="Nunito" w:cs="Nunito"/>
+                <w:sz w:val="17"/>
+              </w:rPr>
+              <w:t>; the handler output (JSON) or error is stored; a failure is also logged at error level with the job code and run id</w:t>
             </w:r>
           </w:p>
         </w:tc>
@@ -8886,7 +9653,7 @@
                 <w:rFonts w:eastAsia="Nunito" w:cs="Nunito"/>
                 <w:sz w:val="17"/>
               </w:rPr>
-              <w:t>Handlers</w:t>
+              <w:t>Manual run</w:t>
             </w:r>
           </w:p>
         </w:tc>
@@ -8905,20 +9672,27 @@
               <w:pStyle w:val="TableText"/>
               <w:rPr/>
             </w:pPr>
+            <w:r>
+              <w:rPr>
+                <w:rFonts w:eastAsia="Nunito" w:cs="Nunito"/>
+                <w:sz w:val="17"/>
+              </w:rPr>
+              <w:t>Master &gt; Schedules &gt; Run now (</w:t>
+            </w:r>
             <w:r>
               <w:rPr>
                 <w:rFonts w:eastAsia="Liberation Mono" w:cs="Liberation Mono" w:ascii="Liberation Mono" w:hAnsi="Liberation Mono"/>
                 <w:color w:val="0B3D7A"/>
                 <w:sz w:val="15"/>
               </w:rPr>
-              <w:t>renewalNotices</w:t>
-            </w:r>
-            <w:r>
-              <w:rPr>
-                <w:rFonts w:eastAsia="Nunito" w:cs="Nunito"/>
-                <w:sz w:val="17"/>
-              </w:rPr>
-              <w:t xml:space="preserve">, </w:t>
+              <w:t>POST /api/schedules/{code}/run</w:t>
+            </w:r>
+            <w:r>
+              <w:rPr>
+                <w:rFonts w:eastAsia="Nunito" w:cs="Nunito"/>
+                <w:sz w:val="17"/>
+              </w:rPr>
+              <w:t xml:space="preserve">); listing needs </w:t>
             </w:r>
             <w:r>
               <w:rPr>
@@ -8926,22 +9700,63 @@
                 <w:color w:val="0B3D7A"/>
                 <w:sz w:val="15"/>
               </w:rPr>
-              <w:t>policyExpiry</w:t>
-            </w:r>
-            <w:r>
-              <w:rPr>
-                <w:rFonts w:eastAsia="Nunito" w:cs="Nunito"/>
-                <w:sz w:val="17"/>
-              </w:rPr>
-              <w:t xml:space="preserve">, </w:t>
-            </w:r>
+              <w:t>read:schedules</w:t>
+            </w:r>
+          </w:p>
+        </w:tc>
+      </w:tr>
+      <w:tr>
+        <w:trPr>
+          <w:cantSplit w:val="true"/>
+        </w:trPr>
+        <w:tc>
+          <w:tcPr>
+            <w:tcW w:w="2698" w:type="dxa"/>
+            <w:tcBorders>
+              <w:top w:val="single" w:sz="4" w:space="0" w:color="C9D6E3"/>
+              <w:left w:val="single" w:sz="4" w:space="0" w:color="C9D6E3"/>
+              <w:bottom w:val="single" w:sz="4" w:space="0" w:color="C9D6E3"/>
+              <w:right w:val="single" w:sz="4" w:space="0" w:color="C9D6E3"/>
+            </w:tcBorders>
+            <w:shd w:color="auto" w:fill="F3F9FE" w:val="clear"/>
+          </w:tcPr>
+          <w:p>
+            <w:pPr>
+              <w:pStyle w:val="TableText"/>
+              <w:rPr/>
+            </w:pPr>
+            <w:r>
+              <w:rPr>
+                <w:rFonts w:eastAsia="Nunito" w:cs="Nunito"/>
+                <w:sz w:val="17"/>
+              </w:rPr>
+              <w:t>Handlers</w:t>
+            </w:r>
+          </w:p>
+        </w:tc>
+        <w:tc>
+          <w:tcPr>
+            <w:tcW w:w="6938" w:type="dxa"/>
+            <w:tcBorders>
+              <w:top w:val="single" w:sz="4" w:space="0" w:color="C9D6E3"/>
+              <w:left w:val="single" w:sz="4" w:space="0" w:color="C9D6E3"/>
+              <w:bottom w:val="single" w:sz="4" w:space="0" w:color="C9D6E3"/>
+              <w:right w:val="single" w:sz="4" w:space="0" w:color="C9D6E3"/>
+            </w:tcBorders>
+            <w:shd w:color="auto" w:fill="F3F9FE" w:val="clear"/>
+          </w:tcPr>
+          <w:p>
+            <w:pPr>
+              <w:pStyle w:val="TableText"/>
+              <w:rPr/>
+            </w:pPr>
             <w:r>
               <w:rPr>
                 <w:rFonts w:eastAsia="Liberation Mono" w:cs="Liberation Mono" w:ascii="Liberation Mono" w:hAnsi="Liberation Mono"/>
                 <w:color w:val="0B3D7A"/>
                 <w:sz w:val="15"/>
               </w:rPr>
-              <w:t>quoteExpiry</w:t>
+              <w:t>renewalNotices</w:t>
             </w:r>
             <w:r>
               <w:rPr>
@@ -8956,7 +9771,7 @@
                 <w:color w:val="0B3D7A"/>
                 <w:sz w:val="15"/>
               </w:rPr>
-              <w:t>receivableAgeing</w:t>
+              <w:t>policyExpiry</w:t>
             </w:r>
             <w:r>
               <w:rPr>
@@ -8971,7 +9786,7 @@
                 <w:color w:val="0B3D7A"/>
                 <w:sz w:val="15"/>
               </w:rPr>
-              <w:t>dailyReports</w:t>
+              <w:t>quoteExpiry</w:t>
             </w:r>
             <w:r>
               <w:rPr>
@@ -8986,7 +9801,7 @@
                 <w:color w:val="0B3D7A"/>
                 <w:sz w:val="15"/>
               </w:rPr>
-              <w:t>emailOutbox</w:t>
+              <w:t>receivableAgeing</w:t>
             </w:r>
             <w:r>
               <w:rPr>
@@ -9001,7 +9816,7 @@
                 <w:color w:val="0B3D7A"/>
                 <w:sz w:val="15"/>
               </w:rPr>
-              <w:t>processRenewalQueue</w:t>
+              <w:t>dailyReports</w:t>
             </w:r>
             <w:r>
               <w:rPr>
@@ -9016,7 +9831,7 @@
                 <w:color w:val="0B3D7A"/>
                 <w:sz w:val="15"/>
               </w:rPr>
-              <w:t>renewalPipeline</w:t>
+              <w:t>emailOutbox</w:t>
             </w:r>
             <w:r>
               <w:rPr>
@@ -9031,7 +9846,7 @@
                 <w:color w:val="0B3D7A"/>
                 <w:sz w:val="15"/>
               </w:rPr>
-              <w:t>collectionReminders</w:t>
+              <w:t>processRenewalQueue</w:t>
             </w:r>
             <w:r>
               <w:rPr>
@@ -9046,7 +9861,218 @@
                 <w:color w:val="0B3D7A"/>
                 <w:sz w:val="15"/>
               </w:rPr>
+              <w:t>renewalPipeline</w:t>
+            </w:r>
+            <w:r>
+              <w:rPr>
+                <w:rFonts w:eastAsia="Nunito" w:cs="Nunito"/>
+                <w:sz w:val="17"/>
+              </w:rPr>
+              <w:t xml:space="preserve">, </w:t>
+            </w:r>
+            <w:r>
+              <w:rPr>
+                <w:rFonts w:eastAsia="Liberation Mono" w:cs="Liberation Mono" w:ascii="Liberation Mono" w:hAnsi="Liberation Mono"/>
+                <w:color w:val="0B3D7A"/>
+                <w:sz w:val="15"/>
+              </w:rPr>
+              <w:t>collectionReminders</w:t>
+            </w:r>
+            <w:r>
+              <w:rPr>
+                <w:rFonts w:eastAsia="Nunito" w:cs="Nunito"/>
+                <w:sz w:val="17"/>
+              </w:rPr>
+              <w:t xml:space="preserve">, </w:t>
+            </w:r>
+            <w:r>
+              <w:rPr>
+                <w:rFonts w:eastAsia="Liberation Mono" w:cs="Liberation Mono" w:ascii="Liberation Mono" w:hAnsi="Liberation Mono"/>
+                <w:color w:val="0B3D7A"/>
+                <w:sz w:val="15"/>
+              </w:rPr>
+              <w:t>housekeeping</w:t>
+            </w:r>
+            <w:r>
+              <w:rPr>
+                <w:rFonts w:eastAsia="Nunito" w:cs="Nunito"/>
+                <w:sz w:val="17"/>
+              </w:rPr>
+              <w:t xml:space="preserve">, </w:t>
+            </w:r>
+            <w:r>
+              <w:rPr>
+                <w:rFonts w:eastAsia="Liberation Mono" w:cs="Liberation Mono" w:ascii="Liberation Mono" w:hAnsi="Liberation Mono"/>
+                <w:color w:val="0B3D7A"/>
+                <w:sz w:val="15"/>
+              </w:rPr>
+              <w:t>monthEndReminder</w:t>
+            </w:r>
+            <w:r>
+              <w:rPr>
+                <w:rFonts w:eastAsia="Nunito" w:cs="Nunito"/>
+                <w:sz w:val="17"/>
+              </w:rPr>
+              <w:t xml:space="preserve">, </w:t>
+            </w:r>
+            <w:r>
+              <w:rPr>
+                <w:rFonts w:eastAsia="Liberation Mono" w:cs="Liberation Mono" w:ascii="Liberation Mono" w:hAnsi="Liberation Mono"/>
+                <w:color w:val="0B3D7A"/>
+                <w:sz w:val="15"/>
+              </w:rPr>
+              <w:t>recurringJournals</w:t>
+            </w:r>
+            <w:r>
+              <w:rPr>
+                <w:rFonts w:eastAsia="Nunito" w:cs="Nunito"/>
+                <w:sz w:val="17"/>
+              </w:rPr>
+              <w:t xml:space="preserve">, </w:t>
+            </w:r>
+            <w:r>
+              <w:rPr>
+                <w:rFonts w:eastAsia="Liberation Mono" w:cs="Liberation Mono" w:ascii="Liberation Mono" w:hAnsi="Liberation Mono"/>
+                <w:color w:val="0B3D7A"/>
+                <w:sz w:val="15"/>
+              </w:rPr>
+              <w:t>accrualReversal</w:t>
+            </w:r>
+            <w:r>
+              <w:rPr>
+                <w:rFonts w:eastAsia="Nunito" w:cs="Nunito"/>
+                <w:sz w:val="17"/>
+              </w:rPr>
+              <w:t xml:space="preserve">, </w:t>
+            </w:r>
+            <w:r>
+              <w:rPr>
+                <w:rFonts w:eastAsia="Liberation Mono" w:cs="Liberation Mono" w:ascii="Liberation Mono" w:hAnsi="Liberation Mono"/>
+                <w:color w:val="0B3D7A"/>
+                <w:sz w:val="15"/>
+              </w:rPr>
+              <w:t>periodAutoSoftClose</w:t>
+            </w:r>
+            <w:r>
+              <w:rPr>
+                <w:rFonts w:eastAsia="Nunito" w:cs="Nunito"/>
+                <w:sz w:val="17"/>
+              </w:rPr>
+              <w:t xml:space="preserve">, </w:t>
+            </w:r>
+            <w:r>
+              <w:rPr>
+                <w:rFonts w:eastAsia="Liberation Mono" w:cs="Liberation Mono" w:ascii="Liberation Mono" w:hAnsi="Liberation Mono"/>
+                <w:color w:val="0B3D7A"/>
+                <w:sz w:val="15"/>
+              </w:rPr>
+              <w:t>bankAutoMatch</w:t>
+            </w:r>
+            <w:r>
+              <w:rPr>
+                <w:rFonts w:eastAsia="Nunito" w:cs="Nunito"/>
+                <w:sz w:val="17"/>
+              </w:rPr>
+              <w:t xml:space="preserve">, </w:t>
+            </w:r>
+            <w:r>
+              <w:rPr>
+                <w:rFonts w:eastAsia="Liberation Mono" w:cs="Liberation Mono" w:ascii="Liberation Mono" w:hAnsi="Liberation Mono"/>
+                <w:color w:val="0B3D7A"/>
+                <w:sz w:val="15"/>
+              </w:rPr>
               <w:t>scheduledReport</w:t>
+            </w:r>
+          </w:p>
+        </w:tc>
+      </w:tr>
+      <w:tr>
+        <w:trPr>
+          <w:cantSplit w:val="true"/>
+        </w:trPr>
+        <w:tc>
+          <w:tcPr>
+            <w:tcW w:w="2698" w:type="dxa"/>
+            <w:tcBorders>
+              <w:top w:val="single" w:sz="4" w:space="0" w:color="C9D6E3"/>
+              <w:left w:val="single" w:sz="4" w:space="0" w:color="C9D6E3"/>
+              <w:bottom w:val="single" w:sz="4" w:space="0" w:color="C9D6E3"/>
+              <w:right w:val="single" w:sz="4" w:space="0" w:color="C9D6E3"/>
+            </w:tcBorders>
+          </w:tcPr>
+          <w:p>
+            <w:pPr>
+              <w:pStyle w:val="TableText"/>
+              <w:rPr/>
+            </w:pPr>
+            <w:r>
+              <w:rPr>
+                <w:rFonts w:eastAsia="Nunito" w:cs="Nunito"/>
+                <w:sz w:val="17"/>
+              </w:rPr>
+              <w:t>Housekeeping</w:t>
+            </w:r>
+          </w:p>
+        </w:tc>
+        <w:tc>
+          <w:tcPr>
+            <w:tcW w:w="6938" w:type="dxa"/>
+            <w:tcBorders>
+              <w:top w:val="single" w:sz="4" w:space="0" w:color="C9D6E3"/>
+              <w:left w:val="single" w:sz="4" w:space="0" w:color="C9D6E3"/>
+              <w:bottom w:val="single" w:sz="4" w:space="0" w:color="C9D6E3"/>
+              <w:right w:val="single" w:sz="4" w:space="0" w:color="C9D6E3"/>
+            </w:tcBorders>
+          </w:tcPr>
+          <w:p>
+            <w:pPr>
+              <w:pStyle w:val="TableText"/>
+              <w:rPr/>
+            </w:pPr>
+            <w:r>
+              <w:rPr>
+                <w:rFonts w:eastAsia="Liberation Mono" w:cs="Liberation Mono" w:ascii="Liberation Mono" w:hAnsi="Liberation Mono"/>
+                <w:color w:val="0B3D7A"/>
+                <w:sz w:val="15"/>
+              </w:rPr>
+              <w:t>jobs/housekeeping.js</w:t>
+            </w:r>
+            <w:r>
+              <w:rPr>
+                <w:rFonts w:eastAsia="Nunito" w:cs="Nunito"/>
+                <w:sz w:val="17"/>
+              </w:rPr>
+              <w:t xml:space="preserve"> deletes, in batches of 5,000 rows, job runs, sent and failed e-mails, sign-in history, expired or revoked refresh tokens, used or expired reset codes, read notifications and completed queue items older than the days in System Settings &gt; Housekeeping (</w:t>
+            </w:r>
+            <w:r>
+              <w:rPr>
+                <w:rFonts w:eastAsia="Liberation Mono" w:cs="Liberation Mono" w:ascii="Liberation Mono" w:hAnsi="Liberation Mono"/>
+                <w:color w:val="0B3D7A"/>
+                <w:sz w:val="15"/>
+              </w:rPr>
+              <w:t>housekeeping.*</w:t>
+            </w:r>
+            <w:r>
+              <w:rPr>
+                <w:rFonts w:eastAsia="Nunito" w:cs="Nunito"/>
+                <w:sz w:val="17"/>
+              </w:rPr>
+              <w:t xml:space="preserve">; 0 keeps forever). The audit trail is kept unless </w:t>
+            </w:r>
+            <w:r>
+              <w:rPr>
+                <w:rFonts w:eastAsia="Liberation Mono" w:cs="Liberation Mono" w:ascii="Liberation Mono" w:hAnsi="Liberation Mono"/>
+                <w:color w:val="0B3D7A"/>
+                <w:sz w:val="15"/>
+              </w:rPr>
+              <w:t>housekeeping.audit_log_days</w:t>
+            </w:r>
+            <w:r>
+              <w:rPr>
+                <w:rFonts w:eastAsia="Nunito" w:cs="Nunito"/>
+                <w:sz w:val="17"/>
+              </w:rPr>
+              <w:t xml:space="preserve"> is set, and never below seven years (document 10).</w:t>
             </w:r>
           </w:p>
         </w:tc>
@@ -9062,81 +10088,150 @@
         <w:rPr/>
       </w:r>
     </w:p>
-    <w:tbl>
-      <w:tblPr>
-        <w:tblW w:w="9637" w:type="dxa"/>
-        <w:jc w:val="left"/>
-        <w:tblInd w:w="42" w:type="dxa"/>
-        <w:tblLayout w:type="fixed"/>
-        <w:tblCellMar>
-          <w:top w:w="80" w:type="dxa"/>
-          <w:left w:w="150" w:type="dxa"/>
-          <w:bottom w:w="80" w:type="dxa"/>
-          <w:right w:w="130" w:type="dxa"/>
-        </w:tblCellMar>
-        <w:tblLook w:val="04a0" w:noHBand="0" w:noVBand="1" w:firstColumn="1" w:lastRow="0" w:lastColumn="0" w:firstRow="1"/>
-      </w:tblPr>
-      <w:tblGrid>
-        <w:gridCol w:w="9637"/>
-      </w:tblGrid>
-      <w:tr>
-        <w:trPr/>
-        <w:tc>
-          <w:tcPr>
-            <w:tcW w:w="9637" w:type="dxa"/>
-            <w:tcBorders>
-              <w:left w:val="single" w:sz="24" w:space="0" w:color="E0B23A"/>
-            </w:tcBorders>
-            <w:shd w:color="auto" w:fill="FFF6DD" w:val="clear"/>
-          </w:tcPr>
-          <w:p>
-            <w:pPr>
-              <w:pStyle w:val="Normal"/>
-              <w:spacing w:before="0" w:after="40"/>
-              <w:rPr/>
-            </w:pPr>
-            <w:r>
-              <w:rPr>
-                <w:rFonts w:eastAsia="Nunito" w:cs="Nunito"/>
-                <w:b/>
-                <w:sz w:val="18"/>
-              </w:rPr>
-              <w:t>Gap:</w:t>
-            </w:r>
-            <w:r>
-              <w:rPr>
-                <w:rFonts w:eastAsia="Nunito" w:cs="Nunito"/>
-                <w:sz w:val="18"/>
-              </w:rPr>
-              <w:t xml:space="preserve"> A schedule change reloads the cron tasks only on the instance that served the request; other instances keep the old schedule until restart (the advisory lock still prevents double runs). The scheduler time zone is the container's (UTC), see document 01. There is no alert when a job fails: failures are visible only in Master &gt; Schedules and </w:t>
-            </w:r>
-            <w:r>
-              <w:rPr>
-                <w:rFonts w:eastAsia="Liberation Mono" w:cs="Liberation Mono" w:ascii="Liberation Mono" w:hAnsi="Liberation Mono"/>
-                <w:color w:val="0B3D7A"/>
-                <w:sz w:val="16"/>
-              </w:rPr>
-              <w:t>job_runs</w:t>
-            </w:r>
-            <w:r>
-              <w:rPr>
-                <w:rFonts w:eastAsia="Nunito" w:cs="Nunito"/>
-                <w:sz w:val="18"/>
-              </w:rPr>
-              <w:t xml:space="preserve"> (document 11).</w:t>
-            </w:r>
-          </w:p>
-        </w:tc>
-      </w:tr>
-    </w:tbl>
+    <w:p>
+      <w:pPr>
+        <w:pStyle w:val="Heading2"/>
+        <w:rPr/>
+      </w:pPr>
+      <w:bookmarkStart w:id="19" w:name="__RefHeading___Toc9334_4084622315"/>
+      <w:bookmarkEnd w:id="19"/>
+      <w:r>
+        <w:rPr>
+          <w:rFonts w:eastAsia="Nunito" w:cs="Nunito" w:ascii="Nunito" w:hAnsi="Nunito"/>
+        </w:rPr>
+        <w:t>2.17  Rate limiting and upload limits</w:t>
+      </w:r>
+    </w:p>
     <w:p>
       <w:pPr>
         <w:pStyle w:val="Normal"/>
-        <w:spacing w:before="0" w:after="0"/>
         <w:rPr/>
       </w:pPr>
       <w:r>
-        <w:rPr/>
+        <w:rPr>
+          <w:rFonts w:eastAsia="Liberation Mono" w:cs="Liberation Mono" w:ascii="Liberation Mono" w:hAnsi="Liberation Mono"/>
+          <w:color w:val="0B3D7A"/>
+          <w:sz w:val="18"/>
+        </w:rPr>
+        <w:t>lib/rateLimit.js</w:t>
+      </w:r>
+      <w:r>
+        <w:rPr>
+          <w:rFonts w:eastAsia="Nunito" w:cs="Nunito"/>
+        </w:rPr>
+        <w:t xml:space="preserve"> keeps two in-memory limiters per process: a sliding window for sign-in and forgot-password (</w:t>
+      </w:r>
+      <w:r>
+        <w:rPr>
+          <w:rFonts w:eastAsia="Liberation Mono" w:cs="Liberation Mono" w:ascii="Liberation Mono" w:hAnsi="Liberation Mono"/>
+          <w:color w:val="0B3D7A"/>
+          <w:sz w:val="18"/>
+        </w:rPr>
+        <w:t>security.login_rate_limit</w:t>
+      </w:r>
+      <w:r>
+        <w:rPr>
+          <w:rFonts w:eastAsia="Nunito" w:cs="Nunito"/>
+        </w:rPr>
+        <w:t>, 10 per 300 s, keyed by IP and by username) and a fixed-window global API limit (</w:t>
+      </w:r>
+      <w:r>
+        <w:rPr>
+          <w:rFonts w:eastAsia="Liberation Mono" w:cs="Liberation Mono" w:ascii="Liberation Mono" w:hAnsi="Liberation Mono"/>
+          <w:color w:val="0B3D7A"/>
+          <w:sz w:val="18"/>
+        </w:rPr>
+        <w:t>security.api_rate_limit</w:t>
+      </w:r>
+      <w:r>
+        <w:rPr>
+          <w:rFonts w:eastAsia="Nunito" w:cs="Nunito"/>
+        </w:rPr>
+        <w:t xml:space="preserve">, 600 requests per 60 s per signed-in user or per IP; health checks and CORS pre-flights are not counted; 429 with </w:t>
+      </w:r>
+      <w:r>
+        <w:rPr>
+          <w:rFonts w:eastAsia="Liberation Mono" w:cs="Liberation Mono" w:ascii="Liberation Mono" w:hAnsi="Liberation Mono"/>
+          <w:color w:val="0B3D7A"/>
+          <w:sz w:val="18"/>
+        </w:rPr>
+        <w:t>Retry-After</w:t>
+      </w:r>
+      <w:r>
+        <w:rPr>
+          <w:rFonts w:eastAsia="Nunito" w:cs="Nunito"/>
+        </w:rPr>
+        <w:t xml:space="preserve">). </w:t>
+      </w:r>
+      <w:r>
+        <w:rPr>
+          <w:rFonts w:eastAsia="Liberation Mono" w:cs="Liberation Mono" w:ascii="Liberation Mono" w:hAnsi="Liberation Mono"/>
+          <w:color w:val="0B3D7A"/>
+          <w:sz w:val="18"/>
+        </w:rPr>
+        <w:t>lib/uploadLimits.js</w:t>
+      </w:r>
+      <w:r>
+        <w:rPr>
+          <w:rFonts w:eastAsia="Nunito" w:cs="Nunito"/>
+        </w:rPr>
+        <w:t xml:space="preserve"> provides </w:t>
+      </w:r>
+      <w:r>
+        <w:rPr>
+          <w:rFonts w:eastAsia="Liberation Mono" w:cs="Liberation Mono" w:ascii="Liberation Mono" w:hAnsi="Liberation Mono"/>
+          <w:color w:val="0B3D7A"/>
+          <w:sz w:val="18"/>
+        </w:rPr>
+        <w:t>memoryUpload()</w:t>
+      </w:r>
+      <w:r>
+        <w:rPr>
+          <w:rFonts w:eastAsia="Nunito" w:cs="Nunito"/>
+        </w:rPr>
+        <w:t xml:space="preserve"> (documents and photos, per-file size and file count), </w:t>
+      </w:r>
+      <w:r>
+        <w:rPr>
+          <w:rFonts w:eastAsia="Liberation Mono" w:cs="Liberation Mono" w:ascii="Liberation Mono" w:hAnsi="Liberation Mono"/>
+          <w:color w:val="0B3D7A"/>
+          <w:sz w:val="18"/>
+        </w:rPr>
+        <w:t>importUpload()</w:t>
+      </w:r>
+      <w:r>
+        <w:rPr>
+          <w:rFonts w:eastAsia="Nunito" w:cs="Nunito"/>
+        </w:rPr>
+        <w:t xml:space="preserve"> (one spreadsheet or statement file), </w:t>
+      </w:r>
+      <w:r>
+        <w:rPr>
+          <w:rFonts w:eastAsia="Liberation Mono" w:cs="Liberation Mono" w:ascii="Liberation Mono" w:hAnsi="Liberation Mono"/>
+          <w:color w:val="0B3D7A"/>
+          <w:sz w:val="18"/>
+        </w:rPr>
+        <w:t>inflateEntry()</w:t>
+      </w:r>
+      <w:r>
+        <w:rPr>
+          <w:rFonts w:eastAsia="Nunito" w:cs="Nunito"/>
+        </w:rPr>
+        <w:t xml:space="preserve"> (caps decompression of workbook parts) and </w:t>
+      </w:r>
+      <w:r>
+        <w:rPr>
+          <w:rFonts w:eastAsia="Liberation Mono" w:cs="Liberation Mono" w:ascii="Liberation Mono" w:hAnsi="Liberation Mono"/>
+          <w:color w:val="0B3D7A"/>
+          <w:sz w:val="18"/>
+        </w:rPr>
+        <w:t>assertRowLimit()</w:t>
+      </w:r>
+      <w:r>
+        <w:rPr>
+          <w:rFonts w:eastAsia="Nunito" w:cs="Nunito"/>
+        </w:rPr>
+        <w:t>.</w:t>
       </w:r>
     </w:p>
     <w:p>
@@ -9144,159 +10239,13 @@
         <w:pStyle w:val="Heading2"/>
         <w:rPr/>
       </w:pPr>
-      <w:bookmarkStart w:id="17" w:name="__RefHeading___Toc12733_3826153650"/>
-      <w:bookmarkEnd w:id="17"/>
+      <w:bookmarkStart w:id="20" w:name="__RefHeading___Toc9336_4084622315"/>
+      <w:bookmarkEnd w:id="20"/>
       <w:r>
         <w:rPr>
           <w:rFonts w:eastAsia="Nunito" w:cs="Nunito" w:ascii="Nunito" w:hAnsi="Nunito"/>
         </w:rPr>
-        <w:t>2.15  Rate limiting and upload limits</w:t>
-      </w:r>
-    </w:p>
-    <w:p>
-      <w:pPr>
-        <w:pStyle w:val="Normal"/>
-        <w:rPr/>
-      </w:pPr>
-      <w:r>
-        <w:rPr>
-          <w:rFonts w:eastAsia="Liberation Mono" w:cs="Liberation Mono" w:ascii="Liberation Mono" w:hAnsi="Liberation Mono"/>
-          <w:color w:val="0B3D7A"/>
-          <w:sz w:val="18"/>
-        </w:rPr>
-        <w:t>lib/rateLimit.js</w:t>
-      </w:r>
-      <w:r>
-        <w:rPr>
-          <w:rFonts w:eastAsia="Nunito" w:cs="Nunito"/>
-        </w:rPr>
-        <w:t xml:space="preserve"> keeps two in-memory limiters per process: a sliding window for sign-in and forgot-password (</w:t>
-      </w:r>
-      <w:r>
-        <w:rPr>
-          <w:rFonts w:eastAsia="Liberation Mono" w:cs="Liberation Mono" w:ascii="Liberation Mono" w:hAnsi="Liberation Mono"/>
-          <w:color w:val="0B3D7A"/>
-          <w:sz w:val="18"/>
-        </w:rPr>
-        <w:t>security.login_rate_limit</w:t>
-      </w:r>
-      <w:r>
-        <w:rPr>
-          <w:rFonts w:eastAsia="Nunito" w:cs="Nunito"/>
-        </w:rPr>
-        <w:t>, 10 per 300 s, keyed by IP and by username) and a fixed-window global API limit (</w:t>
-      </w:r>
-      <w:r>
-        <w:rPr>
-          <w:rFonts w:eastAsia="Liberation Mono" w:cs="Liberation Mono" w:ascii="Liberation Mono" w:hAnsi="Liberation Mono"/>
-          <w:color w:val="0B3D7A"/>
-          <w:sz w:val="18"/>
-        </w:rPr>
-        <w:t>security.api_rate_limit</w:t>
-      </w:r>
-      <w:r>
-        <w:rPr>
-          <w:rFonts w:eastAsia="Nunito" w:cs="Nunito"/>
-        </w:rPr>
-        <w:t xml:space="preserve">, 600 requests per 60 s per signed-in user or per IP; health checks and CORS pre-flights are not counted; 429 with </w:t>
-      </w:r>
-      <w:r>
-        <w:rPr>
-          <w:rFonts w:eastAsia="Liberation Mono" w:cs="Liberation Mono" w:ascii="Liberation Mono" w:hAnsi="Liberation Mono"/>
-          <w:color w:val="0B3D7A"/>
-          <w:sz w:val="18"/>
-        </w:rPr>
-        <w:t>Retry-After</w:t>
-      </w:r>
-      <w:r>
-        <w:rPr>
-          <w:rFonts w:eastAsia="Nunito" w:cs="Nunito"/>
-        </w:rPr>
-        <w:t xml:space="preserve">). </w:t>
-      </w:r>
-      <w:r>
-        <w:rPr>
-          <w:rFonts w:eastAsia="Liberation Mono" w:cs="Liberation Mono" w:ascii="Liberation Mono" w:hAnsi="Liberation Mono"/>
-          <w:color w:val="0B3D7A"/>
-          <w:sz w:val="18"/>
-        </w:rPr>
-        <w:t>lib/uploadLimits.js</w:t>
-      </w:r>
-      <w:r>
-        <w:rPr>
-          <w:rFonts w:eastAsia="Nunito" w:cs="Nunito"/>
-        </w:rPr>
-        <w:t xml:space="preserve"> provides </w:t>
-      </w:r>
-      <w:r>
-        <w:rPr>
-          <w:rFonts w:eastAsia="Liberation Mono" w:cs="Liberation Mono" w:ascii="Liberation Mono" w:hAnsi="Liberation Mono"/>
-          <w:color w:val="0B3D7A"/>
-          <w:sz w:val="18"/>
-        </w:rPr>
-        <w:t>memoryUpload()</w:t>
-      </w:r>
-      <w:r>
-        <w:rPr>
-          <w:rFonts w:eastAsia="Nunito" w:cs="Nunito"/>
-        </w:rPr>
-        <w:t xml:space="preserve"> (documents and photos, per-file size and file count) and </w:t>
-      </w:r>
-      <w:r>
-        <w:rPr>
-          <w:rFonts w:eastAsia="Liberation Mono" w:cs="Liberation Mono" w:ascii="Liberation Mono" w:hAnsi="Liberation Mono"/>
-          <w:color w:val="0B3D7A"/>
-          <w:sz w:val="18"/>
-        </w:rPr>
-        <w:t>importUpload()</w:t>
-      </w:r>
-      <w:r>
-        <w:rPr>
-          <w:rFonts w:eastAsia="Nunito" w:cs="Nunito"/>
-        </w:rPr>
-        <w:t xml:space="preserve"> (one spreadsheet or statement file), </w:t>
-      </w:r>
-      <w:r>
-        <w:rPr>
-          <w:rFonts w:eastAsia="Liberation Mono" w:cs="Liberation Mono" w:ascii="Liberation Mono" w:hAnsi="Liberation Mono"/>
-          <w:color w:val="0B3D7A"/>
-          <w:sz w:val="18"/>
-        </w:rPr>
-        <w:t>inflateEntry()</w:t>
-      </w:r>
-      <w:r>
-        <w:rPr>
-          <w:rFonts w:eastAsia="Nunito" w:cs="Nunito"/>
-        </w:rPr>
-        <w:t xml:space="preserve"> (caps decompression of workbook parts) and </w:t>
-      </w:r>
-      <w:r>
-        <w:rPr>
-          <w:rFonts w:eastAsia="Liberation Mono" w:cs="Liberation Mono" w:ascii="Liberation Mono" w:hAnsi="Liberation Mono"/>
-          <w:color w:val="0B3D7A"/>
-          <w:sz w:val="18"/>
-        </w:rPr>
-        <w:t>assertRowLimit()</w:t>
-      </w:r>
-      <w:r>
-        <w:rPr>
-          <w:rFonts w:eastAsia="Nunito" w:cs="Nunito"/>
-        </w:rPr>
-        <w:t>.</w:t>
-      </w:r>
-    </w:p>
-    <w:p>
-      <w:pPr>
-        <w:pStyle w:val="Heading2"/>
-        <w:rPr/>
-      </w:pPr>
-      <w:bookmarkStart w:id="18" w:name="__RefHeading___Toc12735_3826153650"/>
-      <w:bookmarkEnd w:id="18"/>
-      <w:r>
-        <w:rPr>
-          <w:rFonts w:eastAsia="Nunito" w:cs="Nunito" w:ascii="Nunito" w:hAnsi="Nunito"/>
-        </w:rPr>
-        <w:t>2.16  Dates, money and validation</w:t>
+        <w:t>2.18  Dates, money and validation</w:t>
       </w:r>
     </w:p>
     <w:tbl>
@@ -9519,6 +10468,21 @@
                 <w:color w:val="0B3D7A"/>
                 <w:sz w:val="15"/>
               </w:rPr>
+              <w:t>isoDate()</w:t>
+            </w:r>
+            <w:r>
+              <w:rPr>
+                <w:rFonts w:eastAsia="Nunito" w:cs="Nunito"/>
+                <w:sz w:val="17"/>
+              </w:rPr>
+              <w:t xml:space="preserve">, </w:t>
+            </w:r>
+            <w:r>
+              <w:rPr>
+                <w:rFonts w:eastAsia="Liberation Mono" w:cs="Liberation Mono" w:ascii="Liberation Mono" w:hAnsi="Liberation Mono"/>
+                <w:color w:val="0B3D7A"/>
+                <w:sz w:val="15"/>
+              </w:rPr>
               <w:t>addDays()</w:t>
             </w:r>
           </w:p>
@@ -9591,6 +10555,21 @@
                 <w:color w:val="0B3D7A"/>
                 <w:sz w:val="15"/>
               </w:rPr>
+              <w:t>toNumber()</w:t>
+            </w:r>
+            <w:r>
+              <w:rPr>
+                <w:rFonts w:eastAsia="Nunito" w:cs="Nunito"/>
+                <w:sz w:val="17"/>
+              </w:rPr>
+              <w:t xml:space="preserve">, </w:t>
+            </w:r>
+            <w:r>
+              <w:rPr>
+                <w:rFonts w:eastAsia="Liberation Mono" w:cs="Liberation Mono" w:ascii="Liberation Mono" w:hAnsi="Liberation Mono"/>
+                <w:color w:val="0B3D7A"/>
+                <w:sz w:val="15"/>
+              </w:rPr>
               <w:t>formatMoney(amount, currency)</w:t>
             </w:r>
             <w:r>
@@ -10015,7 +10994,7 @@
                 <w:rFonts w:eastAsia="Nunito" w:cs="Nunito"/>
                 <w:sz w:val="17"/>
               </w:rPr>
-              <w:t xml:space="preserve"> envelopes; </w:t>
+              <w:t xml:space="preserve"> envelopes (list responses of the finance modules use </w:t>
             </w:r>
             <w:r>
               <w:rPr>
@@ -10023,6 +11002,36 @@
                 <w:color w:val="0B3D7A"/>
                 <w:sz w:val="15"/>
               </w:rPr>
+              <w:t>sendList()</w:t>
+            </w:r>
+            <w:r>
+              <w:rPr>
+                <w:rFonts w:eastAsia="Nunito" w:cs="Nunito"/>
+                <w:sz w:val="17"/>
+              </w:rPr>
+              <w:t xml:space="preserve"> in </w:t>
+            </w:r>
+            <w:r>
+              <w:rPr>
+                <w:rFonts w:eastAsia="Liberation Mono" w:cs="Liberation Mono" w:ascii="Liberation Mono" w:hAnsi="Liberation Mono"/>
+                <w:color w:val="0B3D7A"/>
+                <w:sz w:val="15"/>
+              </w:rPr>
+              <w:t>modules/accounting/lib/http.js</w:t>
+            </w:r>
+            <w:r>
+              <w:rPr>
+                <w:rFonts w:eastAsia="Nunito" w:cs="Nunito"/>
+                <w:sz w:val="17"/>
+              </w:rPr>
+              <w:t xml:space="preserve">); </w:t>
+            </w:r>
+            <w:r>
+              <w:rPr>
+                <w:rFonts w:eastAsia="Liberation Mono" w:cs="Liberation Mono" w:ascii="Liberation Mono" w:hAnsi="Liberation Mono"/>
+                <w:color w:val="0B3D7A"/>
+                <w:sz w:val="15"/>
+              </w:rPr>
               <w:t>paging()</w:t>
             </w:r>
             <w:r>
@@ -10030,7 +11039,7 @@
                 <w:rFonts w:eastAsia="Nunito" w:cs="Nunito"/>
                 <w:sz w:val="17"/>
               </w:rPr>
-              <w:t xml:space="preserve"> (page / perPage and aliases, perPage capped at 500, default 10); </w:t>
+              <w:t xml:space="preserve"> (page and perPage with aliases, capped at 500, default 10); </w:t>
             </w:r>
             <w:r>
               <w:rPr>
@@ -10145,7 +11154,7 @@
                 <w:rFonts w:eastAsia="Nunito" w:cs="Nunito"/>
                 <w:sz w:val="17"/>
               </w:rPr>
-              <w:t xml:space="preserve"> (BEGIN / COMMIT / ROLLBACK on one client)</w:t>
+              <w:t xml:space="preserve"> (BEGIN, COMMIT or ROLLBACK on one client)</w:t>
             </w:r>
           </w:p>
         </w:tc>
@@ -10172,8 +11181,8 @@
         </w:pBdr>
         <w:rPr/>
       </w:pPr>
-      <w:bookmarkStart w:id="19" w:name="__RefHeading___Toc12737_3826153650"/>
-      <w:bookmarkEnd w:id="19"/>
+      <w:bookmarkStart w:id="21" w:name="__RefHeading___Toc9338_4084622315"/>
+      <w:bookmarkEnd w:id="21"/>
       <w:r>
         <w:rPr>
           <w:rFonts w:eastAsia="Nunito" w:cs="Nunito" w:ascii="Nunito" w:hAnsi="Nunito"/>
@@ -10308,7 +11317,7 @@
                 <w:color w:val="0B3D7A"/>
                 <w:sz w:val="15"/>
               </w:rPr>
-              <w:t>utility/sessionRefresh.js</w:t>
+              <w:t>utility/commonServices.js</w:t>
             </w:r>
             <w:r>
               <w:rPr>
@@ -10323,31 +11332,14 @@
                 <w:color w:val="0B3D7A"/>
                 <w:sz w:val="15"/>
               </w:rPr>
-              <w:t>services/*Service.js</w:t>
-            </w:r>
-          </w:p>
-        </w:tc>
-        <w:tc>
-          <w:tcPr>
-            <w:tcW w:w="7131" w:type="dxa"/>
-            <w:tcBorders>
-              <w:top w:val="single" w:sz="4" w:space="0" w:color="C9D6E3"/>
-              <w:left w:val="single" w:sz="4" w:space="0" w:color="C9D6E3"/>
-              <w:bottom w:val="single" w:sz="4" w:space="0" w:color="C9D6E3"/>
-              <w:right w:val="single" w:sz="4" w:space="0" w:color="C9D6E3"/>
-            </w:tcBorders>
-          </w:tcPr>
-          <w:p>
-            <w:pPr>
-              <w:pStyle w:val="TableText"/>
-              <w:rPr/>
-            </w:pPr>
-            <w:r>
-              <w:rPr>
-                <w:rFonts w:eastAsia="Nunito" w:cs="Nunito"/>
-                <w:sz w:val="17"/>
-              </w:rPr>
-              <w:t xml:space="preserve">Axios instance with the bearer token; a wrapper around </w:t>
+              <w:t>utility/sessionRefresh.js</w:t>
+            </w:r>
+            <w:r>
+              <w:rPr>
+                <w:rFonts w:eastAsia="Nunito" w:cs="Nunito"/>
+                <w:sz w:val="17"/>
+              </w:rPr>
+              <w:t xml:space="preserve">, </w:t>
             </w:r>
             <w:r>
               <w:rPr>
@@ -10355,6 +11347,38 @@
                 <w:color w:val="0B3D7A"/>
                 <w:sz w:val="15"/>
               </w:rPr>
+              <w:t>services/*Service.js</w:t>
+            </w:r>
+          </w:p>
+        </w:tc>
+        <w:tc>
+          <w:tcPr>
+            <w:tcW w:w="7131" w:type="dxa"/>
+            <w:tcBorders>
+              <w:top w:val="single" w:sz="4" w:space="0" w:color="C9D6E3"/>
+              <w:left w:val="single" w:sz="4" w:space="0" w:color="C9D6E3"/>
+              <w:bottom w:val="single" w:sz="4" w:space="0" w:color="C9D6E3"/>
+              <w:right w:val="single" w:sz="4" w:space="0" w:color="C9D6E3"/>
+            </w:tcBorders>
+          </w:tcPr>
+          <w:p>
+            <w:pPr>
+              <w:pStyle w:val="TableText"/>
+              <w:rPr/>
+            </w:pPr>
+            <w:r>
+              <w:rPr>
+                <w:rFonts w:eastAsia="Nunito" w:cs="Nunito"/>
+                <w:sz w:val="17"/>
+              </w:rPr>
+              <w:t xml:space="preserve">Axios client with the bearer token and a wrapper around </w:t>
+            </w:r>
+            <w:r>
+              <w:rPr>
+                <w:rFonts w:eastAsia="Liberation Mono" w:cs="Liberation Mono" w:ascii="Liberation Mono" w:hAnsi="Liberation Mono"/>
+                <w:color w:val="0B3D7A"/>
+                <w:sz w:val="15"/>
+              </w:rPr>
               <w:t>window.fetch</w:t>
             </w:r>
             <w:r>
@@ -10362,7 +11386,7 @@
                 <w:rFonts w:eastAsia="Nunito" w:cs="Nunito"/>
                 <w:sz w:val="17"/>
               </w:rPr>
-              <w:t xml:space="preserve"> for services that call fetch directly. On a 401 from a non-auth endpoint, one shared refresh per tab exchanges the refresh token (or picks up a token already rotated by another tab), retries the request, and ends the session with a redirect to </w:t>
+              <w:t xml:space="preserve"> for the older services. On a 401 from a non-auth endpoint, one shared refresh per tab exchanges the refresh token (or picks up a token already rotated by another tab), retries the request, and ends the session with a redirect to </w:t>
             </w:r>
             <w:r>
               <w:rPr>
@@ -10621,7 +11645,7 @@
                 <w:rFonts w:eastAsia="Nunito" w:cs="Nunito"/>
                 <w:sz w:val="17"/>
               </w:rPr>
-              <w:t xml:space="preserve">Deny-by-default role-to-menu map; </w:t>
+              <w:t xml:space="preserve">Deny-by-default role-to-menu map for the seven broker roles; </w:t>
             </w:r>
             <w:r>
               <w:rPr>
@@ -10636,7 +11660,7 @@
                 <w:rFonts w:eastAsia="Nunito" w:cs="Nunito"/>
                 <w:sz w:val="17"/>
               </w:rPr>
-              <w:t xml:space="preserve">, </w:t>
+              <w:t xml:space="preserve"> and </w:t>
             </w:r>
             <w:r>
               <w:rPr>
@@ -10666,7 +11690,7 @@
                 <w:rFonts w:eastAsia="Nunito" w:cs="Nunito"/>
                 <w:sz w:val="17"/>
               </w:rPr>
-              <w:t xml:space="preserve"> hides buttons that lead to screens the role cannot open. The server remains the authority (permissions on every API route).</w:t>
+              <w:t xml:space="preserve"> hides buttons that lead to screens the role cannot open, and approval actions the user may not take are hidden. The server remains the authority.</w:t>
             </w:r>
           </w:p>
         </w:tc>
@@ -10774,52 +11798,7 @@
                 <w:rFonts w:eastAsia="Nunito" w:cs="Nunito"/>
                 <w:sz w:val="17"/>
               </w:rPr>
-              <w:t xml:space="preserve">One shared PrimeReact toast and confirmation dialog mounted in </w:t>
-            </w:r>
-            <w:r>
-              <w:rPr>
-                <w:rFonts w:eastAsia="Liberation Mono" w:cs="Liberation Mono" w:ascii="Liberation Mono" w:hAnsi="Liberation Mono"/>
-                <w:color w:val="0B3D7A"/>
-                <w:sz w:val="15"/>
-              </w:rPr>
-              <w:t>App.js</w:t>
-            </w:r>
-            <w:r>
-              <w:rPr>
-                <w:rFonts w:eastAsia="Nunito" w:cs="Nunito"/>
-                <w:sz w:val="17"/>
-              </w:rPr>
-              <w:t>, replacing the browser's alert / confirm (</w:t>
-            </w:r>
-            <w:r>
-              <w:rPr>
-                <w:rFonts w:eastAsia="Liberation Mono" w:cs="Liberation Mono" w:ascii="Liberation Mono" w:hAnsi="Liberation Mono"/>
-                <w:color w:val="0B3D7A"/>
-                <w:sz w:val="15"/>
-              </w:rPr>
-              <w:t>notify*</w:t>
-            </w:r>
-            <w:r>
-              <w:rPr>
-                <w:rFonts w:eastAsia="Nunito" w:cs="Nunito"/>
-                <w:sz w:val="17"/>
-              </w:rPr>
-              <w:t xml:space="preserve">, </w:t>
-            </w:r>
-            <w:r>
-              <w:rPr>
-                <w:rFonts w:eastAsia="Liberation Mono" w:cs="Liberation Mono" w:ascii="Liberation Mono" w:hAnsi="Liberation Mono"/>
-                <w:color w:val="0B3D7A"/>
-                <w:sz w:val="15"/>
-              </w:rPr>
-              <w:t>confirmAction</w:t>
-            </w:r>
-            <w:r>
-              <w:rPr>
-                <w:rFonts w:eastAsia="Nunito" w:cs="Nunito"/>
-                <w:sz w:val="17"/>
-              </w:rPr>
-              <w:t>).</w:t>
+              <w:t>One shared toast and confirmation dialog, and an in-app prompt for reasons (reject, reverse, resolve), instead of the browser's alert, confirm and prompt.</w:t>
             </w:r>
           </w:p>
         </w:tc>
@@ -10910,7 +11889,7 @@
                 <w:rFonts w:eastAsia="Nunito" w:cs="Nunito"/>
                 <w:sz w:val="17"/>
               </w:rPr>
-              <w:t>, no sign-in, also used by the sign-in page) and applies theme colours (CSS variables), favicon, logo, language, display currency, date format, phone format and quotation options.</w:t>
+              <w:t>, also used by the sign-in page) and applies theme colours, favicon, logo, language, display currency, date format, phone format and quotation options. The default name is BrokerVerse with the iorta TechNXT logo.</w:t>
             </w:r>
           </w:p>
         </w:tc>
@@ -10963,7 +11942,7 @@
                 <w:color w:val="0B3D7A"/>
                 <w:sz w:val="15"/>
               </w:rPr>
-              <w:t>hooks/useFormatCurrency.js</w:t>
+              <w:t>utility/numberFormat.js</w:t>
             </w:r>
             <w:r>
               <w:rPr>
@@ -10978,7 +11957,7 @@
                 <w:color w:val="0B3D7A"/>
                 <w:sz w:val="15"/>
               </w:rPr>
-              <w:t>utility/currencyConverter.js</w:t>
+              <w:t>hooks/useFormatCurrency.js</w:t>
             </w:r>
             <w:r>
               <w:rPr>
@@ -11033,7 +12012,22 @@
                 <w:rFonts w:eastAsia="Nunito" w:cs="Nunito"/>
                 <w:sz w:val="17"/>
               </w:rPr>
-              <w:t>; amounts in the configured currency and locale; Philippine mobile number format from settings.</w:t>
+              <w:t>; amounts in the configured currency and locale (</w:t>
+            </w:r>
+            <w:r>
+              <w:rPr>
+                <w:rFonts w:eastAsia="Liberation Mono" w:cs="Liberation Mono" w:ascii="Liberation Mono" w:hAnsi="Liberation Mono"/>
+                <w:color w:val="0B3D7A"/>
+                <w:sz w:val="15"/>
+              </w:rPr>
+              <w:t>en-PH</w:t>
+            </w:r>
+            <w:r>
+              <w:rPr>
+                <w:rFonts w:eastAsia="Nunito" w:cs="Nunito"/>
+                <w:sz w:val="17"/>
+              </w:rPr>
+              <w:t xml:space="preserve"> grouping); Philippine mobile number format from settings.</w:t>
             </w:r>
           </w:p>
         </w:tc>
@@ -11131,7 +12125,7 @@
                 <w:rFonts w:eastAsia="Nunito" w:cs="Nunito"/>
                 <w:sz w:val="17"/>
               </w:rPr>
-              <w:t>Drop-downs filled from settings and master data (currencies, vehicle colours, model-year span, covers) instead of constants.</w:t>
+              <w:t>Drop-downs filled from settings and master data instead of constants.</w:t>
             </w:r>
           </w:p>
         </w:tc>
@@ -11161,7 +12155,7 @@
                 <w:rFonts w:eastAsia="Nunito" w:cs="Nunito"/>
                 <w:sz w:val="17"/>
               </w:rPr>
-              <w:t xml:space="preserve">Notifications: </w:t>
+              <w:t xml:space="preserve">Imports: </w:t>
             </w:r>
             <w:r>
               <w:rPr>
@@ -11169,37 +12163,14 @@
                 <w:color w:val="0B3D7A"/>
                 <w:sz w:val="15"/>
               </w:rPr>
-              <w:t>context/NotificationContext.js</w:t>
-            </w:r>
-            <w:r>
-              <w:rPr>
-                <w:rFonts w:eastAsia="Nunito" w:cs="Nunito"/>
-                <w:sz w:val="17"/>
-              </w:rPr>
-              <w:t xml:space="preserve">, </w:t>
-            </w:r>
-            <w:r>
-              <w:rPr>
-                <w:rFonts w:eastAsia="Liberation Mono" w:cs="Liberation Mono" w:ascii="Liberation Mono" w:hAnsi="Liberation Mono"/>
-                <w:color w:val="0B3D7A"/>
-                <w:sz w:val="15"/>
-              </w:rPr>
-              <w:t>components/NotificationDropdown</w:t>
-            </w:r>
-            <w:r>
-              <w:rPr>
-                <w:rFonts w:eastAsia="Nunito" w:cs="Nunito"/>
-                <w:sz w:val="17"/>
-              </w:rPr>
-              <w:t xml:space="preserve">, </w:t>
-            </w:r>
-            <w:r>
-              <w:rPr>
-                <w:rFonts w:eastAsia="Liberation Mono" w:cs="Liberation Mono" w:ascii="Liberation Mono" w:hAnsi="Liberation Mono"/>
-                <w:color w:val="0B3D7A"/>
-                <w:sz w:val="15"/>
-              </w:rPr>
-              <w:t>NotificationBadge</w:t>
+              <w:t>services/importService.js</w:t>
+            </w:r>
+            <w:r>
+              <w:rPr>
+                <w:rFonts w:eastAsia="Nunito" w:cs="Nunito"/>
+                <w:sz w:val="17"/>
+              </w:rPr>
+              <w:t>, the Upload buttons of master screens, Chart of Accounts, Period Management and Collections</w:t>
             </w:r>
           </w:p>
         </w:tc>
@@ -11224,7 +12195,7 @@
                 <w:rFonts w:eastAsia="Nunito" w:cs="Nunito"/>
                 <w:sz w:val="17"/>
               </w:rPr>
-              <w:t>Unread count polled every 30 seconds while signed in; list, mark read, delete.</w:t>
+              <w:t>Upload of a template-based file, preview of the rows and the errors per row, download of the template.</w:t>
             </w:r>
           </w:p>
         </w:tc>
@@ -11253,7 +12224,7 @@
                 <w:rFonts w:eastAsia="Nunito" w:cs="Nunito"/>
                 <w:sz w:val="17"/>
               </w:rPr>
-              <w:t xml:space="preserve">File upload: </w:t>
+              <w:t xml:space="preserve">Notifications: </w:t>
             </w:r>
             <w:r>
               <w:rPr>
@@ -11261,31 +12232,14 @@
                 <w:color w:val="0B3D7A"/>
                 <w:sz w:val="15"/>
               </w:rPr>
-              <w:t>components/S3FileUpload</w:t>
-            </w:r>
-          </w:p>
-        </w:tc>
-        <w:tc>
-          <w:tcPr>
-            <w:tcW w:w="7131" w:type="dxa"/>
-            <w:tcBorders>
-              <w:top w:val="single" w:sz="4" w:space="0" w:color="C9D6E3"/>
-              <w:left w:val="single" w:sz="4" w:space="0" w:color="C9D6E3"/>
-              <w:bottom w:val="single" w:sz="4" w:space="0" w:color="C9D6E3"/>
-              <w:right w:val="single" w:sz="4" w:space="0" w:color="C9D6E3"/>
-            </w:tcBorders>
-          </w:tcPr>
-          <w:p>
-            <w:pPr>
-              <w:pStyle w:val="TableText"/>
-              <w:rPr/>
-            </w:pPr>
-            <w:r>
-              <w:rPr>
-                <w:rFonts w:eastAsia="Nunito" w:cs="Nunito"/>
-                <w:sz w:val="17"/>
-              </w:rPr>
-              <w:t xml:space="preserve">Upload with progress and preview through the </w:t>
+              <w:t>context/NotificationContext.js</w:t>
+            </w:r>
+            <w:r>
+              <w:rPr>
+                <w:rFonts w:eastAsia="Nunito" w:cs="Nunito"/>
+                <w:sz w:val="17"/>
+              </w:rPr>
+              <w:t xml:space="preserve">, </w:t>
             </w:r>
             <w:r>
               <w:rPr>
@@ -11293,14 +12247,46 @@
                 <w:color w:val="0B3D7A"/>
                 <w:sz w:val="15"/>
               </w:rPr>
-              <w:t>/s3</w:t>
-            </w:r>
-            <w:r>
-              <w:rPr>
-                <w:rFonts w:eastAsia="Nunito" w:cs="Nunito"/>
-                <w:sz w:val="17"/>
-              </w:rPr>
-              <w:t xml:space="preserve"> endpoints; displays signed URLs returned by the API.</w:t>
+              <w:t>components/NotificationDropdown</w:t>
+            </w:r>
+            <w:r>
+              <w:rPr>
+                <w:rFonts w:eastAsia="Nunito" w:cs="Nunito"/>
+                <w:sz w:val="17"/>
+              </w:rPr>
+              <w:t xml:space="preserve">, </w:t>
+            </w:r>
+            <w:r>
+              <w:rPr>
+                <w:rFonts w:eastAsia="Liberation Mono" w:cs="Liberation Mono" w:ascii="Liberation Mono" w:hAnsi="Liberation Mono"/>
+                <w:color w:val="0B3D7A"/>
+                <w:sz w:val="15"/>
+              </w:rPr>
+              <w:t>NotificationBadge</w:t>
+            </w:r>
+          </w:p>
+        </w:tc>
+        <w:tc>
+          <w:tcPr>
+            <w:tcW w:w="7131" w:type="dxa"/>
+            <w:tcBorders>
+              <w:top w:val="single" w:sz="4" w:space="0" w:color="C9D6E3"/>
+              <w:left w:val="single" w:sz="4" w:space="0" w:color="C9D6E3"/>
+              <w:bottom w:val="single" w:sz="4" w:space="0" w:color="C9D6E3"/>
+              <w:right w:val="single" w:sz="4" w:space="0" w:color="C9D6E3"/>
+            </w:tcBorders>
+          </w:tcPr>
+          <w:p>
+            <w:pPr>
+              <w:pStyle w:val="TableText"/>
+              <w:rPr/>
+            </w:pPr>
+            <w:r>
+              <w:rPr>
+                <w:rFonts w:eastAsia="Nunito" w:cs="Nunito"/>
+                <w:sz w:val="17"/>
+              </w:rPr>
+              <w:t>Unread count polled every 30 seconds while signed in; list, mark read, delete.</w:t>
             </w:r>
           </w:p>
         </w:tc>
@@ -11330,7 +12316,7 @@
                 <w:rFonts w:eastAsia="Nunito" w:cs="Nunito"/>
                 <w:sz w:val="17"/>
               </w:rPr>
-              <w:t xml:space="preserve">Internationalisation: </w:t>
+              <w:t xml:space="preserve">File upload: </w:t>
             </w:r>
             <w:r>
               <w:rPr>
@@ -11338,14 +12324,32 @@
                 <w:color w:val="0B3D7A"/>
                 <w:sz w:val="15"/>
               </w:rPr>
-              <w:t>i18n.js</w:t>
-            </w:r>
-            <w:r>
-              <w:rPr>
-                <w:rFonts w:eastAsia="Nunito" w:cs="Nunito"/>
-                <w:sz w:val="17"/>
-              </w:rPr>
-              <w:t xml:space="preserve">, </w:t>
+              <w:t>components/S3FileUpload</w:t>
+            </w:r>
+          </w:p>
+        </w:tc>
+        <w:tc>
+          <w:tcPr>
+            <w:tcW w:w="7131" w:type="dxa"/>
+            <w:tcBorders>
+              <w:top w:val="single" w:sz="4" w:space="0" w:color="C9D6E3"/>
+              <w:left w:val="single" w:sz="4" w:space="0" w:color="C9D6E3"/>
+              <w:bottom w:val="single" w:sz="4" w:space="0" w:color="C9D6E3"/>
+              <w:right w:val="single" w:sz="4" w:space="0" w:color="C9D6E3"/>
+            </w:tcBorders>
+            <w:shd w:color="auto" w:fill="F3F9FE" w:val="clear"/>
+          </w:tcPr>
+          <w:p>
+            <w:pPr>
+              <w:pStyle w:val="TableText"/>
+              <w:rPr/>
+            </w:pPr>
+            <w:r>
+              <w:rPr>
+                <w:rFonts w:eastAsia="Nunito" w:cs="Nunito"/>
+                <w:sz w:val="17"/>
+              </w:rPr>
+              <w:t xml:space="preserve">Upload with progress and preview through the </w:t>
             </w:r>
             <w:r>
               <w:rPr>
@@ -11353,47 +12357,14 @@
                 <w:color w:val="0B3D7A"/>
                 <w:sz w:val="15"/>
               </w:rPr>
-              <w:t>locales/en.json</w:t>
-            </w:r>
-            <w:r>
-              <w:rPr>
-                <w:rFonts w:eastAsia="Nunito" w:cs="Nunito"/>
-                <w:sz w:val="17"/>
-              </w:rPr>
-              <w:t xml:space="preserve">, </w:t>
-            </w:r>
-            <w:r>
-              <w:rPr>
-                <w:rFonts w:eastAsia="Liberation Mono" w:cs="Liberation Mono" w:ascii="Liberation Mono" w:hAnsi="Liberation Mono"/>
-                <w:color w:val="0B3D7A"/>
-                <w:sz w:val="15"/>
-              </w:rPr>
-              <w:t>th.json</w:t>
-            </w:r>
-          </w:p>
-        </w:tc>
-        <w:tc>
-          <w:tcPr>
-            <w:tcW w:w="7131" w:type="dxa"/>
-            <w:tcBorders>
-              <w:top w:val="single" w:sz="4" w:space="0" w:color="C9D6E3"/>
-              <w:left w:val="single" w:sz="4" w:space="0" w:color="C9D6E3"/>
-              <w:bottom w:val="single" w:sz="4" w:space="0" w:color="C9D6E3"/>
-              <w:right w:val="single" w:sz="4" w:space="0" w:color="C9D6E3"/>
-            </w:tcBorders>
-            <w:shd w:color="auto" w:fill="F3F9FE" w:val="clear"/>
-          </w:tcPr>
-          <w:p>
-            <w:pPr>
-              <w:pStyle w:val="TableText"/>
-              <w:rPr/>
-            </w:pPr>
-            <w:r>
-              <w:rPr>
-                <w:rFonts w:eastAsia="Nunito" w:cs="Nunito"/>
-                <w:sz w:val="17"/>
-              </w:rPr>
-              <w:t>i18next with browser language detection; English complete; Thai partial; Filipino configured without a translation file.</w:t>
+              <w:t>/s3</w:t>
+            </w:r>
+            <w:r>
+              <w:rPr>
+                <w:rFonts w:eastAsia="Nunito" w:cs="Nunito"/>
+                <w:sz w:val="17"/>
+              </w:rPr>
+              <w:t xml:space="preserve"> endpoints; shows the signed URLs returned by the API.</w:t>
             </w:r>
           </w:p>
         </w:tc>
@@ -11422,7 +12393,7 @@
                 <w:rFonts w:eastAsia="Nunito" w:cs="Nunito"/>
                 <w:sz w:val="17"/>
               </w:rPr>
-              <w:t xml:space="preserve">Production console guard: </w:t>
+              <w:t xml:space="preserve">Internationalisation: </w:t>
             </w:r>
             <w:r>
               <w:rPr>
@@ -11430,31 +12401,14 @@
                 <w:color w:val="0B3D7A"/>
                 <w:sz w:val="15"/>
               </w:rPr>
-              <w:t>utility/productionConsole.js</w:t>
-            </w:r>
-          </w:p>
-        </w:tc>
-        <w:tc>
-          <w:tcPr>
-            <w:tcW w:w="7131" w:type="dxa"/>
-            <w:tcBorders>
-              <w:top w:val="single" w:sz="4" w:space="0" w:color="C9D6E3"/>
-              <w:left w:val="single" w:sz="4" w:space="0" w:color="C9D6E3"/>
-              <w:bottom w:val="single" w:sz="4" w:space="0" w:color="C9D6E3"/>
-              <w:right w:val="single" w:sz="4" w:space="0" w:color="C9D6E3"/>
-            </w:tcBorders>
-          </w:tcPr>
-          <w:p>
-            <w:pPr>
-              <w:pStyle w:val="TableText"/>
-              <w:rPr/>
-            </w:pPr>
-            <w:r>
-              <w:rPr>
-                <w:rFonts w:eastAsia="Nunito" w:cs="Nunito"/>
-                <w:sz w:val="17"/>
-              </w:rPr>
-              <w:t xml:space="preserve">Disables </w:t>
+              <w:t>i18n.js</w:t>
+            </w:r>
+            <w:r>
+              <w:rPr>
+                <w:rFonts w:eastAsia="Nunito" w:cs="Nunito"/>
+                <w:sz w:val="17"/>
+              </w:rPr>
+              <w:t xml:space="preserve">, </w:t>
             </w:r>
             <w:r>
               <w:rPr>
@@ -11462,14 +12416,253 @@
                 <w:color w:val="0B3D7A"/>
                 <w:sz w:val="15"/>
               </w:rPr>
-              <w:t>console.log / info / debug</w:t>
-            </w:r>
-            <w:r>
-              <w:rPr>
-                <w:rFonts w:eastAsia="Nunito" w:cs="Nunito"/>
-                <w:sz w:val="17"/>
-              </w:rPr>
-              <w:t xml:space="preserve"> in production builds.</w:t>
+              <w:t>locales/en.json</w:t>
+            </w:r>
+            <w:r>
+              <w:rPr>
+                <w:rFonts w:eastAsia="Nunito" w:cs="Nunito"/>
+                <w:sz w:val="17"/>
+              </w:rPr>
+              <w:t xml:space="preserve">, </w:t>
+            </w:r>
+            <w:r>
+              <w:rPr>
+                <w:rFonts w:eastAsia="Liberation Mono" w:cs="Liberation Mono" w:ascii="Liberation Mono" w:hAnsi="Liberation Mono"/>
+                <w:color w:val="0B3D7A"/>
+                <w:sz w:val="15"/>
+              </w:rPr>
+              <w:t>th.json</w:t>
+            </w:r>
+          </w:p>
+        </w:tc>
+        <w:tc>
+          <w:tcPr>
+            <w:tcW w:w="7131" w:type="dxa"/>
+            <w:tcBorders>
+              <w:top w:val="single" w:sz="4" w:space="0" w:color="C9D6E3"/>
+              <w:left w:val="single" w:sz="4" w:space="0" w:color="C9D6E3"/>
+              <w:bottom w:val="single" w:sz="4" w:space="0" w:color="C9D6E3"/>
+              <w:right w:val="single" w:sz="4" w:space="0" w:color="C9D6E3"/>
+            </w:tcBorders>
+          </w:tcPr>
+          <w:p>
+            <w:pPr>
+              <w:pStyle w:val="TableText"/>
+              <w:rPr/>
+            </w:pPr>
+            <w:r>
+              <w:rPr>
+                <w:rFonts w:eastAsia="Nunito" w:cs="Nunito"/>
+                <w:sz w:val="17"/>
+              </w:rPr>
+              <w:t xml:space="preserve">i18next with browser language detection; English complete (checked by </w:t>
+            </w:r>
+            <w:r>
+              <w:rPr>
+                <w:rFonts w:eastAsia="Liberation Mono" w:cs="Liberation Mono" w:ascii="Liberation Mono" w:hAnsi="Liberation Mono"/>
+                <w:color w:val="0B3D7A"/>
+                <w:sz w:val="15"/>
+              </w:rPr>
+              <w:t>npm run check:i18n</w:t>
+            </w:r>
+            <w:r>
+              <w:rPr>
+                <w:rFonts w:eastAsia="Nunito" w:cs="Nunito"/>
+                <w:sz w:val="17"/>
+              </w:rPr>
+              <w:t>); Thai partial; Filipino listed without a translation file.</w:t>
+            </w:r>
+          </w:p>
+        </w:tc>
+      </w:tr>
+      <w:tr>
+        <w:trPr>
+          <w:cantSplit w:val="true"/>
+        </w:trPr>
+        <w:tc>
+          <w:tcPr>
+            <w:tcW w:w="2505" w:type="dxa"/>
+            <w:tcBorders>
+              <w:top w:val="single" w:sz="4" w:space="0" w:color="C9D6E3"/>
+              <w:left w:val="single" w:sz="4" w:space="0" w:color="C9D6E3"/>
+              <w:bottom w:val="single" w:sz="4" w:space="0" w:color="C9D6E3"/>
+              <w:right w:val="single" w:sz="4" w:space="0" w:color="C9D6E3"/>
+            </w:tcBorders>
+            <w:shd w:color="auto" w:fill="F3F9FE" w:val="clear"/>
+          </w:tcPr>
+          <w:p>
+            <w:pPr>
+              <w:pStyle w:val="TableText"/>
+              <w:rPr/>
+            </w:pPr>
+            <w:r>
+              <w:rPr>
+                <w:rFonts w:eastAsia="Nunito" w:cs="Nunito"/>
+                <w:sz w:val="17"/>
+              </w:rPr>
+              <w:t xml:space="preserve">Logging: </w:t>
+            </w:r>
+            <w:r>
+              <w:rPr>
+                <w:rFonts w:eastAsia="Liberation Mono" w:cs="Liberation Mono" w:ascii="Liberation Mono" w:hAnsi="Liberation Mono"/>
+                <w:color w:val="0B3D7A"/>
+                <w:sz w:val="15"/>
+              </w:rPr>
+              <w:t>utility/logger.js</w:t>
+            </w:r>
+          </w:p>
+        </w:tc>
+        <w:tc>
+          <w:tcPr>
+            <w:tcW w:w="7131" w:type="dxa"/>
+            <w:tcBorders>
+              <w:top w:val="single" w:sz="4" w:space="0" w:color="C9D6E3"/>
+              <w:left w:val="single" w:sz="4" w:space="0" w:color="C9D6E3"/>
+              <w:bottom w:val="single" w:sz="4" w:space="0" w:color="C9D6E3"/>
+              <w:right w:val="single" w:sz="4" w:space="0" w:color="C9D6E3"/>
+            </w:tcBorders>
+            <w:shd w:color="auto" w:fill="F3F9FE" w:val="clear"/>
+          </w:tcPr>
+          <w:p>
+            <w:pPr>
+              <w:pStyle w:val="TableText"/>
+              <w:rPr/>
+            </w:pPr>
+            <w:r>
+              <w:rPr>
+                <w:rFonts w:eastAsia="Nunito" w:cs="Nunito"/>
+                <w:sz w:val="17"/>
+              </w:rPr>
+              <w:t xml:space="preserve">Diagnostics silent in production builds, enabled per browser for support; ESLint warns on direct </w:t>
+            </w:r>
+            <w:r>
+              <w:rPr>
+                <w:rFonts w:eastAsia="Liberation Mono" w:cs="Liberation Mono" w:ascii="Liberation Mono" w:hAnsi="Liberation Mono"/>
+                <w:color w:val="0B3D7A"/>
+                <w:sz w:val="15"/>
+              </w:rPr>
+              <w:t>console</w:t>
+            </w:r>
+            <w:r>
+              <w:rPr>
+                <w:rFonts w:eastAsia="Nunito" w:cs="Nunito"/>
+                <w:sz w:val="17"/>
+              </w:rPr>
+              <w:t xml:space="preserve"> calls.</w:t>
+            </w:r>
+          </w:p>
+        </w:tc>
+      </w:tr>
+      <w:tr>
+        <w:trPr>
+          <w:cantSplit w:val="true"/>
+        </w:trPr>
+        <w:tc>
+          <w:tcPr>
+            <w:tcW w:w="2505" w:type="dxa"/>
+            <w:tcBorders>
+              <w:top w:val="single" w:sz="4" w:space="0" w:color="C9D6E3"/>
+              <w:left w:val="single" w:sz="4" w:space="0" w:color="C9D6E3"/>
+              <w:bottom w:val="single" w:sz="4" w:space="0" w:color="C9D6E3"/>
+              <w:right w:val="single" w:sz="4" w:space="0" w:color="C9D6E3"/>
+            </w:tcBorders>
+          </w:tcPr>
+          <w:p>
+            <w:pPr>
+              <w:pStyle w:val="TableText"/>
+              <w:rPr/>
+            </w:pPr>
+            <w:r>
+              <w:rPr>
+                <w:rFonts w:eastAsia="Nunito" w:cs="Nunito"/>
+                <w:sz w:val="17"/>
+              </w:rPr>
+              <w:t xml:space="preserve">Checks: </w:t>
+            </w:r>
+            <w:r>
+              <w:rPr>
+                <w:rFonts w:eastAsia="Liberation Mono" w:cs="Liberation Mono" w:ascii="Liberation Mono" w:hAnsi="Liberation Mono"/>
+                <w:color w:val="0B3D7A"/>
+                <w:sz w:val="15"/>
+              </w:rPr>
+              <w:t>scripts/check-api-calls.js</w:t>
+            </w:r>
+            <w:r>
+              <w:rPr>
+                <w:rFonts w:eastAsia="Nunito" w:cs="Nunito"/>
+                <w:sz w:val="17"/>
+              </w:rPr>
+              <w:t xml:space="preserve">, </w:t>
+            </w:r>
+            <w:r>
+              <w:rPr>
+                <w:rFonts w:eastAsia="Liberation Mono" w:cs="Liberation Mono" w:ascii="Liberation Mono" w:hAnsi="Liberation Mono"/>
+                <w:color w:val="0B3D7A"/>
+                <w:sz w:val="15"/>
+              </w:rPr>
+              <w:t>scripts/check-translations.js</w:t>
+            </w:r>
+          </w:p>
+        </w:tc>
+        <w:tc>
+          <w:tcPr>
+            <w:tcW w:w="7131" w:type="dxa"/>
+            <w:tcBorders>
+              <w:top w:val="single" w:sz="4" w:space="0" w:color="C9D6E3"/>
+              <w:left w:val="single" w:sz="4" w:space="0" w:color="C9D6E3"/>
+              <w:bottom w:val="single" w:sz="4" w:space="0" w:color="C9D6E3"/>
+              <w:right w:val="single" w:sz="4" w:space="0" w:color="C9D6E3"/>
+            </w:tcBorders>
+          </w:tcPr>
+          <w:p>
+            <w:pPr>
+              <w:pStyle w:val="TableText"/>
+              <w:rPr/>
+            </w:pPr>
+            <w:r>
+              <w:rPr>
+                <w:rFonts w:eastAsia="Liberation Mono" w:cs="Liberation Mono" w:ascii="Liberation Mono" w:hAnsi="Liberation Mono"/>
+                <w:color w:val="0B3D7A"/>
+                <w:sz w:val="15"/>
+              </w:rPr>
+              <w:t>npm run check:api</w:t>
+            </w:r>
+            <w:r>
+              <w:rPr>
+                <w:rFonts w:eastAsia="Nunito" w:cs="Nunito"/>
+                <w:sz w:val="17"/>
+              </w:rPr>
+              <w:t xml:space="preserve"> compares every front-end API call with the backend OpenAPI document; </w:t>
+            </w:r>
+            <w:r>
+              <w:rPr>
+                <w:rFonts w:eastAsia="Liberation Mono" w:cs="Liberation Mono" w:ascii="Liberation Mono" w:hAnsi="Liberation Mono"/>
+                <w:color w:val="0B3D7A"/>
+                <w:sz w:val="15"/>
+              </w:rPr>
+              <w:t>npm run check:i18n</w:t>
+            </w:r>
+            <w:r>
+              <w:rPr>
+                <w:rFonts w:eastAsia="Nunito" w:cs="Nunito"/>
+                <w:sz w:val="17"/>
+              </w:rPr>
+              <w:t xml:space="preserve"> compares the translation keys used with </w:t>
+            </w:r>
+            <w:r>
+              <w:rPr>
+                <w:rFonts w:eastAsia="Liberation Mono" w:cs="Liberation Mono" w:ascii="Liberation Mono" w:hAnsi="Liberation Mono"/>
+                <w:color w:val="0B3D7A"/>
+                <w:sz w:val="15"/>
+              </w:rPr>
+              <w:t>en.json</w:t>
+            </w:r>
+            <w:r>
+              <w:rPr>
+                <w:rFonts w:eastAsia="Nunito" w:cs="Nunito"/>
+                <w:sz w:val="17"/>
+              </w:rPr>
+              <w:t>.</w:t>
             </w:r>
           </w:p>
         </w:tc>
@@ -11479,98 +12672,6 @@
       <w:pPr>
         <w:pStyle w:val="Normal"/>
         <w:spacing w:before="0" w:after="40"/>
-        <w:rPr/>
-      </w:pPr>
-      <w:r>
-        <w:rPr/>
-      </w:r>
-    </w:p>
-    <w:tbl>
-      <w:tblPr>
-        <w:tblW w:w="9637" w:type="dxa"/>
-        <w:jc w:val="left"/>
-        <w:tblInd w:w="42" w:type="dxa"/>
-        <w:tblLayout w:type="fixed"/>
-        <w:tblCellMar>
-          <w:top w:w="80" w:type="dxa"/>
-          <w:left w:w="150" w:type="dxa"/>
-          <w:bottom w:w="80" w:type="dxa"/>
-          <w:right w:w="130" w:type="dxa"/>
-        </w:tblCellMar>
-        <w:tblLook w:val="04a0" w:noHBand="0" w:noVBand="1" w:firstColumn="1" w:lastRow="0" w:lastColumn="0" w:firstRow="1"/>
-      </w:tblPr>
-      <w:tblGrid>
-        <w:gridCol w:w="9637"/>
-      </w:tblGrid>
-      <w:tr>
-        <w:trPr/>
-        <w:tc>
-          <w:tcPr>
-            <w:tcW w:w="9637" w:type="dxa"/>
-            <w:tcBorders>
-              <w:left w:val="single" w:sz="24" w:space="0" w:color="00ACF1"/>
-            </w:tcBorders>
-            <w:shd w:color="auto" w:fill="EAF6FD" w:val="clear"/>
-          </w:tcPr>
-          <w:p>
-            <w:pPr>
-              <w:pStyle w:val="Normal"/>
-              <w:spacing w:before="0" w:after="40"/>
-              <w:rPr/>
-            </w:pPr>
-            <w:r>
-              <w:rPr>
-                <w:rFonts w:eastAsia="Nunito" w:cs="Nunito"/>
-                <w:b/>
-                <w:sz w:val="18"/>
-              </w:rPr>
-              <w:t>Note:</w:t>
-            </w:r>
-            <w:r>
-              <w:rPr>
-                <w:rFonts w:eastAsia="Nunito" w:cs="Nunito"/>
-                <w:sz w:val="18"/>
-              </w:rPr>
-              <w:t xml:space="preserve"> The code review (</w:t>
-            </w:r>
-            <w:r>
-              <w:rPr>
-                <w:rFonts w:eastAsia="Liberation Mono" w:cs="Liberation Mono" w:ascii="Liberation Mono" w:hAnsi="Liberation Mono"/>
-                <w:color w:val="0B3D7A"/>
-                <w:sz w:val="16"/>
-              </w:rPr>
-              <w:t>docs/review/CODE_REVIEW.md</w:t>
-            </w:r>
-            <w:r>
-              <w:rPr>
-                <w:rFonts w:eastAsia="Nunito" w:cs="Nunito"/>
-                <w:sz w:val="18"/>
-              </w:rPr>
-              <w:t xml:space="preserve">) records three HTTP mechanisms in the front end (raw </w:t>
-            </w:r>
-            <w:r>
-              <w:rPr>
-                <w:rFonts w:eastAsia="Liberation Mono" w:cs="Liberation Mono" w:ascii="Liberation Mono" w:hAnsi="Liberation Mono"/>
-                <w:color w:val="0B3D7A"/>
-                <w:sz w:val="16"/>
-              </w:rPr>
-              <w:t>fetch</w:t>
-            </w:r>
-            <w:r>
-              <w:rPr>
-                <w:rFonts w:eastAsia="Nunito" w:cs="Nunito"/>
-                <w:sz w:val="18"/>
-              </w:rPr>
-              <w:t xml:space="preserve"> in about 30 services, axios interceptor, a separate axios instance for notifications), all covered by the shared refresh. Consolidating them on one API client is a maintainability improvement.</w:t>
-            </w:r>
-          </w:p>
-        </w:tc>
-      </w:tr>
-    </w:tbl>
-    <w:p>
-      <w:pPr>
-        <w:pStyle w:val="Normal"/>
-        <w:spacing w:before="0" w:after="0"/>
         <w:rPr/>
       </w:pPr>
       <w:r>
@@ -11588,8 +12689,8 @@
         </w:pBdr>
         <w:rPr/>
       </w:pPr>
-      <w:bookmarkStart w:id="20" w:name="__RefHeading___Toc12739_3826153650"/>
-      <w:bookmarkEnd w:id="20"/>
+      <w:bookmarkStart w:id="22" w:name="__RefHeading___Toc9340_4084622315"/>
+      <w:bookmarkEnd w:id="22"/>
       <w:r>
         <w:rPr>
           <w:rFonts w:eastAsia="Nunito" w:cs="Nunito" w:ascii="Nunito" w:hAnsi="Nunito"/>
@@ -11606,7 +12707,7 @@
         <w:rPr>
           <w:rFonts w:eastAsia="Nunito" w:cs="Nunito"/>
         </w:rPr>
-        <w:t xml:space="preserve">This document is one of eleven that together form the BrokerVerse Solution Architecture. They are maintained and issued together (source and build: </w:t>
+        <w:t xml:space="preserve">This document is one of eleven that together form the BrokerVerse OOTB Solution Architecture. They are maintained and issued together (source and build: </w:t>
       </w:r>
       <w:r>
         <w:rPr>
@@ -12627,8 +13728,8 @@
         </w:pBdr>
         <w:rPr/>
       </w:pPr>
-      <w:bookmarkStart w:id="21" w:name="__RefHeading___Toc12741_3826153650"/>
-      <w:bookmarkEnd w:id="21"/>
+      <w:bookmarkStart w:id="23" w:name="__RefHeading___Toc9342_4084622315"/>
+      <w:bookmarkEnd w:id="23"/>
       <w:r>
         <w:rPr>
           <w:rFonts w:eastAsia="Nunito" w:cs="Nunito" w:ascii="Nunito" w:hAnsi="Nunito"/>
@@ -12776,7 +13877,7 @@
                 <w:rFonts w:eastAsia="Nunito" w:cs="Nunito"/>
                 <w:sz w:val="17"/>
               </w:rPr>
-              <w:t>PostgreSQL application-level lock (pg_try_advisory_lock) used by the scheduler so a job runs on one API instance at a time.</w:t>
+              <w:t>PostgreSQL application-level lock (pg_try_advisory_lock, pg_advisory_lock) used so a job runs on one API instance at a time and only one instance applies migrations.</w:t>
             </w:r>
           </w:p>
         </w:tc>
@@ -12914,7 +14015,7 @@
                 <w:rFonts w:eastAsia="Nunito" w:cs="Nunito"/>
                 <w:sz w:val="17"/>
               </w:rPr>
-              <w:t>CORS</w:t>
+              <w:t>BIR</w:t>
             </w:r>
           </w:p>
         </w:tc>
@@ -12939,7 +14040,7 @@
                 <w:rFonts w:eastAsia="Nunito" w:cs="Nunito"/>
                 <w:sz w:val="17"/>
               </w:rPr>
-              <w:t>Cross-Origin Resource Sharing: browser rule set that the API restricts to the configured web origins (CORS_ORIGINS).</w:t>
+              <w:t>Bureau of Internal Revenue (Philippines): tax authority whose rules drive record keeping and withholding tax certificates.</w:t>
             </w:r>
           </w:p>
         </w:tc>
@@ -12968,7 +14069,7 @@
                 <w:rFonts w:eastAsia="Nunito" w:cs="Nunito"/>
                 <w:sz w:val="17"/>
               </w:rPr>
-              <w:t>Cron</w:t>
+              <w:t>Co-insurance</w:t>
             </w:r>
           </w:p>
         </w:tc>
@@ -12992,7 +14093,7 @@
                 <w:rFonts w:eastAsia="Nunito" w:cs="Nunito"/>
                 <w:sz w:val="17"/>
               </w:rPr>
-              <w:t>Time-based schedule expression (minute hour day month weekday) used by the scheduled jobs.</w:t>
+              <w:t>Placement of one risk with several insurers, one of them the lead, each taking a share; premium, commission and claims are split by share.</w:t>
             </w:r>
           </w:p>
         </w:tc>
@@ -13022,7 +14123,7 @@
                 <w:rFonts w:eastAsia="Nunito" w:cs="Nunito"/>
                 <w:sz w:val="17"/>
               </w:rPr>
-              <w:t>CSP</w:t>
+              <w:t>Company master</w:t>
             </w:r>
           </w:p>
         </w:tc>
@@ -13047,7 +14148,7 @@
                 <w:rFonts w:eastAsia="Nunito" w:cs="Nunito"/>
                 <w:sz w:val="17"/>
               </w:rPr>
-              <w:t>Content Security Policy: HTTP header restricting what a page may load or run.</w:t>
+              <w:t>Master record of the broker company; the primary company is the letterhead printed on every document and report.</w:t>
             </w:r>
           </w:p>
         </w:tc>
@@ -13076,7 +14177,7 @@
                 <w:rFonts w:eastAsia="Nunito" w:cs="Nunito"/>
                 <w:sz w:val="17"/>
               </w:rPr>
-              <w:t>Endorsement</w:t>
+              <w:t>CORS</w:t>
             </w:r>
           </w:p>
         </w:tc>
@@ -13100,7 +14201,7 @@
                 <w:rFonts w:eastAsia="Nunito" w:cs="Nunito"/>
                 <w:sz w:val="17"/>
               </w:rPr>
-              <w:t>Change to an issued policy (details, cover, premium or cancellation).</w:t>
+              <w:t>Cross-Origin Resource Sharing: browser rule set that the API restricts to the configured web origins (CORS_ORIGINS).</w:t>
             </w:r>
           </w:p>
         </w:tc>
@@ -13130,7 +14231,7 @@
                 <w:rFonts w:eastAsia="Nunito" w:cs="Nunito"/>
                 <w:sz w:val="17"/>
               </w:rPr>
-              <w:t>HMAC</w:t>
+              <w:t>Cron</w:t>
             </w:r>
           </w:p>
         </w:tc>
@@ -13155,7 +14256,7 @@
                 <w:rFonts w:eastAsia="Nunito" w:cs="Nunito"/>
                 <w:sz w:val="17"/>
               </w:rPr>
-              <w:t>Keyed-hash message authentication code; signs file links and hashes one-time codes.</w:t>
+              <w:t>Time-based schedule expression (minute hour day month weekday) used by the scheduled jobs.</w:t>
             </w:r>
           </w:p>
         </w:tc>
@@ -13184,7 +14285,7 @@
                 <w:rFonts w:eastAsia="Nunito" w:cs="Nunito"/>
                 <w:sz w:val="17"/>
               </w:rPr>
-              <w:t>HS256</w:t>
+              <w:t>CSP</w:t>
             </w:r>
           </w:p>
         </w:tc>
@@ -13208,7 +14309,7 @@
                 <w:rFonts w:eastAsia="Nunito" w:cs="Nunito"/>
                 <w:sz w:val="17"/>
               </w:rPr>
-              <w:t>HMAC-SHA256 JSON Web Token signature algorithm, the only one the API accepts.</w:t>
+              <w:t>Content Security Policy: HTTP header restricting what a page may load or run.</w:t>
             </w:r>
           </w:p>
         </w:tc>
@@ -13238,7 +14339,7 @@
                 <w:rFonts w:eastAsia="Nunito" w:cs="Nunito"/>
                 <w:sz w:val="17"/>
               </w:rPr>
-              <w:t>JSONB</w:t>
+              <w:t>HMAC</w:t>
             </w:r>
           </w:p>
         </w:tc>
@@ -13263,7 +14364,7 @@
                 <w:rFonts w:eastAsia="Nunito" w:cs="Nunito"/>
                 <w:sz w:val="17"/>
               </w:rPr>
-              <w:t>PostgreSQL binary JSON column type, used for flexible document parts of records.</w:t>
+              <w:t>Keyed-hash message authentication code; signs file links and hashes one-time codes.</w:t>
             </w:r>
           </w:p>
         </w:tc>
@@ -13292,7 +14393,7 @@
                 <w:rFonts w:eastAsia="Nunito" w:cs="Nunito"/>
                 <w:sz w:val="17"/>
               </w:rPr>
-              <w:t>JWT</w:t>
+              <w:t>Housekeeping</w:t>
             </w:r>
           </w:p>
         </w:tc>
@@ -13316,7 +14417,7 @@
                 <w:rFonts w:eastAsia="Nunito" w:cs="Nunito"/>
                 <w:sz w:val="17"/>
               </w:rPr>
-              <w:t>JSON Web Token: signed token carrying the user id, roles, permissions and token version.</w:t>
+              <w:t>Daily job that deletes operational rows (job runs, sent e-mails, sign-in history, expired tokens, read notifications) after the retention days in System Settings.</w:t>
             </w:r>
           </w:p>
         </w:tc>
@@ -13346,7 +14447,7 @@
                 <w:rFonts w:eastAsia="Nunito" w:cs="Nunito"/>
                 <w:sz w:val="17"/>
               </w:rPr>
-              <w:t>Record scope</w:t>
+              <w:t>HS256</w:t>
             </w:r>
           </w:p>
         </w:tc>
@@ -13371,7 +14472,7 @@
                 <w:rFonts w:eastAsia="Nunito" w:cs="Nunito"/>
                 <w:sz w:val="17"/>
               </w:rPr>
-              <w:t>Rule that users holding only scoped roles (default: agent) see only their own records (lib/scope.js).</w:t>
+              <w:t>HMAC-SHA256 JSON Web Token signature algorithm, the only one the API accepts.</w:t>
             </w:r>
           </w:p>
         </w:tc>
@@ -13400,7 +14501,7 @@
                 <w:rFonts w:eastAsia="Nunito" w:cs="Nunito"/>
                 <w:sz w:val="17"/>
               </w:rPr>
-              <w:t>Refresh token</w:t>
+              <w:t>JSONB</w:t>
             </w:r>
           </w:p>
         </w:tc>
@@ -13424,7 +14525,7 @@
                 <w:rFonts w:eastAsia="Nunito" w:cs="Nunito"/>
                 <w:sz w:val="17"/>
               </w:rPr>
-              <w:t>Long-lived token (30 days) exchanged for a new access token; rotated on every use.</w:t>
+              <w:t>PostgreSQL binary JSON column type, used for flexible document parts of records.</w:t>
             </w:r>
           </w:p>
         </w:tc>
@@ -13454,7 +14555,7 @@
                 <w:rFonts w:eastAsia="Nunito" w:cs="Nunito"/>
                 <w:sz w:val="17"/>
               </w:rPr>
-              <w:t>Remittance</w:t>
+              <w:t>JWT</w:t>
             </w:r>
           </w:p>
         </w:tc>
@@ -13479,7 +14580,7 @@
                 <w:rFonts w:eastAsia="Nunito" w:cs="Nunito"/>
                 <w:sz w:val="17"/>
               </w:rPr>
-              <w:t>Payment of collected premium, net of commission, from the broker to the insurer.</w:t>
+              <w:t>JSON Web Token: signed token carrying the user id, roles, permissions and token version.</w:t>
             </w:r>
           </w:p>
         </w:tc>
@@ -13508,7 +14609,7 @@
                 <w:rFonts w:eastAsia="Nunito" w:cs="Nunito"/>
                 <w:sz w:val="17"/>
               </w:rPr>
-              <w:t>RPO</w:t>
+              <w:t>Maker-checker</w:t>
             </w:r>
           </w:p>
         </w:tc>
@@ -13532,7 +14633,7 @@
                 <w:rFonts w:eastAsia="Nunito" w:cs="Nunito"/>
                 <w:sz w:val="17"/>
               </w:rPr>
-              <w:t>Recovery point objective: the maximum acceptable data loss, measured in time.</w:t>
+              <w:t>Control in which a record created or submitted by one user must be approved by a different user.</w:t>
             </w:r>
           </w:p>
         </w:tc>
@@ -13562,7 +14663,7 @@
                 <w:rFonts w:eastAsia="Nunito" w:cs="Nunito"/>
                 <w:sz w:val="17"/>
               </w:rPr>
-              <w:t>RTO</w:t>
+              <w:t>Migration</w:t>
             </w:r>
           </w:p>
         </w:tc>
@@ -13587,7 +14688,7 @@
                 <w:rFonts w:eastAsia="Nunito" w:cs="Nunito"/>
                 <w:sz w:val="17"/>
               </w:rPr>
-              <w:t>Recovery time objective: the maximum acceptable time to restore service.</w:t>
+              <w:t>Numbered SQL file in backend/src/db/migrations applied once, in order, on API start.</w:t>
             </w:r>
           </w:p>
         </w:tc>
@@ -13616,7 +14717,7 @@
                 <w:rFonts w:eastAsia="Nunito" w:cs="Nunito"/>
                 <w:sz w:val="17"/>
               </w:rPr>
-              <w:t>S3</w:t>
+              <w:t>Office 365</w:t>
             </w:r>
           </w:p>
         </w:tc>
@@ -13640,7 +14741,7 @@
                 <w:rFonts w:eastAsia="Nunito" w:cs="Nunito"/>
                 <w:sz w:val="17"/>
               </w:rPr>
-              <w:t>Amazon Simple Storage Service: object storage hosting the SPA build (and proposed archive store).</w:t>
+              <w:t>Microsoft 365 mail service; BrokerVerse sends e-mail through smtp.office365.com with the mailbox in SMTP_URL.</w:t>
             </w:r>
           </w:p>
         </w:tc>
@@ -13670,7 +14771,7 @@
                 <w:rFonts w:eastAsia="Nunito" w:cs="Nunito"/>
                 <w:sz w:val="17"/>
               </w:rPr>
-              <w:t>Seed</w:t>
+              <w:t>Posting rule</w:t>
             </w:r>
           </w:p>
         </w:tc>
@@ -13695,7 +14796,7 @@
                 <w:rFonts w:eastAsia="Nunito" w:cs="Nunito"/>
                 <w:sz w:val="17"/>
               </w:rPr>
-              <w:t>Idempotent data load run on every API start: reference data always, sample data only when SEED_SAMPLE_DATA is on.</w:t>
+              <w:t>Versioned definition of the journal lines for one business event (policy issued, receipt applied ...); every system journal is built from it.</w:t>
             </w:r>
           </w:p>
         </w:tc>
@@ -13724,7 +14825,7 @@
                 <w:rFonts w:eastAsia="Nunito" w:cs="Nunito"/>
                 <w:sz w:val="17"/>
               </w:rPr>
-              <w:t>SMTP</w:t>
+              <w:t>Record scope</w:t>
             </w:r>
           </w:p>
         </w:tc>
@@ -13748,7 +14849,7 @@
                 <w:rFonts w:eastAsia="Nunito" w:cs="Nunito"/>
                 <w:sz w:val="17"/>
               </w:rPr>
-              <w:t>Simple Mail Transfer Protocol; the API sends e-mail through the server in SMTP_URL.</w:t>
+              <w:t>Rule that users holding only roles listed in security.scoped_roles see only their own records (lib/scope.js); no role is scoped by default.</w:t>
             </w:r>
           </w:p>
         </w:tc>
@@ -13778,7 +14879,7 @@
                 <w:rFonts w:eastAsia="Nunito" w:cs="Nunito"/>
                 <w:sz w:val="17"/>
               </w:rPr>
-              <w:t>Token version</w:t>
+              <w:t>Refresh token</w:t>
             </w:r>
           </w:p>
         </w:tc>
@@ -13803,7 +14904,7 @@
                 <w:rFonts w:eastAsia="Nunito" w:cs="Nunito"/>
                 <w:sz w:val="17"/>
               </w:rPr>
-              <w:t>users.token_version, carried in every access token; raising it ends all sessions of the user.</w:t>
+              <w:t>Long-lived token (30 days) exchanged for a new access token; rotated on every use.</w:t>
             </w:r>
           </w:p>
         </w:tc>
@@ -13832,7 +14933,7 @@
                 <w:rFonts w:eastAsia="Nunito" w:cs="Nunito"/>
                 <w:sz w:val="17"/>
               </w:rPr>
-              <w:t>TOTP / 2FA</w:t>
+              <w:t>Remittance</w:t>
             </w:r>
           </w:p>
         </w:tc>
@@ -13856,7 +14957,7 @@
                 <w:rFonts w:eastAsia="Nunito" w:cs="Nunito"/>
                 <w:sz w:val="17"/>
               </w:rPr>
-              <w:t>Time-based one-time password (RFC 6238) used for two-factor authentication.</w:t>
+              <w:t>Payment of collected premium, net of commission, from the broker to the insurer.</w:t>
             </w:r>
           </w:p>
         </w:tc>
@@ -13886,6 +14987,384 @@
                 <w:rFonts w:eastAsia="Nunito" w:cs="Nunito"/>
                 <w:sz w:val="17"/>
               </w:rPr>
+              <w:t>RPO</w:t>
+            </w:r>
+          </w:p>
+        </w:tc>
+        <w:tc>
+          <w:tcPr>
+            <w:tcW w:w="7324" w:type="dxa"/>
+            <w:tcBorders>
+              <w:top w:val="single" w:sz="4" w:space="0" w:color="C9D6E3"/>
+              <w:left w:val="single" w:sz="4" w:space="0" w:color="C9D6E3"/>
+              <w:bottom w:val="single" w:sz="4" w:space="0" w:color="C9D6E3"/>
+              <w:right w:val="single" w:sz="4" w:space="0" w:color="C9D6E3"/>
+            </w:tcBorders>
+            <w:shd w:color="auto" w:fill="F3F9FE" w:val="clear"/>
+          </w:tcPr>
+          <w:p>
+            <w:pPr>
+              <w:pStyle w:val="TableText"/>
+              <w:rPr/>
+            </w:pPr>
+            <w:r>
+              <w:rPr>
+                <w:rFonts w:eastAsia="Nunito" w:cs="Nunito"/>
+                <w:sz w:val="17"/>
+              </w:rPr>
+              <w:t>Recovery point objective: the maximum acceptable data loss, measured in time.</w:t>
+            </w:r>
+          </w:p>
+        </w:tc>
+      </w:tr>
+      <w:tr>
+        <w:trPr>
+          <w:cantSplit w:val="true"/>
+        </w:trPr>
+        <w:tc>
+          <w:tcPr>
+            <w:tcW w:w="2312" w:type="dxa"/>
+            <w:tcBorders>
+              <w:top w:val="single" w:sz="4" w:space="0" w:color="C9D6E3"/>
+              <w:left w:val="single" w:sz="4" w:space="0" w:color="C9D6E3"/>
+              <w:bottom w:val="single" w:sz="4" w:space="0" w:color="C9D6E3"/>
+              <w:right w:val="single" w:sz="4" w:space="0" w:color="C9D6E3"/>
+            </w:tcBorders>
+          </w:tcPr>
+          <w:p>
+            <w:pPr>
+              <w:pStyle w:val="TableText"/>
+              <w:rPr/>
+            </w:pPr>
+            <w:r>
+              <w:rPr>
+                <w:rFonts w:eastAsia="Nunito" w:cs="Nunito"/>
+                <w:sz w:val="17"/>
+              </w:rPr>
+              <w:t>RTO</w:t>
+            </w:r>
+          </w:p>
+        </w:tc>
+        <w:tc>
+          <w:tcPr>
+            <w:tcW w:w="7324" w:type="dxa"/>
+            <w:tcBorders>
+              <w:top w:val="single" w:sz="4" w:space="0" w:color="C9D6E3"/>
+              <w:left w:val="single" w:sz="4" w:space="0" w:color="C9D6E3"/>
+              <w:bottom w:val="single" w:sz="4" w:space="0" w:color="C9D6E3"/>
+              <w:right w:val="single" w:sz="4" w:space="0" w:color="C9D6E3"/>
+            </w:tcBorders>
+          </w:tcPr>
+          <w:p>
+            <w:pPr>
+              <w:pStyle w:val="TableText"/>
+              <w:rPr/>
+            </w:pPr>
+            <w:r>
+              <w:rPr>
+                <w:rFonts w:eastAsia="Nunito" w:cs="Nunito"/>
+                <w:sz w:val="17"/>
+              </w:rPr>
+              <w:t>Recovery time objective: the maximum acceptable time to restore service.</w:t>
+            </w:r>
+          </w:p>
+        </w:tc>
+      </w:tr>
+      <w:tr>
+        <w:trPr>
+          <w:cantSplit w:val="true"/>
+        </w:trPr>
+        <w:tc>
+          <w:tcPr>
+            <w:tcW w:w="2312" w:type="dxa"/>
+            <w:tcBorders>
+              <w:top w:val="single" w:sz="4" w:space="0" w:color="C9D6E3"/>
+              <w:left w:val="single" w:sz="4" w:space="0" w:color="C9D6E3"/>
+              <w:bottom w:val="single" w:sz="4" w:space="0" w:color="C9D6E3"/>
+              <w:right w:val="single" w:sz="4" w:space="0" w:color="C9D6E3"/>
+            </w:tcBorders>
+            <w:shd w:color="auto" w:fill="F3F9FE" w:val="clear"/>
+          </w:tcPr>
+          <w:p>
+            <w:pPr>
+              <w:pStyle w:val="TableText"/>
+              <w:rPr/>
+            </w:pPr>
+            <w:r>
+              <w:rPr>
+                <w:rFonts w:eastAsia="Nunito" w:cs="Nunito"/>
+                <w:sz w:val="17"/>
+              </w:rPr>
+              <w:t>S3</w:t>
+            </w:r>
+          </w:p>
+        </w:tc>
+        <w:tc>
+          <w:tcPr>
+            <w:tcW w:w="7324" w:type="dxa"/>
+            <w:tcBorders>
+              <w:top w:val="single" w:sz="4" w:space="0" w:color="C9D6E3"/>
+              <w:left w:val="single" w:sz="4" w:space="0" w:color="C9D6E3"/>
+              <w:bottom w:val="single" w:sz="4" w:space="0" w:color="C9D6E3"/>
+              <w:right w:val="single" w:sz="4" w:space="0" w:color="C9D6E3"/>
+            </w:tcBorders>
+            <w:shd w:color="auto" w:fill="F3F9FE" w:val="clear"/>
+          </w:tcPr>
+          <w:p>
+            <w:pPr>
+              <w:pStyle w:val="TableText"/>
+              <w:rPr/>
+            </w:pPr>
+            <w:r>
+              <w:rPr>
+                <w:rFonts w:eastAsia="Nunito" w:cs="Nunito"/>
+                <w:sz w:val="17"/>
+              </w:rPr>
+              <w:t>Amazon Simple Storage Service: object storage hosting the SPA build (and proposed archive store).</w:t>
+            </w:r>
+          </w:p>
+        </w:tc>
+      </w:tr>
+      <w:tr>
+        <w:trPr>
+          <w:cantSplit w:val="true"/>
+        </w:trPr>
+        <w:tc>
+          <w:tcPr>
+            <w:tcW w:w="2312" w:type="dxa"/>
+            <w:tcBorders>
+              <w:top w:val="single" w:sz="4" w:space="0" w:color="C9D6E3"/>
+              <w:left w:val="single" w:sz="4" w:space="0" w:color="C9D6E3"/>
+              <w:bottom w:val="single" w:sz="4" w:space="0" w:color="C9D6E3"/>
+              <w:right w:val="single" w:sz="4" w:space="0" w:color="C9D6E3"/>
+            </w:tcBorders>
+          </w:tcPr>
+          <w:p>
+            <w:pPr>
+              <w:pStyle w:val="TableText"/>
+              <w:rPr/>
+            </w:pPr>
+            <w:r>
+              <w:rPr>
+                <w:rFonts w:eastAsia="Nunito" w:cs="Nunito"/>
+                <w:sz w:val="17"/>
+              </w:rPr>
+              <w:t>Seed</w:t>
+            </w:r>
+          </w:p>
+        </w:tc>
+        <w:tc>
+          <w:tcPr>
+            <w:tcW w:w="7324" w:type="dxa"/>
+            <w:tcBorders>
+              <w:top w:val="single" w:sz="4" w:space="0" w:color="C9D6E3"/>
+              <w:left w:val="single" w:sz="4" w:space="0" w:color="C9D6E3"/>
+              <w:bottom w:val="single" w:sz="4" w:space="0" w:color="C9D6E3"/>
+              <w:right w:val="single" w:sz="4" w:space="0" w:color="C9D6E3"/>
+            </w:tcBorders>
+          </w:tcPr>
+          <w:p>
+            <w:pPr>
+              <w:pStyle w:val="TableText"/>
+              <w:rPr/>
+            </w:pPr>
+            <w:r>
+              <w:rPr>
+                <w:rFonts w:eastAsia="Nunito" w:cs="Nunito"/>
+                <w:sz w:val="17"/>
+              </w:rPr>
+              <w:t>Idempotent data load run on every API start: reference data always, sample data only when SEED_SAMPLE_DATA is on.</w:t>
+            </w:r>
+          </w:p>
+        </w:tc>
+      </w:tr>
+      <w:tr>
+        <w:trPr>
+          <w:cantSplit w:val="true"/>
+        </w:trPr>
+        <w:tc>
+          <w:tcPr>
+            <w:tcW w:w="2312" w:type="dxa"/>
+            <w:tcBorders>
+              <w:top w:val="single" w:sz="4" w:space="0" w:color="C9D6E3"/>
+              <w:left w:val="single" w:sz="4" w:space="0" w:color="C9D6E3"/>
+              <w:bottom w:val="single" w:sz="4" w:space="0" w:color="C9D6E3"/>
+              <w:right w:val="single" w:sz="4" w:space="0" w:color="C9D6E3"/>
+            </w:tcBorders>
+            <w:shd w:color="auto" w:fill="F3F9FE" w:val="clear"/>
+          </w:tcPr>
+          <w:p>
+            <w:pPr>
+              <w:pStyle w:val="TableText"/>
+              <w:rPr/>
+            </w:pPr>
+            <w:r>
+              <w:rPr>
+                <w:rFonts w:eastAsia="Nunito" w:cs="Nunito"/>
+                <w:sz w:val="17"/>
+              </w:rPr>
+              <w:t>SMTP</w:t>
+            </w:r>
+          </w:p>
+        </w:tc>
+        <w:tc>
+          <w:tcPr>
+            <w:tcW w:w="7324" w:type="dxa"/>
+            <w:tcBorders>
+              <w:top w:val="single" w:sz="4" w:space="0" w:color="C9D6E3"/>
+              <w:left w:val="single" w:sz="4" w:space="0" w:color="C9D6E3"/>
+              <w:bottom w:val="single" w:sz="4" w:space="0" w:color="C9D6E3"/>
+              <w:right w:val="single" w:sz="4" w:space="0" w:color="C9D6E3"/>
+            </w:tcBorders>
+            <w:shd w:color="auto" w:fill="F3F9FE" w:val="clear"/>
+          </w:tcPr>
+          <w:p>
+            <w:pPr>
+              <w:pStyle w:val="TableText"/>
+              <w:rPr/>
+            </w:pPr>
+            <w:r>
+              <w:rPr>
+                <w:rFonts w:eastAsia="Nunito" w:cs="Nunito"/>
+                <w:sz w:val="17"/>
+              </w:rPr>
+              <w:t>Simple Mail Transfer Protocol; the API sends e-mail through the server in SMTP_URL.</w:t>
+            </w:r>
+          </w:p>
+        </w:tc>
+      </w:tr>
+      <w:tr>
+        <w:trPr>
+          <w:cantSplit w:val="true"/>
+        </w:trPr>
+        <w:tc>
+          <w:tcPr>
+            <w:tcW w:w="2312" w:type="dxa"/>
+            <w:tcBorders>
+              <w:top w:val="single" w:sz="4" w:space="0" w:color="C9D6E3"/>
+              <w:left w:val="single" w:sz="4" w:space="0" w:color="C9D6E3"/>
+              <w:bottom w:val="single" w:sz="4" w:space="0" w:color="C9D6E3"/>
+              <w:right w:val="single" w:sz="4" w:space="0" w:color="C9D6E3"/>
+            </w:tcBorders>
+          </w:tcPr>
+          <w:p>
+            <w:pPr>
+              <w:pStyle w:val="TableText"/>
+              <w:rPr/>
+            </w:pPr>
+            <w:r>
+              <w:rPr>
+                <w:rFonts w:eastAsia="Nunito" w:cs="Nunito"/>
+                <w:sz w:val="17"/>
+              </w:rPr>
+              <w:t>Token version</w:t>
+            </w:r>
+          </w:p>
+        </w:tc>
+        <w:tc>
+          <w:tcPr>
+            <w:tcW w:w="7324" w:type="dxa"/>
+            <w:tcBorders>
+              <w:top w:val="single" w:sz="4" w:space="0" w:color="C9D6E3"/>
+              <w:left w:val="single" w:sz="4" w:space="0" w:color="C9D6E3"/>
+              <w:bottom w:val="single" w:sz="4" w:space="0" w:color="C9D6E3"/>
+              <w:right w:val="single" w:sz="4" w:space="0" w:color="C9D6E3"/>
+            </w:tcBorders>
+          </w:tcPr>
+          <w:p>
+            <w:pPr>
+              <w:pStyle w:val="TableText"/>
+              <w:rPr/>
+            </w:pPr>
+            <w:r>
+              <w:rPr>
+                <w:rFonts w:eastAsia="Nunito" w:cs="Nunito"/>
+                <w:sz w:val="17"/>
+              </w:rPr>
+              <w:t>users.token_version, carried in every access token; raising it ends all sessions of the user.</w:t>
+            </w:r>
+          </w:p>
+        </w:tc>
+      </w:tr>
+      <w:tr>
+        <w:trPr>
+          <w:cantSplit w:val="true"/>
+        </w:trPr>
+        <w:tc>
+          <w:tcPr>
+            <w:tcW w:w="2312" w:type="dxa"/>
+            <w:tcBorders>
+              <w:top w:val="single" w:sz="4" w:space="0" w:color="C9D6E3"/>
+              <w:left w:val="single" w:sz="4" w:space="0" w:color="C9D6E3"/>
+              <w:bottom w:val="single" w:sz="4" w:space="0" w:color="C9D6E3"/>
+              <w:right w:val="single" w:sz="4" w:space="0" w:color="C9D6E3"/>
+            </w:tcBorders>
+            <w:shd w:color="auto" w:fill="F3F9FE" w:val="clear"/>
+          </w:tcPr>
+          <w:p>
+            <w:pPr>
+              <w:pStyle w:val="TableText"/>
+              <w:rPr/>
+            </w:pPr>
+            <w:r>
+              <w:rPr>
+                <w:rFonts w:eastAsia="Nunito" w:cs="Nunito"/>
+                <w:sz w:val="17"/>
+              </w:rPr>
+              <w:t>TOTP / 2FA</w:t>
+            </w:r>
+          </w:p>
+        </w:tc>
+        <w:tc>
+          <w:tcPr>
+            <w:tcW w:w="7324" w:type="dxa"/>
+            <w:tcBorders>
+              <w:top w:val="single" w:sz="4" w:space="0" w:color="C9D6E3"/>
+              <w:left w:val="single" w:sz="4" w:space="0" w:color="C9D6E3"/>
+              <w:bottom w:val="single" w:sz="4" w:space="0" w:color="C9D6E3"/>
+              <w:right w:val="single" w:sz="4" w:space="0" w:color="C9D6E3"/>
+            </w:tcBorders>
+            <w:shd w:color="auto" w:fill="F3F9FE" w:val="clear"/>
+          </w:tcPr>
+          <w:p>
+            <w:pPr>
+              <w:pStyle w:val="TableText"/>
+              <w:rPr/>
+            </w:pPr>
+            <w:r>
+              <w:rPr>
+                <w:rFonts w:eastAsia="Nunito" w:cs="Nunito"/>
+                <w:sz w:val="17"/>
+              </w:rPr>
+              <w:t>Time-based one-time password (RFC 6238) used for two-factor authentication.</w:t>
+            </w:r>
+          </w:p>
+        </w:tc>
+      </w:tr>
+      <w:tr>
+        <w:trPr>
+          <w:cantSplit w:val="true"/>
+        </w:trPr>
+        <w:tc>
+          <w:tcPr>
+            <w:tcW w:w="2312" w:type="dxa"/>
+            <w:tcBorders>
+              <w:top w:val="single" w:sz="4" w:space="0" w:color="C9D6E3"/>
+              <w:left w:val="single" w:sz="4" w:space="0" w:color="C9D6E3"/>
+              <w:bottom w:val="single" w:sz="4" w:space="0" w:color="C9D6E3"/>
+              <w:right w:val="single" w:sz="4" w:space="0" w:color="C9D6E3"/>
+            </w:tcBorders>
+          </w:tcPr>
+          <w:p>
+            <w:pPr>
+              <w:pStyle w:val="TableText"/>
+              <w:rPr/>
+            </w:pPr>
+            <w:r>
+              <w:rPr>
+                <w:rFonts w:eastAsia="Nunito" w:cs="Nunito"/>
+                <w:sz w:val="17"/>
+              </w:rPr>
               <w:t>zod</w:t>
             </w:r>
           </w:p>
@@ -13899,7 +15378,6 @@
               <w:bottom w:val="single" w:sz="4" w:space="0" w:color="C9D6E3"/>
               <w:right w:val="single" w:sz="4" w:space="0" w:color="C9D6E3"/>
             </w:tcBorders>
-            <w:shd w:color="auto" w:fill="F3F9FE" w:val="clear"/>
           </w:tcPr>
           <w:p>
             <w:pPr>
@@ -14025,7 +15503,7 @@
     </w:r>
     <w:r>
       <w:rPr/>
-      <w:t>14</w:t>
+      <w:t>15</w:t>
     </w:r>
     <w:r>
       <w:rPr/>
@@ -14116,7 +15594,7 @@
     </w:r>
     <w:r>
       <w:rPr/>
-      <w:t>14</w:t>
+      <w:t>15</w:t>
     </w:r>
     <w:r>
       <w:rPr/>
@@ -14171,7 +15649,7 @@
     </w:r>
     <w:r>
       <w:rPr/>
-      <w:t>14</w:t>
+      <w:t>15</w:t>
     </w:r>
     <w:r>
       <w:rPr/>
@@ -14199,7 +15677,7 @@
     </w:r>
     <w:r>
       <w:rPr/>
-      <w:t>14</w:t>
+      <w:t>15</w:t>
     </w:r>
     <w:r>
       <w:rPr/>
@@ -14251,7 +15729,7 @@
         <w:color w:val="0065B3"/>
         <w:sz w:val="16"/>
       </w:rPr>
-      <w:t>BrokerVerse  |  05 Shared Service Components</w:t>
+      <w:t>BrokerVerse OOTB  |  05 Shared Service Components</w:t>
     </w:r>
     <w:r>
       <w:rPr>
@@ -14260,7 +15738,7 @@
         <w:sz w:val="16"/>
       </w:rPr>
       <w:tab/>
-      <w:t>Solution Architecture  ·  Version 1.0</w:t>
+      <w:t>Solution Architecture  ·  Version 1.1</w:t>
     </w:r>
   </w:p>
 </w:hdr>
@@ -14302,7 +15780,7 @@
         <w:color w:val="0065B3"/>
         <w:sz w:val="16"/>
       </w:rPr>
-      <w:t>BrokerVerse  |  05 Shared Service Components</w:t>
+      <w:t>BrokerVerse OOTB  |  05 Shared Service Components</w:t>
     </w:r>
     <w:r>
       <w:rPr>
@@ -14311,7 +15789,7 @@
         <w:sz w:val="16"/>
       </w:rPr>
       <w:tab/>
-      <w:t>Solution Architecture  ·  Version 1.0</w:t>
+      <w:t>Solution Architecture  ·  Version 1.1</w:t>
     </w:r>
   </w:p>
 </w:hdr>
@@ -14345,7 +15823,7 @@
         <w:color w:val="0065B3"/>
         <w:sz w:val="16"/>
       </w:rPr>
-      <w:t>BrokerVerse  |  05 Shared Service Components</w:t>
+      <w:t>BrokerVerse OOTB  |  05 Shared Service Components</w:t>
     </w:r>
     <w:r>
       <w:rPr>
@@ -14354,7 +15832,7 @@
         <w:sz w:val="16"/>
       </w:rPr>
       <w:tab/>
-      <w:t>Solution Architecture  ·  Version 1.0</w:t>
+      <w:t>Solution Architecture  ·  Version 1.1</w:t>
     </w:r>
   </w:p>
 </w:hdr>

--- a/docs/architecture/05_BrokerVerse_Shared_Service_Components.docx
+++ b/docs/architecture/05_BrokerVerse_Shared_Service_Components.docx
@@ -357,7 +357,7 @@
                 <w:rFonts w:eastAsia="Nunito" w:cs="Nunito"/>
                 <w:sz w:val="19"/>
               </w:rPr>
-              <w:t>1.1</w:t>
+              <w:t>1.2</w:t>
             </w:r>
           </w:p>
         </w:tc>
@@ -419,7 +419,7 @@
                 <w:rFonts w:eastAsia="Nunito" w:cs="Nunito"/>
                 <w:sz w:val="19"/>
               </w:rPr>
-              <w:t>29 September 2026</w:t>
+              <w:t>04 October 2026</w:t>
             </w:r>
           </w:p>
         </w:tc>
@@ -795,7 +795,7 @@
                 <w:rFonts w:eastAsia="Nunito" w:cs="Nunito"/>
                 <w:sz w:val="19"/>
               </w:rPr>
-              <w:t>1.1</w:t>
+              <w:t>1.2</w:t>
             </w:r>
           </w:p>
         </w:tc>
@@ -919,7 +919,7 @@
                 <w:rFonts w:eastAsia="Nunito" w:cs="Nunito"/>
                 <w:sz w:val="19"/>
               </w:rPr>
-              <w:t>29 September 2026</w:t>
+              <w:t>04 October 2026</w:t>
             </w:r>
           </w:p>
         </w:tc>
@@ -1405,6 +1405,107 @@
                 <w:sz w:val="18"/>
               </w:rPr>
               <w:t>Updated to the current system: placement journey, co-insurance, posting rules, period end and BIR tax, bank reconciliation, document numbering, commission rate matrix, single PDF engine, uploads and go-live imports, housekeeping, business time zone, broker roles, deployment on the BrokerVerse URL</w:t>
+            </w:r>
+          </w:p>
+        </w:tc>
+      </w:tr>
+      <w:tr>
+        <w:trPr>
+          <w:cantSplit w:val="true"/>
+        </w:trPr>
+        <w:tc>
+          <w:tcPr>
+            <w:tcW w:w="1156" w:type="dxa"/>
+            <w:tcBorders>
+              <w:top w:val="single" w:sz="4" w:space="0" w:color="C9D6E3"/>
+              <w:left w:val="single" w:sz="4" w:space="0" w:color="C9D6E3"/>
+              <w:bottom w:val="single" w:sz="4" w:space="0" w:color="C9D6E3"/>
+              <w:right w:val="single" w:sz="4" w:space="0" w:color="C9D6E3"/>
+            </w:tcBorders>
+          </w:tcPr>
+          <w:p>
+            <w:pPr>
+              <w:pStyle w:val="TableText"/>
+              <w:rPr/>
+            </w:pPr>
+            <w:r>
+              <w:rPr>
+                <w:rFonts w:eastAsia="Nunito" w:cs="Nunito"/>
+                <w:sz w:val="18"/>
+              </w:rPr>
+              <w:t>1.2</w:t>
+            </w:r>
+          </w:p>
+        </w:tc>
+        <w:tc>
+          <w:tcPr>
+            <w:tcW w:w="1734" w:type="dxa"/>
+            <w:tcBorders>
+              <w:top w:val="single" w:sz="4" w:space="0" w:color="C9D6E3"/>
+              <w:left w:val="single" w:sz="4" w:space="0" w:color="C9D6E3"/>
+              <w:bottom w:val="single" w:sz="4" w:space="0" w:color="C9D6E3"/>
+              <w:right w:val="single" w:sz="4" w:space="0" w:color="C9D6E3"/>
+            </w:tcBorders>
+          </w:tcPr>
+          <w:p>
+            <w:pPr>
+              <w:pStyle w:val="TableText"/>
+              <w:rPr/>
+            </w:pPr>
+            <w:r>
+              <w:rPr>
+                <w:rFonts w:eastAsia="Nunito" w:cs="Nunito"/>
+                <w:sz w:val="18"/>
+              </w:rPr>
+              <w:t>04 October 2026</w:t>
+            </w:r>
+          </w:p>
+        </w:tc>
+        <w:tc>
+          <w:tcPr>
+            <w:tcW w:w="1927" w:type="dxa"/>
+            <w:tcBorders>
+              <w:top w:val="single" w:sz="4" w:space="0" w:color="C9D6E3"/>
+              <w:left w:val="single" w:sz="4" w:space="0" w:color="C9D6E3"/>
+              <w:bottom w:val="single" w:sz="4" w:space="0" w:color="C9D6E3"/>
+              <w:right w:val="single" w:sz="4" w:space="0" w:color="C9D6E3"/>
+            </w:tcBorders>
+          </w:tcPr>
+          <w:p>
+            <w:pPr>
+              <w:pStyle w:val="TableText"/>
+              <w:rPr/>
+            </w:pPr>
+            <w:r>
+              <w:rPr>
+                <w:rFonts w:eastAsia="Nunito" w:cs="Nunito"/>
+                <w:sz w:val="18"/>
+              </w:rPr>
+              <w:t>iorta TechNXT</w:t>
+            </w:r>
+          </w:p>
+        </w:tc>
+        <w:tc>
+          <w:tcPr>
+            <w:tcW w:w="4819" w:type="dxa"/>
+            <w:tcBorders>
+              <w:top w:val="single" w:sz="4" w:space="0" w:color="C9D6E3"/>
+              <w:left w:val="single" w:sz="4" w:space="0" w:color="C9D6E3"/>
+              <w:bottom w:val="single" w:sz="4" w:space="0" w:color="C9D6E3"/>
+              <w:right w:val="single" w:sz="4" w:space="0" w:color="C9D6E3"/>
+            </w:tcBorders>
+          </w:tcPr>
+          <w:p>
+            <w:pPr>
+              <w:pStyle w:val="TableText"/>
+              <w:rPr/>
+            </w:pPr>
+            <w:r>
+              <w:rPr>
+                <w:rFonts w:eastAsia="Nunito" w:cs="Nunito"/>
+                <w:sz w:val="18"/>
+              </w:rPr>
+              <w:t>New modules (AML/CFT, BIR, payables and fixed assets, distribution, fleet and marine, My Work, go-live workbench), integration framework, encryption and masking of personal data, branding and e-signatures, release pipeline; database at migration 0322 (reference data), new ER diagrams</w:t>
             </w:r>
           </w:p>
         </w:tc>
@@ -2110,7 +2211,7 @@
             </w:rPr>
             <w:fldChar w:fldCharType="separate"/>
           </w:r>
-          <w:hyperlink w:anchor="__RefHeading___Toc9296_4084622315">
+          <w:hyperlink w:anchor="__RefHeading___Toc20326_1872304043">
             <w:r>
               <w:rPr>
                 <w:webHidden/>
@@ -2118,7 +2219,7 @@
               </w:rPr>
               <w:t>1 Introduction</w:t>
               <w:tab/>
-              <w:t>4</w:t>
+              <w:t>5</w:t>
             </w:r>
           </w:hyperlink>
         </w:p>
@@ -2131,7 +2232,7 @@
             </w:tabs>
             <w:rPr/>
           </w:pPr>
-          <w:hyperlink w:anchor="__RefHeading___Toc9298_4084622315">
+          <w:hyperlink w:anchor="__RefHeading___Toc20328_1872304043">
             <w:r>
               <w:rPr>
                 <w:webHidden/>
@@ -2139,7 +2240,7 @@
               </w:rPr>
               <w:t>1.1 Purpose and scope</w:t>
               <w:tab/>
-              <w:t>4</w:t>
+              <w:t>5</w:t>
             </w:r>
           </w:hyperlink>
         </w:p>
@@ -2152,7 +2253,7 @@
             </w:tabs>
             <w:rPr/>
           </w:pPr>
-          <w:hyperlink w:anchor="__RefHeading___Toc9300_4084622315">
+          <w:hyperlink w:anchor="__RefHeading___Toc20330_1872304043">
             <w:r>
               <w:rPr>
                 <w:webHidden/>
@@ -2160,7 +2261,7 @@
               </w:rPr>
               <w:t>2 Backend shared services</w:t>
               <w:tab/>
-              <w:t>6</w:t>
+              <w:t>7</w:t>
             </w:r>
           </w:hyperlink>
         </w:p>
@@ -2173,7 +2274,7 @@
             </w:tabs>
             <w:rPr/>
           </w:pPr>
-          <w:hyperlink w:anchor="__RefHeading___Toc9302_4084622315">
+          <w:hyperlink w:anchor="__RefHeading___Toc20332_1872304043">
             <w:r>
               <w:rPr>
                 <w:webHidden/>
@@ -2181,7 +2282,7 @@
               </w:rPr>
               <w:t>2.1 Overview</w:t>
               <w:tab/>
-              <w:t>6</w:t>
+              <w:t>7</w:t>
             </w:r>
           </w:hyperlink>
         </w:p>
@@ -2194,7 +2295,7 @@
             </w:tabs>
             <w:rPr/>
           </w:pPr>
-          <w:hyperlink w:anchor="__RefHeading___Toc9304_4084622315">
+          <w:hyperlink w:anchor="__RefHeading___Toc20334_1872304043">
             <w:r>
               <w:rPr>
                 <w:webHidden/>
@@ -2202,7 +2303,7 @@
               </w:rPr>
               <w:t>2.2 Configuration (src/config.js)</w:t>
               <w:tab/>
-              <w:t>7</w:t>
+              <w:t>8</w:t>
             </w:r>
           </w:hyperlink>
         </w:p>
@@ -2215,7 +2316,7 @@
             </w:tabs>
             <w:rPr/>
           </w:pPr>
-          <w:hyperlink w:anchor="__RefHeading___Toc9306_4084622315">
+          <w:hyperlink w:anchor="__RefHeading___Toc20336_1872304043">
             <w:r>
               <w:rPr>
                 <w:webHidden/>
@@ -2223,7 +2324,7 @@
               </w:rPr>
               <w:t>2.3 Route registry (lib/registry.js)</w:t>
               <w:tab/>
-              <w:t>7</w:t>
+              <w:t>8</w:t>
             </w:r>
           </w:hyperlink>
         </w:p>
@@ -2236,7 +2337,7 @@
             </w:tabs>
             <w:rPr/>
           </w:pPr>
-          <w:hyperlink w:anchor="__RefHeading___Toc9308_4084622315">
+          <w:hyperlink w:anchor="__RefHeading___Toc20338_1872304043">
             <w:r>
               <w:rPr>
                 <w:webHidden/>
@@ -2244,7 +2345,7 @@
               </w:rPr>
               <w:t>2.4 Authentication and authorisation (lib/auth.js and related)</w:t>
               <w:tab/>
-              <w:t>7</w:t>
+              <w:t>9</w:t>
             </w:r>
           </w:hyperlink>
         </w:p>
@@ -2257,7 +2358,7 @@
             </w:tabs>
             <w:rPr/>
           </w:pPr>
-          <w:hyperlink w:anchor="__RefHeading___Toc9310_4084622315">
+          <w:hyperlink w:anchor="__RefHeading___Toc20340_1872304043">
             <w:r>
               <w:rPr>
                 <w:webHidden/>
@@ -2265,7 +2366,7 @@
               </w:rPr>
               <w:t>2.5 Record scope (lib/scope.js)</w:t>
               <w:tab/>
-              <w:t>8</w:t>
+              <w:t>9</w:t>
             </w:r>
           </w:hyperlink>
         </w:p>
@@ -2278,7 +2379,7 @@
             </w:tabs>
             <w:rPr/>
           </w:pPr>
-          <w:hyperlink w:anchor="__RefHeading___Toc9312_4084622315">
+          <w:hyperlink w:anchor="__RefHeading___Toc20342_1872304043">
             <w:r>
               <w:rPr>
                 <w:webHidden/>
@@ -2286,7 +2387,7 @@
               </w:rPr>
               <w:t>2.6 Settings (lib/settings.js)</w:t>
               <w:tab/>
-              <w:t>8</w:t>
+              <w:t>9</w:t>
             </w:r>
           </w:hyperlink>
         </w:p>
@@ -2299,7 +2400,7 @@
             </w:tabs>
             <w:rPr/>
           </w:pPr>
-          <w:hyperlink w:anchor="__RefHeading___Toc9314_4084622315">
+          <w:hyperlink w:anchor="__RefHeading___Toc20344_1872304043">
             <w:r>
               <w:rPr>
                 <w:webHidden/>
@@ -2307,7 +2408,7 @@
               </w:rPr>
               <w:t>2.7 Document numbering (lib/numbering.js)</w:t>
               <w:tab/>
-              <w:t>8</w:t>
+              <w:t>9</w:t>
             </w:r>
           </w:hyperlink>
         </w:p>
@@ -2320,7 +2421,7 @@
             </w:tabs>
             <w:rPr/>
           </w:pPr>
-          <w:hyperlink w:anchor="__RefHeading___Toc9316_4084622315">
+          <w:hyperlink w:anchor="__RefHeading___Toc20346_1872304043">
             <w:r>
               <w:rPr>
                 <w:webHidden/>
@@ -2328,7 +2429,7 @@
               </w:rPr>
               <w:t>2.8 Posting engine (modules/accounting/lib)</w:t>
               <w:tab/>
-              <w:t>8</w:t>
+              <w:t>10</w:t>
             </w:r>
           </w:hyperlink>
         </w:p>
@@ -2341,7 +2442,7 @@
             </w:tabs>
             <w:rPr/>
           </w:pPr>
-          <w:hyperlink w:anchor="__RefHeading___Toc9318_4084622315">
+          <w:hyperlink w:anchor="__RefHeading___Toc20348_1872304043">
             <w:r>
               <w:rPr>
                 <w:webHidden/>
@@ -2349,7 +2450,7 @@
               </w:rPr>
               <w:t>2.9 Maker-checker and audit</w:t>
               <w:tab/>
-              <w:t>9</w:t>
+              <w:t>10</w:t>
             </w:r>
           </w:hyperlink>
         </w:p>
@@ -2362,7 +2463,7 @@
             </w:tabs>
             <w:rPr/>
           </w:pPr>
-          <w:hyperlink w:anchor="__RefHeading___Toc9320_4084622315">
+          <w:hyperlink w:anchor="__RefHeading___Toc20350_1872304043">
             <w:r>
               <w:rPr>
                 <w:webHidden/>
@@ -2370,7 +2471,7 @@
               </w:rPr>
               <w:t>2.10 Notifications and audience</w:t>
               <w:tab/>
-              <w:t>9</w:t>
+              <w:t>10</w:t>
             </w:r>
           </w:hyperlink>
         </w:p>
@@ -2383,7 +2484,7 @@
             </w:tabs>
             <w:rPr/>
           </w:pPr>
-          <w:hyperlink w:anchor="__RefHeading___Toc9322_4084622315">
+          <w:hyperlink w:anchor="__RefHeading___Toc20352_1872304043">
             <w:r>
               <w:rPr>
                 <w:webHidden/>
@@ -2391,7 +2492,7 @@
               </w:rPr>
               <w:t>2.11 E-mail outbox (lib/mailer.js)</w:t>
               <w:tab/>
-              <w:t>9</w:t>
+              <w:t>10</w:t>
             </w:r>
           </w:hyperlink>
         </w:p>
@@ -2404,7 +2505,7 @@
             </w:tabs>
             <w:rPr/>
           </w:pPr>
-          <w:hyperlink w:anchor="__RefHeading___Toc9324_4084622315">
+          <w:hyperlink w:anchor="__RefHeading___Toc20354_1872304043">
             <w:r>
               <w:rPr>
                 <w:webHidden/>
@@ -2412,7 +2513,7 @@
               </w:rPr>
               <w:t>2.12 PDF engine and letterhead (lib/pdf, lib/letterhead.js)</w:t>
               <w:tab/>
-              <w:t>9</w:t>
+              <w:t>11</w:t>
             </w:r>
           </w:hyperlink>
         </w:p>
@@ -2425,7 +2526,7 @@
             </w:tabs>
             <w:rPr/>
           </w:pPr>
-          <w:hyperlink w:anchor="__RefHeading___Toc9326_4084622315">
+          <w:hyperlink w:anchor="__RefHeading___Toc20356_1872304043">
             <w:r>
               <w:rPr>
                 <w:webHidden/>
@@ -2433,7 +2534,7 @@
               </w:rPr>
               <w:t>2.13 Spreadsheets, CSV and upload templates</w:t>
               <w:tab/>
-              <w:t>10</w:t>
+              <w:t>11</w:t>
             </w:r>
           </w:hyperlink>
         </w:p>
@@ -2446,7 +2547,7 @@
             </w:tabs>
             <w:rPr/>
           </w:pPr>
-          <w:hyperlink w:anchor="__RefHeading___Toc9328_4084622315">
+          <w:hyperlink w:anchor="__RefHeading___Toc20358_1872304043">
             <w:r>
               <w:rPr>
                 <w:webHidden/>
@@ -2454,7 +2555,7 @@
               </w:rPr>
               <w:t>2.14 Reports engine (modules/reports)</w:t>
               <w:tab/>
-              <w:t>10</w:t>
+              <w:t>11</w:t>
             </w:r>
           </w:hyperlink>
         </w:p>
@@ -2467,7 +2568,7 @@
             </w:tabs>
             <w:rPr/>
           </w:pPr>
-          <w:hyperlink w:anchor="__RefHeading___Toc9330_4084622315">
+          <w:hyperlink w:anchor="__RefHeading___Toc20360_1872304043">
             <w:r>
               <w:rPr>
                 <w:webHidden/>
@@ -2475,7 +2576,7 @@
               </w:rPr>
               <w:t>2.15 File storage and signed links</w:t>
               <w:tab/>
-              <w:t>10</w:t>
+              <w:t>12</w:t>
             </w:r>
           </w:hyperlink>
         </w:p>
@@ -2488,7 +2589,7 @@
             </w:tabs>
             <w:rPr/>
           </w:pPr>
-          <w:hyperlink w:anchor="__RefHeading___Toc9332_4084622315">
+          <w:hyperlink w:anchor="__RefHeading___Toc20362_1872304043">
             <w:r>
               <w:rPr>
                 <w:webHidden/>
@@ -2496,7 +2597,7 @@
               </w:rPr>
               <w:t>2.16 Scheduler and housekeeping (jobs/)</w:t>
               <w:tab/>
-              <w:t>10</w:t>
+              <w:t>12</w:t>
             </w:r>
           </w:hyperlink>
         </w:p>
@@ -2509,7 +2610,7 @@
             </w:tabs>
             <w:rPr/>
           </w:pPr>
-          <w:hyperlink w:anchor="__RefHeading___Toc9334_4084622315">
+          <w:hyperlink w:anchor="__RefHeading___Toc20364_1872304043">
             <w:r>
               <w:rPr>
                 <w:webHidden/>
@@ -2517,7 +2618,7 @@
               </w:rPr>
               <w:t>2.17 Rate limiting and upload limits</w:t>
               <w:tab/>
-              <w:t>11</w:t>
+              <w:t>13</w:t>
             </w:r>
           </w:hyperlink>
         </w:p>
@@ -2530,7 +2631,7 @@
             </w:tabs>
             <w:rPr/>
           </w:pPr>
-          <w:hyperlink w:anchor="__RefHeading___Toc9336_4084622315">
+          <w:hyperlink w:anchor="__RefHeading___Toc20366_1872304043">
             <w:r>
               <w:rPr>
                 <w:webHidden/>
@@ -2538,7 +2639,7 @@
               </w:rPr>
               <w:t>2.18 Dates, money and validation</w:t>
               <w:tab/>
-              <w:t>11</w:t>
+              <w:t>13</w:t>
             </w:r>
           </w:hyperlink>
         </w:p>
@@ -2551,7 +2652,7 @@
             </w:tabs>
             <w:rPr/>
           </w:pPr>
-          <w:hyperlink w:anchor="__RefHeading___Toc9338_4084622315">
+          <w:hyperlink w:anchor="__RefHeading___Toc20368_1872304043">
             <w:r>
               <w:rPr>
                 <w:webHidden/>
@@ -2559,7 +2660,7 @@
               </w:rPr>
               <w:t>3 Front-end shared components</w:t>
               <w:tab/>
-              <w:t>12</w:t>
+              <w:t>14</w:t>
             </w:r>
           </w:hyperlink>
         </w:p>
@@ -2572,7 +2673,7 @@
             </w:tabs>
             <w:rPr/>
           </w:pPr>
-          <w:hyperlink w:anchor="__RefHeading___Toc9340_4084622315">
+          <w:hyperlink w:anchor="__RefHeading___Toc20370_1872304043">
             <w:r>
               <w:rPr>
                 <w:webHidden/>
@@ -2580,7 +2681,7 @@
               </w:rPr>
               <w:t>4 Related documents</w:t>
               <w:tab/>
-              <w:t>13</w:t>
+              <w:t>15</w:t>
             </w:r>
           </w:hyperlink>
         </w:p>
@@ -2593,7 +2694,7 @@
             </w:tabs>
             <w:rPr/>
           </w:pPr>
-          <w:hyperlink w:anchor="__RefHeading___Toc9342_4084622315">
+          <w:hyperlink w:anchor="__RefHeading___Toc20372_1872304043">
             <w:r>
               <w:rPr>
                 <w:webHidden/>
@@ -2601,7 +2702,7 @@
               </w:rPr>
               <w:t>5 Glossary</w:t>
               <w:tab/>
-              <w:t>14</w:t>
+              <w:t>16</w:t>
             </w:r>
           </w:hyperlink>
           <w:r>
@@ -2624,7 +2725,7 @@
       <w:r>
         <w:br w:type="page"/>
       </w:r>
-      <w:bookmarkStart w:id="0" w:name="__RefHeading___Toc9296_4084622315"/>
+      <w:bookmarkStart w:id="0" w:name="__RefHeading___Toc20326_1872304043"/>
       <w:bookmarkEnd w:id="0"/>
       <w:r>
         <w:rPr>
@@ -2638,7 +2739,7 @@
         <w:pStyle w:val="Heading2"/>
         <w:rPr/>
       </w:pPr>
-      <w:bookmarkStart w:id="1" w:name="__RefHeading___Toc9298_4084622315"/>
+      <w:bookmarkStart w:id="1" w:name="__RefHeading___Toc20328_1872304043"/>
       <w:bookmarkEnd w:id="1"/>
       <w:r>
         <w:rPr>
@@ -2729,7 +2830,7 @@
         <w:rPr/>
         <w:drawing>
           <wp:inline distT="0" distB="0" distL="0" distR="0">
-            <wp:extent cx="7514590" cy="4319905"/>
+            <wp:extent cx="6221730" cy="4319905"/>
             <wp:effectExtent l="0" t="0" r="0" b="0"/>
             <wp:docPr id="2" name="Picture 2" descr=""/>
             <wp:cNvGraphicFramePr>
@@ -2753,7 +2854,7 @@
                   <pic:spPr bwMode="auto">
                     <a:xfrm>
                       <a:off x="0" y="0"/>
-                      <a:ext cx="7514590" cy="4319905"/>
+                      <a:ext cx="6221730" cy="4319905"/>
                     </a:xfrm>
                     <a:prstGeom prst="rect">
                       <a:avLst/>
@@ -2814,7 +2915,7 @@
         </w:pBdr>
         <w:rPr/>
       </w:pPr>
-      <w:bookmarkStart w:id="2" w:name="__RefHeading___Toc9300_4084622315"/>
+      <w:bookmarkStart w:id="2" w:name="__RefHeading___Toc20330_1872304043"/>
       <w:bookmarkEnd w:id="2"/>
       <w:r>
         <w:rPr>
@@ -2828,7 +2929,7 @@
         <w:pStyle w:val="Heading2"/>
         <w:rPr/>
       </w:pPr>
-      <w:bookmarkStart w:id="3" w:name="__RefHeading___Toc9302_4084622315"/>
+      <w:bookmarkStart w:id="3" w:name="__RefHeading___Toc20332_1872304043"/>
       <w:bookmarkEnd w:id="3"/>
       <w:r>
         <w:rPr>
@@ -5200,7 +5301,763 @@
                 <w:rFonts w:eastAsia="Nunito" w:cs="Nunito"/>
                 <w:sz w:val="17"/>
               </w:rPr>
+              <w:t xml:space="preserve">, </w:t>
+            </w:r>
+            <w:r>
+              <w:rPr>
+                <w:rFonts w:eastAsia="Liberation Mono" w:cs="Liberation Mono" w:ascii="Liberation Mono" w:hAnsi="Liberation Mono"/>
+                <w:color w:val="0B3D7A"/>
+                <w:sz w:val="15"/>
+              </w:rPr>
+              <w:t>runInTransaction</w:t>
+            </w:r>
+            <w:r>
+              <w:rPr>
+                <w:rFonts w:eastAsia="Nunito" w:cs="Nunito"/>
+                <w:sz w:val="17"/>
+              </w:rPr>
               <w:t>; migrations under an advisory lock</w:t>
+            </w:r>
+          </w:p>
+        </w:tc>
+      </w:tr>
+      <w:tr>
+        <w:trPr>
+          <w:cantSplit w:val="true"/>
+        </w:trPr>
+        <w:tc>
+          <w:tcPr>
+            <w:tcW w:w="2312" w:type="dxa"/>
+            <w:tcBorders>
+              <w:top w:val="single" w:sz="4" w:space="0" w:color="C9D6E3"/>
+              <w:left w:val="single" w:sz="4" w:space="0" w:color="C9D6E3"/>
+              <w:bottom w:val="single" w:sz="4" w:space="0" w:color="C9D6E3"/>
+              <w:right w:val="single" w:sz="4" w:space="0" w:color="C9D6E3"/>
+            </w:tcBorders>
+          </w:tcPr>
+          <w:p>
+            <w:pPr>
+              <w:pStyle w:val="TableText"/>
+              <w:rPr/>
+            </w:pPr>
+            <w:r>
+              <w:rPr>
+                <w:rFonts w:eastAsia="Nunito" w:cs="Nunito"/>
+                <w:sz w:val="17"/>
+              </w:rPr>
+              <w:t>Setting owners</w:t>
+            </w:r>
+          </w:p>
+        </w:tc>
+        <w:tc>
+          <w:tcPr>
+            <w:tcW w:w="2699" w:type="dxa"/>
+            <w:tcBorders>
+              <w:top w:val="single" w:sz="4" w:space="0" w:color="C9D6E3"/>
+              <w:left w:val="single" w:sz="4" w:space="0" w:color="C9D6E3"/>
+              <w:bottom w:val="single" w:sz="4" w:space="0" w:color="C9D6E3"/>
+              <w:right w:val="single" w:sz="4" w:space="0" w:color="C9D6E3"/>
+            </w:tcBorders>
+          </w:tcPr>
+          <w:p>
+            <w:pPr>
+              <w:pStyle w:val="TableText"/>
+              <w:rPr/>
+            </w:pPr>
+            <w:r>
+              <w:rPr>
+                <w:rFonts w:eastAsia="Liberation Mono" w:cs="Liberation Mono" w:ascii="Liberation Mono" w:hAnsi="Liberation Mono"/>
+                <w:color w:val="0B3D7A"/>
+                <w:sz w:val="15"/>
+              </w:rPr>
+              <w:t>lib/settingOwners.js</w:t>
+            </w:r>
+          </w:p>
+        </w:tc>
+        <w:tc>
+          <w:tcPr>
+            <w:tcW w:w="4626" w:type="dxa"/>
+            <w:tcBorders>
+              <w:top w:val="single" w:sz="4" w:space="0" w:color="C9D6E3"/>
+              <w:left w:val="single" w:sz="4" w:space="0" w:color="C9D6E3"/>
+              <w:bottom w:val="single" w:sz="4" w:space="0" w:color="C9D6E3"/>
+              <w:right w:val="single" w:sz="4" w:space="0" w:color="C9D6E3"/>
+            </w:tcBorders>
+          </w:tcPr>
+          <w:p>
+            <w:pPr>
+              <w:pStyle w:val="TableText"/>
+              <w:rPr/>
+            </w:pPr>
+            <w:r>
+              <w:rPr>
+                <w:rFonts w:eastAsia="Nunito" w:cs="Nunito"/>
+                <w:sz w:val="17"/>
+              </w:rPr>
+              <w:t>Keys changed only on their own screen (branding, company identity, premium taxes)</w:t>
+            </w:r>
+          </w:p>
+        </w:tc>
+      </w:tr>
+      <w:tr>
+        <w:trPr>
+          <w:cantSplit w:val="true"/>
+        </w:trPr>
+        <w:tc>
+          <w:tcPr>
+            <w:tcW w:w="2312" w:type="dxa"/>
+            <w:tcBorders>
+              <w:top w:val="single" w:sz="4" w:space="0" w:color="C9D6E3"/>
+              <w:left w:val="single" w:sz="4" w:space="0" w:color="C9D6E3"/>
+              <w:bottom w:val="single" w:sz="4" w:space="0" w:color="C9D6E3"/>
+              <w:right w:val="single" w:sz="4" w:space="0" w:color="C9D6E3"/>
+            </w:tcBorders>
+            <w:shd w:color="auto" w:fill="F3F9FE" w:val="clear"/>
+          </w:tcPr>
+          <w:p>
+            <w:pPr>
+              <w:pStyle w:val="TableText"/>
+              <w:rPr/>
+            </w:pPr>
+            <w:r>
+              <w:rPr>
+                <w:rFonts w:eastAsia="Nunito" w:cs="Nunito"/>
+                <w:sz w:val="17"/>
+              </w:rPr>
+              <w:t>Audit events</w:t>
+            </w:r>
+          </w:p>
+        </w:tc>
+        <w:tc>
+          <w:tcPr>
+            <w:tcW w:w="2699" w:type="dxa"/>
+            <w:tcBorders>
+              <w:top w:val="single" w:sz="4" w:space="0" w:color="C9D6E3"/>
+              <w:left w:val="single" w:sz="4" w:space="0" w:color="C9D6E3"/>
+              <w:bottom w:val="single" w:sz="4" w:space="0" w:color="C9D6E3"/>
+              <w:right w:val="single" w:sz="4" w:space="0" w:color="C9D6E3"/>
+            </w:tcBorders>
+            <w:shd w:color="auto" w:fill="F3F9FE" w:val="clear"/>
+          </w:tcPr>
+          <w:p>
+            <w:pPr>
+              <w:pStyle w:val="TableText"/>
+              <w:rPr/>
+            </w:pPr>
+            <w:r>
+              <w:rPr>
+                <w:rFonts w:eastAsia="Liberation Mono" w:cs="Liberation Mono" w:ascii="Liberation Mono" w:hAnsi="Liberation Mono"/>
+                <w:color w:val="0B3D7A"/>
+                <w:sz w:val="15"/>
+              </w:rPr>
+              <w:t>lib/auditEvents.js</w:t>
+            </w:r>
+            <w:r>
+              <w:rPr>
+                <w:rFonts w:eastAsia="Nunito" w:cs="Nunito"/>
+                <w:sz w:val="17"/>
+              </w:rPr>
+              <w:t xml:space="preserve">, </w:t>
+            </w:r>
+            <w:r>
+              <w:rPr>
+                <w:rFonts w:eastAsia="Liberation Mono" w:cs="Liberation Mono" w:ascii="Liberation Mono" w:hAnsi="Liberation Mono"/>
+                <w:color w:val="0B3D7A"/>
+                <w:sz w:val="15"/>
+              </w:rPr>
+              <w:t>modules/audit</w:t>
+            </w:r>
+          </w:p>
+        </w:tc>
+        <w:tc>
+          <w:tcPr>
+            <w:tcW w:w="4626" w:type="dxa"/>
+            <w:tcBorders>
+              <w:top w:val="single" w:sz="4" w:space="0" w:color="C9D6E3"/>
+              <w:left w:val="single" w:sz="4" w:space="0" w:color="C9D6E3"/>
+              <w:bottom w:val="single" w:sz="4" w:space="0" w:color="C9D6E3"/>
+              <w:right w:val="single" w:sz="4" w:space="0" w:color="C9D6E3"/>
+            </w:tcBorders>
+            <w:shd w:color="auto" w:fill="F3F9FE" w:val="clear"/>
+          </w:tcPr>
+          <w:p>
+            <w:pPr>
+              <w:pStyle w:val="TableText"/>
+              <w:rPr/>
+            </w:pPr>
+            <w:r>
+              <w:rPr>
+                <w:rFonts w:eastAsia="Nunito" w:cs="Nunito"/>
+                <w:sz w:val="17"/>
+              </w:rPr>
+              <w:t>The audit trail read back as business events with labels, old and new values, source</w:t>
+            </w:r>
+          </w:p>
+        </w:tc>
+      </w:tr>
+      <w:tr>
+        <w:trPr>
+          <w:cantSplit w:val="true"/>
+        </w:trPr>
+        <w:tc>
+          <w:tcPr>
+            <w:tcW w:w="2312" w:type="dxa"/>
+            <w:tcBorders>
+              <w:top w:val="single" w:sz="4" w:space="0" w:color="C9D6E3"/>
+              <w:left w:val="single" w:sz="4" w:space="0" w:color="C9D6E3"/>
+              <w:bottom w:val="single" w:sz="4" w:space="0" w:color="C9D6E3"/>
+              <w:right w:val="single" w:sz="4" w:space="0" w:color="C9D6E3"/>
+            </w:tcBorders>
+          </w:tcPr>
+          <w:p>
+            <w:pPr>
+              <w:pStyle w:val="TableText"/>
+              <w:rPr/>
+            </w:pPr>
+            <w:r>
+              <w:rPr>
+                <w:rFonts w:eastAsia="Nunito" w:cs="Nunito"/>
+                <w:sz w:val="17"/>
+              </w:rPr>
+              <w:t>Currency and addresses</w:t>
+            </w:r>
+          </w:p>
+        </w:tc>
+        <w:tc>
+          <w:tcPr>
+            <w:tcW w:w="2699" w:type="dxa"/>
+            <w:tcBorders>
+              <w:top w:val="single" w:sz="4" w:space="0" w:color="C9D6E3"/>
+              <w:left w:val="single" w:sz="4" w:space="0" w:color="C9D6E3"/>
+              <w:bottom w:val="single" w:sz="4" w:space="0" w:color="C9D6E3"/>
+              <w:right w:val="single" w:sz="4" w:space="0" w:color="C9D6E3"/>
+            </w:tcBorders>
+          </w:tcPr>
+          <w:p>
+            <w:pPr>
+              <w:pStyle w:val="TableText"/>
+              <w:rPr/>
+            </w:pPr>
+            <w:r>
+              <w:rPr>
+                <w:rFonts w:eastAsia="Liberation Mono" w:cs="Liberation Mono" w:ascii="Liberation Mono" w:hAnsi="Liberation Mono"/>
+                <w:color w:val="0B3D7A"/>
+                <w:sz w:val="15"/>
+              </w:rPr>
+              <w:t>lib/currency.js</w:t>
+            </w:r>
+            <w:r>
+              <w:rPr>
+                <w:rFonts w:eastAsia="Nunito" w:cs="Nunito"/>
+                <w:sz w:val="17"/>
+              </w:rPr>
+              <w:t xml:space="preserve">, </w:t>
+            </w:r>
+            <w:r>
+              <w:rPr>
+                <w:rFonts w:eastAsia="Liberation Mono" w:cs="Liberation Mono" w:ascii="Liberation Mono" w:hAnsi="Liberation Mono"/>
+                <w:color w:val="0B3D7A"/>
+                <w:sz w:val="15"/>
+              </w:rPr>
+              <w:t>lib/address.js</w:t>
+            </w:r>
+          </w:p>
+        </w:tc>
+        <w:tc>
+          <w:tcPr>
+            <w:tcW w:w="4626" w:type="dxa"/>
+            <w:tcBorders>
+              <w:top w:val="single" w:sz="4" w:space="0" w:color="C9D6E3"/>
+              <w:left w:val="single" w:sz="4" w:space="0" w:color="C9D6E3"/>
+              <w:bottom w:val="single" w:sz="4" w:space="0" w:color="C9D6E3"/>
+              <w:right w:val="single" w:sz="4" w:space="0" w:color="C9D6E3"/>
+            </w:tcBorders>
+          </w:tcPr>
+          <w:p>
+            <w:pPr>
+              <w:pStyle w:val="TableText"/>
+              <w:rPr/>
+            </w:pPr>
+            <w:r>
+              <w:rPr>
+                <w:rFonts w:eastAsia="Nunito" w:cs="Nunito"/>
+                <w:sz w:val="17"/>
+              </w:rPr>
+              <w:t>Base currency and dated exchange rates; Philippine address format with the region derived from the city or province</w:t>
+            </w:r>
+          </w:p>
+        </w:tc>
+      </w:tr>
+      <w:tr>
+        <w:trPr>
+          <w:cantSplit w:val="true"/>
+        </w:trPr>
+        <w:tc>
+          <w:tcPr>
+            <w:tcW w:w="2312" w:type="dxa"/>
+            <w:tcBorders>
+              <w:top w:val="single" w:sz="4" w:space="0" w:color="C9D6E3"/>
+              <w:left w:val="single" w:sz="4" w:space="0" w:color="C9D6E3"/>
+              <w:bottom w:val="single" w:sz="4" w:space="0" w:color="C9D6E3"/>
+              <w:right w:val="single" w:sz="4" w:space="0" w:color="C9D6E3"/>
+            </w:tcBorders>
+            <w:shd w:color="auto" w:fill="F3F9FE" w:val="clear"/>
+          </w:tcPr>
+          <w:p>
+            <w:pPr>
+              <w:pStyle w:val="TableText"/>
+              <w:rPr/>
+            </w:pPr>
+            <w:r>
+              <w:rPr>
+                <w:rFonts w:eastAsia="Nunito" w:cs="Nunito"/>
+                <w:sz w:val="17"/>
+              </w:rPr>
+              <w:t>Branding</w:t>
+            </w:r>
+          </w:p>
+        </w:tc>
+        <w:tc>
+          <w:tcPr>
+            <w:tcW w:w="2699" w:type="dxa"/>
+            <w:tcBorders>
+              <w:top w:val="single" w:sz="4" w:space="0" w:color="C9D6E3"/>
+              <w:left w:val="single" w:sz="4" w:space="0" w:color="C9D6E3"/>
+              <w:bottom w:val="single" w:sz="4" w:space="0" w:color="C9D6E3"/>
+              <w:right w:val="single" w:sz="4" w:space="0" w:color="C9D6E3"/>
+            </w:tcBorders>
+            <w:shd w:color="auto" w:fill="F3F9FE" w:val="clear"/>
+          </w:tcPr>
+          <w:p>
+            <w:pPr>
+              <w:pStyle w:val="TableText"/>
+              <w:rPr/>
+            </w:pPr>
+            <w:r>
+              <w:rPr>
+                <w:rFonts w:eastAsia="Liberation Mono" w:cs="Liberation Mono" w:ascii="Liberation Mono" w:hAnsi="Liberation Mono"/>
+                <w:color w:val="0B3D7A"/>
+                <w:sz w:val="15"/>
+              </w:rPr>
+              <w:t>modules/branding/service.js</w:t>
+            </w:r>
+            <w:r>
+              <w:rPr>
+                <w:rFonts w:eastAsia="Nunito" w:cs="Nunito"/>
+                <w:sz w:val="17"/>
+              </w:rPr>
+              <w:t xml:space="preserve">, front end </w:t>
+            </w:r>
+            <w:r>
+              <w:rPr>
+                <w:rFonts w:eastAsia="Liberation Mono" w:cs="Liberation Mono" w:ascii="Liberation Mono" w:hAnsi="Liberation Mono"/>
+                <w:color w:val="0B3D7A"/>
+                <w:sz w:val="15"/>
+              </w:rPr>
+              <w:t>theme/runtime</w:t>
+            </w:r>
+          </w:p>
+        </w:tc>
+        <w:tc>
+          <w:tcPr>
+            <w:tcW w:w="4626" w:type="dxa"/>
+            <w:tcBorders>
+              <w:top w:val="single" w:sz="4" w:space="0" w:color="C9D6E3"/>
+              <w:left w:val="single" w:sz="4" w:space="0" w:color="C9D6E3"/>
+              <w:bottom w:val="single" w:sz="4" w:space="0" w:color="C9D6E3"/>
+              <w:right w:val="single" w:sz="4" w:space="0" w:color="C9D6E3"/>
+            </w:tcBorders>
+            <w:shd w:color="auto" w:fill="F3F9FE" w:val="clear"/>
+          </w:tcPr>
+          <w:p>
+            <w:pPr>
+              <w:pStyle w:val="TableText"/>
+              <w:rPr/>
+            </w:pPr>
+            <w:r>
+              <w:rPr>
+                <w:rFonts w:eastAsia="Nunito" w:cs="Nunito"/>
+                <w:sz w:val="17"/>
+              </w:rPr>
+              <w:t>Theme, logo, sign-in picture, document and e-mail branding, brand packs; runtime CSS custom properties</w:t>
+            </w:r>
+          </w:p>
+        </w:tc>
+      </w:tr>
+      <w:tr>
+        <w:trPr>
+          <w:cantSplit w:val="true"/>
+        </w:trPr>
+        <w:tc>
+          <w:tcPr>
+            <w:tcW w:w="2312" w:type="dxa"/>
+            <w:tcBorders>
+              <w:top w:val="single" w:sz="4" w:space="0" w:color="C9D6E3"/>
+              <w:left w:val="single" w:sz="4" w:space="0" w:color="C9D6E3"/>
+              <w:bottom w:val="single" w:sz="4" w:space="0" w:color="C9D6E3"/>
+              <w:right w:val="single" w:sz="4" w:space="0" w:color="C9D6E3"/>
+            </w:tcBorders>
+          </w:tcPr>
+          <w:p>
+            <w:pPr>
+              <w:pStyle w:val="TableText"/>
+              <w:rPr/>
+            </w:pPr>
+            <w:r>
+              <w:rPr>
+                <w:rFonts w:eastAsia="Nunito" w:cs="Nunito"/>
+                <w:sz w:val="17"/>
+              </w:rPr>
+              <w:t>E-signatures</w:t>
+            </w:r>
+          </w:p>
+        </w:tc>
+        <w:tc>
+          <w:tcPr>
+            <w:tcW w:w="2699" w:type="dxa"/>
+            <w:tcBorders>
+              <w:top w:val="single" w:sz="4" w:space="0" w:color="C9D6E3"/>
+              <w:left w:val="single" w:sz="4" w:space="0" w:color="C9D6E3"/>
+              <w:bottom w:val="single" w:sz="4" w:space="0" w:color="C9D6E3"/>
+              <w:right w:val="single" w:sz="4" w:space="0" w:color="C9D6E3"/>
+            </w:tcBorders>
+          </w:tcPr>
+          <w:p>
+            <w:pPr>
+              <w:pStyle w:val="TableText"/>
+              <w:rPr/>
+            </w:pPr>
+            <w:r>
+              <w:rPr>
+                <w:rFonts w:eastAsia="Liberation Mono" w:cs="Liberation Mono" w:ascii="Liberation Mono" w:hAnsi="Liberation Mono"/>
+                <w:color w:val="0B3D7A"/>
+                <w:sz w:val="15"/>
+              </w:rPr>
+              <w:t>modules/e-signatures</w:t>
+            </w:r>
+          </w:p>
+        </w:tc>
+        <w:tc>
+          <w:tcPr>
+            <w:tcW w:w="4626" w:type="dxa"/>
+            <w:tcBorders>
+              <w:top w:val="single" w:sz="4" w:space="0" w:color="C9D6E3"/>
+              <w:left w:val="single" w:sz="4" w:space="0" w:color="C9D6E3"/>
+              <w:bottom w:val="single" w:sz="4" w:space="0" w:color="C9D6E3"/>
+              <w:right w:val="single" w:sz="4" w:space="0" w:color="C9D6E3"/>
+            </w:tcBorders>
+          </w:tcPr>
+          <w:p>
+            <w:pPr>
+              <w:pStyle w:val="TableText"/>
+              <w:rPr/>
+            </w:pPr>
+            <w:r>
+              <w:rPr>
+                <w:rFonts w:eastAsia="Nunito" w:cs="Nunito"/>
+                <w:sz w:val="17"/>
+              </w:rPr>
+              <w:t>Signature images with consent, versions, revocation; mapping of signatures to document slots</w:t>
+            </w:r>
+          </w:p>
+        </w:tc>
+      </w:tr>
+      <w:tr>
+        <w:trPr>
+          <w:cantSplit w:val="true"/>
+        </w:trPr>
+        <w:tc>
+          <w:tcPr>
+            <w:tcW w:w="2312" w:type="dxa"/>
+            <w:tcBorders>
+              <w:top w:val="single" w:sz="4" w:space="0" w:color="C9D6E3"/>
+              <w:left w:val="single" w:sz="4" w:space="0" w:color="C9D6E3"/>
+              <w:bottom w:val="single" w:sz="4" w:space="0" w:color="C9D6E3"/>
+              <w:right w:val="single" w:sz="4" w:space="0" w:color="C9D6E3"/>
+            </w:tcBorders>
+            <w:shd w:color="auto" w:fill="F3F9FE" w:val="clear"/>
+          </w:tcPr>
+          <w:p>
+            <w:pPr>
+              <w:pStyle w:val="TableText"/>
+              <w:rPr/>
+            </w:pPr>
+            <w:r>
+              <w:rPr>
+                <w:rFonts w:eastAsia="Nunito" w:cs="Nunito"/>
+                <w:sz w:val="17"/>
+              </w:rPr>
+              <w:t>Integration framework</w:t>
+            </w:r>
+          </w:p>
+        </w:tc>
+        <w:tc>
+          <w:tcPr>
+            <w:tcW w:w="2699" w:type="dxa"/>
+            <w:tcBorders>
+              <w:top w:val="single" w:sz="4" w:space="0" w:color="C9D6E3"/>
+              <w:left w:val="single" w:sz="4" w:space="0" w:color="C9D6E3"/>
+              <w:bottom w:val="single" w:sz="4" w:space="0" w:color="C9D6E3"/>
+              <w:right w:val="single" w:sz="4" w:space="0" w:color="C9D6E3"/>
+            </w:tcBorders>
+            <w:shd w:color="auto" w:fill="F3F9FE" w:val="clear"/>
+          </w:tcPr>
+          <w:p>
+            <w:pPr>
+              <w:pStyle w:val="TableText"/>
+              <w:rPr/>
+            </w:pPr>
+            <w:r>
+              <w:rPr>
+                <w:rFonts w:eastAsia="Liberation Mono" w:cs="Liberation Mono" w:ascii="Liberation Mono" w:hAnsi="Liberation Mono"/>
+                <w:color w:val="0B3D7A"/>
+                <w:sz w:val="15"/>
+              </w:rPr>
+              <w:t>modules/integrations/framework</w:t>
+            </w:r>
+          </w:p>
+        </w:tc>
+        <w:tc>
+          <w:tcPr>
+            <w:tcW w:w="4626" w:type="dxa"/>
+            <w:tcBorders>
+              <w:top w:val="single" w:sz="4" w:space="0" w:color="C9D6E3"/>
+              <w:left w:val="single" w:sz="4" w:space="0" w:color="C9D6E3"/>
+              <w:bottom w:val="single" w:sz="4" w:space="0" w:color="C9D6E3"/>
+              <w:right w:val="single" w:sz="4" w:space="0" w:color="C9D6E3"/>
+            </w:tcBorders>
+            <w:shd w:color="auto" w:fill="F3F9FE" w:val="clear"/>
+          </w:tcPr>
+          <w:p>
+            <w:pPr>
+              <w:pStyle w:val="TableText"/>
+              <w:rPr/>
+            </w:pPr>
+            <w:r>
+              <w:rPr>
+                <w:rFonts w:eastAsia="Nunito" w:cs="Nunito"/>
+                <w:sz w:val="17"/>
+              </w:rPr>
+              <w:t>Connectors in test or live mode, outbox with retries and backoff, inbox with signature check, adapters and fake provider</w:t>
+            </w:r>
+          </w:p>
+        </w:tc>
+      </w:tr>
+      <w:tr>
+        <w:trPr>
+          <w:cantSplit w:val="true"/>
+        </w:trPr>
+        <w:tc>
+          <w:tcPr>
+            <w:tcW w:w="2312" w:type="dxa"/>
+            <w:tcBorders>
+              <w:top w:val="single" w:sz="4" w:space="0" w:color="C9D6E3"/>
+              <w:left w:val="single" w:sz="4" w:space="0" w:color="C9D6E3"/>
+              <w:bottom w:val="single" w:sz="4" w:space="0" w:color="C9D6E3"/>
+              <w:right w:val="single" w:sz="4" w:space="0" w:color="C9D6E3"/>
+            </w:tcBorders>
+          </w:tcPr>
+          <w:p>
+            <w:pPr>
+              <w:pStyle w:val="TableText"/>
+              <w:rPr/>
+            </w:pPr>
+            <w:r>
+              <w:rPr>
+                <w:rFonts w:eastAsia="Nunito" w:cs="Nunito"/>
+                <w:sz w:val="17"/>
+              </w:rPr>
+              <w:t>Personal data protection (package B)</w:t>
+            </w:r>
+          </w:p>
+        </w:tc>
+        <w:tc>
+          <w:tcPr>
+            <w:tcW w:w="2699" w:type="dxa"/>
+            <w:tcBorders>
+              <w:top w:val="single" w:sz="4" w:space="0" w:color="C9D6E3"/>
+              <w:left w:val="single" w:sz="4" w:space="0" w:color="C9D6E3"/>
+              <w:bottom w:val="single" w:sz="4" w:space="0" w:color="C9D6E3"/>
+              <w:right w:val="single" w:sz="4" w:space="0" w:color="C9D6E3"/>
+            </w:tcBorders>
+          </w:tcPr>
+          <w:p>
+            <w:pPr>
+              <w:pStyle w:val="TableText"/>
+              <w:rPr/>
+            </w:pPr>
+            <w:r>
+              <w:rPr>
+                <w:rFonts w:eastAsia="Liberation Mono" w:cs="Liberation Mono" w:ascii="Liberation Mono" w:hAnsi="Liberation Mono"/>
+                <w:color w:val="0B3D7A"/>
+                <w:sz w:val="15"/>
+              </w:rPr>
+              <w:t>lib/pii.js</w:t>
+            </w:r>
+            <w:r>
+              <w:rPr>
+                <w:rFonts w:eastAsia="Nunito" w:cs="Nunito"/>
+                <w:sz w:val="17"/>
+              </w:rPr>
+              <w:t xml:space="preserve">, </w:t>
+            </w:r>
+            <w:r>
+              <w:rPr>
+                <w:rFonts w:eastAsia="Liberation Mono" w:cs="Liberation Mono" w:ascii="Liberation Mono" w:hAnsi="Liberation Mono"/>
+                <w:color w:val="0B3D7A"/>
+                <w:sz w:val="15"/>
+              </w:rPr>
+              <w:t>lib/piiPolicy.js</w:t>
+            </w:r>
+          </w:p>
+        </w:tc>
+        <w:tc>
+          <w:tcPr>
+            <w:tcW w:w="4626" w:type="dxa"/>
+            <w:tcBorders>
+              <w:top w:val="single" w:sz="4" w:space="0" w:color="C9D6E3"/>
+              <w:left w:val="single" w:sz="4" w:space="0" w:color="C9D6E3"/>
+              <w:bottom w:val="single" w:sz="4" w:space="0" w:color="C9D6E3"/>
+              <w:right w:val="single" w:sz="4" w:space="0" w:color="C9D6E3"/>
+            </w:tcBorders>
+          </w:tcPr>
+          <w:p>
+            <w:pPr>
+              <w:pStyle w:val="TableText"/>
+              <w:rPr/>
+            </w:pPr>
+            <w:r>
+              <w:rPr>
+                <w:rFonts w:eastAsia="Nunito" w:cs="Nunito"/>
+                <w:sz w:val="17"/>
+              </w:rPr>
+              <w:t>Field encryption of TIN, ID and bank account numbers with blind indexes; masking by role (</w:t>
+            </w:r>
+            <w:r>
+              <w:rPr>
+                <w:rFonts w:eastAsia="Liberation Mono" w:cs="Liberation Mono" w:ascii="Liberation Mono" w:hAnsi="Liberation Mono"/>
+                <w:color w:val="0B3D7A"/>
+                <w:sz w:val="15"/>
+              </w:rPr>
+              <w:t>view:pii</w:t>
+            </w:r>
+            <w:r>
+              <w:rPr>
+                <w:rFonts w:eastAsia="Nunito" w:cs="Nunito"/>
+                <w:sz w:val="17"/>
+              </w:rPr>
+              <w:t>); key rotation (</w:t>
+            </w:r>
+            <w:r>
+              <w:rPr>
+                <w:rFonts w:eastAsia="Liberation Mono" w:cs="Liberation Mono" w:ascii="Liberation Mono" w:hAnsi="Liberation Mono"/>
+                <w:color w:val="0B3D7A"/>
+                <w:sz w:val="15"/>
+              </w:rPr>
+              <w:t>npm run pii:rotate</w:t>
+            </w:r>
+            <w:r>
+              <w:rPr>
+                <w:rFonts w:eastAsia="Nunito" w:cs="Nunito"/>
+                <w:sz w:val="17"/>
+              </w:rPr>
+              <w:t>)</w:t>
+            </w:r>
+          </w:p>
+        </w:tc>
+      </w:tr>
+      <w:tr>
+        <w:trPr>
+          <w:cantSplit w:val="true"/>
+        </w:trPr>
+        <w:tc>
+          <w:tcPr>
+            <w:tcW w:w="2312" w:type="dxa"/>
+            <w:tcBorders>
+              <w:top w:val="single" w:sz="4" w:space="0" w:color="C9D6E3"/>
+              <w:left w:val="single" w:sz="4" w:space="0" w:color="C9D6E3"/>
+              <w:bottom w:val="single" w:sz="4" w:space="0" w:color="C9D6E3"/>
+              <w:right w:val="single" w:sz="4" w:space="0" w:color="C9D6E3"/>
+            </w:tcBorders>
+            <w:shd w:color="auto" w:fill="F3F9FE" w:val="clear"/>
+          </w:tcPr>
+          <w:p>
+            <w:pPr>
+              <w:pStyle w:val="TableText"/>
+              <w:rPr/>
+            </w:pPr>
+            <w:r>
+              <w:rPr>
+                <w:rFonts w:eastAsia="Nunito" w:cs="Nunito"/>
+                <w:sz w:val="17"/>
+              </w:rPr>
+              <w:t>Environment and go-live controls</w:t>
+            </w:r>
+          </w:p>
+        </w:tc>
+        <w:tc>
+          <w:tcPr>
+            <w:tcW w:w="2699" w:type="dxa"/>
+            <w:tcBorders>
+              <w:top w:val="single" w:sz="4" w:space="0" w:color="C9D6E3"/>
+              <w:left w:val="single" w:sz="4" w:space="0" w:color="C9D6E3"/>
+              <w:bottom w:val="single" w:sz="4" w:space="0" w:color="C9D6E3"/>
+              <w:right w:val="single" w:sz="4" w:space="0" w:color="C9D6E3"/>
+            </w:tcBorders>
+            <w:shd w:color="auto" w:fill="F3F9FE" w:val="clear"/>
+          </w:tcPr>
+          <w:p>
+            <w:pPr>
+              <w:pStyle w:val="TableText"/>
+              <w:rPr/>
+            </w:pPr>
+            <w:r>
+              <w:rPr>
+                <w:rFonts w:eastAsia="Liberation Mono" w:cs="Liberation Mono" w:ascii="Liberation Mono" w:hAnsi="Liberation Mono"/>
+                <w:color w:val="0B3D7A"/>
+                <w:sz w:val="15"/>
+              </w:rPr>
+              <w:t>lib/environment.js</w:t>
+            </w:r>
+            <w:r>
+              <w:rPr>
+                <w:rFonts w:eastAsia="Nunito" w:cs="Nunito"/>
+                <w:sz w:val="17"/>
+              </w:rPr>
+              <w:t xml:space="preserve">, </w:t>
+            </w:r>
+            <w:r>
+              <w:rPr>
+                <w:rFonts w:eastAsia="Liberation Mono" w:cs="Liberation Mono" w:ascii="Liberation Mono" w:hAnsi="Liberation Mono"/>
+                <w:color w:val="0B3D7A"/>
+                <w:sz w:val="15"/>
+              </w:rPr>
+              <w:t>lib/goLiveLock.js</w:t>
+            </w:r>
+          </w:p>
+        </w:tc>
+        <w:tc>
+          <w:tcPr>
+            <w:tcW w:w="4626" w:type="dxa"/>
+            <w:tcBorders>
+              <w:top w:val="single" w:sz="4" w:space="0" w:color="C9D6E3"/>
+              <w:left w:val="single" w:sz="4" w:space="0" w:color="C9D6E3"/>
+              <w:bottom w:val="single" w:sz="4" w:space="0" w:color="C9D6E3"/>
+              <w:right w:val="single" w:sz="4" w:space="0" w:color="C9D6E3"/>
+            </w:tcBorders>
+            <w:shd w:color="auto" w:fill="F3F9FE" w:val="clear"/>
+          </w:tcPr>
+          <w:p>
+            <w:pPr>
+              <w:pStyle w:val="TableText"/>
+              <w:rPr/>
+            </w:pPr>
+            <w:r>
+              <w:rPr>
+                <w:rFonts w:eastAsia="Nunito" w:cs="Nunito"/>
+                <w:sz w:val="17"/>
+              </w:rPr>
+              <w:t>Environment marker read by the masking tool; go-live lock read by the transaction reset</w:t>
             </w:r>
           </w:p>
         </w:tc>
@@ -5221,7 +6078,7 @@
         <w:pStyle w:val="Heading2"/>
         <w:rPr/>
       </w:pPr>
-      <w:bookmarkStart w:id="4" w:name="__RefHeading___Toc9304_4084622315"/>
+      <w:bookmarkStart w:id="4" w:name="__RefHeading___Toc20334_1872304043"/>
       <w:bookmarkEnd w:id="4"/>
       <w:r>
         <w:rPr>
@@ -5759,7 +6616,7 @@
         <w:pStyle w:val="Heading2"/>
         <w:rPr/>
       </w:pPr>
-      <w:bookmarkStart w:id="5" w:name="__RefHeading___Toc9306_4084622315"/>
+      <w:bookmarkStart w:id="5" w:name="__RefHeading___Toc20336_1872304043"/>
       <w:bookmarkEnd w:id="5"/>
       <w:r>
         <w:rPr>
@@ -5931,7 +6788,7 @@
         <w:pStyle w:val="Heading2"/>
         <w:rPr/>
       </w:pPr>
-      <w:bookmarkStart w:id="6" w:name="__RefHeading___Toc9308_4084622315"/>
+      <w:bookmarkStart w:id="6" w:name="__RefHeading___Toc20338_1872304043"/>
       <w:bookmarkEnd w:id="6"/>
       <w:r>
         <w:rPr>
@@ -6774,7 +7631,7 @@
         <w:pStyle w:val="Heading2"/>
         <w:rPr/>
       </w:pPr>
-      <w:bookmarkStart w:id="7" w:name="__RefHeading___Toc9310_4084622315"/>
+      <w:bookmarkStart w:id="7" w:name="__RefHeading___Toc20340_1872304043"/>
       <w:bookmarkEnd w:id="7"/>
       <w:r>
         <w:rPr>
@@ -6842,7 +7699,7 @@
         <w:pStyle w:val="Heading2"/>
         <w:rPr/>
       </w:pPr>
-      <w:bookmarkStart w:id="8" w:name="__RefHeading___Toc9312_4084622315"/>
+      <w:bookmarkStart w:id="8" w:name="__RefHeading___Toc20342_1872304043"/>
       <w:bookmarkEnd w:id="8"/>
       <w:r>
         <w:rPr>
@@ -7000,7 +7857,7 @@
         <w:pStyle w:val="Heading2"/>
         <w:rPr/>
       </w:pPr>
-      <w:bookmarkStart w:id="9" w:name="__RefHeading___Toc9314_4084622315"/>
+      <w:bookmarkStart w:id="9" w:name="__RefHeading___Toc20344_1872304043"/>
       <w:bookmarkEnd w:id="9"/>
       <w:r>
         <w:rPr>
@@ -7104,7 +7961,7 @@
         <w:pStyle w:val="Heading2"/>
         <w:rPr/>
       </w:pPr>
-      <w:bookmarkStart w:id="10" w:name="__RefHeading___Toc9316_4084622315"/>
+      <w:bookmarkStart w:id="10" w:name="__RefHeading___Toc20346_1872304043"/>
       <w:bookmarkEnd w:id="10"/>
       <w:r>
         <w:rPr>
@@ -7236,7 +8093,7 @@
         <w:pStyle w:val="Heading2"/>
         <w:rPr/>
       </w:pPr>
-      <w:bookmarkStart w:id="11" w:name="__RefHeading___Toc9318_4084622315"/>
+      <w:bookmarkStart w:id="11" w:name="__RefHeading___Toc20348_1872304043"/>
       <w:bookmarkEnd w:id="11"/>
       <w:r>
         <w:rPr>
@@ -7346,7 +8203,7 @@
         <w:pStyle w:val="Heading2"/>
         <w:rPr/>
       </w:pPr>
-      <w:bookmarkStart w:id="12" w:name="__RefHeading___Toc9320_4084622315"/>
+      <w:bookmarkStart w:id="12" w:name="__RefHeading___Toc20350_1872304043"/>
       <w:bookmarkEnd w:id="12"/>
       <w:r>
         <w:rPr>
@@ -7456,7 +8313,63 @@
         <w:rPr>
           <w:rFonts w:eastAsia="Nunito" w:cs="Nunito"/>
         </w:rPr>
-        <w:t>.</w:t>
+        <w:t xml:space="preserve">. The maker-checker flows use </w:t>
+      </w:r>
+      <w:r>
+        <w:rPr>
+          <w:rFonts w:eastAsia="Liberation Mono" w:cs="Liberation Mono" w:ascii="Liberation Mono" w:hAnsi="Liberation Mono"/>
+          <w:color w:val="0B3D7A"/>
+          <w:sz w:val="18"/>
+        </w:rPr>
+        <w:t>notifications/approvals.js</w:t>
+      </w:r>
+      <w:r>
+        <w:rPr>
+          <w:rFonts w:eastAsia="Nunito" w:cs="Nunito"/>
+        </w:rPr>
+        <w:t xml:space="preserve">: </w:t>
+      </w:r>
+      <w:r>
+        <w:rPr>
+          <w:rFonts w:eastAsia="Liberation Mono" w:cs="Liberation Mono" w:ascii="Liberation Mono" w:hAnsi="Liberation Mono"/>
+          <w:color w:val="0B3D7A"/>
+          <w:sz w:val="18"/>
+        </w:rPr>
+        <w:t>notifyApprovers</w:t>
+      </w:r>
+      <w:r>
+        <w:rPr>
+          <w:rFonts w:eastAsia="Nunito" w:cs="Nunito"/>
+        </w:rPr>
+        <w:t xml:space="preserve"> sends "&lt;document&gt; &lt;number&gt; awaiting approval" to the permission of the approve endpoint (or to named users where a role approves), </w:t>
+      </w:r>
+      <w:r>
+        <w:rPr>
+          <w:rFonts w:eastAsia="Liberation Mono" w:cs="Liberation Mono" w:ascii="Liberation Mono" w:hAnsi="Liberation Mono"/>
+          <w:color w:val="0B3D7A"/>
+          <w:sz w:val="18"/>
+        </w:rPr>
+        <w:t>notifyDecision</w:t>
+      </w:r>
+      <w:r>
+        <w:rPr>
+          <w:rFonts w:eastAsia="Nunito" w:cs="Nunito"/>
+        </w:rPr>
+        <w:t xml:space="preserve"> sends "&lt;document&gt; &lt;number&gt; approved / rejected" (with the reason) to the maker. </w:t>
+      </w:r>
+      <w:r>
+        <w:rPr>
+          <w:rFonts w:eastAsia="Liberation Mono" w:cs="Liberation Mono" w:ascii="Liberation Mono" w:hAnsi="Liberation Mono"/>
+          <w:color w:val="0B3D7A"/>
+          <w:sz w:val="18"/>
+        </w:rPr>
+        <w:t>notification.approval_requests</w:t>
+      </w:r>
+      <w:r>
+        <w:rPr>
+          <w:rFonts w:eastAsia="Nunito" w:cs="Nunito"/>
+        </w:rPr>
+        <w:t xml:space="preserve"> switches both off; a notification that cannot be created is logged and never fails the transaction.</w:t>
       </w:r>
     </w:p>
     <w:p>
@@ -7464,7 +8377,7 @@
         <w:pStyle w:val="Heading2"/>
         <w:rPr/>
       </w:pPr>
-      <w:bookmarkStart w:id="13" w:name="__RefHeading___Toc9322_4084622315"/>
+      <w:bookmarkStart w:id="13" w:name="__RefHeading___Toc20352_1872304043"/>
       <w:bookmarkEnd w:id="13"/>
       <w:r>
         <w:rPr>
@@ -7830,7 +8743,7 @@
         <w:pStyle w:val="Heading2"/>
         <w:rPr/>
       </w:pPr>
-      <w:bookmarkStart w:id="14" w:name="__RefHeading___Toc9324_4084622315"/>
+      <w:bookmarkStart w:id="14" w:name="__RefHeading___Toc20354_1872304043"/>
       <w:bookmarkEnd w:id="14"/>
       <w:r>
         <w:rPr>
@@ -7996,7 +8909,7 @@
         <w:pStyle w:val="Heading2"/>
         <w:rPr/>
       </w:pPr>
-      <w:bookmarkStart w:id="15" w:name="__RefHeading___Toc9326_4084622315"/>
+      <w:bookmarkStart w:id="15" w:name="__RefHeading___Toc20356_1872304043"/>
       <w:bookmarkEnd w:id="15"/>
       <w:r>
         <w:rPr>
@@ -8342,7 +9255,7 @@
                 <w:color w:val="0B3D7A"/>
                 <w:sz w:val="15"/>
               </w:rPr>
-              <w:t>docs/templates</w:t>
+              <w:t>docs/package/05_Delivery/Upload_Templates</w:t>
             </w:r>
           </w:p>
         </w:tc>
@@ -8363,7 +9276,7 @@
         <w:pStyle w:val="Heading2"/>
         <w:rPr/>
       </w:pPr>
-      <w:bookmarkStart w:id="16" w:name="__RefHeading___Toc9328_4084622315"/>
+      <w:bookmarkStart w:id="16" w:name="__RefHeading___Toc20358_1872304043"/>
       <w:bookmarkEnd w:id="16"/>
       <w:r>
         <w:rPr>
@@ -8529,7 +9442,7 @@
         <w:pStyle w:val="Heading2"/>
         <w:rPr/>
       </w:pPr>
-      <w:bookmarkStart w:id="17" w:name="__RefHeading___Toc9330_4084622315"/>
+      <w:bookmarkStart w:id="17" w:name="__RefHeading___Toc20360_1872304043"/>
       <w:bookmarkEnd w:id="17"/>
       <w:r>
         <w:rPr>
@@ -9173,7 +10086,7 @@
         <w:pStyle w:val="Heading2"/>
         <w:rPr/>
       </w:pPr>
-      <w:bookmarkStart w:id="18" w:name="__RefHeading___Toc9332_4084622315"/>
+      <w:bookmarkStart w:id="18" w:name="__RefHeading___Toc20362_1872304043"/>
       <w:bookmarkEnd w:id="18"/>
       <w:r>
         <w:rPr>
@@ -9752,18 +10665,25 @@
             </w:pPr>
             <w:r>
               <w:rPr>
+                <w:rFonts w:eastAsia="Nunito" w:cs="Nunito"/>
+                <w:sz w:val="17"/>
+              </w:rPr>
+              <w:t xml:space="preserve">32 seeded jobs (35 with package B) in </w:t>
+            </w:r>
+            <w:r>
+              <w:rPr>
                 <w:rFonts w:eastAsia="Liberation Mono" w:cs="Liberation Mono" w:ascii="Liberation Mono" w:hAnsi="Liberation Mono"/>
                 <w:color w:val="0B3D7A"/>
                 <w:sz w:val="15"/>
               </w:rPr>
-              <w:t>renewalNotices</w:t>
-            </w:r>
-            <w:r>
-              <w:rPr>
-                <w:rFonts w:eastAsia="Nunito" w:cs="Nunito"/>
-                <w:sz w:val="17"/>
-              </w:rPr>
-              <w:t xml:space="preserve">, </w:t>
+              <w:t>jobs/handlers.js</w:t>
+            </w:r>
+            <w:r>
+              <w:rPr>
+                <w:rFonts w:eastAsia="Nunito" w:cs="Nunito"/>
+                <w:sz w:val="17"/>
+              </w:rPr>
+              <w:t xml:space="preserve"> and the modules' own </w:t>
             </w:r>
             <w:r>
               <w:rPr>
@@ -9771,14 +10691,14 @@
                 <w:color w:val="0B3D7A"/>
                 <w:sz w:val="15"/>
               </w:rPr>
-              <w:t>policyExpiry</w:t>
-            </w:r>
-            <w:r>
-              <w:rPr>
-                <w:rFonts w:eastAsia="Nunito" w:cs="Nunito"/>
-                <w:sz w:val="17"/>
-              </w:rPr>
-              <w:t xml:space="preserve">, </w:t>
+              <w:t>jobs.js</w:t>
+            </w:r>
+            <w:r>
+              <w:rPr>
+                <w:rFonts w:eastAsia="Nunito" w:cs="Nunito"/>
+                <w:sz w:val="17"/>
+              </w:rPr>
+              <w:t xml:space="preserve">, re-exported by the handlers file: renewals, expiries, ageing and reminders, e-mail and integration outboxes, My Work reminders, cover note expiry, PDC deposit due, claim document reminders, AML monitoring and KYC refresh, period-end jobs, bank matching, EIS outbox, lead assignment SLA, campaigns, BI extract, SMS notices and, with package B, licence, complaint and breach deadline reminders; plus </w:t>
             </w:r>
             <w:r>
               <w:rPr>
@@ -9786,202 +10706,14 @@
                 <w:color w:val="0B3D7A"/>
                 <w:sz w:val="15"/>
               </w:rPr>
-              <w:t>quoteExpiry</w:t>
-            </w:r>
-            <w:r>
-              <w:rPr>
-                <w:rFonts w:eastAsia="Nunito" w:cs="Nunito"/>
-                <w:sz w:val="17"/>
-              </w:rPr>
-              <w:t xml:space="preserve">, </w:t>
-            </w:r>
-            <w:r>
-              <w:rPr>
-                <w:rFonts w:eastAsia="Liberation Mono" w:cs="Liberation Mono" w:ascii="Liberation Mono" w:hAnsi="Liberation Mono"/>
-                <w:color w:val="0B3D7A"/>
-                <w:sz w:val="15"/>
-              </w:rPr>
-              <w:t>receivableAgeing</w:t>
-            </w:r>
-            <w:r>
-              <w:rPr>
-                <w:rFonts w:eastAsia="Nunito" w:cs="Nunito"/>
-                <w:sz w:val="17"/>
-              </w:rPr>
-              <w:t xml:space="preserve">, </w:t>
-            </w:r>
-            <w:r>
-              <w:rPr>
-                <w:rFonts w:eastAsia="Liberation Mono" w:cs="Liberation Mono" w:ascii="Liberation Mono" w:hAnsi="Liberation Mono"/>
-                <w:color w:val="0B3D7A"/>
-                <w:sz w:val="15"/>
-              </w:rPr>
-              <w:t>dailyReports</w:t>
-            </w:r>
-            <w:r>
-              <w:rPr>
-                <w:rFonts w:eastAsia="Nunito" w:cs="Nunito"/>
-                <w:sz w:val="17"/>
-              </w:rPr>
-              <w:t xml:space="preserve">, </w:t>
-            </w:r>
-            <w:r>
-              <w:rPr>
-                <w:rFonts w:eastAsia="Liberation Mono" w:cs="Liberation Mono" w:ascii="Liberation Mono" w:hAnsi="Liberation Mono"/>
-                <w:color w:val="0B3D7A"/>
-                <w:sz w:val="15"/>
-              </w:rPr>
-              <w:t>emailOutbox</w:t>
-            </w:r>
-            <w:r>
-              <w:rPr>
-                <w:rFonts w:eastAsia="Nunito" w:cs="Nunito"/>
-                <w:sz w:val="17"/>
-              </w:rPr>
-              <w:t xml:space="preserve">, </w:t>
-            </w:r>
-            <w:r>
-              <w:rPr>
-                <w:rFonts w:eastAsia="Liberation Mono" w:cs="Liberation Mono" w:ascii="Liberation Mono" w:hAnsi="Liberation Mono"/>
-                <w:color w:val="0B3D7A"/>
-                <w:sz w:val="15"/>
-              </w:rPr>
-              <w:t>processRenewalQueue</w:t>
-            </w:r>
-            <w:r>
-              <w:rPr>
-                <w:rFonts w:eastAsia="Nunito" w:cs="Nunito"/>
-                <w:sz w:val="17"/>
-              </w:rPr>
-              <w:t xml:space="preserve">, </w:t>
-            </w:r>
-            <w:r>
-              <w:rPr>
-                <w:rFonts w:eastAsia="Liberation Mono" w:cs="Liberation Mono" w:ascii="Liberation Mono" w:hAnsi="Liberation Mono"/>
-                <w:color w:val="0B3D7A"/>
-                <w:sz w:val="15"/>
-              </w:rPr>
-              <w:t>renewalPipeline</w:t>
-            </w:r>
-            <w:r>
-              <w:rPr>
-                <w:rFonts w:eastAsia="Nunito" w:cs="Nunito"/>
-                <w:sz w:val="17"/>
-              </w:rPr>
-              <w:t xml:space="preserve">, </w:t>
-            </w:r>
-            <w:r>
-              <w:rPr>
-                <w:rFonts w:eastAsia="Liberation Mono" w:cs="Liberation Mono" w:ascii="Liberation Mono" w:hAnsi="Liberation Mono"/>
-                <w:color w:val="0B3D7A"/>
-                <w:sz w:val="15"/>
-              </w:rPr>
-              <w:t>collectionReminders</w:t>
-            </w:r>
-            <w:r>
-              <w:rPr>
-                <w:rFonts w:eastAsia="Nunito" w:cs="Nunito"/>
-                <w:sz w:val="17"/>
-              </w:rPr>
-              <w:t xml:space="preserve">, </w:t>
-            </w:r>
-            <w:r>
-              <w:rPr>
-                <w:rFonts w:eastAsia="Liberation Mono" w:cs="Liberation Mono" w:ascii="Liberation Mono" w:hAnsi="Liberation Mono"/>
-                <w:color w:val="0B3D7A"/>
-                <w:sz w:val="15"/>
-              </w:rPr>
-              <w:t>housekeeping</w:t>
-            </w:r>
-            <w:r>
-              <w:rPr>
-                <w:rFonts w:eastAsia="Nunito" w:cs="Nunito"/>
-                <w:sz w:val="17"/>
-              </w:rPr>
-              <w:t xml:space="preserve">, </w:t>
-            </w:r>
-            <w:r>
-              <w:rPr>
-                <w:rFonts w:eastAsia="Liberation Mono" w:cs="Liberation Mono" w:ascii="Liberation Mono" w:hAnsi="Liberation Mono"/>
-                <w:color w:val="0B3D7A"/>
-                <w:sz w:val="15"/>
-              </w:rPr>
-              <w:t>monthEndReminder</w:t>
-            </w:r>
-            <w:r>
-              <w:rPr>
-                <w:rFonts w:eastAsia="Nunito" w:cs="Nunito"/>
-                <w:sz w:val="17"/>
-              </w:rPr>
-              <w:t xml:space="preserve">, </w:t>
-            </w:r>
-            <w:r>
-              <w:rPr>
-                <w:rFonts w:eastAsia="Liberation Mono" w:cs="Liberation Mono" w:ascii="Liberation Mono" w:hAnsi="Liberation Mono"/>
-                <w:color w:val="0B3D7A"/>
-                <w:sz w:val="15"/>
-              </w:rPr>
-              <w:t>recurringJournals</w:t>
-            </w:r>
-            <w:r>
-              <w:rPr>
-                <w:rFonts w:eastAsia="Nunito" w:cs="Nunito"/>
-                <w:sz w:val="17"/>
-              </w:rPr>
-              <w:t xml:space="preserve">, </w:t>
-            </w:r>
-            <w:r>
-              <w:rPr>
-                <w:rFonts w:eastAsia="Liberation Mono" w:cs="Liberation Mono" w:ascii="Liberation Mono" w:hAnsi="Liberation Mono"/>
-                <w:color w:val="0B3D7A"/>
-                <w:sz w:val="15"/>
-              </w:rPr>
-              <w:t>accrualReversal</w:t>
-            </w:r>
-            <w:r>
-              <w:rPr>
-                <w:rFonts w:eastAsia="Nunito" w:cs="Nunito"/>
-                <w:sz w:val="17"/>
-              </w:rPr>
-              <w:t xml:space="preserve">, </w:t>
-            </w:r>
-            <w:r>
-              <w:rPr>
-                <w:rFonts w:eastAsia="Liberation Mono" w:cs="Liberation Mono" w:ascii="Liberation Mono" w:hAnsi="Liberation Mono"/>
-                <w:color w:val="0B3D7A"/>
-                <w:sz w:val="15"/>
-              </w:rPr>
-              <w:t>periodAutoSoftClose</w:t>
-            </w:r>
-            <w:r>
-              <w:rPr>
-                <w:rFonts w:eastAsia="Nunito" w:cs="Nunito"/>
-                <w:sz w:val="17"/>
-              </w:rPr>
-              <w:t xml:space="preserve">, </w:t>
-            </w:r>
-            <w:r>
-              <w:rPr>
-                <w:rFonts w:eastAsia="Liberation Mono" w:cs="Liberation Mono" w:ascii="Liberation Mono" w:hAnsi="Liberation Mono"/>
-                <w:color w:val="0B3D7A"/>
-                <w:sz w:val="15"/>
-              </w:rPr>
-              <w:t>bankAutoMatch</w:t>
-            </w:r>
-            <w:r>
-              <w:rPr>
-                <w:rFonts w:eastAsia="Nunito" w:cs="Nunito"/>
-                <w:sz w:val="17"/>
-              </w:rPr>
-              <w:t xml:space="preserve">, </w:t>
-            </w:r>
-            <w:r>
-              <w:rPr>
-                <w:rFonts w:eastAsia="Liberation Mono" w:cs="Liberation Mono" w:ascii="Liberation Mono" w:hAnsi="Liberation Mono"/>
-                <w:color w:val="0B3D7A"/>
-                <w:sz w:val="15"/>
-              </w:rPr>
               <w:t>scheduledReport</w:t>
+            </w:r>
+            <w:r>
+              <w:rPr>
+                <w:rFonts w:eastAsia="Nunito" w:cs="Nunito"/>
+                <w:sz w:val="17"/>
+              </w:rPr>
+              <w:t xml:space="preserve"> for report schedules. The Technical Reference lists each job with its module and default state</w:t>
             </w:r>
           </w:p>
         </w:tc>
@@ -10072,7 +10804,7 @@
                 <w:rFonts w:eastAsia="Nunito" w:cs="Nunito"/>
                 <w:sz w:val="17"/>
               </w:rPr>
-              <w:t xml:space="preserve"> is set, and never below seven years (document 10).</w:t>
+              <w:t xml:space="preserve"> is set, and never below seven years (document 10). The operational tables of the integration framework, the EIS outbox and the go-live workbench are not yet purged (Gap, document 10).</w:t>
             </w:r>
           </w:p>
         </w:tc>
@@ -10093,7 +10825,7 @@
         <w:pStyle w:val="Heading2"/>
         <w:rPr/>
       </w:pPr>
-      <w:bookmarkStart w:id="19" w:name="__RefHeading___Toc9334_4084622315"/>
+      <w:bookmarkStart w:id="19" w:name="__RefHeading___Toc20364_1872304043"/>
       <w:bookmarkEnd w:id="19"/>
       <w:r>
         <w:rPr>
@@ -10239,7 +10971,7 @@
         <w:pStyle w:val="Heading2"/>
         <w:rPr/>
       </w:pPr>
-      <w:bookmarkStart w:id="20" w:name="__RefHeading___Toc9336_4084622315"/>
+      <w:bookmarkStart w:id="20" w:name="__RefHeading___Toc20366_1872304043"/>
       <w:bookmarkEnd w:id="20"/>
       <w:r>
         <w:rPr>
@@ -11181,7 +11913,7 @@
         </w:pBdr>
         <w:rPr/>
       </w:pPr>
-      <w:bookmarkStart w:id="21" w:name="__RefHeading___Toc9338_4084622315"/>
+      <w:bookmarkStart w:id="21" w:name="__RefHeading___Toc20368_1872304043"/>
       <w:bookmarkEnd w:id="21"/>
       <w:r>
         <w:rPr>
@@ -12689,7 +13421,7 @@
         </w:pBdr>
         <w:rPr/>
       </w:pPr>
-      <w:bookmarkStart w:id="22" w:name="__RefHeading___Toc9340_4084622315"/>
+      <w:bookmarkStart w:id="22" w:name="__RefHeading___Toc20370_1872304043"/>
       <w:bookmarkEnd w:id="22"/>
       <w:r>
         <w:rPr>
@@ -13728,7 +14460,7 @@
         </w:pBdr>
         <w:rPr/>
       </w:pPr>
-      <w:bookmarkStart w:id="23" w:name="__RefHeading___Toc9342_4084622315"/>
+      <w:bookmarkStart w:id="23" w:name="__RefHeading___Toc20372_1872304043"/>
       <w:bookmarkEnd w:id="23"/>
       <w:r>
         <w:rPr>
@@ -14609,7 +15341,7 @@
                 <w:rFonts w:eastAsia="Nunito" w:cs="Nunito"/>
                 <w:sz w:val="17"/>
               </w:rPr>
-              <w:t>Maker-checker</w:t>
+              <w:t>KYC</w:t>
             </w:r>
           </w:p>
         </w:tc>
@@ -14633,7 +15365,7 @@
                 <w:rFonts w:eastAsia="Nunito" w:cs="Nunito"/>
                 <w:sz w:val="17"/>
               </w:rPr>
-              <w:t>Control in which a record created or submitted by one user must be approved by a different user.</w:t>
+              <w:t>Know your customer: identification data required before a policy is issued.</w:t>
             </w:r>
           </w:p>
         </w:tc>
@@ -14663,7 +15395,7 @@
                 <w:rFonts w:eastAsia="Nunito" w:cs="Nunito"/>
                 <w:sz w:val="17"/>
               </w:rPr>
-              <w:t>Migration</w:t>
+              <w:t>Maker-checker</w:t>
             </w:r>
           </w:p>
         </w:tc>
@@ -14688,7 +15420,7 @@
                 <w:rFonts w:eastAsia="Nunito" w:cs="Nunito"/>
                 <w:sz w:val="17"/>
               </w:rPr>
-              <w:t>Numbered SQL file in backend/src/db/migrations applied once, in order, on API start.</w:t>
+              <w:t>Control in which a record created or submitted by one user must be approved by a different user.</w:t>
             </w:r>
           </w:p>
         </w:tc>
@@ -14717,7 +15449,7 @@
                 <w:rFonts w:eastAsia="Nunito" w:cs="Nunito"/>
                 <w:sz w:val="17"/>
               </w:rPr>
-              <w:t>Office 365</w:t>
+              <w:t>Migration</w:t>
             </w:r>
           </w:p>
         </w:tc>
@@ -14741,7 +15473,7 @@
                 <w:rFonts w:eastAsia="Nunito" w:cs="Nunito"/>
                 <w:sz w:val="17"/>
               </w:rPr>
-              <w:t>Microsoft 365 mail service; BrokerVerse sends e-mail through smtp.office365.com with the mailbox in SMTP_URL.</w:t>
+              <w:t>Numbered SQL file in backend/src/db/migrations applied once, in order, on API start.</w:t>
             </w:r>
           </w:p>
         </w:tc>
@@ -14771,7 +15503,7 @@
                 <w:rFonts w:eastAsia="Nunito" w:cs="Nunito"/>
                 <w:sz w:val="17"/>
               </w:rPr>
-              <w:t>Posting rule</w:t>
+              <w:t>Office 365</w:t>
             </w:r>
           </w:p>
         </w:tc>
@@ -14796,7 +15528,7 @@
                 <w:rFonts w:eastAsia="Nunito" w:cs="Nunito"/>
                 <w:sz w:val="17"/>
               </w:rPr>
-              <w:t>Versioned definition of the journal lines for one business event (policy issued, receipt applied ...); every system journal is built from it.</w:t>
+              <w:t>Microsoft 365 mail service; BrokerVerse sends e-mail through smtp.office365.com with the mailbox in SMTP_URL.</w:t>
             </w:r>
           </w:p>
         </w:tc>
@@ -14825,7 +15557,7 @@
                 <w:rFonts w:eastAsia="Nunito" w:cs="Nunito"/>
                 <w:sz w:val="17"/>
               </w:rPr>
-              <w:t>Record scope</w:t>
+              <w:t>Posting rule</w:t>
             </w:r>
           </w:p>
         </w:tc>
@@ -14849,7 +15581,7 @@
                 <w:rFonts w:eastAsia="Nunito" w:cs="Nunito"/>
                 <w:sz w:val="17"/>
               </w:rPr>
-              <w:t>Rule that users holding only roles listed in security.scoped_roles see only their own records (lib/scope.js); no role is scoped by default.</w:t>
+              <w:t>Versioned definition of the journal lines for one business event (policy issued, receipt applied ...); every system journal is built from it.</w:t>
             </w:r>
           </w:p>
         </w:tc>
@@ -14879,7 +15611,7 @@
                 <w:rFonts w:eastAsia="Nunito" w:cs="Nunito"/>
                 <w:sz w:val="17"/>
               </w:rPr>
-              <w:t>Refresh token</w:t>
+              <w:t>Record scope</w:t>
             </w:r>
           </w:p>
         </w:tc>
@@ -14904,7 +15636,7 @@
                 <w:rFonts w:eastAsia="Nunito" w:cs="Nunito"/>
                 <w:sz w:val="17"/>
               </w:rPr>
-              <w:t>Long-lived token (30 days) exchanged for a new access token; rotated on every use.</w:t>
+              <w:t>Rule that users holding only roles listed in security.scoped_roles see only their own records (lib/scope.js); no role is scoped by default.</w:t>
             </w:r>
           </w:p>
         </w:tc>
@@ -14933,7 +15665,7 @@
                 <w:rFonts w:eastAsia="Nunito" w:cs="Nunito"/>
                 <w:sz w:val="17"/>
               </w:rPr>
-              <w:t>Remittance</w:t>
+              <w:t>Refresh token</w:t>
             </w:r>
           </w:p>
         </w:tc>
@@ -14957,7 +15689,7 @@
                 <w:rFonts w:eastAsia="Nunito" w:cs="Nunito"/>
                 <w:sz w:val="17"/>
               </w:rPr>
-              <w:t>Payment of collected premium, net of commission, from the broker to the insurer.</w:t>
+              <w:t>Long-lived token (30 days) exchanged for a new access token; rotated on every use.</w:t>
             </w:r>
           </w:p>
         </w:tc>
@@ -14987,7 +15719,7 @@
                 <w:rFonts w:eastAsia="Nunito" w:cs="Nunito"/>
                 <w:sz w:val="17"/>
               </w:rPr>
-              <w:t>RPO</w:t>
+              <w:t>Remittance</w:t>
             </w:r>
           </w:p>
         </w:tc>
@@ -15012,7 +15744,7 @@
                 <w:rFonts w:eastAsia="Nunito" w:cs="Nunito"/>
                 <w:sz w:val="17"/>
               </w:rPr>
-              <w:t>Recovery point objective: the maximum acceptable data loss, measured in time.</w:t>
+              <w:t>Payment of collected premium, net of commission, from the broker to the insurer.</w:t>
             </w:r>
           </w:p>
         </w:tc>
@@ -15041,7 +15773,7 @@
                 <w:rFonts w:eastAsia="Nunito" w:cs="Nunito"/>
                 <w:sz w:val="17"/>
               </w:rPr>
-              <w:t>RTO</w:t>
+              <w:t>RPO</w:t>
             </w:r>
           </w:p>
         </w:tc>
@@ -15065,7 +15797,7 @@
                 <w:rFonts w:eastAsia="Nunito" w:cs="Nunito"/>
                 <w:sz w:val="17"/>
               </w:rPr>
-              <w:t>Recovery time objective: the maximum acceptable time to restore service.</w:t>
+              <w:t>Recovery point objective: the maximum acceptable data loss, measured in time.</w:t>
             </w:r>
           </w:p>
         </w:tc>
@@ -15095,7 +15827,7 @@
                 <w:rFonts w:eastAsia="Nunito" w:cs="Nunito"/>
                 <w:sz w:val="17"/>
               </w:rPr>
-              <w:t>S3</w:t>
+              <w:t>RTO</w:t>
             </w:r>
           </w:p>
         </w:tc>
@@ -15120,7 +15852,7 @@
                 <w:rFonts w:eastAsia="Nunito" w:cs="Nunito"/>
                 <w:sz w:val="17"/>
               </w:rPr>
-              <w:t>Amazon Simple Storage Service: object storage hosting the SPA build (and proposed archive store).</w:t>
+              <w:t>Recovery time objective: the maximum acceptable time to restore service.</w:t>
             </w:r>
           </w:p>
         </w:tc>
@@ -15149,6 +15881,60 @@
                 <w:rFonts w:eastAsia="Nunito" w:cs="Nunito"/>
                 <w:sz w:val="17"/>
               </w:rPr>
+              <w:t>S3</w:t>
+            </w:r>
+          </w:p>
+        </w:tc>
+        <w:tc>
+          <w:tcPr>
+            <w:tcW w:w="7324" w:type="dxa"/>
+            <w:tcBorders>
+              <w:top w:val="single" w:sz="4" w:space="0" w:color="C9D6E3"/>
+              <w:left w:val="single" w:sz="4" w:space="0" w:color="C9D6E3"/>
+              <w:bottom w:val="single" w:sz="4" w:space="0" w:color="C9D6E3"/>
+              <w:right w:val="single" w:sz="4" w:space="0" w:color="C9D6E3"/>
+            </w:tcBorders>
+          </w:tcPr>
+          <w:p>
+            <w:pPr>
+              <w:pStyle w:val="TableText"/>
+              <w:rPr/>
+            </w:pPr>
+            <w:r>
+              <w:rPr>
+                <w:rFonts w:eastAsia="Nunito" w:cs="Nunito"/>
+                <w:sz w:val="17"/>
+              </w:rPr>
+              <w:t>Amazon Simple Storage Service: object storage hosting the SPA build (and proposed archive store).</w:t>
+            </w:r>
+          </w:p>
+        </w:tc>
+      </w:tr>
+      <w:tr>
+        <w:trPr>
+          <w:cantSplit w:val="true"/>
+        </w:trPr>
+        <w:tc>
+          <w:tcPr>
+            <w:tcW w:w="2312" w:type="dxa"/>
+            <w:tcBorders>
+              <w:top w:val="single" w:sz="4" w:space="0" w:color="C9D6E3"/>
+              <w:left w:val="single" w:sz="4" w:space="0" w:color="C9D6E3"/>
+              <w:bottom w:val="single" w:sz="4" w:space="0" w:color="C9D6E3"/>
+              <w:right w:val="single" w:sz="4" w:space="0" w:color="C9D6E3"/>
+            </w:tcBorders>
+            <w:shd w:color="auto" w:fill="F3F9FE" w:val="clear"/>
+          </w:tcPr>
+          <w:p>
+            <w:pPr>
+              <w:pStyle w:val="TableText"/>
+              <w:rPr/>
+            </w:pPr>
+            <w:r>
+              <w:rPr>
+                <w:rFonts w:eastAsia="Nunito" w:cs="Nunito"/>
+                <w:sz w:val="17"/>
+              </w:rPr>
               <w:t>Seed</w:t>
             </w:r>
           </w:p>
@@ -15162,6 +15948,7 @@
               <w:bottom w:val="single" w:sz="4" w:space="0" w:color="C9D6E3"/>
               <w:right w:val="single" w:sz="4" w:space="0" w:color="C9D6E3"/>
             </w:tcBorders>
+            <w:shd w:color="auto" w:fill="F3F9FE" w:val="clear"/>
           </w:tcPr>
           <w:p>
             <w:pPr>
@@ -15174,6 +15961,59 @@
                 <w:sz w:val="17"/>
               </w:rPr>
               <w:t>Idempotent data load run on every API start: reference data always, sample data only when SEED_SAMPLE_DATA is on.</w:t>
+            </w:r>
+          </w:p>
+        </w:tc>
+      </w:tr>
+      <w:tr>
+        <w:trPr>
+          <w:cantSplit w:val="true"/>
+        </w:trPr>
+        <w:tc>
+          <w:tcPr>
+            <w:tcW w:w="2312" w:type="dxa"/>
+            <w:tcBorders>
+              <w:top w:val="single" w:sz="4" w:space="0" w:color="C9D6E3"/>
+              <w:left w:val="single" w:sz="4" w:space="0" w:color="C9D6E3"/>
+              <w:bottom w:val="single" w:sz="4" w:space="0" w:color="C9D6E3"/>
+              <w:right w:val="single" w:sz="4" w:space="0" w:color="C9D6E3"/>
+            </w:tcBorders>
+          </w:tcPr>
+          <w:p>
+            <w:pPr>
+              <w:pStyle w:val="TableText"/>
+              <w:rPr/>
+            </w:pPr>
+            <w:r>
+              <w:rPr>
+                <w:rFonts w:eastAsia="Nunito" w:cs="Nunito"/>
+                <w:sz w:val="17"/>
+              </w:rPr>
+              <w:t>SLA</w:t>
+            </w:r>
+          </w:p>
+        </w:tc>
+        <w:tc>
+          <w:tcPr>
+            <w:tcW w:w="7324" w:type="dxa"/>
+            <w:tcBorders>
+              <w:top w:val="single" w:sz="4" w:space="0" w:color="C9D6E3"/>
+              <w:left w:val="single" w:sz="4" w:space="0" w:color="C9D6E3"/>
+              <w:bottom w:val="single" w:sz="4" w:space="0" w:color="C9D6E3"/>
+              <w:right w:val="single" w:sz="4" w:space="0" w:color="C9D6E3"/>
+            </w:tcBorders>
+          </w:tcPr>
+          <w:p>
+            <w:pPr>
+              <w:pStyle w:val="TableText"/>
+              <w:rPr/>
+            </w:pPr>
+            <w:r>
+              <w:rPr>
+                <w:rFonts w:eastAsia="Nunito" w:cs="Nunito"/>
+                <w:sz w:val="17"/>
+              </w:rPr>
+              <w:t>Service level agreement / target time, e.g. for remittance approvals.</w:t>
             </w:r>
           </w:p>
         </w:tc>
@@ -15457,7 +16297,7 @@
         <w:color w:val="5B6776"/>
         <w:sz w:val="16"/>
       </w:rPr>
-      <w:t>29 September 2026  ·  Prepared by iorta TechNXT  ·  Confidential</w:t>
+      <w:t>04 October 2026  ·  Prepared by iorta TechNXT  ·  Confidential</w:t>
       <w:tab/>
       <w:t xml:space="preserve">Page </w:t>
     </w:r>
@@ -15475,7 +16315,7 @@
     </w:r>
     <w:r>
       <w:rPr/>
-      <w:t>4</w:t>
+      <w:t>5</w:t>
     </w:r>
     <w:r>
       <w:rPr/>
@@ -15503,7 +16343,7 @@
     </w:r>
     <w:r>
       <w:rPr/>
-      <w:t>15</w:t>
+      <w:t>17</w:t>
     </w:r>
     <w:r>
       <w:rPr/>
@@ -15548,7 +16388,7 @@
         <w:color w:val="5B6776"/>
         <w:sz w:val="16"/>
       </w:rPr>
-      <w:t>29 September 2026  ·  Prepared by iorta TechNXT  ·  Confidential</w:t>
+      <w:t>04 October 2026  ·  Prepared by iorta TechNXT  ·  Confidential</w:t>
       <w:tab/>
       <w:t xml:space="preserve">Page </w:t>
     </w:r>
@@ -15566,7 +16406,7 @@
     </w:r>
     <w:r>
       <w:rPr/>
-      <w:t>5</w:t>
+      <w:t>6</w:t>
     </w:r>
     <w:r>
       <w:rPr/>
@@ -15594,7 +16434,7 @@
     </w:r>
     <w:r>
       <w:rPr/>
-      <w:t>15</w:t>
+      <w:t>17</w:t>
     </w:r>
     <w:r>
       <w:rPr/>
@@ -15631,7 +16471,7 @@
         <w:color w:val="5B6776"/>
         <w:sz w:val="16"/>
       </w:rPr>
-      <w:t>29 September 2026  ·  Prepared by iorta TechNXT  ·  Confidential</w:t>
+      <w:t>04 October 2026  ·  Prepared by iorta TechNXT  ·  Confidential</w:t>
       <w:tab/>
       <w:t xml:space="preserve">Page </w:t>
     </w:r>
@@ -15649,7 +16489,7 @@
     </w:r>
     <w:r>
       <w:rPr/>
-      <w:t>15</w:t>
+      <w:t>17</w:t>
     </w:r>
     <w:r>
       <w:rPr/>
@@ -15677,7 +16517,7 @@
     </w:r>
     <w:r>
       <w:rPr/>
-      <w:t>15</w:t>
+      <w:t>17</w:t>
     </w:r>
     <w:r>
       <w:rPr/>
@@ -15738,7 +16578,7 @@
         <w:sz w:val="16"/>
       </w:rPr>
       <w:tab/>
-      <w:t>Solution Architecture  ·  Version 1.1</w:t>
+      <w:t>Solution Architecture  ·  Version 1.2</w:t>
     </w:r>
   </w:p>
 </w:hdr>
@@ -15789,7 +16629,7 @@
         <w:sz w:val="16"/>
       </w:rPr>
       <w:tab/>
-      <w:t>Solution Architecture  ·  Version 1.1</w:t>
+      <w:t>Solution Architecture  ·  Version 1.2</w:t>
     </w:r>
   </w:p>
 </w:hdr>
@@ -15832,7 +16672,7 @@
         <w:sz w:val="16"/>
       </w:rPr>
       <w:tab/>
-      <w:t>Solution Architecture  ·  Version 1.1</w:t>
+      <w:t>Solution Architecture  ·  Version 1.2</w:t>
     </w:r>
   </w:p>
 </w:hdr>
